--- a/resources/templates/template_laporan.docx
+++ b/resources/templates/template_laporan.docx
@@ -4144,27 +4144,7 @@
                                     <w:sz w:val="44"/>
                                     <w:szCs w:val="44"/>
                                   </w:rPr>
-                                  <w:t>${</w:t>
-                                </w:r>
-                                <w:proofErr w:type="spellStart"/>
-                                <w:r>
-                                  <w:rPr>
-                                    <w:b/>
-                                    <w:color w:val="FFFFFF" w:themeColor="background1"/>
-                                    <w:sz w:val="44"/>
-                                    <w:szCs w:val="44"/>
-                                  </w:rPr>
-                                  <w:t>bulan</w:t>
-                                </w:r>
-                                <w:proofErr w:type="spellEnd"/>
-                                <w:r>
-                                  <w:rPr>
-                                    <w:b/>
-                                    <w:color w:val="FFFFFF" w:themeColor="background1"/>
-                                    <w:sz w:val="44"/>
-                                    <w:szCs w:val="44"/>
-                                  </w:rPr>
-                                  <w:t>}</w:t>
+                                  <w:t>${bulan}</w:t>
                                 </w:r>
                                 <w:r>
                                   <w:rPr>
@@ -4182,27 +4162,7 @@
                                     <w:sz w:val="44"/>
                                     <w:szCs w:val="44"/>
                                   </w:rPr>
-                                  <w:t>${</w:t>
-                                </w:r>
-                                <w:proofErr w:type="spellStart"/>
-                                <w:r>
-                                  <w:rPr>
-                                    <w:b/>
-                                    <w:color w:val="FFFFFF" w:themeColor="background1"/>
-                                    <w:sz w:val="44"/>
-                                    <w:szCs w:val="44"/>
-                                  </w:rPr>
-                                  <w:t>tahun</w:t>
-                                </w:r>
-                                <w:proofErr w:type="spellEnd"/>
-                                <w:r>
-                                  <w:rPr>
-                                    <w:b/>
-                                    <w:color w:val="FFFFFF" w:themeColor="background1"/>
-                                    <w:sz w:val="44"/>
-                                    <w:szCs w:val="44"/>
-                                  </w:rPr>
-                                  <w:t>}</w:t>
+                                  <w:t>${tahun}</w:t>
                                 </w:r>
                               </w:p>
                             </w:txbxContent>
@@ -4256,27 +4216,7 @@
                               <w:sz w:val="44"/>
                               <w:szCs w:val="44"/>
                             </w:rPr>
-                            <w:t>${</w:t>
-                          </w:r>
-                          <w:proofErr w:type="spellStart"/>
-                          <w:r>
-                            <w:rPr>
-                              <w:b/>
-                              <w:color w:val="FFFFFF" w:themeColor="background1"/>
-                              <w:sz w:val="44"/>
-                              <w:szCs w:val="44"/>
-                            </w:rPr>
-                            <w:t>bulan</w:t>
-                          </w:r>
-                          <w:proofErr w:type="spellEnd"/>
-                          <w:r>
-                            <w:rPr>
-                              <w:b/>
-                              <w:color w:val="FFFFFF" w:themeColor="background1"/>
-                              <w:sz w:val="44"/>
-                              <w:szCs w:val="44"/>
-                            </w:rPr>
-                            <w:t>}</w:t>
+                            <w:t>${bulan}</w:t>
                           </w:r>
                           <w:r>
                             <w:rPr>
@@ -4294,27 +4234,7 @@
                               <w:sz w:val="44"/>
                               <w:szCs w:val="44"/>
                             </w:rPr>
-                            <w:t>${</w:t>
-                          </w:r>
-                          <w:proofErr w:type="spellStart"/>
-                          <w:r>
-                            <w:rPr>
-                              <w:b/>
-                              <w:color w:val="FFFFFF" w:themeColor="background1"/>
-                              <w:sz w:val="44"/>
-                              <w:szCs w:val="44"/>
-                            </w:rPr>
-                            <w:t>tahun</w:t>
-                          </w:r>
-                          <w:proofErr w:type="spellEnd"/>
-                          <w:r>
-                            <w:rPr>
-                              <w:b/>
-                              <w:color w:val="FFFFFF" w:themeColor="background1"/>
-                              <w:sz w:val="44"/>
-                              <w:szCs w:val="44"/>
-                            </w:rPr>
-                            <w:t>}</w:t>
+                            <w:t>${tahun}</w:t>
                           </w:r>
                         </w:p>
                       </w:txbxContent>
@@ -4408,7 +4328,6 @@
                                   </w:sdtPr>
                                   <w:sdtEndPr/>
                                   <w:sdtContent>
-                                    <w:proofErr w:type="spellStart"/>
                                     <w:r>
                                       <w:rPr>
                                         <w:rFonts w:ascii="Bahnschrift SemiCondensed" w:eastAsiaTheme="majorEastAsia" w:hAnsi="Bahnschrift SemiCondensed" w:cstheme="majorBidi"/>
@@ -4417,18 +4336,7 @@
                                         <w:sz w:val="72"/>
                                         <w:szCs w:val="72"/>
                                       </w:rPr>
-                                      <w:t>Laporan</w:t>
-                                    </w:r>
-                                    <w:proofErr w:type="spellEnd"/>
-                                    <w:r>
-                                      <w:rPr>
-                                        <w:rFonts w:ascii="Bahnschrift SemiCondensed" w:eastAsiaTheme="majorEastAsia" w:hAnsi="Bahnschrift SemiCondensed" w:cstheme="majorBidi"/>
-                                        <w:b/>
-                                        <w:color w:val="262626" w:themeColor="text1" w:themeTint="D9"/>
-                                        <w:sz w:val="72"/>
-                                        <w:szCs w:val="72"/>
-                                      </w:rPr>
-                                      <w:t xml:space="preserve"> Kinerja</w:t>
+                                      <w:t>Laporan Kinerja</w:t>
                                     </w:r>
                                   </w:sdtContent>
                                 </w:sdt>
@@ -4450,29 +4358,7 @@
                                     <w:sz w:val="72"/>
                                     <w:szCs w:val="72"/>
                                   </w:rPr>
-                                  <w:t>${</w:t>
-                                </w:r>
-                                <w:proofErr w:type="spellStart"/>
-                                <w:r>
-                                  <w:rPr>
-                                    <w:rFonts w:ascii="Bahnschrift SemiCondensed" w:eastAsiaTheme="majorEastAsia" w:hAnsi="Bahnschrift SemiCondensed" w:cstheme="majorBidi"/>
-                                    <w:b/>
-                                    <w:color w:val="262626" w:themeColor="text1" w:themeTint="D9"/>
-                                    <w:sz w:val="72"/>
-                                    <w:szCs w:val="72"/>
-                                  </w:rPr>
-                                  <w:t>jabatan</w:t>
-                                </w:r>
-                                <w:proofErr w:type="spellEnd"/>
-                                <w:r>
-                                  <w:rPr>
-                                    <w:rFonts w:ascii="Bahnschrift SemiCondensed" w:eastAsiaTheme="majorEastAsia" w:hAnsi="Bahnschrift SemiCondensed" w:cstheme="majorBidi"/>
-                                    <w:b/>
-                                    <w:color w:val="262626" w:themeColor="text1" w:themeTint="D9"/>
-                                    <w:sz w:val="72"/>
-                                    <w:szCs w:val="72"/>
-                                  </w:rPr>
-                                  <w:t>}</w:t>
+                                  <w:t>${jabatan}</w:t>
                                 </w:r>
                               </w:p>
                               <w:p>
@@ -4541,7 +4427,6 @@
                             </w:sdtPr>
                             <w:sdtEndPr/>
                             <w:sdtContent>
-                              <w:proofErr w:type="spellStart"/>
                               <w:r>
                                 <w:rPr>
                                   <w:rFonts w:ascii="Bahnschrift SemiCondensed" w:eastAsiaTheme="majorEastAsia" w:hAnsi="Bahnschrift SemiCondensed" w:cstheme="majorBidi"/>
@@ -4550,18 +4435,7 @@
                                   <w:sz w:val="72"/>
                                   <w:szCs w:val="72"/>
                                 </w:rPr>
-                                <w:t>Laporan</w:t>
-                              </w:r>
-                              <w:proofErr w:type="spellEnd"/>
-                              <w:r>
-                                <w:rPr>
-                                  <w:rFonts w:ascii="Bahnschrift SemiCondensed" w:eastAsiaTheme="majorEastAsia" w:hAnsi="Bahnschrift SemiCondensed" w:cstheme="majorBidi"/>
-                                  <w:b/>
-                                  <w:color w:val="262626" w:themeColor="text1" w:themeTint="D9"/>
-                                  <w:sz w:val="72"/>
-                                  <w:szCs w:val="72"/>
-                                </w:rPr>
-                                <w:t xml:space="preserve"> Kinerja</w:t>
+                                <w:t>Laporan Kinerja</w:t>
                               </w:r>
                             </w:sdtContent>
                           </w:sdt>
@@ -4583,29 +4457,7 @@
                               <w:sz w:val="72"/>
                               <w:szCs w:val="72"/>
                             </w:rPr>
-                            <w:t>${</w:t>
-                          </w:r>
-                          <w:proofErr w:type="spellStart"/>
-                          <w:r>
-                            <w:rPr>
-                              <w:rFonts w:ascii="Bahnschrift SemiCondensed" w:eastAsiaTheme="majorEastAsia" w:hAnsi="Bahnschrift SemiCondensed" w:cstheme="majorBidi"/>
-                              <w:b/>
-                              <w:color w:val="262626" w:themeColor="text1" w:themeTint="D9"/>
-                              <w:sz w:val="72"/>
-                              <w:szCs w:val="72"/>
-                            </w:rPr>
-                            <w:t>jabatan</w:t>
-                          </w:r>
-                          <w:proofErr w:type="spellEnd"/>
-                          <w:r>
-                            <w:rPr>
-                              <w:rFonts w:ascii="Bahnschrift SemiCondensed" w:eastAsiaTheme="majorEastAsia" w:hAnsi="Bahnschrift SemiCondensed" w:cstheme="majorBidi"/>
-                              <w:b/>
-                              <w:color w:val="262626" w:themeColor="text1" w:themeTint="D9"/>
-                              <w:sz w:val="72"/>
-                              <w:szCs w:val="72"/>
-                            </w:rPr>
-                            <w:t>}</w:t>
+                            <w:t>${jabatan}</w:t>
                           </w:r>
                         </w:p>
                         <w:p>
@@ -4761,21 +4613,12 @@
                                     <w:szCs w:val="24"/>
                                   </w:rPr>
                                 </w:pPr>
-                                <w:proofErr w:type="spellStart"/>
                                 <w:r>
                                   <w:rPr>
                                     <w:sz w:val="24"/>
                                     <w:szCs w:val="24"/>
                                   </w:rPr>
-                                  <w:t>Disusun</w:t>
-                                </w:r>
-                                <w:proofErr w:type="spellEnd"/>
-                                <w:r>
-                                  <w:rPr>
-                                    <w:sz w:val="24"/>
-                                    <w:szCs w:val="24"/>
-                                  </w:rPr>
-                                  <w:t xml:space="preserve"> Oleh:</w:t>
+                                  <w:t>Disusun Oleh:</w:t>
                                 </w:r>
                               </w:p>
                               <w:p>
@@ -4798,29 +4641,7 @@
                                     <w:sz w:val="32"/>
                                     <w:szCs w:val="32"/>
                                   </w:rPr>
-                                  <w:t>${</w:t>
-                                </w:r>
-                                <w:proofErr w:type="spellStart"/>
-                                <w:r>
-                                  <w:rPr>
-                                    <w:rFonts w:cstheme="minorHAnsi"/>
-                                    <w:b/>
-                                    <w:bCs/>
-                                    <w:sz w:val="32"/>
-                                    <w:szCs w:val="32"/>
-                                  </w:rPr>
-                                  <w:t>nama_pegawai</w:t>
-                                </w:r>
-                                <w:proofErr w:type="spellEnd"/>
-                                <w:r>
-                                  <w:rPr>
-                                    <w:rFonts w:cstheme="minorHAnsi"/>
-                                    <w:b/>
-                                    <w:bCs/>
-                                    <w:sz w:val="32"/>
-                                    <w:szCs w:val="32"/>
-                                  </w:rPr>
-                                  <w:t>}</w:t>
+                                  <w:t>${nama_pegawai}</w:t>
                                 </w:r>
                               </w:p>
                             </w:txbxContent>
@@ -4851,21 +4672,12 @@
                               <w:szCs w:val="24"/>
                             </w:rPr>
                           </w:pPr>
-                          <w:proofErr w:type="spellStart"/>
                           <w:r>
                             <w:rPr>
                               <w:sz w:val="24"/>
                               <w:szCs w:val="24"/>
                             </w:rPr>
-                            <w:t>Disusun</w:t>
-                          </w:r>
-                          <w:proofErr w:type="spellEnd"/>
-                          <w:r>
-                            <w:rPr>
-                              <w:sz w:val="24"/>
-                              <w:szCs w:val="24"/>
-                            </w:rPr>
-                            <w:t xml:space="preserve"> Oleh:</w:t>
+                            <w:t>Disusun Oleh:</w:t>
                           </w:r>
                         </w:p>
                         <w:p>
@@ -4888,29 +4700,7 @@
                               <w:sz w:val="32"/>
                               <w:szCs w:val="32"/>
                             </w:rPr>
-                            <w:t>${</w:t>
-                          </w:r>
-                          <w:proofErr w:type="spellStart"/>
-                          <w:r>
-                            <w:rPr>
-                              <w:rFonts w:cstheme="minorHAnsi"/>
-                              <w:b/>
-                              <w:bCs/>
-                              <w:sz w:val="32"/>
-                              <w:szCs w:val="32"/>
-                            </w:rPr>
-                            <w:t>nama_pegawai</w:t>
-                          </w:r>
-                          <w:proofErr w:type="spellEnd"/>
-                          <w:r>
-                            <w:rPr>
-                              <w:rFonts w:cstheme="minorHAnsi"/>
-                              <w:b/>
-                              <w:bCs/>
-                              <w:sz w:val="32"/>
-                              <w:szCs w:val="32"/>
-                            </w:rPr>
-                            <w:t>}</w:t>
+                            <w:t>${nama_pegawai}</w:t>
                           </w:r>
                         </w:p>
                       </w:txbxContent>
@@ -5033,43 +4823,7 @@
                                     <w:sz w:val="24"/>
                                     <w:szCs w:val="20"/>
                                   </w:rPr>
-                                  <w:t xml:space="preserve">Jl. K.H. </w:t>
-                                </w:r>
-                                <w:proofErr w:type="spellStart"/>
-                                <w:r>
-                                  <w:rPr>
-                                    <w:b/>
-                                    <w:sz w:val="24"/>
-                                    <w:szCs w:val="20"/>
-                                  </w:rPr>
-                                  <w:t>Zainul</w:t>
-                                </w:r>
-                                <w:proofErr w:type="spellEnd"/>
-                                <w:r>
-                                  <w:rPr>
-                                    <w:b/>
-                                    <w:sz w:val="24"/>
-                                    <w:szCs w:val="20"/>
-                                  </w:rPr>
-                                  <w:t xml:space="preserve"> Arifin </w:t>
-                                </w:r>
-                                <w:proofErr w:type="spellStart"/>
-                                <w:r>
-                                  <w:rPr>
-                                    <w:b/>
-                                    <w:sz w:val="24"/>
-                                    <w:szCs w:val="20"/>
-                                  </w:rPr>
-                                  <w:t>Nomor</w:t>
-                                </w:r>
-                                <w:proofErr w:type="spellEnd"/>
-                                <w:r>
-                                  <w:rPr>
-                                    <w:b/>
-                                    <w:sz w:val="24"/>
-                                    <w:szCs w:val="20"/>
-                                  </w:rPr>
-                                  <w:t xml:space="preserve"> 71 Telp. 6344579, 6354580, 63855357</w:t>
+                                  <w:t>Jl. K.H. Zainul Arifin Nomor 71 Telp. 6344579, 6354580, 63855357</w:t>
                                 </w:r>
                               </w:p>
                               <w:p>
@@ -5173,43 +4927,7 @@
                               <w:sz w:val="24"/>
                               <w:szCs w:val="20"/>
                             </w:rPr>
-                            <w:t xml:space="preserve">Jl. K.H. </w:t>
-                          </w:r>
-                          <w:proofErr w:type="spellStart"/>
-                          <w:r>
-                            <w:rPr>
-                              <w:b/>
-                              <w:sz w:val="24"/>
-                              <w:szCs w:val="20"/>
-                            </w:rPr>
-                            <w:t>Zainul</w:t>
-                          </w:r>
-                          <w:proofErr w:type="spellEnd"/>
-                          <w:r>
-                            <w:rPr>
-                              <w:b/>
-                              <w:sz w:val="24"/>
-                              <w:szCs w:val="20"/>
-                            </w:rPr>
-                            <w:t xml:space="preserve"> Arifin </w:t>
-                          </w:r>
-                          <w:proofErr w:type="spellStart"/>
-                          <w:r>
-                            <w:rPr>
-                              <w:b/>
-                              <w:sz w:val="24"/>
-                              <w:szCs w:val="20"/>
-                            </w:rPr>
-                            <w:t>Nomor</w:t>
-                          </w:r>
-                          <w:proofErr w:type="spellEnd"/>
-                          <w:r>
-                            <w:rPr>
-                              <w:b/>
-                              <w:sz w:val="24"/>
-                              <w:szCs w:val="20"/>
-                            </w:rPr>
-                            <w:t xml:space="preserve"> 71 Telp. 6344579, 6354580, 63855357</w:t>
+                            <w:t>Jl. K.H. Zainul Arifin Nomor 71 Telp. 6344579, 6354580, 63855357</w:t>
                           </w:r>
                         </w:p>
                         <w:p>
@@ -5229,25 +4947,7 @@
                               <w:sz w:val="24"/>
                               <w:szCs w:val="20"/>
                             </w:rPr>
-                            <w:t xml:space="preserve">Fax. 6338402, 6340527 </w:t>
-                          </w:r>
-                          <w:proofErr w:type="gramStart"/>
-                          <w:r>
-                            <w:rPr>
-                              <w:b/>
-                              <w:sz w:val="24"/>
-                              <w:szCs w:val="20"/>
-                            </w:rPr>
-                            <w:t>Website :</w:t>
-                          </w:r>
-                          <w:proofErr w:type="gramEnd"/>
-                          <w:r>
-                            <w:rPr>
-                              <w:b/>
-                              <w:sz w:val="24"/>
-                              <w:szCs w:val="20"/>
-                            </w:rPr>
-                            <w:t xml:space="preserve"> pemadam.jakarta.go.id</w:t>
+                            <w:t>Fax. 6338402, 6340527 Website : pemadam.jakarta.go.id</w:t>
                           </w:r>
                         </w:p>
                       </w:txbxContent>
@@ -5279,7 +4979,6 @@
           <w:szCs w:val="22"/>
         </w:rPr>
       </w:pPr>
-      <w:proofErr w:type="spellStart"/>
       <w:r>
         <w:rPr>
           <w:rFonts w:ascii="Arial" w:hAnsi="Arial" w:cs="Arial"/>
@@ -5289,7 +4988,6 @@
         <w:lastRenderedPageBreak/>
         <w:t>Pendahuluan</w:t>
       </w:r>
-      <w:proofErr w:type="spellEnd"/>
     </w:p>
     <w:p>
       <w:pPr>
@@ -5305,14 +5003,12 @@
           <w:rFonts w:ascii="Arial" w:hAnsi="Arial" w:cs="Arial"/>
         </w:rPr>
       </w:pPr>
-      <w:proofErr w:type="spellStart"/>
       <w:r>
         <w:rPr>
           <w:rFonts w:ascii="Arial" w:hAnsi="Arial" w:cs="Arial"/>
         </w:rPr>
         <w:t>Pengantar</w:t>
       </w:r>
-      <w:proofErr w:type="spellEnd"/>
     </w:p>
     <w:p>
       <w:pPr>
@@ -5324,61 +5020,11 @@
           <w:rFonts w:ascii="Arial" w:hAnsi="Arial" w:cs="Arial"/>
         </w:rPr>
       </w:pPr>
-      <w:proofErr w:type="spellStart"/>
       <w:r>
         <w:rPr>
           <w:rFonts w:ascii="Arial" w:hAnsi="Arial" w:cs="Arial"/>
         </w:rPr>
-        <w:t>Berdasarkan</w:t>
-      </w:r>
-      <w:proofErr w:type="spellEnd"/>
-      <w:r>
-        <w:rPr>
-          <w:rFonts w:ascii="Arial" w:hAnsi="Arial" w:cs="Arial"/>
-        </w:rPr>
-        <w:t xml:space="preserve"> Surat </w:t>
-      </w:r>
-      <w:proofErr w:type="spellStart"/>
-      <w:r>
-        <w:rPr>
-          <w:rFonts w:ascii="Arial" w:hAnsi="Arial" w:cs="Arial"/>
-        </w:rPr>
-        <w:t>Perintah</w:t>
-      </w:r>
-      <w:proofErr w:type="spellEnd"/>
-      <w:r>
-        <w:rPr>
-          <w:rFonts w:ascii="Arial" w:hAnsi="Arial" w:cs="Arial"/>
-        </w:rPr>
-        <w:t xml:space="preserve"> </w:t>
-      </w:r>
-      <w:proofErr w:type="spellStart"/>
-      <w:r>
-        <w:rPr>
-          <w:rFonts w:ascii="Arial" w:hAnsi="Arial" w:cs="Arial"/>
-        </w:rPr>
-        <w:t>Kerja</w:t>
-      </w:r>
-      <w:proofErr w:type="spellEnd"/>
-      <w:r>
-        <w:rPr>
-          <w:rFonts w:ascii="Arial" w:hAnsi="Arial" w:cs="Arial"/>
-        </w:rPr>
-        <w:t xml:space="preserve"> (SPK) </w:t>
-      </w:r>
-      <w:proofErr w:type="spellStart"/>
-      <w:r>
-        <w:rPr>
-          <w:rFonts w:ascii="Arial" w:hAnsi="Arial" w:cs="Arial"/>
-        </w:rPr>
-        <w:t>Nomor</w:t>
-      </w:r>
-      <w:proofErr w:type="spellEnd"/>
-      <w:r>
-        <w:rPr>
-          <w:rFonts w:ascii="Arial" w:hAnsi="Arial" w:cs="Arial"/>
-        </w:rPr>
-        <w:t xml:space="preserve">: </w:t>
+        <w:t xml:space="preserve">Berdasarkan Surat Perintah Kerja (SPK) Nomor: </w:t>
       </w:r>
       <w:r>
         <w:rPr>
@@ -5386,40 +5032,8 @@
           <w:b/>
           <w:bCs/>
         </w:rPr>
-        <w:t>${</w:t>
+        <w:t>${spk_nomor}</w:t>
       </w:r>
-      <w:proofErr w:type="spellStart"/>
-      <w:r>
-        <w:rPr>
-          <w:rFonts w:ascii="Arial" w:hAnsi="Arial" w:cs="Arial"/>
-          <w:b/>
-          <w:bCs/>
-        </w:rPr>
-        <w:t>spk_nomor</w:t>
-      </w:r>
-      <w:proofErr w:type="spellEnd"/>
-      <w:r>
-        <w:rPr>
-          <w:rFonts w:ascii="Arial" w:hAnsi="Arial" w:cs="Arial"/>
-          <w:b/>
-          <w:bCs/>
-        </w:rPr>
-        <w:t>}</w:t>
-      </w:r>
-      <w:r>
-        <w:rPr>
-          <w:rFonts w:ascii="Arial" w:hAnsi="Arial" w:cs="Arial"/>
-        </w:rPr>
-        <w:t xml:space="preserve"> </w:t>
-      </w:r>
-      <w:proofErr w:type="spellStart"/>
-      <w:r>
-        <w:rPr>
-          <w:rFonts w:ascii="Arial" w:hAnsi="Arial" w:cs="Arial"/>
-        </w:rPr>
-        <w:t>Tanggal</w:t>
-      </w:r>
-      <w:proofErr w:type="spellEnd"/>
       <w:r>
         <w:rPr>
           <w:rFonts w:ascii="Arial" w:hAnsi="Arial" w:cs="Arial"/>
@@ -5429,90 +5043,22 @@
       <w:r>
         <w:rPr>
           <w:rFonts w:ascii="Arial" w:hAnsi="Arial" w:cs="Arial"/>
-          <w:b/>
-          <w:bCs/>
         </w:rPr>
-        <w:t>${</w:t>
+        <w:t xml:space="preserve">Tanggal </w:t>
       </w:r>
-      <w:proofErr w:type="spellStart"/>
       <w:r>
         <w:rPr>
           <w:rFonts w:ascii="Arial" w:hAnsi="Arial" w:cs="Arial"/>
           <w:b/>
           <w:bCs/>
         </w:rPr>
-        <w:t>spk_tanggal</w:t>
-      </w:r>
-      <w:proofErr w:type="spellEnd"/>
-      <w:r>
-        <w:rPr>
-          <w:rFonts w:ascii="Arial" w:hAnsi="Arial" w:cs="Arial"/>
-          <w:b/>
-          <w:bCs/>
-        </w:rPr>
-        <w:t>}</w:t>
+        <w:t>${spk_tanggal}</w:t>
       </w:r>
       <w:r>
         <w:rPr>
           <w:rFonts w:ascii="Arial" w:hAnsi="Arial" w:cs="Arial"/>
         </w:rPr>
-        <w:t xml:space="preserve"> dan Surat </w:t>
-      </w:r>
-      <w:proofErr w:type="spellStart"/>
-      <w:r>
-        <w:rPr>
-          <w:rFonts w:ascii="Arial" w:hAnsi="Arial" w:cs="Arial"/>
-        </w:rPr>
-        <w:t>Perintah</w:t>
-      </w:r>
-      <w:proofErr w:type="spellEnd"/>
-      <w:r>
-        <w:rPr>
-          <w:rFonts w:ascii="Arial" w:hAnsi="Arial" w:cs="Arial"/>
-        </w:rPr>
-        <w:t xml:space="preserve"> </w:t>
-      </w:r>
-      <w:proofErr w:type="spellStart"/>
-      <w:r>
-        <w:rPr>
-          <w:rFonts w:ascii="Arial" w:hAnsi="Arial" w:cs="Arial"/>
-        </w:rPr>
-        <w:t>Mulai</w:t>
-      </w:r>
-      <w:proofErr w:type="spellEnd"/>
-      <w:r>
-        <w:rPr>
-          <w:rFonts w:ascii="Arial" w:hAnsi="Arial" w:cs="Arial"/>
-        </w:rPr>
-        <w:t xml:space="preserve"> </w:t>
-      </w:r>
-      <w:proofErr w:type="spellStart"/>
-      <w:r>
-        <w:rPr>
-          <w:rFonts w:ascii="Arial" w:hAnsi="Arial" w:cs="Arial"/>
-        </w:rPr>
-        <w:t>Kerja</w:t>
-      </w:r>
-      <w:proofErr w:type="spellEnd"/>
-      <w:r>
-        <w:rPr>
-          <w:rFonts w:ascii="Arial" w:hAnsi="Arial" w:cs="Arial"/>
-        </w:rPr>
-        <w:t xml:space="preserve"> (SPMK) </w:t>
-      </w:r>
-      <w:proofErr w:type="spellStart"/>
-      <w:r>
-        <w:rPr>
-          <w:rFonts w:ascii="Arial" w:hAnsi="Arial" w:cs="Arial"/>
-        </w:rPr>
-        <w:t>Nomor</w:t>
-      </w:r>
-      <w:proofErr w:type="spellEnd"/>
-      <w:r>
-        <w:rPr>
-          <w:rFonts w:ascii="Arial" w:hAnsi="Arial" w:cs="Arial"/>
-        </w:rPr>
-        <w:t>:</w:t>
+        <w:t xml:space="preserve"> dan Surat Perintah Mulai Kerja (SPMK) Nomor:</w:t>
       </w:r>
       <w:r>
         <w:rPr>
@@ -5526,45 +5072,13 @@
           <w:b/>
           <w:bCs/>
         </w:rPr>
-        <w:t>${</w:t>
-      </w:r>
-      <w:proofErr w:type="spellStart"/>
-      <w:r>
-        <w:rPr>
-          <w:rFonts w:ascii="Arial" w:hAnsi="Arial" w:cs="Arial"/>
-          <w:b/>
-          <w:bCs/>
-        </w:rPr>
-        <w:t>spmk_nomor</w:t>
-      </w:r>
-      <w:proofErr w:type="spellEnd"/>
-      <w:r>
-        <w:rPr>
-          <w:rFonts w:ascii="Arial" w:hAnsi="Arial" w:cs="Arial"/>
-          <w:b/>
-          <w:bCs/>
-        </w:rPr>
-        <w:t>}</w:t>
+        <w:t>${spmk_nomor}</w:t>
       </w:r>
       <w:r>
         <w:rPr>
           <w:rFonts w:ascii="Arial" w:hAnsi="Arial" w:cs="Arial"/>
         </w:rPr>
-        <w:t xml:space="preserve"> </w:t>
-      </w:r>
-      <w:proofErr w:type="spellStart"/>
-      <w:r>
-        <w:rPr>
-          <w:rFonts w:ascii="Arial" w:hAnsi="Arial" w:cs="Arial"/>
-        </w:rPr>
-        <w:t>Tanggal</w:t>
-      </w:r>
-      <w:proofErr w:type="spellEnd"/>
-      <w:r>
-        <w:rPr>
-          <w:rFonts w:ascii="Arial" w:hAnsi="Arial" w:cs="Arial"/>
-        </w:rPr>
-        <w:t xml:space="preserve"> </w:t>
+        <w:t xml:space="preserve"> Tanggal </w:t>
       </w:r>
       <w:r>
         <w:rPr>
@@ -5572,25 +5086,7 @@
           <w:b/>
           <w:bCs/>
         </w:rPr>
-        <w:t>${</w:t>
-      </w:r>
-      <w:proofErr w:type="spellStart"/>
-      <w:r>
-        <w:rPr>
-          <w:rFonts w:ascii="Arial" w:hAnsi="Arial" w:cs="Arial"/>
-          <w:b/>
-          <w:bCs/>
-        </w:rPr>
-        <w:t>spmk_tanggal</w:t>
-      </w:r>
-      <w:proofErr w:type="spellEnd"/>
-      <w:r>
-        <w:rPr>
-          <w:rFonts w:ascii="Arial" w:hAnsi="Arial" w:cs="Arial"/>
-          <w:b/>
-          <w:bCs/>
-        </w:rPr>
-        <w:t>}</w:t>
+        <w:t>${spmk_tanggal}</w:t>
       </w:r>
       <w:r>
         <w:rPr>
@@ -5602,155 +5098,51 @@
         <w:rPr>
           <w:rFonts w:ascii="Arial" w:hAnsi="Arial" w:cs="Arial"/>
         </w:rPr>
-        <w:t xml:space="preserve">Dinas </w:t>
-      </w:r>
-      <w:proofErr w:type="spellStart"/>
-      <w:r>
-        <w:rPr>
-          <w:rFonts w:ascii="Arial" w:hAnsi="Arial" w:cs="Arial"/>
-        </w:rPr>
-        <w:t>Penanggulangan</w:t>
-      </w:r>
-      <w:proofErr w:type="spellEnd"/>
-      <w:r>
-        <w:rPr>
-          <w:rFonts w:ascii="Arial" w:hAnsi="Arial" w:cs="Arial"/>
-        </w:rPr>
-        <w:t xml:space="preserve"> </w:t>
-      </w:r>
-      <w:proofErr w:type="spellStart"/>
-      <w:r>
-        <w:rPr>
-          <w:rFonts w:ascii="Arial" w:hAnsi="Arial" w:cs="Arial"/>
-        </w:rPr>
-        <w:t>Kebakaran</w:t>
-      </w:r>
-      <w:proofErr w:type="spellEnd"/>
-      <w:r>
-        <w:rPr>
-          <w:rFonts w:ascii="Arial" w:hAnsi="Arial" w:cs="Arial"/>
-        </w:rPr>
-        <w:t xml:space="preserve"> dan </w:t>
-      </w:r>
-      <w:proofErr w:type="spellStart"/>
-      <w:r>
-        <w:rPr>
-          <w:rFonts w:ascii="Arial" w:hAnsi="Arial" w:cs="Arial"/>
-        </w:rPr>
-        <w:t>Penyelamatan</w:t>
-      </w:r>
-      <w:proofErr w:type="spellEnd"/>
-      <w:r>
-        <w:rPr>
-          <w:rFonts w:ascii="Arial" w:hAnsi="Arial" w:cs="Arial"/>
-        </w:rPr>
-        <w:t xml:space="preserve"> </w:t>
-      </w:r>
-      <w:proofErr w:type="spellStart"/>
-      <w:r>
-        <w:rPr>
-          <w:rFonts w:ascii="Arial" w:hAnsi="Arial" w:cs="Arial"/>
-        </w:rPr>
-        <w:t>Provinsi</w:t>
-      </w:r>
-      <w:proofErr w:type="spellEnd"/>
-      <w:r>
-        <w:rPr>
-          <w:rFonts w:ascii="Arial" w:hAnsi="Arial" w:cs="Arial"/>
-        </w:rPr>
-        <w:t xml:space="preserve"> DKI Jakarta</w:t>
+        <w:t>Dinas Penanggulangan Kebakaran dan Penyelamatan Provinsi DKI Jakarta</w:t>
       </w:r>
       <w:r>
         <w:rPr>
           <w:rFonts w:ascii="Arial" w:hAnsi="Arial" w:cs="Arial"/>
         </w:rPr>
-        <w:t xml:space="preserve"> </w:t>
-      </w:r>
-      <w:proofErr w:type="spellStart"/>
-      <w:r>
-        <w:rPr>
-          <w:rFonts w:ascii="Arial" w:hAnsi="Arial" w:cs="Arial"/>
-        </w:rPr>
-        <w:t>dalam</w:t>
-      </w:r>
-      <w:proofErr w:type="spellEnd"/>
-      <w:r>
-        <w:rPr>
-          <w:rFonts w:ascii="Arial" w:hAnsi="Arial" w:cs="Arial"/>
-        </w:rPr>
-        <w:t xml:space="preserve"> </w:t>
-      </w:r>
-      <w:proofErr w:type="spellStart"/>
-      <w:r>
-        <w:rPr>
-          <w:rFonts w:ascii="Arial" w:hAnsi="Arial" w:cs="Arial"/>
-        </w:rPr>
-        <w:t>pelaksanaan</w:t>
-      </w:r>
-      <w:proofErr w:type="spellEnd"/>
-      <w:r>
-        <w:rPr>
-          <w:rFonts w:ascii="Arial" w:hAnsi="Arial" w:cs="Arial"/>
-        </w:rPr>
-        <w:t xml:space="preserve"> </w:t>
-      </w:r>
-      <w:proofErr w:type="spellStart"/>
-      <w:r>
-        <w:rPr>
-          <w:rFonts w:ascii="Arial" w:hAnsi="Arial" w:cs="Arial"/>
-        </w:rPr>
-        <w:t>paket</w:t>
-      </w:r>
-      <w:proofErr w:type="spellEnd"/>
-      <w:r>
-        <w:rPr>
-          <w:rFonts w:ascii="Arial" w:hAnsi="Arial" w:cs="Arial"/>
-        </w:rPr>
-        <w:t xml:space="preserve"> </w:t>
-      </w:r>
-      <w:proofErr w:type="spellStart"/>
-      <w:r>
-        <w:rPr>
-          <w:rFonts w:ascii="Arial" w:hAnsi="Arial" w:cs="Arial"/>
-        </w:rPr>
-        <w:t>pekerjaan</w:t>
-      </w:r>
-      <w:proofErr w:type="spellEnd"/>
-      <w:r>
-        <w:rPr>
-          <w:rFonts w:ascii="Arial" w:hAnsi="Arial" w:cs="Arial"/>
-        </w:rPr>
-        <w:t xml:space="preserve"> </w:t>
+        <w:t xml:space="preserve"> dalam pelaksanaan paket pekerjaan </w:t>
       </w:r>
       <w:r>
         <w:rPr>
           <w:rFonts w:ascii="Arial" w:hAnsi="Arial" w:cs="Arial"/>
+          <w:b/>
+          <w:bCs/>
         </w:rPr>
         <w:t>$</w:t>
       </w:r>
       <w:r>
         <w:rPr>
           <w:rFonts w:ascii="Arial" w:eastAsia="Times New Roman" w:hAnsi="Arial" w:cs="Arial"/>
+          <w:b/>
+          <w:bCs/>
         </w:rPr>
         <w:t>{</w:t>
       </w:r>
-      <w:proofErr w:type="spellStart"/>
       <w:r>
         <w:rPr>
           <w:rFonts w:ascii="Arial" w:eastAsia="Times New Roman" w:hAnsi="Arial" w:cs="Arial"/>
+          <w:b/>
+          <w:bCs/>
         </w:rPr>
         <w:t>nama_</w:t>
       </w:r>
       <w:r>
         <w:rPr>
           <w:rFonts w:ascii="Arial" w:eastAsia="Times New Roman" w:hAnsi="Arial" w:cs="Arial"/>
+          <w:b/>
+          <w:bCs/>
         </w:rPr>
         <w:t>kontrak</w:t>
       </w:r>
-      <w:proofErr w:type="spellEnd"/>
       <w:r>
         <w:rPr>
           <w:rFonts w:ascii="Arial" w:eastAsia="Times New Roman" w:hAnsi="Arial" w:cs="Arial"/>
+          <w:b/>
+          <w:bCs/>
         </w:rPr>
         <w:t>}</w:t>
       </w:r>
@@ -5758,105 +5150,7 @@
         <w:rPr>
           <w:rFonts w:ascii="Arial" w:hAnsi="Arial" w:cs="Arial"/>
         </w:rPr>
-        <w:t xml:space="preserve">, </w:t>
-      </w:r>
-      <w:proofErr w:type="spellStart"/>
-      <w:r>
-        <w:rPr>
-          <w:rFonts w:ascii="Arial" w:hAnsi="Arial" w:cs="Arial"/>
-        </w:rPr>
-        <w:t>telah</w:t>
-      </w:r>
-      <w:proofErr w:type="spellEnd"/>
-      <w:r>
-        <w:rPr>
-          <w:rFonts w:ascii="Arial" w:hAnsi="Arial" w:cs="Arial"/>
-        </w:rPr>
-        <w:t xml:space="preserve"> </w:t>
-      </w:r>
-      <w:proofErr w:type="spellStart"/>
-      <w:r>
-        <w:rPr>
-          <w:rFonts w:ascii="Arial" w:hAnsi="Arial" w:cs="Arial"/>
-        </w:rPr>
-        <w:t>diatur</w:t>
-      </w:r>
-      <w:proofErr w:type="spellEnd"/>
-      <w:r>
-        <w:rPr>
-          <w:rFonts w:ascii="Arial" w:hAnsi="Arial" w:cs="Arial"/>
-        </w:rPr>
-        <w:t xml:space="preserve"> </w:t>
-      </w:r>
-      <w:proofErr w:type="spellStart"/>
-      <w:r>
-        <w:rPr>
-          <w:rFonts w:ascii="Arial" w:hAnsi="Arial" w:cs="Arial"/>
-        </w:rPr>
-        <w:t>bahwa</w:t>
-      </w:r>
-      <w:proofErr w:type="spellEnd"/>
-      <w:r>
-        <w:rPr>
-          <w:rFonts w:ascii="Arial" w:hAnsi="Arial" w:cs="Arial"/>
-        </w:rPr>
-        <w:t xml:space="preserve"> salah </w:t>
-      </w:r>
-      <w:proofErr w:type="spellStart"/>
-      <w:r>
-        <w:rPr>
-          <w:rFonts w:ascii="Arial" w:hAnsi="Arial" w:cs="Arial"/>
-        </w:rPr>
-        <w:t>satu</w:t>
-      </w:r>
-      <w:proofErr w:type="spellEnd"/>
-      <w:r>
-        <w:rPr>
-          <w:rFonts w:ascii="Arial" w:hAnsi="Arial" w:cs="Arial"/>
-        </w:rPr>
-        <w:t xml:space="preserve"> </w:t>
-      </w:r>
-      <w:proofErr w:type="spellStart"/>
-      <w:r>
-        <w:rPr>
-          <w:rFonts w:ascii="Arial" w:hAnsi="Arial" w:cs="Arial"/>
-        </w:rPr>
-        <w:t>keluaran</w:t>
-      </w:r>
-      <w:proofErr w:type="spellEnd"/>
-      <w:r>
-        <w:rPr>
-          <w:rFonts w:ascii="Arial" w:hAnsi="Arial" w:cs="Arial"/>
-        </w:rPr>
-        <w:t xml:space="preserve"> yang </w:t>
-      </w:r>
-      <w:proofErr w:type="spellStart"/>
-      <w:r>
-        <w:rPr>
-          <w:rFonts w:ascii="Arial" w:hAnsi="Arial" w:cs="Arial"/>
-        </w:rPr>
-        <w:t>harus</w:t>
-      </w:r>
-      <w:proofErr w:type="spellEnd"/>
-      <w:r>
-        <w:rPr>
-          <w:rFonts w:ascii="Arial" w:hAnsi="Arial" w:cs="Arial"/>
-        </w:rPr>
-        <w:t xml:space="preserve"> </w:t>
-      </w:r>
-      <w:proofErr w:type="spellStart"/>
-      <w:r>
-        <w:rPr>
-          <w:rFonts w:ascii="Arial" w:hAnsi="Arial" w:cs="Arial"/>
-        </w:rPr>
-        <w:t>dipenuhi</w:t>
-      </w:r>
-      <w:proofErr w:type="spellEnd"/>
-      <w:r>
-        <w:rPr>
-          <w:rFonts w:ascii="Arial" w:hAnsi="Arial" w:cs="Arial"/>
-        </w:rPr>
-        <w:t xml:space="preserve"> oleh</w:t>
+        <w:t>, telah diatur bahwa salah satu keluaran yang harus dipenuhi oleh</w:t>
       </w:r>
       <w:r>
         <w:rPr>
@@ -5874,433 +5168,25 @@
         <w:rPr>
           <w:rFonts w:ascii="Arial" w:hAnsi="Arial" w:cs="Arial"/>
         </w:rPr>
-        <w:t>${</w:t>
-      </w:r>
-      <w:proofErr w:type="spellStart"/>
-      <w:r>
-        <w:rPr>
-          <w:rFonts w:ascii="Arial" w:hAnsi="Arial" w:cs="Arial"/>
-        </w:rPr>
-        <w:t>jabatan</w:t>
-      </w:r>
-      <w:proofErr w:type="spellEnd"/>
-      <w:r>
-        <w:rPr>
-          <w:rFonts w:ascii="Arial" w:hAnsi="Arial" w:cs="Arial"/>
-        </w:rPr>
-        <w:t>}</w:t>
+        <w:t>${jabatan}</w:t>
       </w:r>
       <w:r>
         <w:rPr>
           <w:rFonts w:ascii="Arial" w:hAnsi="Arial" w:cs="Arial"/>
         </w:rPr>
-        <w:t xml:space="preserve"> </w:t>
+        <w:t xml:space="preserve"> sebagai wujud atas pelaksanaan pekerjaan yang diatur dalam perjanjian tersebut adalah Laporan Bulanan Per Tenaga Ahli. Dengan tujuan guna mendapatkan gambaran secara jelas</w:t>
       </w:r>
-      <w:proofErr w:type="spellStart"/>
       <w:r>
         <w:rPr>
           <w:rFonts w:ascii="Arial" w:hAnsi="Arial" w:cs="Arial"/>
         </w:rPr>
-        <w:t>sebagai</w:t>
+        <w:t xml:space="preserve"> keluaran dari kinerja selama 1 (satu) bulan kerja</w:t>
       </w:r>
-      <w:proofErr w:type="spellEnd"/>
       <w:r>
         <w:rPr>
           <w:rFonts w:ascii="Arial" w:hAnsi="Arial" w:cs="Arial"/>
         </w:rPr>
-        <w:t xml:space="preserve"> </w:t>
-      </w:r>
-      <w:proofErr w:type="spellStart"/>
-      <w:r>
-        <w:rPr>
-          <w:rFonts w:ascii="Arial" w:hAnsi="Arial" w:cs="Arial"/>
-        </w:rPr>
-        <w:t>wujud</w:t>
-      </w:r>
-      <w:proofErr w:type="spellEnd"/>
-      <w:r>
-        <w:rPr>
-          <w:rFonts w:ascii="Arial" w:hAnsi="Arial" w:cs="Arial"/>
-        </w:rPr>
-        <w:t xml:space="preserve"> </w:t>
-      </w:r>
-      <w:proofErr w:type="spellStart"/>
-      <w:r>
-        <w:rPr>
-          <w:rFonts w:ascii="Arial" w:hAnsi="Arial" w:cs="Arial"/>
-        </w:rPr>
-        <w:t>atas</w:t>
-      </w:r>
-      <w:proofErr w:type="spellEnd"/>
-      <w:r>
-        <w:rPr>
-          <w:rFonts w:ascii="Arial" w:hAnsi="Arial" w:cs="Arial"/>
-        </w:rPr>
-        <w:t xml:space="preserve"> </w:t>
-      </w:r>
-      <w:proofErr w:type="spellStart"/>
-      <w:r>
-        <w:rPr>
-          <w:rFonts w:ascii="Arial" w:hAnsi="Arial" w:cs="Arial"/>
-        </w:rPr>
-        <w:t>pelaksanaan</w:t>
-      </w:r>
-      <w:proofErr w:type="spellEnd"/>
-      <w:r>
-        <w:rPr>
-          <w:rFonts w:ascii="Arial" w:hAnsi="Arial" w:cs="Arial"/>
-        </w:rPr>
-        <w:t xml:space="preserve"> </w:t>
-      </w:r>
-      <w:proofErr w:type="spellStart"/>
-      <w:r>
-        <w:rPr>
-          <w:rFonts w:ascii="Arial" w:hAnsi="Arial" w:cs="Arial"/>
-        </w:rPr>
-        <w:t>pekerjaan</w:t>
-      </w:r>
-      <w:proofErr w:type="spellEnd"/>
-      <w:r>
-        <w:rPr>
-          <w:rFonts w:ascii="Arial" w:hAnsi="Arial" w:cs="Arial"/>
-        </w:rPr>
-        <w:t xml:space="preserve"> yang </w:t>
-      </w:r>
-      <w:proofErr w:type="spellStart"/>
-      <w:r>
-        <w:rPr>
-          <w:rFonts w:ascii="Arial" w:hAnsi="Arial" w:cs="Arial"/>
-        </w:rPr>
-        <w:t>diatur</w:t>
-      </w:r>
-      <w:proofErr w:type="spellEnd"/>
-      <w:r>
-        <w:rPr>
-          <w:rFonts w:ascii="Arial" w:hAnsi="Arial" w:cs="Arial"/>
-        </w:rPr>
-        <w:t xml:space="preserve"> </w:t>
-      </w:r>
-      <w:proofErr w:type="spellStart"/>
-      <w:r>
-        <w:rPr>
-          <w:rFonts w:ascii="Arial" w:hAnsi="Arial" w:cs="Arial"/>
-        </w:rPr>
-        <w:t>dalam</w:t>
-      </w:r>
-      <w:proofErr w:type="spellEnd"/>
-      <w:r>
-        <w:rPr>
-          <w:rFonts w:ascii="Arial" w:hAnsi="Arial" w:cs="Arial"/>
-        </w:rPr>
-        <w:t xml:space="preserve"> </w:t>
-      </w:r>
-      <w:proofErr w:type="spellStart"/>
-      <w:r>
-        <w:rPr>
-          <w:rFonts w:ascii="Arial" w:hAnsi="Arial" w:cs="Arial"/>
-        </w:rPr>
-        <w:t>perjanjian</w:t>
-      </w:r>
-      <w:proofErr w:type="spellEnd"/>
-      <w:r>
-        <w:rPr>
-          <w:rFonts w:ascii="Arial" w:hAnsi="Arial" w:cs="Arial"/>
-        </w:rPr>
-        <w:t xml:space="preserve"> </w:t>
-      </w:r>
-      <w:proofErr w:type="spellStart"/>
-      <w:r>
-        <w:rPr>
-          <w:rFonts w:ascii="Arial" w:hAnsi="Arial" w:cs="Arial"/>
-        </w:rPr>
-        <w:t>tersebut</w:t>
-      </w:r>
-      <w:proofErr w:type="spellEnd"/>
-      <w:r>
-        <w:rPr>
-          <w:rFonts w:ascii="Arial" w:hAnsi="Arial" w:cs="Arial"/>
-        </w:rPr>
-        <w:t xml:space="preserve"> </w:t>
-      </w:r>
-      <w:proofErr w:type="spellStart"/>
-      <w:r>
-        <w:rPr>
-          <w:rFonts w:ascii="Arial" w:hAnsi="Arial" w:cs="Arial"/>
-        </w:rPr>
-        <w:t>adalah</w:t>
-      </w:r>
-      <w:proofErr w:type="spellEnd"/>
-      <w:r>
-        <w:rPr>
-          <w:rFonts w:ascii="Arial" w:hAnsi="Arial" w:cs="Arial"/>
-        </w:rPr>
-        <w:t xml:space="preserve"> </w:t>
-      </w:r>
-      <w:proofErr w:type="spellStart"/>
-      <w:r>
-        <w:rPr>
-          <w:rFonts w:ascii="Arial" w:hAnsi="Arial" w:cs="Arial"/>
-        </w:rPr>
-        <w:t>Laporan</w:t>
-      </w:r>
-      <w:proofErr w:type="spellEnd"/>
-      <w:r>
-        <w:rPr>
-          <w:rFonts w:ascii="Arial" w:hAnsi="Arial" w:cs="Arial"/>
-        </w:rPr>
-        <w:t xml:space="preserve"> </w:t>
-      </w:r>
-      <w:proofErr w:type="spellStart"/>
-      <w:r>
-        <w:rPr>
-          <w:rFonts w:ascii="Arial" w:hAnsi="Arial" w:cs="Arial"/>
-        </w:rPr>
-        <w:t>Bulanan</w:t>
-      </w:r>
-      <w:proofErr w:type="spellEnd"/>
-      <w:r>
-        <w:rPr>
-          <w:rFonts w:ascii="Arial" w:hAnsi="Arial" w:cs="Arial"/>
-        </w:rPr>
-        <w:t xml:space="preserve"> Per Tenaga Ahli. </w:t>
-      </w:r>
-      <w:proofErr w:type="spellStart"/>
-      <w:r>
-        <w:rPr>
-          <w:rFonts w:ascii="Arial" w:hAnsi="Arial" w:cs="Arial"/>
-        </w:rPr>
-        <w:t>Dengan</w:t>
-      </w:r>
-      <w:proofErr w:type="spellEnd"/>
-      <w:r>
-        <w:rPr>
-          <w:rFonts w:ascii="Arial" w:hAnsi="Arial" w:cs="Arial"/>
-        </w:rPr>
-        <w:t xml:space="preserve"> </w:t>
-      </w:r>
-      <w:proofErr w:type="spellStart"/>
-      <w:r>
-        <w:rPr>
-          <w:rFonts w:ascii="Arial" w:hAnsi="Arial" w:cs="Arial"/>
-        </w:rPr>
-        <w:t>tujuan</w:t>
-      </w:r>
-      <w:proofErr w:type="spellEnd"/>
-      <w:r>
-        <w:rPr>
-          <w:rFonts w:ascii="Arial" w:hAnsi="Arial" w:cs="Arial"/>
-        </w:rPr>
-        <w:t xml:space="preserve"> </w:t>
-      </w:r>
-      <w:proofErr w:type="spellStart"/>
-      <w:r>
-        <w:rPr>
-          <w:rFonts w:ascii="Arial" w:hAnsi="Arial" w:cs="Arial"/>
-        </w:rPr>
-        <w:t>guna</w:t>
-      </w:r>
-      <w:proofErr w:type="spellEnd"/>
-      <w:r>
-        <w:rPr>
-          <w:rFonts w:ascii="Arial" w:hAnsi="Arial" w:cs="Arial"/>
-        </w:rPr>
-        <w:t xml:space="preserve"> </w:t>
-      </w:r>
-      <w:proofErr w:type="spellStart"/>
-      <w:r>
-        <w:rPr>
-          <w:rFonts w:ascii="Arial" w:hAnsi="Arial" w:cs="Arial"/>
-        </w:rPr>
-        <w:t>mendapatkan</w:t>
-      </w:r>
-      <w:proofErr w:type="spellEnd"/>
-      <w:r>
-        <w:rPr>
-          <w:rFonts w:ascii="Arial" w:hAnsi="Arial" w:cs="Arial"/>
-        </w:rPr>
-        <w:t xml:space="preserve"> </w:t>
-      </w:r>
-      <w:proofErr w:type="spellStart"/>
-      <w:r>
-        <w:rPr>
-          <w:rFonts w:ascii="Arial" w:hAnsi="Arial" w:cs="Arial"/>
-        </w:rPr>
-        <w:t>gambaran</w:t>
-      </w:r>
-      <w:proofErr w:type="spellEnd"/>
-      <w:r>
-        <w:rPr>
-          <w:rFonts w:ascii="Arial" w:hAnsi="Arial" w:cs="Arial"/>
-        </w:rPr>
-        <w:t xml:space="preserve"> </w:t>
-      </w:r>
-      <w:proofErr w:type="spellStart"/>
-      <w:r>
-        <w:rPr>
-          <w:rFonts w:ascii="Arial" w:hAnsi="Arial" w:cs="Arial"/>
-        </w:rPr>
-        <w:t>secara</w:t>
-      </w:r>
-      <w:proofErr w:type="spellEnd"/>
-      <w:r>
-        <w:rPr>
-          <w:rFonts w:ascii="Arial" w:hAnsi="Arial" w:cs="Arial"/>
-        </w:rPr>
-        <w:t xml:space="preserve"> </w:t>
-      </w:r>
-      <w:proofErr w:type="spellStart"/>
-      <w:r>
-        <w:rPr>
-          <w:rFonts w:ascii="Arial" w:hAnsi="Arial" w:cs="Arial"/>
-        </w:rPr>
-        <w:t>jelas</w:t>
-      </w:r>
-      <w:proofErr w:type="spellEnd"/>
-      <w:r>
-        <w:rPr>
-          <w:rFonts w:ascii="Arial" w:hAnsi="Arial" w:cs="Arial"/>
-        </w:rPr>
-        <w:t xml:space="preserve"> </w:t>
-      </w:r>
-      <w:proofErr w:type="spellStart"/>
-      <w:r>
-        <w:rPr>
-          <w:rFonts w:ascii="Arial" w:hAnsi="Arial" w:cs="Arial"/>
-        </w:rPr>
-        <w:t>keluaran</w:t>
-      </w:r>
-      <w:proofErr w:type="spellEnd"/>
-      <w:r>
-        <w:rPr>
-          <w:rFonts w:ascii="Arial" w:hAnsi="Arial" w:cs="Arial"/>
-        </w:rPr>
-        <w:t xml:space="preserve"> </w:t>
-      </w:r>
-      <w:proofErr w:type="spellStart"/>
-      <w:r>
-        <w:rPr>
-          <w:rFonts w:ascii="Arial" w:hAnsi="Arial" w:cs="Arial"/>
-        </w:rPr>
-        <w:t>dari</w:t>
-      </w:r>
-      <w:proofErr w:type="spellEnd"/>
-      <w:r>
-        <w:rPr>
-          <w:rFonts w:ascii="Arial" w:hAnsi="Arial" w:cs="Arial"/>
-        </w:rPr>
-        <w:t xml:space="preserve"> </w:t>
-      </w:r>
-      <w:proofErr w:type="spellStart"/>
-      <w:r>
-        <w:rPr>
-          <w:rFonts w:ascii="Arial" w:hAnsi="Arial" w:cs="Arial"/>
-        </w:rPr>
-        <w:t>kinerja</w:t>
-      </w:r>
-      <w:proofErr w:type="spellEnd"/>
-      <w:r>
-        <w:rPr>
-          <w:rFonts w:ascii="Arial" w:hAnsi="Arial" w:cs="Arial"/>
-        </w:rPr>
-        <w:t xml:space="preserve"> </w:t>
-      </w:r>
-      <w:proofErr w:type="spellStart"/>
-      <w:r>
-        <w:rPr>
-          <w:rFonts w:ascii="Arial" w:hAnsi="Arial" w:cs="Arial"/>
-        </w:rPr>
-        <w:t>selama</w:t>
-      </w:r>
-      <w:proofErr w:type="spellEnd"/>
-      <w:r>
-        <w:rPr>
-          <w:rFonts w:ascii="Arial" w:hAnsi="Arial" w:cs="Arial"/>
-        </w:rPr>
-        <w:t xml:space="preserve"> 1 (</w:t>
-      </w:r>
-      <w:proofErr w:type="spellStart"/>
-      <w:r>
-        <w:rPr>
-          <w:rFonts w:ascii="Arial" w:hAnsi="Arial" w:cs="Arial"/>
-        </w:rPr>
-        <w:t>satu</w:t>
-      </w:r>
-      <w:proofErr w:type="spellEnd"/>
-      <w:r>
-        <w:rPr>
-          <w:rFonts w:ascii="Arial" w:hAnsi="Arial" w:cs="Arial"/>
-        </w:rPr>
-        <w:t xml:space="preserve">) </w:t>
-      </w:r>
-      <w:proofErr w:type="spellStart"/>
-      <w:r>
-        <w:rPr>
-          <w:rFonts w:ascii="Arial" w:hAnsi="Arial" w:cs="Arial"/>
-        </w:rPr>
-        <w:t>bulan</w:t>
-      </w:r>
-      <w:proofErr w:type="spellEnd"/>
-      <w:r>
-        <w:rPr>
-          <w:rFonts w:ascii="Arial" w:hAnsi="Arial" w:cs="Arial"/>
-        </w:rPr>
-        <w:t xml:space="preserve"> </w:t>
-      </w:r>
-      <w:proofErr w:type="spellStart"/>
-      <w:r>
-        <w:rPr>
-          <w:rFonts w:ascii="Arial" w:hAnsi="Arial" w:cs="Arial"/>
-        </w:rPr>
-        <w:t>kerja</w:t>
-      </w:r>
-      <w:proofErr w:type="spellEnd"/>
-      <w:r>
-        <w:rPr>
-          <w:rFonts w:ascii="Arial" w:hAnsi="Arial" w:cs="Arial"/>
-        </w:rPr>
-        <w:t xml:space="preserve"> dan </w:t>
-      </w:r>
-      <w:proofErr w:type="spellStart"/>
-      <w:r>
-        <w:rPr>
-          <w:rFonts w:ascii="Arial" w:hAnsi="Arial" w:cs="Arial"/>
-        </w:rPr>
-        <w:t>aktifitas</w:t>
-      </w:r>
-      <w:proofErr w:type="spellEnd"/>
-      <w:r>
-        <w:rPr>
-          <w:rFonts w:ascii="Arial" w:hAnsi="Arial" w:cs="Arial"/>
-        </w:rPr>
-        <w:t xml:space="preserve"> </w:t>
-      </w:r>
-      <w:proofErr w:type="spellStart"/>
-      <w:r>
-        <w:rPr>
-          <w:rFonts w:ascii="Arial" w:hAnsi="Arial" w:cs="Arial"/>
-        </w:rPr>
-        <w:t>pekerjaan</w:t>
-      </w:r>
-      <w:proofErr w:type="spellEnd"/>
-      <w:r>
-        <w:rPr>
-          <w:rFonts w:ascii="Arial" w:hAnsi="Arial" w:cs="Arial"/>
-        </w:rPr>
-        <w:t xml:space="preserve"> </w:t>
-      </w:r>
-      <w:proofErr w:type="spellStart"/>
-      <w:r>
-        <w:rPr>
-          <w:rFonts w:ascii="Arial" w:hAnsi="Arial" w:cs="Arial"/>
-        </w:rPr>
-        <w:t>harian</w:t>
-      </w:r>
-      <w:proofErr w:type="spellEnd"/>
-      <w:r>
-        <w:rPr>
-          <w:rFonts w:ascii="Arial" w:hAnsi="Arial" w:cs="Arial"/>
-        </w:rPr>
-        <w:t xml:space="preserve">. </w:t>
+        <w:t xml:space="preserve"> dan aktifitas pekerjaan harian. </w:t>
       </w:r>
     </w:p>
     <w:p>
@@ -6328,14 +5214,12 @@
           <w:rFonts w:ascii="Arial" w:eastAsia="Times New Roman" w:hAnsi="Arial" w:cs="Arial"/>
         </w:rPr>
       </w:pPr>
-      <w:proofErr w:type="spellStart"/>
       <w:r>
         <w:rPr>
           <w:rFonts w:ascii="Arial" w:hAnsi="Arial" w:cs="Arial"/>
         </w:rPr>
         <w:t>Tujuan</w:t>
       </w:r>
-      <w:proofErr w:type="spellEnd"/>
     </w:p>
     <w:p>
       <w:pPr>
@@ -6347,118 +5231,40 @@
           <w:rFonts w:ascii="Arial" w:eastAsia="Times New Roman" w:hAnsi="Arial" w:cs="Arial"/>
         </w:rPr>
       </w:pPr>
-      <w:proofErr w:type="spellStart"/>
       <w:r>
         <w:rPr>
           <w:rFonts w:ascii="Arial" w:eastAsia="Times New Roman" w:hAnsi="Arial" w:cs="Arial"/>
         </w:rPr>
-        <w:t>Tujuan</w:t>
-      </w:r>
-      <w:proofErr w:type="spellEnd"/>
-      <w:r>
-        <w:rPr>
-          <w:rFonts w:ascii="Arial" w:eastAsia="Times New Roman" w:hAnsi="Arial" w:cs="Arial"/>
-        </w:rPr>
-        <w:t xml:space="preserve"> </w:t>
-      </w:r>
-      <w:proofErr w:type="spellStart"/>
-      <w:r>
-        <w:rPr>
-          <w:rFonts w:ascii="Arial" w:eastAsia="Times New Roman" w:hAnsi="Arial" w:cs="Arial"/>
-        </w:rPr>
-        <w:t>dari</w:t>
-      </w:r>
-      <w:proofErr w:type="spellEnd"/>
-      <w:r>
-        <w:rPr>
-          <w:rFonts w:ascii="Arial" w:eastAsia="Times New Roman" w:hAnsi="Arial" w:cs="Arial"/>
-        </w:rPr>
-        <w:t xml:space="preserve"> </w:t>
-      </w:r>
-      <w:proofErr w:type="spellStart"/>
-      <w:r>
-        <w:rPr>
-          <w:rFonts w:ascii="Arial" w:eastAsia="Times New Roman" w:hAnsi="Arial" w:cs="Arial"/>
-        </w:rPr>
-        <w:t>kegiatan</w:t>
-      </w:r>
-      <w:proofErr w:type="spellEnd"/>
-      <w:r>
-        <w:rPr>
-          <w:rFonts w:ascii="Arial" w:eastAsia="Times New Roman" w:hAnsi="Arial" w:cs="Arial"/>
-        </w:rPr>
-        <w:t xml:space="preserve"> </w:t>
+        <w:t xml:space="preserve">Tujuan dari kegiatan </w:t>
       </w:r>
       <w:r>
         <w:rPr>
           <w:rFonts w:ascii="Arial" w:eastAsia="Times New Roman" w:hAnsi="Arial" w:cs="Arial"/>
         </w:rPr>
-        <w:t>${</w:t>
+        <w:t>${nama_</w:t>
       </w:r>
-      <w:proofErr w:type="spellStart"/>
       <w:r>
         <w:rPr>
           <w:rFonts w:ascii="Arial" w:eastAsia="Times New Roman" w:hAnsi="Arial" w:cs="Arial"/>
         </w:rPr>
-        <w:t>nama_paket</w:t>
+        <w:t>kontrak</w:t>
       </w:r>
-      <w:proofErr w:type="spellEnd"/>
       <w:r>
         <w:rPr>
           <w:rFonts w:ascii="Arial" w:eastAsia="Times New Roman" w:hAnsi="Arial" w:cs="Arial"/>
         </w:rPr>
         <w:t xml:space="preserve">} </w:t>
       </w:r>
-      <w:proofErr w:type="spellStart"/>
       <w:r>
         <w:rPr>
           <w:rFonts w:ascii="Arial" w:eastAsia="Times New Roman" w:hAnsi="Arial" w:cs="Arial"/>
         </w:rPr>
-        <w:t>adalah</w:t>
-      </w:r>
-      <w:proofErr w:type="spellEnd"/>
-      <w:r>
-        <w:rPr>
-          <w:rFonts w:ascii="Arial" w:eastAsia="Times New Roman" w:hAnsi="Arial" w:cs="Arial"/>
-        </w:rPr>
-        <w:t xml:space="preserve"> </w:t>
-      </w:r>
-      <w:proofErr w:type="spellStart"/>
-      <w:r>
-        <w:rPr>
-          <w:rFonts w:ascii="Arial" w:eastAsia="Times New Roman" w:hAnsi="Arial" w:cs="Arial"/>
-        </w:rPr>
-        <w:t>sebagai</w:t>
-      </w:r>
-      <w:proofErr w:type="spellEnd"/>
-      <w:r>
-        <w:rPr>
-          <w:rFonts w:ascii="Arial" w:eastAsia="Times New Roman" w:hAnsi="Arial" w:cs="Arial"/>
-        </w:rPr>
-        <w:t xml:space="preserve"> </w:t>
-      </w:r>
-      <w:proofErr w:type="spellStart"/>
-      <w:r>
-        <w:rPr>
-          <w:rFonts w:ascii="Arial" w:eastAsia="Times New Roman" w:hAnsi="Arial" w:cs="Arial"/>
-        </w:rPr>
-        <w:t>berikut</w:t>
-      </w:r>
-      <w:proofErr w:type="spellEnd"/>
-      <w:r>
-        <w:rPr>
-          <w:rFonts w:ascii="Arial" w:eastAsia="Times New Roman" w:hAnsi="Arial" w:cs="Arial"/>
-        </w:rPr>
-        <w:t>:</w:t>
+        <w:t>adalah sebagai berikut:</w:t>
       </w:r>
     </w:p>
     <w:p>
       <w:pPr>
         <w:pStyle w:val="ListParagraph"/>
-        <w:numPr>
-          <w:ilvl w:val="0"/>
-          <w:numId w:val="38"/>
-        </w:numPr>
         <w:spacing w:after="100" w:afterAutospacing="1" w:line="360" w:lineRule="auto"/>
         <w:ind w:left="1276"/>
         <w:rPr>
@@ -6468,53 +5274,8 @@
       <w:r>
         <w:rPr>
           <w:rFonts w:ascii="Arial" w:eastAsia="Times New Roman" w:hAnsi="Arial" w:cs="Arial"/>
-          <w:lang w:val="id-ID"/>
         </w:rPr>
-        <w:t xml:space="preserve">Melaksanakan Pengelolaan Sistem Informasi pada Dinas Penanggulangan Kebakaran dan Penyelamatan Provinsi DKI Jakarta. </w:t>
-      </w:r>
-    </w:p>
-    <w:p>
-      <w:pPr>
-        <w:pStyle w:val="ListParagraph"/>
-        <w:numPr>
-          <w:ilvl w:val="0"/>
-          <w:numId w:val="38"/>
-        </w:numPr>
-        <w:spacing w:after="100" w:afterAutospacing="1" w:line="360" w:lineRule="auto"/>
-        <w:ind w:left="1276"/>
-        <w:rPr>
-          <w:rFonts w:ascii="Arial" w:eastAsia="Times New Roman" w:hAnsi="Arial" w:cs="Arial"/>
-          <w:lang w:val="id-ID"/>
-        </w:rPr>
-      </w:pPr>
-      <w:r>
-        <w:rPr>
-          <w:rFonts w:ascii="Arial" w:eastAsia="Times New Roman" w:hAnsi="Arial" w:cs="Arial"/>
-          <w:lang w:val="id-ID"/>
-        </w:rPr>
-        <w:t>Melaksanakan integrasi data dan Sistem Informasi pada lingkungan Dinas Penanggulangan Kebakaran dan Penyelamatan Provinsi DKI Jakarta.</w:t>
-      </w:r>
-    </w:p>
-    <w:p>
-      <w:pPr>
-        <w:pStyle w:val="ListParagraph"/>
-        <w:numPr>
-          <w:ilvl w:val="0"/>
-          <w:numId w:val="38"/>
-        </w:numPr>
-        <w:spacing w:after="100" w:afterAutospacing="1" w:line="360" w:lineRule="auto"/>
-        <w:ind w:left="1276"/>
-        <w:rPr>
-          <w:rFonts w:ascii="Arial" w:eastAsia="Times New Roman" w:hAnsi="Arial" w:cs="Arial"/>
-          <w:lang w:val="id-ID"/>
-        </w:rPr>
-      </w:pPr>
-      <w:r>
-        <w:rPr>
-          <w:rFonts w:ascii="Arial" w:eastAsia="Times New Roman" w:hAnsi="Arial" w:cs="Arial"/>
-          <w:lang w:val="id-ID"/>
-        </w:rPr>
-        <w:t>Memastikan pengelolaan, perbaikan dan keberlanjutan Sistem Informasi pada Dinas Penanggulangan Kebakaran dan Penyelamatan Provinsi DKI Jakarta.</w:t>
+        <w:t>${tujuan}</w:t>
       </w:r>
     </w:p>
     <w:p>
@@ -6542,14 +5303,12 @@
           <w:rFonts w:ascii="Arial" w:eastAsia="Times New Roman" w:hAnsi="Arial" w:cs="Arial"/>
         </w:rPr>
       </w:pPr>
-      <w:proofErr w:type="spellStart"/>
       <w:r>
         <w:rPr>
           <w:rFonts w:ascii="Arial" w:hAnsi="Arial" w:cs="Arial"/>
         </w:rPr>
         <w:t>Sasaran</w:t>
       </w:r>
-      <w:proofErr w:type="spellEnd"/>
     </w:p>
     <w:p>
       <w:pPr>
@@ -6561,691 +5320,28 @@
           <w:rFonts w:ascii="Arial" w:eastAsia="Times New Roman" w:hAnsi="Arial" w:cs="Arial"/>
         </w:rPr>
       </w:pPr>
-      <w:proofErr w:type="spellStart"/>
       <w:r>
         <w:rPr>
           <w:rFonts w:ascii="Arial" w:eastAsia="Times New Roman" w:hAnsi="Arial" w:cs="Arial"/>
         </w:rPr>
-        <w:t>Sasaran</w:t>
+        <w:t>Sasaran yang ingin dicapai dengan terlaksananya kegiatan ini adalah sebagai berikut:</w:t>
       </w:r>
-      <w:proofErr w:type="spellEnd"/>
+    </w:p>
+    <w:p>
+      <w:pPr>
+        <w:pStyle w:val="ListParagraph"/>
+        <w:spacing w:after="100" w:afterAutospacing="1" w:line="360" w:lineRule="auto"/>
+        <w:ind w:left="1211"/>
+        <w:jc w:val="both"/>
+        <w:rPr>
+          <w:rFonts w:ascii="Arial" w:eastAsia="Times New Roman" w:hAnsi="Arial" w:cs="Arial"/>
+        </w:rPr>
+      </w:pPr>
       <w:r>
         <w:rPr>
           <w:rFonts w:ascii="Arial" w:eastAsia="Times New Roman" w:hAnsi="Arial" w:cs="Arial"/>
         </w:rPr>
-        <w:t xml:space="preserve"> yang </w:t>
-      </w:r>
-      <w:proofErr w:type="spellStart"/>
-      <w:r>
-        <w:rPr>
-          <w:rFonts w:ascii="Arial" w:eastAsia="Times New Roman" w:hAnsi="Arial" w:cs="Arial"/>
-        </w:rPr>
-        <w:t>ingin</w:t>
-      </w:r>
-      <w:proofErr w:type="spellEnd"/>
-      <w:r>
-        <w:rPr>
-          <w:rFonts w:ascii="Arial" w:eastAsia="Times New Roman" w:hAnsi="Arial" w:cs="Arial"/>
-        </w:rPr>
-        <w:t xml:space="preserve"> </w:t>
-      </w:r>
-      <w:proofErr w:type="spellStart"/>
-      <w:r>
-        <w:rPr>
-          <w:rFonts w:ascii="Arial" w:eastAsia="Times New Roman" w:hAnsi="Arial" w:cs="Arial"/>
-        </w:rPr>
-        <w:t>dicapai</w:t>
-      </w:r>
-      <w:proofErr w:type="spellEnd"/>
-      <w:r>
-        <w:rPr>
-          <w:rFonts w:ascii="Arial" w:eastAsia="Times New Roman" w:hAnsi="Arial" w:cs="Arial"/>
-        </w:rPr>
-        <w:t xml:space="preserve"> </w:t>
-      </w:r>
-      <w:proofErr w:type="spellStart"/>
-      <w:r>
-        <w:rPr>
-          <w:rFonts w:ascii="Arial" w:eastAsia="Times New Roman" w:hAnsi="Arial" w:cs="Arial"/>
-        </w:rPr>
-        <w:t>dengan</w:t>
-      </w:r>
-      <w:proofErr w:type="spellEnd"/>
-      <w:r>
-        <w:rPr>
-          <w:rFonts w:ascii="Arial" w:eastAsia="Times New Roman" w:hAnsi="Arial" w:cs="Arial"/>
-        </w:rPr>
-        <w:t xml:space="preserve"> </w:t>
-      </w:r>
-      <w:proofErr w:type="spellStart"/>
-      <w:r>
-        <w:rPr>
-          <w:rFonts w:ascii="Arial" w:eastAsia="Times New Roman" w:hAnsi="Arial" w:cs="Arial"/>
-        </w:rPr>
-        <w:t>terlaksananya</w:t>
-      </w:r>
-      <w:proofErr w:type="spellEnd"/>
-      <w:r>
-        <w:rPr>
-          <w:rFonts w:ascii="Arial" w:eastAsia="Times New Roman" w:hAnsi="Arial" w:cs="Arial"/>
-        </w:rPr>
-        <w:t xml:space="preserve"> </w:t>
-      </w:r>
-      <w:proofErr w:type="spellStart"/>
-      <w:r>
-        <w:rPr>
-          <w:rFonts w:ascii="Arial" w:eastAsia="Times New Roman" w:hAnsi="Arial" w:cs="Arial"/>
-        </w:rPr>
-        <w:t>kegiatan</w:t>
-      </w:r>
-      <w:proofErr w:type="spellEnd"/>
-      <w:r>
-        <w:rPr>
-          <w:rFonts w:ascii="Arial" w:eastAsia="Times New Roman" w:hAnsi="Arial" w:cs="Arial"/>
-        </w:rPr>
-        <w:t xml:space="preserve"> </w:t>
-      </w:r>
-      <w:proofErr w:type="spellStart"/>
-      <w:r>
-        <w:rPr>
-          <w:rFonts w:ascii="Arial" w:eastAsia="Times New Roman" w:hAnsi="Arial" w:cs="Arial"/>
-        </w:rPr>
-        <w:t>ini</w:t>
-      </w:r>
-      <w:proofErr w:type="spellEnd"/>
-      <w:r>
-        <w:rPr>
-          <w:rFonts w:ascii="Arial" w:eastAsia="Times New Roman" w:hAnsi="Arial" w:cs="Arial"/>
-        </w:rPr>
-        <w:t xml:space="preserve"> </w:t>
-      </w:r>
-      <w:proofErr w:type="spellStart"/>
-      <w:r>
-        <w:rPr>
-          <w:rFonts w:ascii="Arial" w:eastAsia="Times New Roman" w:hAnsi="Arial" w:cs="Arial"/>
-        </w:rPr>
-        <w:t>adalah</w:t>
-      </w:r>
-      <w:proofErr w:type="spellEnd"/>
-      <w:r>
-        <w:rPr>
-          <w:rFonts w:ascii="Arial" w:eastAsia="Times New Roman" w:hAnsi="Arial" w:cs="Arial"/>
-        </w:rPr>
-        <w:t xml:space="preserve"> </w:t>
-      </w:r>
-      <w:proofErr w:type="spellStart"/>
-      <w:r>
-        <w:rPr>
-          <w:rFonts w:ascii="Arial" w:eastAsia="Times New Roman" w:hAnsi="Arial" w:cs="Arial"/>
-        </w:rPr>
-        <w:t>sebagai</w:t>
-      </w:r>
-      <w:proofErr w:type="spellEnd"/>
-      <w:r>
-        <w:rPr>
-          <w:rFonts w:ascii="Arial" w:eastAsia="Times New Roman" w:hAnsi="Arial" w:cs="Arial"/>
-        </w:rPr>
-        <w:t xml:space="preserve"> </w:t>
-      </w:r>
-      <w:proofErr w:type="spellStart"/>
-      <w:r>
-        <w:rPr>
-          <w:rFonts w:ascii="Arial" w:eastAsia="Times New Roman" w:hAnsi="Arial" w:cs="Arial"/>
-        </w:rPr>
-        <w:t>berikut</w:t>
-      </w:r>
-      <w:proofErr w:type="spellEnd"/>
-      <w:r>
-        <w:rPr>
-          <w:rFonts w:ascii="Arial" w:eastAsia="Times New Roman" w:hAnsi="Arial" w:cs="Arial"/>
-        </w:rPr>
-        <w:t>:</w:t>
-      </w:r>
-    </w:p>
-    <w:p>
-      <w:pPr>
-        <w:pStyle w:val="ListParagraph"/>
-        <w:numPr>
-          <w:ilvl w:val="0"/>
-          <w:numId w:val="29"/>
-        </w:numPr>
-        <w:spacing w:after="100" w:afterAutospacing="1" w:line="360" w:lineRule="auto"/>
-        <w:jc w:val="both"/>
-        <w:rPr>
-          <w:rFonts w:ascii="Arial" w:eastAsia="Times New Roman" w:hAnsi="Arial" w:cs="Arial"/>
-        </w:rPr>
-      </w:pPr>
-      <w:proofErr w:type="spellStart"/>
-      <w:r>
-        <w:rPr>
-          <w:rFonts w:ascii="Arial" w:eastAsia="Times New Roman" w:hAnsi="Arial" w:cs="Arial"/>
-        </w:rPr>
-        <w:t>Tersedianya</w:t>
-      </w:r>
-      <w:proofErr w:type="spellEnd"/>
-      <w:r>
-        <w:rPr>
-          <w:rFonts w:ascii="Arial" w:eastAsia="Times New Roman" w:hAnsi="Arial" w:cs="Arial"/>
-        </w:rPr>
-        <w:t xml:space="preserve"> </w:t>
-      </w:r>
-      <w:proofErr w:type="spellStart"/>
-      <w:r>
-        <w:rPr>
-          <w:rFonts w:ascii="Arial" w:eastAsia="Times New Roman" w:hAnsi="Arial" w:cs="Arial"/>
-        </w:rPr>
-        <w:t>Sistem</w:t>
-      </w:r>
-      <w:proofErr w:type="spellEnd"/>
-      <w:r>
-        <w:rPr>
-          <w:rFonts w:ascii="Arial" w:eastAsia="Times New Roman" w:hAnsi="Arial" w:cs="Arial"/>
-        </w:rPr>
-        <w:t xml:space="preserve"> </w:t>
-      </w:r>
-      <w:proofErr w:type="spellStart"/>
-      <w:r>
-        <w:rPr>
-          <w:rFonts w:ascii="Arial" w:eastAsia="Times New Roman" w:hAnsi="Arial" w:cs="Arial"/>
-        </w:rPr>
-        <w:t>Informasi</w:t>
-      </w:r>
-      <w:proofErr w:type="spellEnd"/>
-      <w:r>
-        <w:rPr>
-          <w:rFonts w:ascii="Arial" w:eastAsia="Times New Roman" w:hAnsi="Arial" w:cs="Arial"/>
-        </w:rPr>
-        <w:t xml:space="preserve"> yang </w:t>
-      </w:r>
-      <w:proofErr w:type="spellStart"/>
-      <w:r>
-        <w:rPr>
-          <w:rFonts w:ascii="Arial" w:eastAsia="Times New Roman" w:hAnsi="Arial" w:cs="Arial"/>
-        </w:rPr>
-        <w:t>mudah</w:t>
-      </w:r>
-      <w:proofErr w:type="spellEnd"/>
-      <w:r>
-        <w:rPr>
-          <w:rFonts w:ascii="Arial" w:eastAsia="Times New Roman" w:hAnsi="Arial" w:cs="Arial"/>
-        </w:rPr>
-        <w:t xml:space="preserve"> </w:t>
-      </w:r>
-      <w:proofErr w:type="spellStart"/>
-      <w:r>
-        <w:rPr>
-          <w:rFonts w:ascii="Arial" w:eastAsia="Times New Roman" w:hAnsi="Arial" w:cs="Arial"/>
-        </w:rPr>
-        <w:t>diakses</w:t>
-      </w:r>
-      <w:proofErr w:type="spellEnd"/>
-      <w:r>
-        <w:rPr>
-          <w:rFonts w:ascii="Arial" w:eastAsia="Times New Roman" w:hAnsi="Arial" w:cs="Arial"/>
-        </w:rPr>
-        <w:t xml:space="preserve"> dan </w:t>
-      </w:r>
-      <w:proofErr w:type="spellStart"/>
-      <w:r>
-        <w:rPr>
-          <w:rFonts w:ascii="Arial" w:eastAsia="Times New Roman" w:hAnsi="Arial" w:cs="Arial"/>
-        </w:rPr>
-        <w:t>terintegrasi</w:t>
-      </w:r>
-      <w:proofErr w:type="spellEnd"/>
-      <w:r>
-        <w:rPr>
-          <w:rFonts w:ascii="Arial" w:eastAsia="Times New Roman" w:hAnsi="Arial" w:cs="Arial"/>
-        </w:rPr>
-        <w:t xml:space="preserve">, </w:t>
-      </w:r>
-      <w:proofErr w:type="spellStart"/>
-      <w:r>
-        <w:rPr>
-          <w:rFonts w:ascii="Arial" w:eastAsia="Times New Roman" w:hAnsi="Arial" w:cs="Arial"/>
-        </w:rPr>
-        <w:t>sehingga</w:t>
-      </w:r>
-      <w:proofErr w:type="spellEnd"/>
-      <w:r>
-        <w:rPr>
-          <w:rFonts w:ascii="Arial" w:eastAsia="Times New Roman" w:hAnsi="Arial" w:cs="Arial"/>
-        </w:rPr>
-        <w:t xml:space="preserve"> </w:t>
-      </w:r>
-      <w:proofErr w:type="spellStart"/>
-      <w:r>
-        <w:rPr>
-          <w:rFonts w:ascii="Arial" w:eastAsia="Times New Roman" w:hAnsi="Arial" w:cs="Arial"/>
-        </w:rPr>
-        <w:t>memudahkan</w:t>
-      </w:r>
-      <w:proofErr w:type="spellEnd"/>
-      <w:r>
-        <w:rPr>
-          <w:rFonts w:ascii="Arial" w:eastAsia="Times New Roman" w:hAnsi="Arial" w:cs="Arial"/>
-        </w:rPr>
-        <w:t xml:space="preserve"> </w:t>
-      </w:r>
-      <w:proofErr w:type="spellStart"/>
-      <w:r>
-        <w:rPr>
-          <w:rFonts w:ascii="Arial" w:eastAsia="Times New Roman" w:hAnsi="Arial" w:cs="Arial"/>
-        </w:rPr>
-        <w:t>dalam</w:t>
-      </w:r>
-      <w:proofErr w:type="spellEnd"/>
-      <w:r>
-        <w:rPr>
-          <w:rFonts w:ascii="Arial" w:eastAsia="Times New Roman" w:hAnsi="Arial" w:cs="Arial"/>
-        </w:rPr>
-        <w:t xml:space="preserve"> </w:t>
-      </w:r>
-      <w:proofErr w:type="spellStart"/>
-      <w:r>
-        <w:rPr>
-          <w:rFonts w:ascii="Arial" w:eastAsia="Times New Roman" w:hAnsi="Arial" w:cs="Arial"/>
-        </w:rPr>
-        <w:t>pengolahan</w:t>
-      </w:r>
-      <w:proofErr w:type="spellEnd"/>
-      <w:r>
-        <w:rPr>
-          <w:rFonts w:ascii="Arial" w:eastAsia="Times New Roman" w:hAnsi="Arial" w:cs="Arial"/>
-        </w:rPr>
-        <w:t xml:space="preserve"> data yang </w:t>
-      </w:r>
-      <w:proofErr w:type="spellStart"/>
-      <w:r>
-        <w:rPr>
-          <w:rFonts w:ascii="Arial" w:eastAsia="Times New Roman" w:hAnsi="Arial" w:cs="Arial"/>
-        </w:rPr>
-        <w:t>diperlukan</w:t>
-      </w:r>
-      <w:proofErr w:type="spellEnd"/>
-      <w:r>
-        <w:rPr>
-          <w:rFonts w:ascii="Arial" w:eastAsia="Times New Roman" w:hAnsi="Arial" w:cs="Arial"/>
-        </w:rPr>
-        <w:t>.</w:t>
-      </w:r>
-    </w:p>
-    <w:p>
-      <w:pPr>
-        <w:pStyle w:val="ListParagraph"/>
-        <w:numPr>
-          <w:ilvl w:val="0"/>
-          <w:numId w:val="29"/>
-        </w:numPr>
-        <w:spacing w:after="100" w:afterAutospacing="1" w:line="360" w:lineRule="auto"/>
-        <w:jc w:val="both"/>
-        <w:rPr>
-          <w:rFonts w:ascii="Arial" w:eastAsia="Times New Roman" w:hAnsi="Arial" w:cs="Arial"/>
-        </w:rPr>
-      </w:pPr>
-      <w:proofErr w:type="spellStart"/>
-      <w:r>
-        <w:rPr>
-          <w:rFonts w:ascii="Arial" w:eastAsia="Times New Roman" w:hAnsi="Arial" w:cs="Arial"/>
-        </w:rPr>
-        <w:t>Terlaksananya</w:t>
-      </w:r>
-      <w:proofErr w:type="spellEnd"/>
-      <w:r>
-        <w:rPr>
-          <w:rFonts w:ascii="Arial" w:eastAsia="Times New Roman" w:hAnsi="Arial" w:cs="Arial"/>
-        </w:rPr>
-        <w:t xml:space="preserve"> </w:t>
-      </w:r>
-      <w:proofErr w:type="spellStart"/>
-      <w:r>
-        <w:rPr>
-          <w:rFonts w:ascii="Arial" w:eastAsia="Times New Roman" w:hAnsi="Arial" w:cs="Arial"/>
-        </w:rPr>
-        <w:t>pengelolaan</w:t>
-      </w:r>
-      <w:proofErr w:type="spellEnd"/>
-      <w:r>
-        <w:rPr>
-          <w:rFonts w:ascii="Arial" w:eastAsia="Times New Roman" w:hAnsi="Arial" w:cs="Arial"/>
-        </w:rPr>
-        <w:t xml:space="preserve">, </w:t>
-      </w:r>
-      <w:proofErr w:type="spellStart"/>
-      <w:r>
-        <w:rPr>
-          <w:rFonts w:ascii="Arial" w:eastAsia="Times New Roman" w:hAnsi="Arial" w:cs="Arial"/>
-        </w:rPr>
-        <w:t>perbaikan</w:t>
-      </w:r>
-      <w:proofErr w:type="spellEnd"/>
-      <w:r>
-        <w:rPr>
-          <w:rFonts w:ascii="Arial" w:eastAsia="Times New Roman" w:hAnsi="Arial" w:cs="Arial"/>
-        </w:rPr>
-        <w:t xml:space="preserve"> dan </w:t>
-      </w:r>
-      <w:proofErr w:type="spellStart"/>
-      <w:r>
-        <w:rPr>
-          <w:rFonts w:ascii="Arial" w:eastAsia="Times New Roman" w:hAnsi="Arial" w:cs="Arial"/>
-        </w:rPr>
-        <w:t>pengembangan</w:t>
-      </w:r>
-      <w:proofErr w:type="spellEnd"/>
-      <w:r>
-        <w:rPr>
-          <w:rFonts w:ascii="Arial" w:eastAsia="Times New Roman" w:hAnsi="Arial" w:cs="Arial"/>
-        </w:rPr>
-        <w:t xml:space="preserve"> </w:t>
-      </w:r>
-      <w:proofErr w:type="spellStart"/>
-      <w:r>
-        <w:rPr>
-          <w:rFonts w:ascii="Arial" w:eastAsia="Times New Roman" w:hAnsi="Arial" w:cs="Arial"/>
-        </w:rPr>
-        <w:t>Sistem</w:t>
-      </w:r>
-      <w:proofErr w:type="spellEnd"/>
-      <w:r>
-        <w:rPr>
-          <w:rFonts w:ascii="Arial" w:eastAsia="Times New Roman" w:hAnsi="Arial" w:cs="Arial"/>
-        </w:rPr>
-        <w:t xml:space="preserve"> </w:t>
-      </w:r>
-      <w:proofErr w:type="spellStart"/>
-      <w:r>
-        <w:rPr>
-          <w:rFonts w:ascii="Arial" w:eastAsia="Times New Roman" w:hAnsi="Arial" w:cs="Arial"/>
-        </w:rPr>
-        <w:t>Informasi</w:t>
-      </w:r>
-      <w:proofErr w:type="spellEnd"/>
-      <w:r>
-        <w:rPr>
-          <w:rFonts w:ascii="Arial" w:eastAsia="Times New Roman" w:hAnsi="Arial" w:cs="Arial"/>
-        </w:rPr>
-        <w:t xml:space="preserve"> </w:t>
-      </w:r>
-      <w:proofErr w:type="spellStart"/>
-      <w:r>
-        <w:rPr>
-          <w:rFonts w:ascii="Arial" w:eastAsia="Times New Roman" w:hAnsi="Arial" w:cs="Arial"/>
-        </w:rPr>
-        <w:t>untuk</w:t>
-      </w:r>
-      <w:proofErr w:type="spellEnd"/>
-      <w:r>
-        <w:rPr>
-          <w:rFonts w:ascii="Arial" w:eastAsia="Times New Roman" w:hAnsi="Arial" w:cs="Arial"/>
-        </w:rPr>
-        <w:t xml:space="preserve"> </w:t>
-      </w:r>
-      <w:proofErr w:type="spellStart"/>
-      <w:r>
-        <w:rPr>
-          <w:rFonts w:ascii="Arial" w:eastAsia="Times New Roman" w:hAnsi="Arial" w:cs="Arial"/>
-        </w:rPr>
-        <w:t>mendukung</w:t>
-      </w:r>
-      <w:proofErr w:type="spellEnd"/>
-      <w:r>
-        <w:rPr>
-          <w:rFonts w:ascii="Arial" w:eastAsia="Times New Roman" w:hAnsi="Arial" w:cs="Arial"/>
-        </w:rPr>
-        <w:t xml:space="preserve"> </w:t>
-      </w:r>
-      <w:proofErr w:type="spellStart"/>
-      <w:r>
-        <w:rPr>
-          <w:rFonts w:ascii="Arial" w:eastAsia="Times New Roman" w:hAnsi="Arial" w:cs="Arial"/>
-        </w:rPr>
-        <w:t>kinerja</w:t>
-      </w:r>
-      <w:proofErr w:type="spellEnd"/>
-      <w:r>
-        <w:rPr>
-          <w:rFonts w:ascii="Arial" w:eastAsia="Times New Roman" w:hAnsi="Arial" w:cs="Arial"/>
-        </w:rPr>
-        <w:t xml:space="preserve"> Dinas </w:t>
-      </w:r>
-      <w:proofErr w:type="spellStart"/>
-      <w:r>
-        <w:rPr>
-          <w:rFonts w:ascii="Arial" w:eastAsia="Times New Roman" w:hAnsi="Arial" w:cs="Arial"/>
-        </w:rPr>
-        <w:t>Penanggulangan</w:t>
-      </w:r>
-      <w:proofErr w:type="spellEnd"/>
-      <w:r>
-        <w:rPr>
-          <w:rFonts w:ascii="Arial" w:eastAsia="Times New Roman" w:hAnsi="Arial" w:cs="Arial"/>
-        </w:rPr>
-        <w:t xml:space="preserve"> </w:t>
-      </w:r>
-      <w:proofErr w:type="spellStart"/>
-      <w:r>
-        <w:rPr>
-          <w:rFonts w:ascii="Arial" w:eastAsia="Times New Roman" w:hAnsi="Arial" w:cs="Arial"/>
-        </w:rPr>
-        <w:t>Kebakaran</w:t>
-      </w:r>
-      <w:proofErr w:type="spellEnd"/>
-      <w:r>
-        <w:rPr>
-          <w:rFonts w:ascii="Arial" w:eastAsia="Times New Roman" w:hAnsi="Arial" w:cs="Arial"/>
-        </w:rPr>
-        <w:t xml:space="preserve"> dan </w:t>
-      </w:r>
-      <w:proofErr w:type="spellStart"/>
-      <w:r>
-        <w:rPr>
-          <w:rFonts w:ascii="Arial" w:eastAsia="Times New Roman" w:hAnsi="Arial" w:cs="Arial"/>
-        </w:rPr>
-        <w:t>Penyelamatan</w:t>
-      </w:r>
-      <w:proofErr w:type="spellEnd"/>
-      <w:r>
-        <w:rPr>
-          <w:rFonts w:ascii="Arial" w:eastAsia="Times New Roman" w:hAnsi="Arial" w:cs="Arial"/>
-        </w:rPr>
-        <w:t xml:space="preserve"> </w:t>
-      </w:r>
-      <w:proofErr w:type="spellStart"/>
-      <w:r>
-        <w:rPr>
-          <w:rFonts w:ascii="Arial" w:eastAsia="Times New Roman" w:hAnsi="Arial" w:cs="Arial"/>
-        </w:rPr>
-        <w:t>Provinsi</w:t>
-      </w:r>
-      <w:proofErr w:type="spellEnd"/>
-      <w:r>
-        <w:rPr>
-          <w:rFonts w:ascii="Arial" w:eastAsia="Times New Roman" w:hAnsi="Arial" w:cs="Arial"/>
-        </w:rPr>
-        <w:t xml:space="preserve"> DKI Jakarta.</w:t>
-      </w:r>
-    </w:p>
-    <w:p>
-      <w:pPr>
-        <w:pStyle w:val="ListParagraph"/>
-        <w:numPr>
-          <w:ilvl w:val="0"/>
-          <w:numId w:val="29"/>
-        </w:numPr>
-        <w:spacing w:after="100" w:afterAutospacing="1" w:line="360" w:lineRule="auto"/>
-        <w:jc w:val="both"/>
-        <w:rPr>
-          <w:rFonts w:ascii="Arial" w:eastAsia="Times New Roman" w:hAnsi="Arial" w:cs="Arial"/>
-        </w:rPr>
-      </w:pPr>
-      <w:proofErr w:type="spellStart"/>
-      <w:r>
-        <w:rPr>
-          <w:rFonts w:ascii="Arial" w:eastAsia="Times New Roman" w:hAnsi="Arial" w:cs="Arial"/>
-        </w:rPr>
-        <w:t>Tersedianya</w:t>
-      </w:r>
-      <w:proofErr w:type="spellEnd"/>
-      <w:r>
-        <w:rPr>
-          <w:rFonts w:ascii="Arial" w:eastAsia="Times New Roman" w:hAnsi="Arial" w:cs="Arial"/>
-        </w:rPr>
-        <w:t xml:space="preserve"> data dan </w:t>
-      </w:r>
-      <w:proofErr w:type="spellStart"/>
-      <w:r>
-        <w:rPr>
-          <w:rFonts w:ascii="Arial" w:eastAsia="Times New Roman" w:hAnsi="Arial" w:cs="Arial"/>
-        </w:rPr>
-        <w:t>informasi</w:t>
-      </w:r>
-      <w:proofErr w:type="spellEnd"/>
-      <w:r>
-        <w:rPr>
-          <w:rFonts w:ascii="Arial" w:eastAsia="Times New Roman" w:hAnsi="Arial" w:cs="Arial"/>
-        </w:rPr>
-        <w:t xml:space="preserve"> yang </w:t>
-      </w:r>
-      <w:proofErr w:type="spellStart"/>
-      <w:r>
-        <w:rPr>
-          <w:rFonts w:ascii="Arial" w:eastAsia="Times New Roman" w:hAnsi="Arial" w:cs="Arial"/>
-        </w:rPr>
-        <w:t>cepat</w:t>
-      </w:r>
-      <w:proofErr w:type="spellEnd"/>
-      <w:r>
-        <w:rPr>
-          <w:rFonts w:ascii="Arial" w:eastAsia="Times New Roman" w:hAnsi="Arial" w:cs="Arial"/>
-        </w:rPr>
-        <w:t xml:space="preserve"> dan </w:t>
-      </w:r>
-      <w:proofErr w:type="spellStart"/>
-      <w:r>
-        <w:rPr>
-          <w:rFonts w:ascii="Arial" w:eastAsia="Times New Roman" w:hAnsi="Arial" w:cs="Arial"/>
-        </w:rPr>
-        <w:t>mutakhir</w:t>
-      </w:r>
-      <w:proofErr w:type="spellEnd"/>
-      <w:r>
-        <w:rPr>
-          <w:rFonts w:ascii="Arial" w:eastAsia="Times New Roman" w:hAnsi="Arial" w:cs="Arial"/>
-        </w:rPr>
-        <w:t xml:space="preserve"> </w:t>
-      </w:r>
-      <w:proofErr w:type="spellStart"/>
-      <w:r>
-        <w:rPr>
-          <w:rFonts w:ascii="Arial" w:eastAsia="Times New Roman" w:hAnsi="Arial" w:cs="Arial"/>
-        </w:rPr>
-        <w:t>berbasis</w:t>
-      </w:r>
-      <w:proofErr w:type="spellEnd"/>
-      <w:r>
-        <w:rPr>
-          <w:rFonts w:ascii="Arial" w:eastAsia="Times New Roman" w:hAnsi="Arial" w:cs="Arial"/>
-        </w:rPr>
-        <w:t xml:space="preserve"> </w:t>
-      </w:r>
-      <w:proofErr w:type="spellStart"/>
-      <w:r>
-        <w:rPr>
-          <w:rFonts w:ascii="Arial" w:eastAsia="Times New Roman" w:hAnsi="Arial" w:cs="Arial"/>
-        </w:rPr>
-        <w:t>sistem</w:t>
-      </w:r>
-      <w:proofErr w:type="spellEnd"/>
-      <w:r>
-        <w:rPr>
-          <w:rFonts w:ascii="Arial" w:eastAsia="Times New Roman" w:hAnsi="Arial" w:cs="Arial"/>
-        </w:rPr>
-        <w:t xml:space="preserve"> </w:t>
-      </w:r>
-      <w:proofErr w:type="spellStart"/>
-      <w:r>
-        <w:rPr>
-          <w:rFonts w:ascii="Arial" w:eastAsia="Times New Roman" w:hAnsi="Arial" w:cs="Arial"/>
-        </w:rPr>
-        <w:t>untuk</w:t>
-      </w:r>
-      <w:proofErr w:type="spellEnd"/>
-      <w:r>
-        <w:rPr>
-          <w:rFonts w:ascii="Arial" w:eastAsia="Times New Roman" w:hAnsi="Arial" w:cs="Arial"/>
-        </w:rPr>
-        <w:t xml:space="preserve"> </w:t>
-      </w:r>
-      <w:proofErr w:type="spellStart"/>
-      <w:r>
-        <w:rPr>
-          <w:rFonts w:ascii="Arial" w:eastAsia="Times New Roman" w:hAnsi="Arial" w:cs="Arial"/>
-        </w:rPr>
-        <w:t>pemenuhan</w:t>
-      </w:r>
-      <w:proofErr w:type="spellEnd"/>
-      <w:r>
-        <w:rPr>
-          <w:rFonts w:ascii="Arial" w:eastAsia="Times New Roman" w:hAnsi="Arial" w:cs="Arial"/>
-        </w:rPr>
-        <w:t xml:space="preserve"> </w:t>
-      </w:r>
-      <w:proofErr w:type="spellStart"/>
-      <w:r>
-        <w:rPr>
-          <w:rFonts w:ascii="Arial" w:eastAsia="Times New Roman" w:hAnsi="Arial" w:cs="Arial"/>
-        </w:rPr>
-        <w:t>kebutuhan</w:t>
-      </w:r>
-      <w:proofErr w:type="spellEnd"/>
-      <w:r>
-        <w:rPr>
-          <w:rFonts w:ascii="Arial" w:eastAsia="Times New Roman" w:hAnsi="Arial" w:cs="Arial"/>
-        </w:rPr>
-        <w:t xml:space="preserve"> </w:t>
-      </w:r>
-      <w:proofErr w:type="spellStart"/>
-      <w:r>
-        <w:rPr>
-          <w:rFonts w:ascii="Arial" w:eastAsia="Times New Roman" w:hAnsi="Arial" w:cs="Arial"/>
-        </w:rPr>
-        <w:t>pemangku</w:t>
-      </w:r>
-      <w:proofErr w:type="spellEnd"/>
-      <w:r>
-        <w:rPr>
-          <w:rFonts w:ascii="Arial" w:eastAsia="Times New Roman" w:hAnsi="Arial" w:cs="Arial"/>
-        </w:rPr>
-        <w:t xml:space="preserve"> </w:t>
-      </w:r>
-      <w:proofErr w:type="spellStart"/>
-      <w:r>
-        <w:rPr>
-          <w:rFonts w:ascii="Arial" w:eastAsia="Times New Roman" w:hAnsi="Arial" w:cs="Arial"/>
-        </w:rPr>
-        <w:t>kepentingan</w:t>
-      </w:r>
-      <w:proofErr w:type="spellEnd"/>
-      <w:r>
-        <w:rPr>
-          <w:rFonts w:ascii="Arial" w:eastAsia="Times New Roman" w:hAnsi="Arial" w:cs="Arial"/>
-        </w:rPr>
-        <w:t xml:space="preserve"> dan </w:t>
-      </w:r>
-      <w:proofErr w:type="spellStart"/>
-      <w:r>
-        <w:rPr>
-          <w:rFonts w:ascii="Arial" w:eastAsia="Times New Roman" w:hAnsi="Arial" w:cs="Arial"/>
-        </w:rPr>
-        <w:t>masyarakat</w:t>
-      </w:r>
-      <w:proofErr w:type="spellEnd"/>
-      <w:r>
-        <w:rPr>
-          <w:rFonts w:ascii="Arial" w:eastAsia="Times New Roman" w:hAnsi="Arial" w:cs="Arial"/>
-        </w:rPr>
-        <w:t>.</w:t>
+        <w:t>${sasaran}</w:t>
       </w:r>
     </w:p>
     <w:p>
@@ -7277,16 +5373,8 @@
         <w:rPr>
           <w:rFonts w:ascii="Arial" w:eastAsia="Times New Roman" w:hAnsi="Arial" w:cs="Arial"/>
         </w:rPr>
-        <w:t xml:space="preserve">Ruang </w:t>
+        <w:t>Ruang lingkup</w:t>
       </w:r>
-      <w:proofErr w:type="spellStart"/>
-      <w:r>
-        <w:rPr>
-          <w:rFonts w:ascii="Arial" w:eastAsia="Times New Roman" w:hAnsi="Arial" w:cs="Arial"/>
-        </w:rPr>
-        <w:t>lingkup</w:t>
-      </w:r>
-      <w:proofErr w:type="spellEnd"/>
     </w:p>
     <w:p>
       <w:pPr>
@@ -7298,145 +5386,11 @@
           <w:rFonts w:ascii="Arial" w:eastAsia="Times New Roman" w:hAnsi="Arial" w:cs="Arial"/>
         </w:rPr>
       </w:pPr>
-      <w:proofErr w:type="spellStart"/>
       <w:r>
         <w:rPr>
           <w:rFonts w:ascii="Arial" w:eastAsia="Times New Roman" w:hAnsi="Arial" w:cs="Arial"/>
         </w:rPr>
-        <w:t>Dengan</w:t>
-      </w:r>
-      <w:proofErr w:type="spellEnd"/>
-      <w:r>
-        <w:rPr>
-          <w:rFonts w:ascii="Arial" w:eastAsia="Times New Roman" w:hAnsi="Arial" w:cs="Arial"/>
-        </w:rPr>
-        <w:t xml:space="preserve"> </w:t>
-      </w:r>
-      <w:proofErr w:type="spellStart"/>
-      <w:r>
-        <w:rPr>
-          <w:rFonts w:ascii="Arial" w:eastAsia="Times New Roman" w:hAnsi="Arial" w:cs="Arial"/>
-        </w:rPr>
-        <w:t>adanya</w:t>
-      </w:r>
-      <w:proofErr w:type="spellEnd"/>
-      <w:r>
-        <w:rPr>
-          <w:rFonts w:ascii="Arial" w:eastAsia="Times New Roman" w:hAnsi="Arial" w:cs="Arial"/>
-        </w:rPr>
-        <w:t xml:space="preserve"> </w:t>
-      </w:r>
-      <w:proofErr w:type="spellStart"/>
-      <w:r>
-        <w:rPr>
-          <w:rFonts w:ascii="Arial" w:eastAsia="Times New Roman" w:hAnsi="Arial" w:cs="Arial"/>
-        </w:rPr>
-        <w:t>laporan</w:t>
-      </w:r>
-      <w:proofErr w:type="spellEnd"/>
-      <w:r>
-        <w:rPr>
-          <w:rFonts w:ascii="Arial" w:eastAsia="Times New Roman" w:hAnsi="Arial" w:cs="Arial"/>
-        </w:rPr>
-        <w:t xml:space="preserve"> </w:t>
-      </w:r>
-      <w:proofErr w:type="spellStart"/>
-      <w:r>
-        <w:rPr>
-          <w:rFonts w:ascii="Arial" w:eastAsia="Times New Roman" w:hAnsi="Arial" w:cs="Arial"/>
-        </w:rPr>
-        <w:t>bulanan</w:t>
-      </w:r>
-      <w:proofErr w:type="spellEnd"/>
-      <w:r>
-        <w:rPr>
-          <w:rFonts w:ascii="Arial" w:eastAsia="Times New Roman" w:hAnsi="Arial" w:cs="Arial"/>
-        </w:rPr>
-        <w:t xml:space="preserve"> </w:t>
-      </w:r>
-      <w:proofErr w:type="spellStart"/>
-      <w:r>
-        <w:rPr>
-          <w:rFonts w:ascii="Arial" w:eastAsia="Times New Roman" w:hAnsi="Arial" w:cs="Arial"/>
-        </w:rPr>
-        <w:t>ini</w:t>
-      </w:r>
-      <w:proofErr w:type="spellEnd"/>
-      <w:r>
-        <w:rPr>
-          <w:rFonts w:ascii="Arial" w:eastAsia="Times New Roman" w:hAnsi="Arial" w:cs="Arial"/>
-        </w:rPr>
-        <w:t xml:space="preserve"> </w:t>
-      </w:r>
-      <w:proofErr w:type="spellStart"/>
-      <w:r>
-        <w:rPr>
-          <w:rFonts w:ascii="Arial" w:eastAsia="Times New Roman" w:hAnsi="Arial" w:cs="Arial"/>
-        </w:rPr>
-        <w:t>diharapkan</w:t>
-      </w:r>
-      <w:proofErr w:type="spellEnd"/>
-      <w:r>
-        <w:rPr>
-          <w:rFonts w:ascii="Arial" w:eastAsia="Times New Roman" w:hAnsi="Arial" w:cs="Arial"/>
-        </w:rPr>
-        <w:t xml:space="preserve"> </w:t>
-      </w:r>
-      <w:proofErr w:type="spellStart"/>
-      <w:r>
-        <w:rPr>
-          <w:rFonts w:ascii="Arial" w:eastAsia="Times New Roman" w:hAnsi="Arial" w:cs="Arial"/>
-        </w:rPr>
-        <w:t>dapat</w:t>
-      </w:r>
-      <w:proofErr w:type="spellEnd"/>
-      <w:r>
-        <w:rPr>
-          <w:rFonts w:ascii="Arial" w:eastAsia="Times New Roman" w:hAnsi="Arial" w:cs="Arial"/>
-        </w:rPr>
-        <w:t xml:space="preserve"> </w:t>
-      </w:r>
-      <w:proofErr w:type="spellStart"/>
-      <w:r>
-        <w:rPr>
-          <w:rFonts w:ascii="Arial" w:eastAsia="Times New Roman" w:hAnsi="Arial" w:cs="Arial"/>
-        </w:rPr>
-        <w:t>menjadi</w:t>
-      </w:r>
-      <w:proofErr w:type="spellEnd"/>
-      <w:r>
-        <w:rPr>
-          <w:rFonts w:ascii="Arial" w:eastAsia="Times New Roman" w:hAnsi="Arial" w:cs="Arial"/>
-        </w:rPr>
-        <w:t xml:space="preserve"> </w:t>
-      </w:r>
-      <w:proofErr w:type="spellStart"/>
-      <w:r>
-        <w:rPr>
-          <w:rFonts w:ascii="Arial" w:eastAsia="Times New Roman" w:hAnsi="Arial" w:cs="Arial"/>
-        </w:rPr>
-        <w:t>acuan</w:t>
-      </w:r>
-      <w:proofErr w:type="spellEnd"/>
-      <w:r>
-        <w:rPr>
-          <w:rFonts w:ascii="Arial" w:eastAsia="Times New Roman" w:hAnsi="Arial" w:cs="Arial"/>
-        </w:rPr>
-        <w:t xml:space="preserve"> dan </w:t>
-      </w:r>
-      <w:proofErr w:type="spellStart"/>
-      <w:r>
-        <w:rPr>
-          <w:rFonts w:ascii="Arial" w:eastAsia="Times New Roman" w:hAnsi="Arial" w:cs="Arial"/>
-        </w:rPr>
-        <w:t>pegangan</w:t>
-      </w:r>
-      <w:proofErr w:type="spellEnd"/>
-      <w:r>
-        <w:rPr>
-          <w:rFonts w:ascii="Arial" w:eastAsia="Times New Roman" w:hAnsi="Arial" w:cs="Arial"/>
-        </w:rPr>
-        <w:t xml:space="preserve"> </w:t>
+        <w:t xml:space="preserve">Dengan adanya laporan bulanan ini diharapkan dapat menjadi acuan dan pegangan </w:t>
       </w:r>
     </w:p>
     <w:p>
@@ -7449,296 +5403,36 @@
           <w:rFonts w:ascii="Arial" w:eastAsia="Times New Roman" w:hAnsi="Arial" w:cs="Arial"/>
         </w:rPr>
       </w:pPr>
-      <w:proofErr w:type="spellStart"/>
       <w:r>
         <w:rPr>
           <w:rFonts w:ascii="Arial" w:eastAsia="Times New Roman" w:hAnsi="Arial" w:cs="Arial"/>
         </w:rPr>
-        <w:t>untuk</w:t>
+        <w:t xml:space="preserve">untuk pelaksanaan operasional dan pengembangan lebih lanjut kearah yang lebih baik lagi. Ruang lingkup pekerjaan </w:t>
       </w:r>
-      <w:proofErr w:type="spellEnd"/>
+      <w:r>
+        <w:rPr>
+          <w:rFonts w:ascii="Arial" w:eastAsia="Times New Roman" w:hAnsi="Arial" w:cs="Arial"/>
+        </w:rPr>
+        <w:t>${nama_kontrak}</w:t>
+      </w:r>
       <w:r>
         <w:rPr>
           <w:rFonts w:ascii="Arial" w:eastAsia="Times New Roman" w:hAnsi="Arial" w:cs="Arial"/>
         </w:rPr>
         <w:t xml:space="preserve"> </w:t>
       </w:r>
-      <w:proofErr w:type="spellStart"/>
       <w:r>
         <w:rPr>
           <w:rFonts w:ascii="Arial" w:eastAsia="Times New Roman" w:hAnsi="Arial" w:cs="Arial"/>
         </w:rPr>
-        <w:t>pelaksanaan</w:t>
-      </w:r>
-      <w:proofErr w:type="spellEnd"/>
-      <w:r>
-        <w:rPr>
-          <w:rFonts w:ascii="Arial" w:eastAsia="Times New Roman" w:hAnsi="Arial" w:cs="Arial"/>
-        </w:rPr>
-        <w:t xml:space="preserve"> </w:t>
-      </w:r>
-      <w:proofErr w:type="spellStart"/>
-      <w:r>
-        <w:rPr>
-          <w:rFonts w:ascii="Arial" w:eastAsia="Times New Roman" w:hAnsi="Arial" w:cs="Arial"/>
-        </w:rPr>
-        <w:t>operasional</w:t>
-      </w:r>
-      <w:proofErr w:type="spellEnd"/>
-      <w:r>
-        <w:rPr>
-          <w:rFonts w:ascii="Arial" w:eastAsia="Times New Roman" w:hAnsi="Arial" w:cs="Arial"/>
-        </w:rPr>
-        <w:t xml:space="preserve"> dan </w:t>
-      </w:r>
-      <w:proofErr w:type="spellStart"/>
-      <w:r>
-        <w:rPr>
-          <w:rFonts w:ascii="Arial" w:eastAsia="Times New Roman" w:hAnsi="Arial" w:cs="Arial"/>
-        </w:rPr>
-        <w:t>pengembangan</w:t>
-      </w:r>
-      <w:proofErr w:type="spellEnd"/>
-      <w:r>
-        <w:rPr>
-          <w:rFonts w:ascii="Arial" w:eastAsia="Times New Roman" w:hAnsi="Arial" w:cs="Arial"/>
-        </w:rPr>
-        <w:t xml:space="preserve"> </w:t>
-      </w:r>
-      <w:proofErr w:type="spellStart"/>
-      <w:r>
-        <w:rPr>
-          <w:rFonts w:ascii="Arial" w:eastAsia="Times New Roman" w:hAnsi="Arial" w:cs="Arial"/>
-        </w:rPr>
-        <w:t>lebih</w:t>
-      </w:r>
-      <w:proofErr w:type="spellEnd"/>
-      <w:r>
-        <w:rPr>
-          <w:rFonts w:ascii="Arial" w:eastAsia="Times New Roman" w:hAnsi="Arial" w:cs="Arial"/>
-        </w:rPr>
-        <w:t xml:space="preserve"> </w:t>
-      </w:r>
-      <w:proofErr w:type="spellStart"/>
-      <w:r>
-        <w:rPr>
-          <w:rFonts w:ascii="Arial" w:eastAsia="Times New Roman" w:hAnsi="Arial" w:cs="Arial"/>
-        </w:rPr>
-        <w:t>lanjut</w:t>
-      </w:r>
-      <w:proofErr w:type="spellEnd"/>
-      <w:r>
-        <w:rPr>
-          <w:rFonts w:ascii="Arial" w:eastAsia="Times New Roman" w:hAnsi="Arial" w:cs="Arial"/>
-        </w:rPr>
-        <w:t xml:space="preserve"> </w:t>
-      </w:r>
-      <w:proofErr w:type="spellStart"/>
-      <w:r>
-        <w:rPr>
-          <w:rFonts w:ascii="Arial" w:eastAsia="Times New Roman" w:hAnsi="Arial" w:cs="Arial"/>
-        </w:rPr>
-        <w:t>kearah</w:t>
-      </w:r>
-      <w:proofErr w:type="spellEnd"/>
-      <w:r>
-        <w:rPr>
-          <w:rFonts w:ascii="Arial" w:eastAsia="Times New Roman" w:hAnsi="Arial" w:cs="Arial"/>
-        </w:rPr>
-        <w:t xml:space="preserve"> yang </w:t>
-      </w:r>
-      <w:proofErr w:type="spellStart"/>
-      <w:r>
-        <w:rPr>
-          <w:rFonts w:ascii="Arial" w:eastAsia="Times New Roman" w:hAnsi="Arial" w:cs="Arial"/>
-        </w:rPr>
-        <w:t>lebih</w:t>
-      </w:r>
-      <w:proofErr w:type="spellEnd"/>
-      <w:r>
-        <w:rPr>
-          <w:rFonts w:ascii="Arial" w:eastAsia="Times New Roman" w:hAnsi="Arial" w:cs="Arial"/>
-        </w:rPr>
-        <w:t xml:space="preserve"> </w:t>
-      </w:r>
-      <w:proofErr w:type="spellStart"/>
-      <w:r>
-        <w:rPr>
-          <w:rFonts w:ascii="Arial" w:eastAsia="Times New Roman" w:hAnsi="Arial" w:cs="Arial"/>
-        </w:rPr>
-        <w:t>baik</w:t>
-      </w:r>
-      <w:proofErr w:type="spellEnd"/>
-      <w:r>
-        <w:rPr>
-          <w:rFonts w:ascii="Arial" w:eastAsia="Times New Roman" w:hAnsi="Arial" w:cs="Arial"/>
-        </w:rPr>
-        <w:t xml:space="preserve"> </w:t>
-      </w:r>
-      <w:proofErr w:type="spellStart"/>
-      <w:r>
-        <w:rPr>
-          <w:rFonts w:ascii="Arial" w:eastAsia="Times New Roman" w:hAnsi="Arial" w:cs="Arial"/>
-        </w:rPr>
-        <w:t>lagi</w:t>
-      </w:r>
-      <w:proofErr w:type="spellEnd"/>
-      <w:r>
-        <w:rPr>
-          <w:rFonts w:ascii="Arial" w:eastAsia="Times New Roman" w:hAnsi="Arial" w:cs="Arial"/>
-        </w:rPr>
-        <w:t xml:space="preserve">. Ruang </w:t>
-      </w:r>
-      <w:proofErr w:type="spellStart"/>
-      <w:r>
-        <w:rPr>
-          <w:rFonts w:ascii="Arial" w:eastAsia="Times New Roman" w:hAnsi="Arial" w:cs="Arial"/>
-        </w:rPr>
-        <w:t>lingkup</w:t>
-      </w:r>
-      <w:proofErr w:type="spellEnd"/>
-      <w:r>
-        <w:rPr>
-          <w:rFonts w:ascii="Arial" w:eastAsia="Times New Roman" w:hAnsi="Arial" w:cs="Arial"/>
-        </w:rPr>
-        <w:t xml:space="preserve"> </w:t>
-      </w:r>
-      <w:proofErr w:type="spellStart"/>
-      <w:r>
-        <w:rPr>
-          <w:rFonts w:ascii="Arial" w:eastAsia="Times New Roman" w:hAnsi="Arial" w:cs="Arial"/>
-        </w:rPr>
-        <w:t>pekerjaan</w:t>
-      </w:r>
-      <w:proofErr w:type="spellEnd"/>
-      <w:r>
-        <w:rPr>
-          <w:rFonts w:ascii="Arial" w:eastAsia="Times New Roman" w:hAnsi="Arial" w:cs="Arial"/>
-        </w:rPr>
-        <w:t xml:space="preserve"> </w:t>
-      </w:r>
-      <w:proofErr w:type="spellStart"/>
-      <w:r>
-        <w:rPr>
-          <w:rFonts w:ascii="Arial" w:eastAsia="Times New Roman" w:hAnsi="Arial" w:cs="Arial"/>
-        </w:rPr>
-        <w:t>Pengelola</w:t>
-      </w:r>
-      <w:proofErr w:type="spellEnd"/>
-      <w:r>
-        <w:rPr>
-          <w:rFonts w:ascii="Arial" w:eastAsia="Times New Roman" w:hAnsi="Arial" w:cs="Arial"/>
-        </w:rPr>
-        <w:t xml:space="preserve"> </w:t>
-      </w:r>
-      <w:proofErr w:type="spellStart"/>
-      <w:r>
-        <w:rPr>
-          <w:rFonts w:ascii="Arial" w:eastAsia="Times New Roman" w:hAnsi="Arial" w:cs="Arial"/>
-        </w:rPr>
-        <w:t>Jaringan</w:t>
-      </w:r>
-      <w:proofErr w:type="spellEnd"/>
-      <w:r>
-        <w:rPr>
-          <w:rFonts w:ascii="Arial" w:eastAsia="Times New Roman" w:hAnsi="Arial" w:cs="Arial"/>
-        </w:rPr>
-        <w:t xml:space="preserve"> dan </w:t>
-      </w:r>
-      <w:proofErr w:type="spellStart"/>
-      <w:r>
-        <w:rPr>
-          <w:rFonts w:ascii="Arial" w:eastAsia="Times New Roman" w:hAnsi="Arial" w:cs="Arial"/>
-        </w:rPr>
-        <w:t>Infrastuktur</w:t>
-      </w:r>
-      <w:proofErr w:type="spellEnd"/>
-      <w:r>
-        <w:rPr>
-          <w:rFonts w:ascii="Arial" w:eastAsia="Times New Roman" w:hAnsi="Arial" w:cs="Arial"/>
-        </w:rPr>
-        <w:t xml:space="preserve"> </w:t>
-      </w:r>
-      <w:proofErr w:type="spellStart"/>
-      <w:r>
-        <w:rPr>
-          <w:rFonts w:ascii="Arial" w:eastAsia="Times New Roman" w:hAnsi="Arial" w:cs="Arial"/>
-        </w:rPr>
-        <w:t>Sistem</w:t>
-      </w:r>
-      <w:proofErr w:type="spellEnd"/>
-      <w:r>
-        <w:rPr>
-          <w:rFonts w:ascii="Arial" w:eastAsia="Times New Roman" w:hAnsi="Arial" w:cs="Arial"/>
-        </w:rPr>
-        <w:t xml:space="preserve"> </w:t>
-      </w:r>
-      <w:proofErr w:type="spellStart"/>
-      <w:r>
-        <w:rPr>
-          <w:rFonts w:ascii="Arial" w:eastAsia="Times New Roman" w:hAnsi="Arial" w:cs="Arial"/>
-        </w:rPr>
-        <w:t>Informasi</w:t>
-      </w:r>
-      <w:proofErr w:type="spellEnd"/>
-      <w:r>
-        <w:rPr>
-          <w:rFonts w:ascii="Arial" w:eastAsia="Times New Roman" w:hAnsi="Arial" w:cs="Arial"/>
-        </w:rPr>
-        <w:t xml:space="preserve"> (Programmer) </w:t>
-      </w:r>
-      <w:proofErr w:type="spellStart"/>
-      <w:r>
-        <w:rPr>
-          <w:rFonts w:ascii="Arial" w:eastAsia="Times New Roman" w:hAnsi="Arial" w:cs="Arial"/>
-        </w:rPr>
-        <w:t>adalah</w:t>
-      </w:r>
-      <w:proofErr w:type="spellEnd"/>
-      <w:r>
-        <w:rPr>
-          <w:rFonts w:ascii="Arial" w:eastAsia="Times New Roman" w:hAnsi="Arial" w:cs="Arial"/>
-        </w:rPr>
-        <w:t xml:space="preserve"> </w:t>
-      </w:r>
-      <w:proofErr w:type="spellStart"/>
-      <w:r>
-        <w:rPr>
-          <w:rFonts w:ascii="Arial" w:eastAsia="Times New Roman" w:hAnsi="Arial" w:cs="Arial"/>
-        </w:rPr>
-        <w:t>sebagai</w:t>
-      </w:r>
-      <w:proofErr w:type="spellEnd"/>
-      <w:r>
-        <w:rPr>
-          <w:rFonts w:ascii="Arial" w:eastAsia="Times New Roman" w:hAnsi="Arial" w:cs="Arial"/>
-        </w:rPr>
-        <w:t xml:space="preserve"> </w:t>
-      </w:r>
-      <w:proofErr w:type="spellStart"/>
-      <w:r>
-        <w:rPr>
-          <w:rFonts w:ascii="Arial" w:eastAsia="Times New Roman" w:hAnsi="Arial" w:cs="Arial"/>
-        </w:rPr>
-        <w:t>berikut</w:t>
-      </w:r>
-      <w:proofErr w:type="spellEnd"/>
-      <w:r>
-        <w:rPr>
-          <w:rFonts w:ascii="Arial" w:eastAsia="Times New Roman" w:hAnsi="Arial" w:cs="Arial"/>
-        </w:rPr>
-        <w:t>:</w:t>
+        <w:t>adalah sebagai berikut:</w:t>
       </w:r>
     </w:p>
     <w:p>
       <w:pPr>
         <w:pStyle w:val="ListParagraph"/>
-        <w:numPr>
-          <w:ilvl w:val="0"/>
-          <w:numId w:val="36"/>
-        </w:numPr>
         <w:spacing w:after="0" w:line="360" w:lineRule="auto"/>
-        <w:ind w:left="1134" w:hanging="283"/>
+        <w:ind w:left="1134"/>
         <w:jc w:val="both"/>
         <w:rPr>
           <w:rFonts w:ascii="Arial" w:hAnsi="Arial" w:cs="Arial"/>
@@ -7746,771 +5440,14 @@
           <w:szCs w:val="24"/>
         </w:rPr>
       </w:pPr>
-      <w:proofErr w:type="spellStart"/>
       <w:r>
         <w:rPr>
           <w:rFonts w:ascii="Arial" w:hAnsi="Arial" w:cs="Arial"/>
           <w:sz w:val="24"/>
           <w:szCs w:val="24"/>
         </w:rPr>
-        <w:lastRenderedPageBreak/>
-        <w:t>Mengidentifikasi</w:t>
+        <w:t>${ruang_lingkup}</w:t>
       </w:r>
-      <w:proofErr w:type="spellEnd"/>
-      <w:r>
-        <w:rPr>
-          <w:rFonts w:ascii="Arial" w:hAnsi="Arial" w:cs="Arial"/>
-          <w:sz w:val="24"/>
-          <w:szCs w:val="24"/>
-        </w:rPr>
-        <w:t xml:space="preserve"> </w:t>
-      </w:r>
-      <w:proofErr w:type="spellStart"/>
-      <w:r>
-        <w:rPr>
-          <w:rFonts w:ascii="Arial" w:hAnsi="Arial" w:cs="Arial"/>
-          <w:sz w:val="24"/>
-          <w:szCs w:val="24"/>
-        </w:rPr>
-        <w:t>kebutuhan</w:t>
-      </w:r>
-      <w:proofErr w:type="spellEnd"/>
-      <w:r>
-        <w:rPr>
-          <w:rFonts w:ascii="Arial" w:hAnsi="Arial" w:cs="Arial"/>
-          <w:sz w:val="24"/>
-          <w:szCs w:val="24"/>
-        </w:rPr>
-        <w:t xml:space="preserve"> </w:t>
-      </w:r>
-      <w:proofErr w:type="spellStart"/>
-      <w:r>
-        <w:rPr>
-          <w:rFonts w:ascii="Arial" w:hAnsi="Arial" w:cs="Arial"/>
-          <w:sz w:val="24"/>
-          <w:szCs w:val="24"/>
-        </w:rPr>
-        <w:t>sistem</w:t>
-      </w:r>
-      <w:proofErr w:type="spellEnd"/>
-      <w:r>
-        <w:rPr>
-          <w:rFonts w:ascii="Arial" w:hAnsi="Arial" w:cs="Arial"/>
-          <w:sz w:val="24"/>
-          <w:szCs w:val="24"/>
-        </w:rPr>
-        <w:t xml:space="preserve"> </w:t>
-      </w:r>
-      <w:proofErr w:type="spellStart"/>
-      <w:r>
-        <w:rPr>
-          <w:rFonts w:ascii="Arial" w:hAnsi="Arial" w:cs="Arial"/>
-          <w:sz w:val="24"/>
-          <w:szCs w:val="24"/>
-        </w:rPr>
-        <w:t>informasi</w:t>
-      </w:r>
-      <w:proofErr w:type="spellEnd"/>
-      <w:r>
-        <w:rPr>
-          <w:rFonts w:ascii="Arial" w:hAnsi="Arial" w:cs="Arial"/>
-          <w:sz w:val="24"/>
-          <w:szCs w:val="24"/>
-        </w:rPr>
-        <w:t xml:space="preserve"> Dinas </w:t>
-      </w:r>
-      <w:proofErr w:type="spellStart"/>
-      <w:r>
-        <w:rPr>
-          <w:rFonts w:ascii="Arial" w:hAnsi="Arial" w:cs="Arial"/>
-          <w:sz w:val="24"/>
-          <w:szCs w:val="24"/>
-        </w:rPr>
-        <w:t>Penanggulangan</w:t>
-      </w:r>
-      <w:proofErr w:type="spellEnd"/>
-      <w:r>
-        <w:rPr>
-          <w:rFonts w:ascii="Arial" w:hAnsi="Arial" w:cs="Arial"/>
-          <w:sz w:val="24"/>
-          <w:szCs w:val="24"/>
-        </w:rPr>
-        <w:t xml:space="preserve"> </w:t>
-      </w:r>
-      <w:proofErr w:type="spellStart"/>
-      <w:r>
-        <w:rPr>
-          <w:rFonts w:ascii="Arial" w:hAnsi="Arial" w:cs="Arial"/>
-          <w:sz w:val="24"/>
-          <w:szCs w:val="24"/>
-        </w:rPr>
-        <w:t>Kebakaran</w:t>
-      </w:r>
-      <w:proofErr w:type="spellEnd"/>
-      <w:r>
-        <w:rPr>
-          <w:rFonts w:ascii="Arial" w:hAnsi="Arial" w:cs="Arial"/>
-          <w:sz w:val="24"/>
-          <w:szCs w:val="24"/>
-        </w:rPr>
-        <w:t xml:space="preserve"> dan </w:t>
-      </w:r>
-      <w:proofErr w:type="spellStart"/>
-      <w:r>
-        <w:rPr>
-          <w:rFonts w:ascii="Arial" w:hAnsi="Arial" w:cs="Arial"/>
-          <w:sz w:val="24"/>
-          <w:szCs w:val="24"/>
-        </w:rPr>
-        <w:t>Penyelamatan</w:t>
-      </w:r>
-      <w:proofErr w:type="spellEnd"/>
-      <w:r>
-        <w:rPr>
-          <w:rFonts w:ascii="Arial" w:hAnsi="Arial" w:cs="Arial"/>
-          <w:sz w:val="24"/>
-          <w:szCs w:val="24"/>
-        </w:rPr>
-        <w:t xml:space="preserve"> </w:t>
-      </w:r>
-      <w:proofErr w:type="spellStart"/>
-      <w:r>
-        <w:rPr>
-          <w:rFonts w:ascii="Arial" w:hAnsi="Arial" w:cs="Arial"/>
-          <w:sz w:val="24"/>
-          <w:szCs w:val="24"/>
-        </w:rPr>
-        <w:t>Provinsi</w:t>
-      </w:r>
-      <w:proofErr w:type="spellEnd"/>
-      <w:r>
-        <w:rPr>
-          <w:rFonts w:ascii="Arial" w:hAnsi="Arial" w:cs="Arial"/>
-          <w:sz w:val="24"/>
-          <w:szCs w:val="24"/>
-        </w:rPr>
-        <w:t xml:space="preserve"> DKI Jakarta</w:t>
-      </w:r>
-    </w:p>
-    <w:p>
-      <w:pPr>
-        <w:pStyle w:val="ListParagraph"/>
-        <w:numPr>
-          <w:ilvl w:val="0"/>
-          <w:numId w:val="36"/>
-        </w:numPr>
-        <w:spacing w:after="0" w:line="360" w:lineRule="auto"/>
-        <w:ind w:left="1134" w:hanging="283"/>
-        <w:jc w:val="both"/>
-        <w:rPr>
-          <w:rFonts w:ascii="Arial" w:hAnsi="Arial" w:cs="Arial"/>
-          <w:sz w:val="24"/>
-          <w:szCs w:val="24"/>
-        </w:rPr>
-      </w:pPr>
-      <w:proofErr w:type="spellStart"/>
-      <w:r>
-        <w:rPr>
-          <w:rFonts w:ascii="Arial" w:hAnsi="Arial" w:cs="Arial"/>
-          <w:sz w:val="24"/>
-          <w:szCs w:val="24"/>
-        </w:rPr>
-        <w:t>Koordinasi</w:t>
-      </w:r>
-      <w:proofErr w:type="spellEnd"/>
-      <w:r>
-        <w:rPr>
-          <w:rFonts w:ascii="Arial" w:hAnsi="Arial" w:cs="Arial"/>
-          <w:sz w:val="24"/>
-          <w:szCs w:val="24"/>
-        </w:rPr>
-        <w:t xml:space="preserve"> dan </w:t>
-      </w:r>
-      <w:proofErr w:type="spellStart"/>
-      <w:r>
-        <w:rPr>
-          <w:rFonts w:ascii="Arial" w:hAnsi="Arial" w:cs="Arial"/>
-          <w:sz w:val="24"/>
-          <w:szCs w:val="24"/>
-        </w:rPr>
-        <w:t>konsultasi</w:t>
-      </w:r>
-      <w:proofErr w:type="spellEnd"/>
-      <w:r>
-        <w:rPr>
-          <w:rFonts w:ascii="Arial" w:hAnsi="Arial" w:cs="Arial"/>
-          <w:sz w:val="24"/>
-          <w:szCs w:val="24"/>
-        </w:rPr>
-        <w:t xml:space="preserve"> </w:t>
-      </w:r>
-      <w:proofErr w:type="spellStart"/>
-      <w:r>
-        <w:rPr>
-          <w:rFonts w:ascii="Arial" w:hAnsi="Arial" w:cs="Arial"/>
-          <w:sz w:val="24"/>
-          <w:szCs w:val="24"/>
-        </w:rPr>
-        <w:t>dengan</w:t>
-      </w:r>
-      <w:proofErr w:type="spellEnd"/>
-      <w:r>
-        <w:rPr>
-          <w:rFonts w:ascii="Arial" w:hAnsi="Arial" w:cs="Arial"/>
-          <w:sz w:val="24"/>
-          <w:szCs w:val="24"/>
-        </w:rPr>
-        <w:t xml:space="preserve"> para </w:t>
-      </w:r>
-      <w:proofErr w:type="spellStart"/>
-      <w:r>
-        <w:rPr>
-          <w:rFonts w:ascii="Arial" w:hAnsi="Arial" w:cs="Arial"/>
-          <w:sz w:val="24"/>
-          <w:szCs w:val="24"/>
-        </w:rPr>
-        <w:t>pihak</w:t>
-      </w:r>
-      <w:proofErr w:type="spellEnd"/>
-      <w:r>
-        <w:rPr>
-          <w:rFonts w:ascii="Arial" w:hAnsi="Arial" w:cs="Arial"/>
-          <w:sz w:val="24"/>
-          <w:szCs w:val="24"/>
-        </w:rPr>
-        <w:t xml:space="preserve"> </w:t>
-      </w:r>
-      <w:proofErr w:type="spellStart"/>
-      <w:r>
-        <w:rPr>
-          <w:rFonts w:ascii="Arial" w:hAnsi="Arial" w:cs="Arial"/>
-          <w:sz w:val="24"/>
-          <w:szCs w:val="24"/>
-        </w:rPr>
-        <w:t>terkait</w:t>
-      </w:r>
-      <w:proofErr w:type="spellEnd"/>
-      <w:r>
-        <w:rPr>
-          <w:rFonts w:ascii="Arial" w:hAnsi="Arial" w:cs="Arial"/>
-          <w:sz w:val="24"/>
-          <w:szCs w:val="24"/>
-        </w:rPr>
-        <w:t xml:space="preserve"> dan </w:t>
-      </w:r>
-      <w:proofErr w:type="spellStart"/>
-      <w:r>
-        <w:rPr>
-          <w:rFonts w:ascii="Arial" w:hAnsi="Arial" w:cs="Arial"/>
-          <w:sz w:val="24"/>
-          <w:szCs w:val="24"/>
-        </w:rPr>
-        <w:t>tenaga</w:t>
-      </w:r>
-      <w:proofErr w:type="spellEnd"/>
-      <w:r>
-        <w:rPr>
-          <w:rFonts w:ascii="Arial" w:hAnsi="Arial" w:cs="Arial"/>
-          <w:sz w:val="24"/>
-          <w:szCs w:val="24"/>
-        </w:rPr>
-        <w:t xml:space="preserve"> </w:t>
-      </w:r>
-      <w:proofErr w:type="spellStart"/>
-      <w:r>
-        <w:rPr>
-          <w:rFonts w:ascii="Arial" w:hAnsi="Arial" w:cs="Arial"/>
-          <w:sz w:val="24"/>
-          <w:szCs w:val="24"/>
-        </w:rPr>
-        <w:t>ahli</w:t>
-      </w:r>
-      <w:proofErr w:type="spellEnd"/>
-      <w:r>
-        <w:rPr>
-          <w:rFonts w:ascii="Arial" w:hAnsi="Arial" w:cs="Arial"/>
-          <w:sz w:val="24"/>
-          <w:szCs w:val="24"/>
-        </w:rPr>
-        <w:t xml:space="preserve"> </w:t>
-      </w:r>
-      <w:proofErr w:type="spellStart"/>
-      <w:r>
-        <w:rPr>
-          <w:rFonts w:ascii="Arial" w:hAnsi="Arial" w:cs="Arial"/>
-          <w:sz w:val="24"/>
-          <w:szCs w:val="24"/>
-        </w:rPr>
-        <w:t>dalam</w:t>
-      </w:r>
-      <w:proofErr w:type="spellEnd"/>
-      <w:r>
-        <w:rPr>
-          <w:rFonts w:ascii="Arial" w:hAnsi="Arial" w:cs="Arial"/>
-          <w:sz w:val="24"/>
-          <w:szCs w:val="24"/>
-        </w:rPr>
-        <w:t xml:space="preserve"> </w:t>
-      </w:r>
-      <w:proofErr w:type="spellStart"/>
-      <w:r>
-        <w:rPr>
-          <w:rFonts w:ascii="Arial" w:hAnsi="Arial" w:cs="Arial"/>
-          <w:sz w:val="24"/>
-          <w:szCs w:val="24"/>
-        </w:rPr>
-        <w:t>melakukan</w:t>
-      </w:r>
-      <w:proofErr w:type="spellEnd"/>
-      <w:r>
-        <w:rPr>
-          <w:rFonts w:ascii="Arial" w:hAnsi="Arial" w:cs="Arial"/>
-          <w:sz w:val="24"/>
-          <w:szCs w:val="24"/>
-        </w:rPr>
-        <w:t xml:space="preserve"> </w:t>
-      </w:r>
-      <w:proofErr w:type="spellStart"/>
-      <w:r>
-        <w:rPr>
-          <w:rFonts w:ascii="Arial" w:hAnsi="Arial" w:cs="Arial"/>
-          <w:sz w:val="24"/>
-          <w:szCs w:val="24"/>
-        </w:rPr>
-        <w:t>kegiatan</w:t>
-      </w:r>
-      <w:proofErr w:type="spellEnd"/>
-      <w:r>
-        <w:rPr>
-          <w:rFonts w:ascii="Arial" w:hAnsi="Arial" w:cs="Arial"/>
-          <w:sz w:val="24"/>
-          <w:szCs w:val="24"/>
-        </w:rPr>
-        <w:t xml:space="preserve"> </w:t>
-      </w:r>
-      <w:proofErr w:type="spellStart"/>
-      <w:r>
-        <w:rPr>
-          <w:rFonts w:ascii="Arial" w:hAnsi="Arial" w:cs="Arial"/>
-          <w:sz w:val="24"/>
-          <w:szCs w:val="24"/>
-        </w:rPr>
-        <w:t>pengembangan</w:t>
-      </w:r>
-      <w:proofErr w:type="spellEnd"/>
-    </w:p>
-    <w:p>
-      <w:pPr>
-        <w:pStyle w:val="ListParagraph"/>
-        <w:numPr>
-          <w:ilvl w:val="0"/>
-          <w:numId w:val="36"/>
-        </w:numPr>
-        <w:spacing w:after="0" w:line="360" w:lineRule="auto"/>
-        <w:ind w:left="1134" w:hanging="283"/>
-        <w:jc w:val="both"/>
-        <w:rPr>
-          <w:rFonts w:ascii="Arial" w:hAnsi="Arial" w:cs="Arial"/>
-          <w:sz w:val="24"/>
-          <w:szCs w:val="24"/>
-        </w:rPr>
-      </w:pPr>
-      <w:proofErr w:type="spellStart"/>
-      <w:r>
-        <w:rPr>
-          <w:rFonts w:ascii="Arial" w:hAnsi="Arial" w:cs="Arial"/>
-          <w:sz w:val="24"/>
-          <w:szCs w:val="24"/>
-        </w:rPr>
-        <w:t>Melakukan</w:t>
-      </w:r>
-      <w:proofErr w:type="spellEnd"/>
-      <w:r>
-        <w:rPr>
-          <w:rFonts w:ascii="Arial" w:hAnsi="Arial" w:cs="Arial"/>
-          <w:sz w:val="24"/>
-          <w:szCs w:val="24"/>
-        </w:rPr>
-        <w:t xml:space="preserve"> </w:t>
-      </w:r>
-      <w:proofErr w:type="spellStart"/>
-      <w:r>
-        <w:rPr>
-          <w:rFonts w:ascii="Arial" w:hAnsi="Arial" w:cs="Arial"/>
-          <w:sz w:val="24"/>
-          <w:szCs w:val="24"/>
-        </w:rPr>
-        <w:t>pengujian</w:t>
-      </w:r>
-      <w:proofErr w:type="spellEnd"/>
-      <w:r>
-        <w:rPr>
-          <w:rFonts w:ascii="Arial" w:hAnsi="Arial" w:cs="Arial"/>
-          <w:sz w:val="24"/>
-          <w:szCs w:val="24"/>
-        </w:rPr>
-        <w:t xml:space="preserve"> </w:t>
-      </w:r>
-      <w:proofErr w:type="spellStart"/>
-      <w:r>
-        <w:rPr>
-          <w:rFonts w:ascii="Arial" w:hAnsi="Arial" w:cs="Arial"/>
-          <w:sz w:val="24"/>
-          <w:szCs w:val="24"/>
-        </w:rPr>
-        <w:t>sistem</w:t>
-      </w:r>
-      <w:proofErr w:type="spellEnd"/>
-      <w:r>
-        <w:rPr>
-          <w:rFonts w:ascii="Arial" w:hAnsi="Arial" w:cs="Arial"/>
-          <w:sz w:val="24"/>
-          <w:szCs w:val="24"/>
-        </w:rPr>
-        <w:t xml:space="preserve"> yang </w:t>
-      </w:r>
-      <w:proofErr w:type="spellStart"/>
-      <w:r>
-        <w:rPr>
-          <w:rFonts w:ascii="Arial" w:hAnsi="Arial" w:cs="Arial"/>
-          <w:sz w:val="24"/>
-          <w:szCs w:val="24"/>
-        </w:rPr>
-        <w:t>telah</w:t>
-      </w:r>
-      <w:proofErr w:type="spellEnd"/>
-      <w:r>
-        <w:rPr>
-          <w:rFonts w:ascii="Arial" w:hAnsi="Arial" w:cs="Arial"/>
-          <w:sz w:val="24"/>
-          <w:szCs w:val="24"/>
-        </w:rPr>
-        <w:t xml:space="preserve"> </w:t>
-      </w:r>
-      <w:proofErr w:type="spellStart"/>
-      <w:r>
-        <w:rPr>
-          <w:rFonts w:ascii="Arial" w:hAnsi="Arial" w:cs="Arial"/>
-          <w:sz w:val="24"/>
-          <w:szCs w:val="24"/>
-        </w:rPr>
-        <w:t>dikembangkan</w:t>
-      </w:r>
-      <w:proofErr w:type="spellEnd"/>
-      <w:r>
-        <w:rPr>
-          <w:rFonts w:ascii="Arial" w:hAnsi="Arial" w:cs="Arial"/>
-          <w:sz w:val="24"/>
-          <w:szCs w:val="24"/>
-        </w:rPr>
-        <w:t xml:space="preserve"> </w:t>
-      </w:r>
-      <w:proofErr w:type="spellStart"/>
-      <w:r>
-        <w:rPr>
-          <w:rFonts w:ascii="Arial" w:hAnsi="Arial" w:cs="Arial"/>
-          <w:sz w:val="24"/>
-          <w:szCs w:val="24"/>
-        </w:rPr>
-        <w:t>sampai</w:t>
-      </w:r>
-      <w:proofErr w:type="spellEnd"/>
-      <w:r>
-        <w:rPr>
-          <w:rFonts w:ascii="Arial" w:hAnsi="Arial" w:cs="Arial"/>
-          <w:sz w:val="24"/>
-          <w:szCs w:val="24"/>
-        </w:rPr>
-        <w:t xml:space="preserve"> </w:t>
-      </w:r>
-      <w:proofErr w:type="spellStart"/>
-      <w:r>
-        <w:rPr>
-          <w:rFonts w:ascii="Arial" w:hAnsi="Arial" w:cs="Arial"/>
-          <w:sz w:val="24"/>
-          <w:szCs w:val="24"/>
-        </w:rPr>
-        <w:t>dengan</w:t>
-      </w:r>
-      <w:proofErr w:type="spellEnd"/>
-      <w:r>
-        <w:rPr>
-          <w:rFonts w:ascii="Arial" w:hAnsi="Arial" w:cs="Arial"/>
-          <w:sz w:val="24"/>
-          <w:szCs w:val="24"/>
-        </w:rPr>
-        <w:t xml:space="preserve"> optimal</w:t>
-      </w:r>
-    </w:p>
-    <w:p>
-      <w:pPr>
-        <w:pStyle w:val="ListParagraph"/>
-        <w:numPr>
-          <w:ilvl w:val="0"/>
-          <w:numId w:val="36"/>
-        </w:numPr>
-        <w:spacing w:after="0" w:line="360" w:lineRule="auto"/>
-        <w:ind w:left="1134" w:hanging="283"/>
-        <w:jc w:val="both"/>
-        <w:rPr>
-          <w:rFonts w:ascii="Arial" w:hAnsi="Arial" w:cs="Arial"/>
-          <w:sz w:val="24"/>
-          <w:szCs w:val="24"/>
-        </w:rPr>
-      </w:pPr>
-      <w:proofErr w:type="spellStart"/>
-      <w:r>
-        <w:rPr>
-          <w:rFonts w:ascii="Arial" w:hAnsi="Arial" w:cs="Arial"/>
-          <w:sz w:val="24"/>
-          <w:szCs w:val="24"/>
-        </w:rPr>
-        <w:t>Melaporkan</w:t>
-      </w:r>
-      <w:proofErr w:type="spellEnd"/>
-      <w:r>
-        <w:rPr>
-          <w:rFonts w:ascii="Arial" w:hAnsi="Arial" w:cs="Arial"/>
-          <w:sz w:val="24"/>
-          <w:szCs w:val="24"/>
-        </w:rPr>
-        <w:t xml:space="preserve"> progress </w:t>
-      </w:r>
-      <w:proofErr w:type="spellStart"/>
-      <w:r>
-        <w:rPr>
-          <w:rFonts w:ascii="Arial" w:hAnsi="Arial" w:cs="Arial"/>
-          <w:sz w:val="24"/>
-          <w:szCs w:val="24"/>
-        </w:rPr>
-        <w:t>pelaksanaan</w:t>
-      </w:r>
-      <w:proofErr w:type="spellEnd"/>
-      <w:r>
-        <w:rPr>
-          <w:rFonts w:ascii="Arial" w:hAnsi="Arial" w:cs="Arial"/>
-          <w:sz w:val="24"/>
-          <w:szCs w:val="24"/>
-        </w:rPr>
-        <w:t xml:space="preserve"> </w:t>
-      </w:r>
-      <w:proofErr w:type="spellStart"/>
-      <w:r>
-        <w:rPr>
-          <w:rFonts w:ascii="Arial" w:hAnsi="Arial" w:cs="Arial"/>
-          <w:sz w:val="24"/>
-          <w:szCs w:val="24"/>
-        </w:rPr>
-        <w:t>kegiatan</w:t>
-      </w:r>
-      <w:proofErr w:type="spellEnd"/>
-      <w:r>
-        <w:rPr>
-          <w:rFonts w:ascii="Arial" w:hAnsi="Arial" w:cs="Arial"/>
-          <w:sz w:val="24"/>
-          <w:szCs w:val="24"/>
-        </w:rPr>
-        <w:t xml:space="preserve"> </w:t>
-      </w:r>
-      <w:proofErr w:type="spellStart"/>
-      <w:r>
-        <w:rPr>
-          <w:rFonts w:ascii="Arial" w:hAnsi="Arial" w:cs="Arial"/>
-          <w:sz w:val="24"/>
-          <w:szCs w:val="24"/>
-        </w:rPr>
-        <w:t>pengelolaan</w:t>
-      </w:r>
-      <w:proofErr w:type="spellEnd"/>
-      <w:r>
-        <w:rPr>
-          <w:rFonts w:ascii="Arial" w:hAnsi="Arial" w:cs="Arial"/>
-          <w:sz w:val="24"/>
-          <w:szCs w:val="24"/>
-        </w:rPr>
-        <w:t xml:space="preserve"> dan </w:t>
-      </w:r>
-      <w:proofErr w:type="spellStart"/>
-      <w:r>
-        <w:rPr>
-          <w:rFonts w:ascii="Arial" w:hAnsi="Arial" w:cs="Arial"/>
-          <w:sz w:val="24"/>
-          <w:szCs w:val="24"/>
-        </w:rPr>
-        <w:t>pengembangan</w:t>
-      </w:r>
-      <w:proofErr w:type="spellEnd"/>
-      <w:r>
-        <w:rPr>
-          <w:rFonts w:ascii="Arial" w:hAnsi="Arial" w:cs="Arial"/>
-          <w:sz w:val="24"/>
-          <w:szCs w:val="24"/>
-        </w:rPr>
-        <w:t xml:space="preserve"> </w:t>
-      </w:r>
-      <w:proofErr w:type="spellStart"/>
-      <w:r>
-        <w:rPr>
-          <w:rFonts w:ascii="Arial" w:hAnsi="Arial" w:cs="Arial"/>
-          <w:sz w:val="24"/>
-          <w:szCs w:val="24"/>
-        </w:rPr>
-        <w:t>aplikasi</w:t>
-      </w:r>
-      <w:proofErr w:type="spellEnd"/>
-    </w:p>
-    <w:p>
-      <w:pPr>
-        <w:pStyle w:val="ListParagraph"/>
-        <w:numPr>
-          <w:ilvl w:val="0"/>
-          <w:numId w:val="36"/>
-        </w:numPr>
-        <w:spacing w:after="0" w:line="360" w:lineRule="auto"/>
-        <w:ind w:left="1134" w:hanging="283"/>
-        <w:jc w:val="both"/>
-        <w:rPr>
-          <w:rFonts w:ascii="Arial" w:hAnsi="Arial" w:cs="Arial"/>
-          <w:sz w:val="24"/>
-          <w:szCs w:val="24"/>
-        </w:rPr>
-      </w:pPr>
-      <w:proofErr w:type="spellStart"/>
-      <w:r>
-        <w:rPr>
-          <w:rFonts w:ascii="Arial" w:hAnsi="Arial" w:cs="Arial"/>
-          <w:sz w:val="24"/>
-          <w:szCs w:val="24"/>
-        </w:rPr>
-        <w:t>Melakukan</w:t>
-      </w:r>
-      <w:proofErr w:type="spellEnd"/>
-      <w:r>
-        <w:rPr>
-          <w:rFonts w:ascii="Arial" w:hAnsi="Arial" w:cs="Arial"/>
-          <w:sz w:val="24"/>
-          <w:szCs w:val="24"/>
-        </w:rPr>
-        <w:t xml:space="preserve"> </w:t>
-      </w:r>
-      <w:proofErr w:type="spellStart"/>
-      <w:r>
-        <w:rPr>
-          <w:rFonts w:ascii="Arial" w:hAnsi="Arial" w:cs="Arial"/>
-          <w:sz w:val="24"/>
-          <w:szCs w:val="24"/>
-        </w:rPr>
-        <w:t>pelatihan</w:t>
-      </w:r>
-      <w:proofErr w:type="spellEnd"/>
-      <w:r>
-        <w:rPr>
-          <w:rFonts w:ascii="Arial" w:hAnsi="Arial" w:cs="Arial"/>
-          <w:sz w:val="24"/>
-          <w:szCs w:val="24"/>
-        </w:rPr>
-        <w:t xml:space="preserve"> </w:t>
-      </w:r>
-      <w:proofErr w:type="spellStart"/>
-      <w:r>
-        <w:rPr>
-          <w:rFonts w:ascii="Arial" w:hAnsi="Arial" w:cs="Arial"/>
-          <w:sz w:val="24"/>
-          <w:szCs w:val="24"/>
-        </w:rPr>
-        <w:t>kepada</w:t>
-      </w:r>
-      <w:proofErr w:type="spellEnd"/>
-      <w:r>
-        <w:rPr>
-          <w:rFonts w:ascii="Arial" w:hAnsi="Arial" w:cs="Arial"/>
-          <w:sz w:val="24"/>
-          <w:szCs w:val="24"/>
-        </w:rPr>
-        <w:t xml:space="preserve"> </w:t>
-      </w:r>
-      <w:proofErr w:type="spellStart"/>
-      <w:r>
-        <w:rPr>
-          <w:rFonts w:ascii="Arial" w:hAnsi="Arial" w:cs="Arial"/>
-          <w:sz w:val="24"/>
-          <w:szCs w:val="24"/>
-        </w:rPr>
-        <w:t>pengguna</w:t>
-      </w:r>
-      <w:proofErr w:type="spellEnd"/>
-      <w:r>
-        <w:rPr>
-          <w:rFonts w:ascii="Arial" w:hAnsi="Arial" w:cs="Arial"/>
-          <w:sz w:val="24"/>
-          <w:szCs w:val="24"/>
-        </w:rPr>
-        <w:t xml:space="preserve"> </w:t>
-      </w:r>
-      <w:proofErr w:type="spellStart"/>
-      <w:r>
-        <w:rPr>
-          <w:rFonts w:ascii="Arial" w:hAnsi="Arial" w:cs="Arial"/>
-          <w:sz w:val="24"/>
-          <w:szCs w:val="24"/>
-        </w:rPr>
-        <w:t>untuk</w:t>
-      </w:r>
-      <w:proofErr w:type="spellEnd"/>
-      <w:r>
-        <w:rPr>
-          <w:rFonts w:ascii="Arial" w:hAnsi="Arial" w:cs="Arial"/>
-          <w:sz w:val="24"/>
-          <w:szCs w:val="24"/>
-        </w:rPr>
-        <w:t xml:space="preserve"> </w:t>
-      </w:r>
-      <w:proofErr w:type="spellStart"/>
-      <w:r>
-        <w:rPr>
-          <w:rFonts w:ascii="Arial" w:hAnsi="Arial" w:cs="Arial"/>
-          <w:sz w:val="24"/>
-          <w:szCs w:val="24"/>
-        </w:rPr>
-        <w:t>pengoperasian</w:t>
-      </w:r>
-      <w:proofErr w:type="spellEnd"/>
-      <w:r>
-        <w:rPr>
-          <w:rFonts w:ascii="Arial" w:hAnsi="Arial" w:cs="Arial"/>
-          <w:sz w:val="24"/>
-          <w:szCs w:val="24"/>
-        </w:rPr>
-        <w:t xml:space="preserve"> </w:t>
-      </w:r>
-      <w:proofErr w:type="spellStart"/>
-      <w:r>
-        <w:rPr>
-          <w:rFonts w:ascii="Arial" w:hAnsi="Arial" w:cs="Arial"/>
-          <w:sz w:val="24"/>
-          <w:szCs w:val="24"/>
-        </w:rPr>
-        <w:t>sistem</w:t>
-      </w:r>
-      <w:proofErr w:type="spellEnd"/>
-      <w:r>
-        <w:rPr>
-          <w:rFonts w:ascii="Arial" w:hAnsi="Arial" w:cs="Arial"/>
-          <w:sz w:val="24"/>
-          <w:szCs w:val="24"/>
-        </w:rPr>
-        <w:t xml:space="preserve"> </w:t>
-      </w:r>
-      <w:proofErr w:type="spellStart"/>
-      <w:r>
-        <w:rPr>
-          <w:rFonts w:ascii="Arial" w:hAnsi="Arial" w:cs="Arial"/>
-          <w:sz w:val="24"/>
-          <w:szCs w:val="24"/>
-        </w:rPr>
-        <w:t>aplikasi</w:t>
-      </w:r>
-      <w:proofErr w:type="spellEnd"/>
     </w:p>
     <w:p>
       <w:pPr>
@@ -8545,16 +5482,8 @@
         <w:rPr>
           <w:rFonts w:ascii="Arial" w:eastAsia="Times New Roman" w:hAnsi="Arial" w:cs="Arial"/>
         </w:rPr>
-        <w:t xml:space="preserve">Target / </w:t>
+        <w:t>Target / Sasaran</w:t>
       </w:r>
-      <w:proofErr w:type="spellStart"/>
-      <w:r>
-        <w:rPr>
-          <w:rFonts w:ascii="Arial" w:eastAsia="Times New Roman" w:hAnsi="Arial" w:cs="Arial"/>
-        </w:rPr>
-        <w:t>Sasaran</w:t>
-      </w:r>
-      <w:proofErr w:type="spellEnd"/>
     </w:p>
     <w:p>
       <w:pPr>
@@ -8570,126 +5499,20 @@
         <w:rPr>
           <w:rFonts w:ascii="Arial" w:eastAsia="Times New Roman" w:hAnsi="Arial" w:cs="Arial"/>
         </w:rPr>
-        <w:t xml:space="preserve">Target yang </w:t>
-      </w:r>
-      <w:proofErr w:type="spellStart"/>
-      <w:r>
-        <w:rPr>
-          <w:rFonts w:ascii="Arial" w:eastAsia="Times New Roman" w:hAnsi="Arial" w:cs="Arial"/>
-        </w:rPr>
-        <w:t>ingin</w:t>
-      </w:r>
-      <w:proofErr w:type="spellEnd"/>
-      <w:r>
-        <w:rPr>
-          <w:rFonts w:ascii="Arial" w:eastAsia="Times New Roman" w:hAnsi="Arial" w:cs="Arial"/>
-        </w:rPr>
-        <w:t xml:space="preserve"> </w:t>
-      </w:r>
-      <w:proofErr w:type="spellStart"/>
-      <w:r>
-        <w:rPr>
-          <w:rFonts w:ascii="Arial" w:eastAsia="Times New Roman" w:hAnsi="Arial" w:cs="Arial"/>
-        </w:rPr>
-        <w:t>dicapai</w:t>
-      </w:r>
-      <w:proofErr w:type="spellEnd"/>
-      <w:r>
-        <w:rPr>
-          <w:rFonts w:ascii="Arial" w:eastAsia="Times New Roman" w:hAnsi="Arial" w:cs="Arial"/>
-        </w:rPr>
-        <w:t xml:space="preserve"> pada </w:t>
-      </w:r>
-      <w:proofErr w:type="spellStart"/>
-      <w:r>
-        <w:rPr>
-          <w:rFonts w:ascii="Arial" w:eastAsia="Times New Roman" w:hAnsi="Arial" w:cs="Arial"/>
-        </w:rPr>
-        <w:t>bulan</w:t>
-      </w:r>
-      <w:proofErr w:type="spellEnd"/>
-      <w:r>
-        <w:rPr>
-          <w:rFonts w:ascii="Arial" w:eastAsia="Times New Roman" w:hAnsi="Arial" w:cs="Arial"/>
-        </w:rPr>
-        <w:t xml:space="preserve"> </w:t>
+        <w:t xml:space="preserve">Target yang ingin dicapai pada bulan </w:t>
       </w:r>
       <w:r>
         <w:rPr>
           <w:rFonts w:ascii="Arial" w:eastAsia="Times New Roman" w:hAnsi="Arial" w:cs="Arial"/>
         </w:rPr>
-        <w:t>${</w:t>
-      </w:r>
-      <w:proofErr w:type="spellStart"/>
-      <w:r>
-        <w:rPr>
-          <w:rFonts w:ascii="Arial" w:eastAsia="Times New Roman" w:hAnsi="Arial" w:cs="Arial"/>
-        </w:rPr>
-        <w:t>bulan</w:t>
-      </w:r>
-      <w:proofErr w:type="spellEnd"/>
-      <w:r>
-        <w:rPr>
-          <w:rFonts w:ascii="Arial" w:eastAsia="Times New Roman" w:hAnsi="Arial" w:cs="Arial"/>
-        </w:rPr>
-        <w:t>} ${</w:t>
-      </w:r>
-      <w:proofErr w:type="spellStart"/>
-      <w:r>
-        <w:rPr>
-          <w:rFonts w:ascii="Arial" w:eastAsia="Times New Roman" w:hAnsi="Arial" w:cs="Arial"/>
-        </w:rPr>
-        <w:t>tahun</w:t>
-      </w:r>
-      <w:proofErr w:type="spellEnd"/>
-      <w:r>
-        <w:rPr>
-          <w:rFonts w:ascii="Arial" w:eastAsia="Times New Roman" w:hAnsi="Arial" w:cs="Arial"/>
-        </w:rPr>
-        <w:t>}</w:t>
+        <w:t>${bulan} ${tahun}</w:t>
       </w:r>
       <w:r>
         <w:rPr>
           <w:rFonts w:ascii="Arial" w:eastAsia="Times New Roman" w:hAnsi="Arial" w:cs="Arial"/>
         </w:rPr>
-        <w:t xml:space="preserve"> </w:t>
+        <w:t xml:space="preserve"> adalah sebagai berikut</w:t>
       </w:r>
-      <w:proofErr w:type="spellStart"/>
-      <w:r>
-        <w:rPr>
-          <w:rFonts w:ascii="Arial" w:eastAsia="Times New Roman" w:hAnsi="Arial" w:cs="Arial"/>
-        </w:rPr>
-        <w:t>adalah</w:t>
-      </w:r>
-      <w:proofErr w:type="spellEnd"/>
-      <w:r>
-        <w:rPr>
-          <w:rFonts w:ascii="Arial" w:eastAsia="Times New Roman" w:hAnsi="Arial" w:cs="Arial"/>
-        </w:rPr>
-        <w:t xml:space="preserve"> </w:t>
-      </w:r>
-      <w:proofErr w:type="spellStart"/>
-      <w:r>
-        <w:rPr>
-          <w:rFonts w:ascii="Arial" w:eastAsia="Times New Roman" w:hAnsi="Arial" w:cs="Arial"/>
-        </w:rPr>
-        <w:t>sebagai</w:t>
-      </w:r>
-      <w:proofErr w:type="spellEnd"/>
-      <w:r>
-        <w:rPr>
-          <w:rFonts w:ascii="Arial" w:eastAsia="Times New Roman" w:hAnsi="Arial" w:cs="Arial"/>
-        </w:rPr>
-        <w:t xml:space="preserve"> </w:t>
-      </w:r>
-      <w:proofErr w:type="spellStart"/>
-      <w:r>
-        <w:rPr>
-          <w:rFonts w:ascii="Arial" w:eastAsia="Times New Roman" w:hAnsi="Arial" w:cs="Arial"/>
-        </w:rPr>
-        <w:t>berikut</w:t>
-      </w:r>
-      <w:proofErr w:type="spellEnd"/>
       <w:r>
         <w:rPr>
           <w:rFonts w:ascii="Arial" w:eastAsia="Times New Roman" w:hAnsi="Arial" w:cs="Arial"/>
@@ -8731,7 +5554,6 @@
               </w:rPr>
             </w:pPr>
             <w:bookmarkStart w:id="0" w:name="_Hlk173330239"/>
-            <w:proofErr w:type="spellStart"/>
             <w:r>
               <w:rPr>
                 <w:rFonts w:eastAsia="Times New Roman" w:cs="Arial"/>
@@ -8741,7 +5563,6 @@
               </w:rPr>
               <w:t>Aktivitas</w:t>
             </w:r>
-            <w:proofErr w:type="spellEnd"/>
           </w:p>
         </w:tc>
         <w:tc>
@@ -8761,7 +5582,6 @@
                 <w:sz w:val="22"/>
               </w:rPr>
             </w:pPr>
-            <w:proofErr w:type="spellStart"/>
             <w:r>
               <w:rPr>
                 <w:rFonts w:cs="Arial"/>
@@ -8771,7 +5591,6 @@
               </w:rPr>
               <w:t>Uraian</w:t>
             </w:r>
-            <w:proofErr w:type="spellEnd"/>
           </w:p>
         </w:tc>
         <w:tc>
@@ -8823,21 +5642,7 @@
               <w:rPr>
                 <w:szCs w:val="20"/>
               </w:rPr>
-              <w:t>${</w:t>
-            </w:r>
-            <w:proofErr w:type="spellStart"/>
-            <w:r>
-              <w:rPr>
-                <w:szCs w:val="20"/>
-              </w:rPr>
-              <w:t>aktifitas</w:t>
-            </w:r>
-            <w:proofErr w:type="spellEnd"/>
-            <w:r>
-              <w:rPr>
-                <w:szCs w:val="20"/>
-              </w:rPr>
-              <w:t>}</w:t>
+              <w:t>${aktifitas}</w:t>
             </w:r>
           </w:p>
         </w:tc>
@@ -8861,23 +5666,7 @@
                 <w:rFonts w:eastAsia="Times New Roman" w:cs="Arial"/>
                 <w:szCs w:val="20"/>
               </w:rPr>
-              <w:t>${</w:t>
-            </w:r>
-            <w:proofErr w:type="spellStart"/>
-            <w:r>
-              <w:rPr>
-                <w:rFonts w:eastAsia="Times New Roman" w:cs="Arial"/>
-                <w:szCs w:val="20"/>
-              </w:rPr>
-              <w:t>uraian</w:t>
-            </w:r>
-            <w:proofErr w:type="spellEnd"/>
-            <w:r>
-              <w:rPr>
-                <w:rFonts w:eastAsia="Times New Roman" w:cs="Arial"/>
-                <w:szCs w:val="20"/>
-              </w:rPr>
-              <w:t>}</w:t>
+              <w:t>${uraian}</w:t>
             </w:r>
           </w:p>
         </w:tc>
@@ -8930,14 +5719,12 @@
           <w:rFonts w:ascii="Arial" w:eastAsia="Times New Roman" w:hAnsi="Arial" w:cs="Arial"/>
         </w:rPr>
       </w:pPr>
-      <w:proofErr w:type="spellStart"/>
       <w:r>
         <w:rPr>
           <w:rFonts w:ascii="Arial" w:eastAsia="Times New Roman" w:hAnsi="Arial" w:cs="Arial"/>
         </w:rPr>
         <w:t>Realisasi</w:t>
       </w:r>
-      <w:proofErr w:type="spellEnd"/>
     </w:p>
     <w:p>
       <w:pPr>
@@ -8953,131 +5740,19 @@
         <w:rPr>
           <w:rFonts w:ascii="Arial" w:eastAsia="Times New Roman" w:hAnsi="Arial" w:cs="Arial"/>
         </w:rPr>
-        <w:t xml:space="preserve">Adapun </w:t>
-      </w:r>
-      <w:proofErr w:type="spellStart"/>
-      <w:r>
-        <w:rPr>
-          <w:rFonts w:ascii="Arial" w:eastAsia="Times New Roman" w:hAnsi="Arial" w:cs="Arial"/>
-        </w:rPr>
-        <w:t>realisasi</w:t>
-      </w:r>
-      <w:proofErr w:type="spellEnd"/>
-      <w:r>
-        <w:rPr>
-          <w:rFonts w:ascii="Arial" w:eastAsia="Times New Roman" w:hAnsi="Arial" w:cs="Arial"/>
-        </w:rPr>
-        <w:t xml:space="preserve"> </w:t>
-      </w:r>
-      <w:proofErr w:type="spellStart"/>
-      <w:r>
-        <w:rPr>
-          <w:rFonts w:ascii="Arial" w:eastAsia="Times New Roman" w:hAnsi="Arial" w:cs="Arial"/>
-        </w:rPr>
-        <w:t>capaian</w:t>
-      </w:r>
-      <w:proofErr w:type="spellEnd"/>
-      <w:r>
-        <w:rPr>
-          <w:rFonts w:ascii="Arial" w:eastAsia="Times New Roman" w:hAnsi="Arial" w:cs="Arial"/>
-        </w:rPr>
-        <w:t xml:space="preserve"> pada </w:t>
-      </w:r>
-      <w:proofErr w:type="spellStart"/>
-      <w:r>
-        <w:rPr>
-          <w:rFonts w:ascii="Arial" w:eastAsia="Times New Roman" w:hAnsi="Arial" w:cs="Arial"/>
-        </w:rPr>
-        <w:t>bulan</w:t>
-      </w:r>
-      <w:proofErr w:type="spellEnd"/>
-      <w:r>
-        <w:rPr>
-          <w:rFonts w:ascii="Arial" w:eastAsia="Times New Roman" w:hAnsi="Arial" w:cs="Arial"/>
-        </w:rPr>
-        <w:t xml:space="preserve"> </w:t>
+        <w:t xml:space="preserve">Adapun realisasi capaian pada bulan </w:t>
       </w:r>
       <w:r>
         <w:rPr>
           <w:rFonts w:ascii="Arial" w:eastAsia="Times New Roman" w:hAnsi="Arial" w:cs="Arial"/>
         </w:rPr>
-        <w:t>${</w:t>
-      </w:r>
-      <w:proofErr w:type="spellStart"/>
-      <w:r>
-        <w:rPr>
-          <w:rFonts w:ascii="Arial" w:eastAsia="Times New Roman" w:hAnsi="Arial" w:cs="Arial"/>
-        </w:rPr>
-        <w:t>bulan</w:t>
-      </w:r>
-      <w:proofErr w:type="spellEnd"/>
-      <w:r>
-        <w:rPr>
-          <w:rFonts w:ascii="Arial" w:eastAsia="Times New Roman" w:hAnsi="Arial" w:cs="Arial"/>
-        </w:rPr>
-        <w:t>} ${</w:t>
-      </w:r>
-      <w:proofErr w:type="spellStart"/>
-      <w:r>
-        <w:rPr>
-          <w:rFonts w:ascii="Arial" w:eastAsia="Times New Roman" w:hAnsi="Arial" w:cs="Arial"/>
-        </w:rPr>
-        <w:t>tahun</w:t>
-      </w:r>
-      <w:proofErr w:type="spellEnd"/>
-      <w:r>
-        <w:rPr>
-          <w:rFonts w:ascii="Arial" w:eastAsia="Times New Roman" w:hAnsi="Arial" w:cs="Arial"/>
-        </w:rPr>
-        <w:t>}</w:t>
+        <w:t>${bulan} ${tahun}</w:t>
       </w:r>
       <w:r>
         <w:rPr>
           <w:rFonts w:ascii="Arial" w:eastAsia="Times New Roman" w:hAnsi="Arial" w:cs="Arial"/>
         </w:rPr>
-        <w:t xml:space="preserve"> </w:t>
-      </w:r>
-      <w:proofErr w:type="spellStart"/>
-      <w:r>
-        <w:rPr>
-          <w:rFonts w:ascii="Arial" w:eastAsia="Times New Roman" w:hAnsi="Arial" w:cs="Arial"/>
-        </w:rPr>
-        <w:t>adalah</w:t>
-      </w:r>
-      <w:proofErr w:type="spellEnd"/>
-      <w:r>
-        <w:rPr>
-          <w:rFonts w:ascii="Arial" w:eastAsia="Times New Roman" w:hAnsi="Arial" w:cs="Arial"/>
-        </w:rPr>
-        <w:t xml:space="preserve"> </w:t>
-      </w:r>
-      <w:proofErr w:type="spellStart"/>
-      <w:r>
-        <w:rPr>
-          <w:rFonts w:ascii="Arial" w:eastAsia="Times New Roman" w:hAnsi="Arial" w:cs="Arial"/>
-        </w:rPr>
-        <w:t>sebagai</w:t>
-      </w:r>
-      <w:proofErr w:type="spellEnd"/>
-      <w:r>
-        <w:rPr>
-          <w:rFonts w:ascii="Arial" w:eastAsia="Times New Roman" w:hAnsi="Arial" w:cs="Arial"/>
-        </w:rPr>
-        <w:t xml:space="preserve"> </w:t>
-      </w:r>
-      <w:proofErr w:type="spellStart"/>
-      <w:r>
-        <w:rPr>
-          <w:rFonts w:ascii="Arial" w:eastAsia="Times New Roman" w:hAnsi="Arial" w:cs="Arial"/>
-        </w:rPr>
-        <w:t>berikut</w:t>
-      </w:r>
-      <w:proofErr w:type="spellEnd"/>
-      <w:r>
-        <w:rPr>
-          <w:rFonts w:ascii="Arial" w:eastAsia="Times New Roman" w:hAnsi="Arial" w:cs="Arial"/>
-        </w:rPr>
-        <w:t>:</w:t>
+        <w:t xml:space="preserve"> adalah sebagai berikut:</w:t>
       </w:r>
     </w:p>
     <w:tbl>
@@ -9115,7 +5790,6 @@
                 <w:sz w:val="22"/>
               </w:rPr>
             </w:pPr>
-            <w:proofErr w:type="spellStart"/>
             <w:r>
               <w:rPr>
                 <w:rFonts w:cs="Arial"/>
@@ -9125,7 +5799,6 @@
               </w:rPr>
               <w:t>Uraian</w:t>
             </w:r>
-            <w:proofErr w:type="spellEnd"/>
           </w:p>
         </w:tc>
         <w:tc>
@@ -9204,7 +5877,6 @@
                 <w:sz w:val="22"/>
               </w:rPr>
             </w:pPr>
-            <w:proofErr w:type="spellStart"/>
             <w:r>
               <w:rPr>
                 <w:rFonts w:cs="Arial"/>
@@ -9214,7 +5886,6 @@
               </w:rPr>
               <w:t>Capaian</w:t>
             </w:r>
-            <w:proofErr w:type="spellEnd"/>
           </w:p>
         </w:tc>
       </w:tr>
@@ -9237,39 +5908,7 @@
                 <w:rFonts w:cs="Arial"/>
                 <w:szCs w:val="20"/>
               </w:rPr>
-              <w:t>${</w:t>
-            </w:r>
-            <w:proofErr w:type="spellStart"/>
-            <w:r>
-              <w:rPr>
-                <w:rFonts w:cs="Arial"/>
-                <w:szCs w:val="20"/>
-              </w:rPr>
-              <w:t>no_r</w:t>
-            </w:r>
-            <w:proofErr w:type="spellEnd"/>
-            <w:r>
-              <w:rPr>
-                <w:rFonts w:cs="Arial"/>
-                <w:szCs w:val="20"/>
-              </w:rPr>
-              <w:t>}. ${</w:t>
-            </w:r>
-            <w:proofErr w:type="spellStart"/>
-            <w:r>
-              <w:rPr>
-                <w:rFonts w:cs="Arial"/>
-                <w:szCs w:val="20"/>
-              </w:rPr>
-              <w:t>uraian_r</w:t>
-            </w:r>
-            <w:proofErr w:type="spellEnd"/>
-            <w:r>
-              <w:rPr>
-                <w:rFonts w:cs="Arial"/>
-                <w:szCs w:val="20"/>
-              </w:rPr>
-              <w:t>}</w:t>
+              <w:t>${no_r}. ${uraian_r}</w:t>
             </w:r>
           </w:p>
         </w:tc>
@@ -9293,23 +5932,7 @@
                 <w:rFonts w:cs="Arial"/>
                 <w:szCs w:val="20"/>
               </w:rPr>
-              <w:t>${</w:t>
-            </w:r>
-            <w:proofErr w:type="spellStart"/>
-            <w:r>
-              <w:rPr>
-                <w:rFonts w:cs="Arial"/>
-                <w:szCs w:val="20"/>
-              </w:rPr>
-              <w:t>target_r</w:t>
-            </w:r>
-            <w:proofErr w:type="spellEnd"/>
-            <w:r>
-              <w:rPr>
-                <w:rFonts w:cs="Arial"/>
-                <w:szCs w:val="20"/>
-              </w:rPr>
-              <w:t>}</w:t>
+              <w:t>${target_r}</w:t>
             </w:r>
           </w:p>
         </w:tc>
@@ -9333,39 +5956,7 @@
                 <w:rFonts w:cs="Arial"/>
                 <w:szCs w:val="20"/>
               </w:rPr>
-              <w:t>${</w:t>
-            </w:r>
-            <w:proofErr w:type="spellStart"/>
-            <w:r>
-              <w:rPr>
-                <w:rFonts w:cs="Arial"/>
-                <w:szCs w:val="20"/>
-              </w:rPr>
-              <w:t>jml_req</w:t>
-            </w:r>
-            <w:proofErr w:type="spellEnd"/>
-            <w:r>
-              <w:rPr>
-                <w:rFonts w:cs="Arial"/>
-                <w:szCs w:val="20"/>
-              </w:rPr>
-              <w:t>}/${</w:t>
-            </w:r>
-            <w:proofErr w:type="spellStart"/>
-            <w:r>
-              <w:rPr>
-                <w:rFonts w:cs="Arial"/>
-                <w:szCs w:val="20"/>
-              </w:rPr>
-              <w:t>jml_done</w:t>
-            </w:r>
-            <w:proofErr w:type="spellEnd"/>
-            <w:r>
-              <w:rPr>
-                <w:rFonts w:cs="Arial"/>
-                <w:szCs w:val="20"/>
-              </w:rPr>
-              <w:t>}</w:t>
+              <w:t>${jml_req}/${jml_done}</w:t>
             </w:r>
           </w:p>
         </w:tc>
@@ -9389,23 +5980,7 @@
                 <w:rFonts w:cs="Arial"/>
                 <w:szCs w:val="20"/>
               </w:rPr>
-              <w:t>${</w:t>
-            </w:r>
-            <w:proofErr w:type="spellStart"/>
-            <w:r>
-              <w:rPr>
-                <w:rFonts w:cs="Arial"/>
-                <w:szCs w:val="20"/>
-              </w:rPr>
-              <w:t>capaian</w:t>
-            </w:r>
-            <w:proofErr w:type="spellEnd"/>
-            <w:r>
-              <w:rPr>
-                <w:rFonts w:cs="Arial"/>
-                <w:szCs w:val="20"/>
-              </w:rPr>
-              <w:t>}</w:t>
+              <w:t>${capaian}</w:t>
             </w:r>
           </w:p>
         </w:tc>
@@ -9432,23 +6007,14 @@
           <w:bCs/>
         </w:rPr>
       </w:pPr>
-      <w:proofErr w:type="spellStart"/>
       <w:r>
         <w:rPr>
           <w:rFonts w:ascii="Arial" w:hAnsi="Arial" w:cs="Arial"/>
           <w:b/>
           <w:bCs/>
         </w:rPr>
-        <w:t>Keterangan</w:t>
-      </w:r>
-      <w:proofErr w:type="spellEnd"/>
-      <w:r>
-        <w:rPr>
-          <w:rFonts w:ascii="Arial" w:hAnsi="Arial" w:cs="Arial"/>
-          <w:b/>
-          <w:bCs/>
-        </w:rPr>
-        <w:t xml:space="preserve"> :</w:t>
+        <w:lastRenderedPageBreak/>
+        <w:t>Keterangan :</w:t>
       </w:r>
       <w:r>
         <w:rPr>
@@ -9562,7 +6128,6 @@
           <w:szCs w:val="24"/>
         </w:rPr>
       </w:pPr>
-      <w:proofErr w:type="spellStart"/>
       <w:r>
         <w:rPr>
           <w:rFonts w:ascii="Arial" w:hAnsi="Arial" w:cs="Arial"/>
@@ -9580,7 +6145,6 @@
         </w:rPr>
         <w:t>egiatan</w:t>
       </w:r>
-      <w:proofErr w:type="spellEnd"/>
     </w:p>
     <w:tbl>
       <w:tblPr>
@@ -9650,7 +6214,6 @@
                 <w:szCs w:val="20"/>
               </w:rPr>
             </w:pPr>
-            <w:proofErr w:type="spellStart"/>
             <w:r>
               <w:rPr>
                 <w:rFonts w:cs="Arial"/>
@@ -9659,7 +6222,6 @@
               </w:rPr>
               <w:t>Tanggal</w:t>
             </w:r>
-            <w:proofErr w:type="spellEnd"/>
           </w:p>
         </w:tc>
         <w:tc>
@@ -9679,34 +6241,14 @@
                 <w:szCs w:val="20"/>
               </w:rPr>
             </w:pPr>
-            <w:proofErr w:type="spellStart"/>
             <w:r>
               <w:rPr>
                 <w:rFonts w:cs="Arial"/>
                 <w:b/>
                 <w:szCs w:val="20"/>
               </w:rPr>
-              <w:t>Deskripsi</w:t>
+              <w:t>Deskripsi Pekerjaan</w:t>
             </w:r>
-            <w:proofErr w:type="spellEnd"/>
-            <w:r>
-              <w:rPr>
-                <w:rFonts w:cs="Arial"/>
-                <w:b/>
-                <w:szCs w:val="20"/>
-              </w:rPr>
-              <w:t xml:space="preserve"> </w:t>
-            </w:r>
-            <w:proofErr w:type="spellStart"/>
-            <w:r>
-              <w:rPr>
-                <w:rFonts w:cs="Arial"/>
-                <w:b/>
-                <w:szCs w:val="20"/>
-              </w:rPr>
-              <w:t>Pekerjaan</w:t>
-            </w:r>
-            <w:proofErr w:type="spellEnd"/>
           </w:p>
         </w:tc>
         <w:tc>
@@ -9725,7 +6267,6 @@
                 <w:szCs w:val="20"/>
               </w:rPr>
             </w:pPr>
-            <w:proofErr w:type="spellStart"/>
             <w:r>
               <w:rPr>
                 <w:rFonts w:cs="Arial"/>
@@ -9734,7 +6275,6 @@
               </w:rPr>
               <w:t>Keterangan</w:t>
             </w:r>
-            <w:proofErr w:type="spellEnd"/>
           </w:p>
         </w:tc>
         <w:tc>
@@ -9754,7 +6294,6 @@
                 <w:szCs w:val="20"/>
               </w:rPr>
             </w:pPr>
-            <w:proofErr w:type="spellStart"/>
             <w:r>
               <w:rPr>
                 <w:rFonts w:cs="Arial"/>
@@ -9763,7 +6302,6 @@
               </w:rPr>
               <w:t>Dokumentasi</w:t>
             </w:r>
-            <w:proofErr w:type="spellEnd"/>
           </w:p>
         </w:tc>
       </w:tr>
@@ -9793,23 +6331,7 @@
                 <w:rFonts w:cs="Arial"/>
                 <w:szCs w:val="20"/>
               </w:rPr>
-              <w:t>${</w:t>
-            </w:r>
-            <w:proofErr w:type="spellStart"/>
-            <w:r>
-              <w:rPr>
-                <w:rFonts w:cs="Arial"/>
-                <w:szCs w:val="20"/>
-              </w:rPr>
-              <w:t>hari</w:t>
-            </w:r>
-            <w:proofErr w:type="spellEnd"/>
-            <w:r>
-              <w:rPr>
-                <w:rFonts w:cs="Arial"/>
-                <w:szCs w:val="20"/>
-              </w:rPr>
-              <w:t>}</w:t>
+              <w:t>${hari}</w:t>
             </w:r>
           </w:p>
         </w:tc>
@@ -9834,23 +6356,7 @@
                 <w:rFonts w:cs="Arial"/>
                 <w:szCs w:val="20"/>
               </w:rPr>
-              <w:t>${</w:t>
-            </w:r>
-            <w:proofErr w:type="spellStart"/>
-            <w:r>
-              <w:rPr>
-                <w:rFonts w:cs="Arial"/>
-                <w:szCs w:val="20"/>
-              </w:rPr>
-              <w:t>tanggal</w:t>
-            </w:r>
-            <w:proofErr w:type="spellEnd"/>
-            <w:r>
-              <w:rPr>
-                <w:rFonts w:cs="Arial"/>
-                <w:szCs w:val="20"/>
-              </w:rPr>
-              <w:t>}</w:t>
+              <w:t>${tanggal}</w:t>
             </w:r>
           </w:p>
         </w:tc>
@@ -9878,23 +6384,7 @@
                 <w:rFonts w:cs="Arial"/>
                 <w:szCs w:val="20"/>
               </w:rPr>
-              <w:t>${</w:t>
-            </w:r>
-            <w:proofErr w:type="spellStart"/>
-            <w:r>
-              <w:rPr>
-                <w:rFonts w:cs="Arial"/>
-                <w:szCs w:val="20"/>
-              </w:rPr>
-              <w:t>deskripsi</w:t>
-            </w:r>
-            <w:proofErr w:type="spellEnd"/>
-            <w:r>
-              <w:rPr>
-                <w:rFonts w:cs="Arial"/>
-                <w:szCs w:val="20"/>
-              </w:rPr>
-              <w:t>}</w:t>
+              <w:t>${deskripsi}</w:t>
             </w:r>
           </w:p>
         </w:tc>
@@ -9922,23 +6412,7 @@
                 <w:rFonts w:cs="Arial"/>
                 <w:szCs w:val="20"/>
               </w:rPr>
-              <w:t>${</w:t>
-            </w:r>
-            <w:proofErr w:type="spellStart"/>
-            <w:r>
-              <w:rPr>
-                <w:rFonts w:cs="Arial"/>
-                <w:szCs w:val="20"/>
-              </w:rPr>
-              <w:t>keterangan</w:t>
-            </w:r>
-            <w:proofErr w:type="spellEnd"/>
-            <w:r>
-              <w:rPr>
-                <w:rFonts w:cs="Arial"/>
-                <w:szCs w:val="20"/>
-              </w:rPr>
-              <w:t>}</w:t>
+              <w:t>${keterangan}</w:t>
             </w:r>
           </w:p>
         </w:tc>
@@ -9962,23 +6436,7 @@
                 <w:rFonts w:cs="Arial"/>
                 <w:szCs w:val="20"/>
               </w:rPr>
-              <w:t>${</w:t>
-            </w:r>
-            <w:proofErr w:type="spellStart"/>
-            <w:r>
-              <w:rPr>
-                <w:rFonts w:cs="Arial"/>
-                <w:szCs w:val="20"/>
-              </w:rPr>
-              <w:t>dokumentasi</w:t>
-            </w:r>
-            <w:proofErr w:type="spellEnd"/>
-            <w:r>
-              <w:rPr>
-                <w:rFonts w:cs="Arial"/>
-                <w:szCs w:val="20"/>
-              </w:rPr>
-              <w:t>}</w:t>
+              <w:t>${dokumentasi}</w:t>
             </w:r>
           </w:p>
         </w:tc>
@@ -10043,20 +6501,8 @@
                 <w:sz w:val="24"/>
                 <w:szCs w:val="24"/>
               </w:rPr>
-              <w:t xml:space="preserve">Lampiran </w:t>
+              <w:t>Lampiran Dokumentasi</w:t>
             </w:r>
-            <w:proofErr w:type="spellStart"/>
-            <w:r>
-              <w:rPr>
-                <w:rFonts w:cs="Arial"/>
-                <w:b/>
-                <w:bCs/>
-                <w:sz w:val="24"/>
-                <w:szCs w:val="24"/>
-              </w:rPr>
-              <w:t>Dokumentasi</w:t>
-            </w:r>
-            <w:proofErr w:type="spellEnd"/>
           </w:p>
         </w:tc>
       </w:tr>
@@ -10153,7 +6599,6 @@
           <w:szCs w:val="24"/>
         </w:rPr>
       </w:pPr>
-      <w:proofErr w:type="spellStart"/>
       <w:r>
         <w:rPr>
           <w:rFonts w:ascii="Arial" w:hAnsi="Arial" w:cs="Arial"/>
@@ -10163,7 +6608,6 @@
         <w:lastRenderedPageBreak/>
         <w:t>penutup</w:t>
       </w:r>
-      <w:proofErr w:type="spellEnd"/>
     </w:p>
     <w:p>
       <w:pPr>
@@ -10183,223 +6627,15 @@
           <w:sz w:val="24"/>
           <w:szCs w:val="24"/>
         </w:rPr>
-        <w:t xml:space="preserve">Saya yang </w:t>
+        <w:t xml:space="preserve">Saya yang bertanda tangan disini menyatakan bahwa Laporan Bulanan Kinerja </w:t>
       </w:r>
-      <w:proofErr w:type="spellStart"/>
       <w:r>
         <w:rPr>
           <w:rFonts w:ascii="Arial" w:hAnsi="Arial" w:cs="Arial"/>
           <w:sz w:val="24"/>
           <w:szCs w:val="24"/>
         </w:rPr>
-        <w:t>bertanda</w:t>
-      </w:r>
-      <w:proofErr w:type="spellEnd"/>
-      <w:r>
-        <w:rPr>
-          <w:rFonts w:ascii="Arial" w:hAnsi="Arial" w:cs="Arial"/>
-          <w:sz w:val="24"/>
-          <w:szCs w:val="24"/>
-        </w:rPr>
-        <w:t xml:space="preserve"> </w:t>
-      </w:r>
-      <w:proofErr w:type="spellStart"/>
-      <w:r>
-        <w:rPr>
-          <w:rFonts w:ascii="Arial" w:hAnsi="Arial" w:cs="Arial"/>
-          <w:sz w:val="24"/>
-          <w:szCs w:val="24"/>
-        </w:rPr>
-        <w:t>tangan</w:t>
-      </w:r>
-      <w:proofErr w:type="spellEnd"/>
-      <w:r>
-        <w:rPr>
-          <w:rFonts w:ascii="Arial" w:hAnsi="Arial" w:cs="Arial"/>
-          <w:sz w:val="24"/>
-          <w:szCs w:val="24"/>
-        </w:rPr>
-        <w:t xml:space="preserve"> </w:t>
-      </w:r>
-      <w:proofErr w:type="spellStart"/>
-      <w:r>
-        <w:rPr>
-          <w:rFonts w:ascii="Arial" w:hAnsi="Arial" w:cs="Arial"/>
-          <w:sz w:val="24"/>
-          <w:szCs w:val="24"/>
-        </w:rPr>
-        <w:t>disini</w:t>
-      </w:r>
-      <w:proofErr w:type="spellEnd"/>
-      <w:r>
-        <w:rPr>
-          <w:rFonts w:ascii="Arial" w:hAnsi="Arial" w:cs="Arial"/>
-          <w:sz w:val="24"/>
-          <w:szCs w:val="24"/>
-        </w:rPr>
-        <w:t xml:space="preserve"> </w:t>
-      </w:r>
-      <w:proofErr w:type="spellStart"/>
-      <w:r>
-        <w:rPr>
-          <w:rFonts w:ascii="Arial" w:hAnsi="Arial" w:cs="Arial"/>
-          <w:sz w:val="24"/>
-          <w:szCs w:val="24"/>
-        </w:rPr>
-        <w:t>menyatakan</w:t>
-      </w:r>
-      <w:proofErr w:type="spellEnd"/>
-      <w:r>
-        <w:rPr>
-          <w:rFonts w:ascii="Arial" w:hAnsi="Arial" w:cs="Arial"/>
-          <w:sz w:val="24"/>
-          <w:szCs w:val="24"/>
-        </w:rPr>
-        <w:t xml:space="preserve"> </w:t>
-      </w:r>
-      <w:proofErr w:type="spellStart"/>
-      <w:r>
-        <w:rPr>
-          <w:rFonts w:ascii="Arial" w:hAnsi="Arial" w:cs="Arial"/>
-          <w:sz w:val="24"/>
-          <w:szCs w:val="24"/>
-        </w:rPr>
-        <w:t>bahwa</w:t>
-      </w:r>
-      <w:proofErr w:type="spellEnd"/>
-      <w:r>
-        <w:rPr>
-          <w:rFonts w:ascii="Arial" w:hAnsi="Arial" w:cs="Arial"/>
-          <w:sz w:val="24"/>
-          <w:szCs w:val="24"/>
-        </w:rPr>
-        <w:t xml:space="preserve"> </w:t>
-      </w:r>
-      <w:proofErr w:type="spellStart"/>
-      <w:r>
-        <w:rPr>
-          <w:rFonts w:ascii="Arial" w:hAnsi="Arial" w:cs="Arial"/>
-          <w:sz w:val="24"/>
-          <w:szCs w:val="24"/>
-        </w:rPr>
-        <w:t>Laporan</w:t>
-      </w:r>
-      <w:proofErr w:type="spellEnd"/>
-      <w:r>
-        <w:rPr>
-          <w:rFonts w:ascii="Arial" w:hAnsi="Arial" w:cs="Arial"/>
-          <w:sz w:val="24"/>
-          <w:szCs w:val="24"/>
-        </w:rPr>
-        <w:t xml:space="preserve"> </w:t>
-      </w:r>
-      <w:proofErr w:type="spellStart"/>
-      <w:r>
-        <w:rPr>
-          <w:rFonts w:ascii="Arial" w:hAnsi="Arial" w:cs="Arial"/>
-          <w:sz w:val="24"/>
-          <w:szCs w:val="24"/>
-        </w:rPr>
-        <w:t>Bulanan</w:t>
-      </w:r>
-      <w:proofErr w:type="spellEnd"/>
-      <w:r>
-        <w:rPr>
-          <w:rFonts w:ascii="Arial" w:hAnsi="Arial" w:cs="Arial"/>
-          <w:sz w:val="24"/>
-          <w:szCs w:val="24"/>
-        </w:rPr>
-        <w:t xml:space="preserve"> Kinerja </w:t>
-      </w:r>
-      <w:proofErr w:type="spellStart"/>
-      <w:r>
-        <w:rPr>
-          <w:rFonts w:ascii="Arial" w:hAnsi="Arial" w:cs="Arial"/>
-          <w:sz w:val="24"/>
-          <w:szCs w:val="24"/>
-        </w:rPr>
-        <w:t>Pengelola</w:t>
-      </w:r>
-      <w:proofErr w:type="spellEnd"/>
-      <w:r>
-        <w:rPr>
-          <w:rFonts w:ascii="Arial" w:hAnsi="Arial" w:cs="Arial"/>
-          <w:sz w:val="24"/>
-          <w:szCs w:val="24"/>
-        </w:rPr>
-        <w:t xml:space="preserve"> </w:t>
-      </w:r>
-      <w:proofErr w:type="spellStart"/>
-      <w:r>
-        <w:rPr>
-          <w:rFonts w:ascii="Arial" w:hAnsi="Arial" w:cs="Arial"/>
-          <w:sz w:val="24"/>
-          <w:szCs w:val="24"/>
-        </w:rPr>
-        <w:t>Jaringan</w:t>
-      </w:r>
-      <w:proofErr w:type="spellEnd"/>
-      <w:r>
-        <w:rPr>
-          <w:rFonts w:ascii="Arial" w:hAnsi="Arial" w:cs="Arial"/>
-          <w:sz w:val="24"/>
-          <w:szCs w:val="24"/>
-        </w:rPr>
-        <w:t xml:space="preserve"> dan </w:t>
-      </w:r>
-      <w:proofErr w:type="spellStart"/>
-      <w:r>
-        <w:rPr>
-          <w:rFonts w:ascii="Arial" w:hAnsi="Arial" w:cs="Arial"/>
-          <w:sz w:val="24"/>
-          <w:szCs w:val="24"/>
-        </w:rPr>
-        <w:t>Infrastuktur</w:t>
-      </w:r>
-      <w:proofErr w:type="spellEnd"/>
-      <w:r>
-        <w:rPr>
-          <w:rFonts w:ascii="Arial" w:hAnsi="Arial" w:cs="Arial"/>
-          <w:sz w:val="24"/>
-          <w:szCs w:val="24"/>
-        </w:rPr>
-        <w:t xml:space="preserve"> </w:t>
-      </w:r>
-      <w:proofErr w:type="spellStart"/>
-      <w:r>
-        <w:rPr>
-          <w:rFonts w:ascii="Arial" w:hAnsi="Arial" w:cs="Arial"/>
-          <w:sz w:val="24"/>
-          <w:szCs w:val="24"/>
-        </w:rPr>
-        <w:t>Sistem</w:t>
-      </w:r>
-      <w:proofErr w:type="spellEnd"/>
-      <w:r>
-        <w:rPr>
-          <w:rFonts w:ascii="Arial" w:hAnsi="Arial" w:cs="Arial"/>
-          <w:sz w:val="24"/>
-          <w:szCs w:val="24"/>
-        </w:rPr>
-        <w:t xml:space="preserve"> </w:t>
-      </w:r>
-      <w:proofErr w:type="spellStart"/>
-      <w:r>
-        <w:rPr>
-          <w:rFonts w:ascii="Arial" w:hAnsi="Arial" w:cs="Arial"/>
-          <w:sz w:val="24"/>
-          <w:szCs w:val="24"/>
-        </w:rPr>
-        <w:t>Informasi</w:t>
-      </w:r>
-      <w:proofErr w:type="spellEnd"/>
-      <w:r>
-        <w:rPr>
-          <w:rFonts w:ascii="Arial" w:hAnsi="Arial" w:cs="Arial"/>
-          <w:sz w:val="24"/>
-          <w:szCs w:val="24"/>
-        </w:rPr>
-        <w:t xml:space="preserve"> (Programmer)</w:t>
+        <w:t>Pengelola Jaringan dan Infrastuktur Sistem Informasi (Programmer)</w:t>
       </w:r>
       <w:r>
         <w:rPr>
@@ -10415,101 +6651,7 @@
           <w:sz w:val="24"/>
           <w:szCs w:val="24"/>
         </w:rPr>
-        <w:t xml:space="preserve"> Dinas </w:t>
-      </w:r>
-      <w:proofErr w:type="spellStart"/>
-      <w:r>
-        <w:rPr>
-          <w:rFonts w:ascii="Arial" w:hAnsi="Arial" w:cs="Arial"/>
-          <w:sz w:val="24"/>
-          <w:szCs w:val="24"/>
-        </w:rPr>
-        <w:t>Penanggulangan</w:t>
-      </w:r>
-      <w:proofErr w:type="spellEnd"/>
-      <w:r>
-        <w:rPr>
-          <w:rFonts w:ascii="Arial" w:hAnsi="Arial" w:cs="Arial"/>
-          <w:sz w:val="24"/>
-          <w:szCs w:val="24"/>
-        </w:rPr>
-        <w:t xml:space="preserve"> dan </w:t>
-      </w:r>
-      <w:proofErr w:type="spellStart"/>
-      <w:r>
-        <w:rPr>
-          <w:rFonts w:ascii="Arial" w:hAnsi="Arial" w:cs="Arial"/>
-          <w:sz w:val="24"/>
-          <w:szCs w:val="24"/>
-        </w:rPr>
-        <w:t>Penyelamatan</w:t>
-      </w:r>
-      <w:proofErr w:type="spellEnd"/>
-      <w:r>
-        <w:rPr>
-          <w:rFonts w:ascii="Arial" w:hAnsi="Arial" w:cs="Arial"/>
-          <w:sz w:val="24"/>
-          <w:szCs w:val="24"/>
-        </w:rPr>
-        <w:t xml:space="preserve"> </w:t>
-      </w:r>
-      <w:proofErr w:type="spellStart"/>
-      <w:r>
-        <w:rPr>
-          <w:rFonts w:ascii="Arial" w:hAnsi="Arial" w:cs="Arial"/>
-          <w:sz w:val="24"/>
-          <w:szCs w:val="24"/>
-        </w:rPr>
-        <w:t>Kebakaran</w:t>
-      </w:r>
-      <w:proofErr w:type="spellEnd"/>
-      <w:r>
-        <w:rPr>
-          <w:rFonts w:ascii="Arial" w:hAnsi="Arial" w:cs="Arial"/>
-          <w:sz w:val="24"/>
-          <w:szCs w:val="24"/>
-        </w:rPr>
-        <w:t xml:space="preserve"> </w:t>
-      </w:r>
-      <w:proofErr w:type="spellStart"/>
-      <w:r>
-        <w:rPr>
-          <w:rFonts w:ascii="Arial" w:hAnsi="Arial" w:cs="Arial"/>
-          <w:sz w:val="24"/>
-          <w:szCs w:val="24"/>
-        </w:rPr>
-        <w:t>Provinsi</w:t>
-      </w:r>
-      <w:proofErr w:type="spellEnd"/>
-      <w:r>
-        <w:rPr>
-          <w:rFonts w:ascii="Arial" w:hAnsi="Arial" w:cs="Arial"/>
-          <w:sz w:val="24"/>
-          <w:szCs w:val="24"/>
-        </w:rPr>
-        <w:t xml:space="preserve"> DKI Jakarta </w:t>
-      </w:r>
-      <w:proofErr w:type="spellStart"/>
-      <w:r>
-        <w:rPr>
-          <w:rFonts w:ascii="Arial" w:hAnsi="Arial" w:cs="Arial"/>
-          <w:b/>
-          <w:bCs/>
-          <w:sz w:val="24"/>
-          <w:szCs w:val="24"/>
-        </w:rPr>
-        <w:t>Bulan</w:t>
-      </w:r>
-      <w:proofErr w:type="spellEnd"/>
-      <w:r>
-        <w:rPr>
-          <w:rFonts w:ascii="Arial" w:hAnsi="Arial" w:cs="Arial"/>
-          <w:b/>
-          <w:bCs/>
-          <w:sz w:val="24"/>
-          <w:szCs w:val="24"/>
-        </w:rPr>
-        <w:t xml:space="preserve"> </w:t>
+        <w:t xml:space="preserve"> Dinas Penanggulangan dan Penyelamatan Kebakaran Provinsi DKI Jakarta </w:t>
       </w:r>
       <w:r>
         <w:rPr>
@@ -10519,9 +6661,8 @@
           <w:sz w:val="24"/>
           <w:szCs w:val="24"/>
         </w:rPr>
-        <w:t>${</w:t>
+        <w:t xml:space="preserve">Bulan </w:t>
       </w:r>
-      <w:proofErr w:type="spellStart"/>
       <w:r>
         <w:rPr>
           <w:rFonts w:ascii="Arial" w:hAnsi="Arial" w:cs="Arial"/>
@@ -10530,37 +6671,8 @@
           <w:sz w:val="24"/>
           <w:szCs w:val="24"/>
         </w:rPr>
-        <w:t>bulan</w:t>
+        <w:t>${bulan}</w:t>
       </w:r>
-      <w:proofErr w:type="spellEnd"/>
-      <w:r>
-        <w:rPr>
-          <w:rFonts w:ascii="Arial" w:hAnsi="Arial" w:cs="Arial"/>
-          <w:b/>
-          <w:bCs/>
-          <w:sz w:val="24"/>
-          <w:szCs w:val="24"/>
-        </w:rPr>
-        <w:t>}</w:t>
-      </w:r>
-      <w:r>
-        <w:rPr>
-          <w:rFonts w:ascii="Arial" w:hAnsi="Arial" w:cs="Arial"/>
-          <w:sz w:val="24"/>
-          <w:szCs w:val="24"/>
-        </w:rPr>
-        <w:t xml:space="preserve"> </w:t>
-      </w:r>
-      <w:proofErr w:type="spellStart"/>
-      <w:r>
-        <w:rPr>
-          <w:rFonts w:ascii="Arial" w:hAnsi="Arial" w:cs="Arial"/>
-          <w:sz w:val="24"/>
-          <w:szCs w:val="24"/>
-        </w:rPr>
-        <w:t>Tahun</w:t>
-      </w:r>
-      <w:proofErr w:type="spellEnd"/>
       <w:r>
         <w:rPr>
           <w:rFonts w:ascii="Arial" w:hAnsi="Arial" w:cs="Arial"/>
@@ -10575,25 +6687,7 @@
           <w:sz w:val="24"/>
           <w:szCs w:val="24"/>
         </w:rPr>
-        <w:t>${</w:t>
-      </w:r>
-      <w:proofErr w:type="spellStart"/>
-      <w:r>
-        <w:rPr>
-          <w:rFonts w:ascii="Arial" w:hAnsi="Arial" w:cs="Arial"/>
-          <w:sz w:val="24"/>
-          <w:szCs w:val="24"/>
-        </w:rPr>
-        <w:t>tahun</w:t>
-      </w:r>
-      <w:proofErr w:type="spellEnd"/>
-      <w:r>
-        <w:rPr>
-          <w:rFonts w:ascii="Arial" w:hAnsi="Arial" w:cs="Arial"/>
-          <w:sz w:val="24"/>
-          <w:szCs w:val="24"/>
-        </w:rPr>
-        <w:t>}</w:t>
+        <w:t xml:space="preserve">Tahun </w:t>
       </w:r>
       <w:r>
         <w:rPr>
@@ -10601,189 +6695,16 @@
           <w:sz w:val="24"/>
           <w:szCs w:val="24"/>
         </w:rPr>
-        <w:t xml:space="preserve"> </w:t>
+        <w:t>${tahun}</w:t>
       </w:r>
-      <w:proofErr w:type="spellStart"/>
       <w:r>
         <w:rPr>
           <w:rFonts w:ascii="Arial" w:hAnsi="Arial" w:cs="Arial"/>
           <w:sz w:val="24"/>
           <w:szCs w:val="24"/>
         </w:rPr>
-        <w:t>adalah</w:t>
+        <w:t xml:space="preserve"> adalah benar karya saya sendiri, dan saya tidak melakukan penjiplakan atau </w:t>
       </w:r>
-      <w:proofErr w:type="spellEnd"/>
-      <w:r>
-        <w:rPr>
-          <w:rFonts w:ascii="Arial" w:hAnsi="Arial" w:cs="Arial"/>
-          <w:sz w:val="24"/>
-          <w:szCs w:val="24"/>
-        </w:rPr>
-        <w:t xml:space="preserve"> </w:t>
-      </w:r>
-      <w:proofErr w:type="spellStart"/>
-      <w:r>
-        <w:rPr>
-          <w:rFonts w:ascii="Arial" w:hAnsi="Arial" w:cs="Arial"/>
-          <w:sz w:val="24"/>
-          <w:szCs w:val="24"/>
-        </w:rPr>
-        <w:t>benar</w:t>
-      </w:r>
-      <w:proofErr w:type="spellEnd"/>
-      <w:r>
-        <w:rPr>
-          <w:rFonts w:ascii="Arial" w:hAnsi="Arial" w:cs="Arial"/>
-          <w:sz w:val="24"/>
-          <w:szCs w:val="24"/>
-        </w:rPr>
-        <w:t xml:space="preserve"> </w:t>
-      </w:r>
-      <w:proofErr w:type="spellStart"/>
-      <w:r>
-        <w:rPr>
-          <w:rFonts w:ascii="Arial" w:hAnsi="Arial" w:cs="Arial"/>
-          <w:sz w:val="24"/>
-          <w:szCs w:val="24"/>
-        </w:rPr>
-        <w:t>karya</w:t>
-      </w:r>
-      <w:proofErr w:type="spellEnd"/>
-      <w:r>
-        <w:rPr>
-          <w:rFonts w:ascii="Arial" w:hAnsi="Arial" w:cs="Arial"/>
-          <w:sz w:val="24"/>
-          <w:szCs w:val="24"/>
-        </w:rPr>
-        <w:t xml:space="preserve"> </w:t>
-      </w:r>
-      <w:proofErr w:type="spellStart"/>
-      <w:r>
-        <w:rPr>
-          <w:rFonts w:ascii="Arial" w:hAnsi="Arial" w:cs="Arial"/>
-          <w:sz w:val="24"/>
-          <w:szCs w:val="24"/>
-        </w:rPr>
-        <w:t>saya</w:t>
-      </w:r>
-      <w:proofErr w:type="spellEnd"/>
-      <w:r>
-        <w:rPr>
-          <w:rFonts w:ascii="Arial" w:hAnsi="Arial" w:cs="Arial"/>
-          <w:sz w:val="24"/>
-          <w:szCs w:val="24"/>
-        </w:rPr>
-        <w:t xml:space="preserve"> </w:t>
-      </w:r>
-      <w:proofErr w:type="spellStart"/>
-      <w:r>
-        <w:rPr>
-          <w:rFonts w:ascii="Arial" w:hAnsi="Arial" w:cs="Arial"/>
-          <w:sz w:val="24"/>
-          <w:szCs w:val="24"/>
-        </w:rPr>
-        <w:t>sendiri</w:t>
-      </w:r>
-      <w:proofErr w:type="spellEnd"/>
-      <w:r>
-        <w:rPr>
-          <w:rFonts w:ascii="Arial" w:hAnsi="Arial" w:cs="Arial"/>
-          <w:sz w:val="24"/>
-          <w:szCs w:val="24"/>
-        </w:rPr>
-        <w:t xml:space="preserve">, dan </w:t>
-      </w:r>
-      <w:proofErr w:type="spellStart"/>
-      <w:r>
-        <w:rPr>
-          <w:rFonts w:ascii="Arial" w:hAnsi="Arial" w:cs="Arial"/>
-          <w:sz w:val="24"/>
-          <w:szCs w:val="24"/>
-        </w:rPr>
-        <w:t>saya</w:t>
-      </w:r>
-      <w:proofErr w:type="spellEnd"/>
-      <w:r>
-        <w:rPr>
-          <w:rFonts w:ascii="Arial" w:hAnsi="Arial" w:cs="Arial"/>
-          <w:sz w:val="24"/>
-          <w:szCs w:val="24"/>
-        </w:rPr>
-        <w:t xml:space="preserve"> </w:t>
-      </w:r>
-      <w:proofErr w:type="spellStart"/>
-      <w:r>
-        <w:rPr>
-          <w:rFonts w:ascii="Arial" w:hAnsi="Arial" w:cs="Arial"/>
-          <w:sz w:val="24"/>
-          <w:szCs w:val="24"/>
-        </w:rPr>
-        <w:t>tidak</w:t>
-      </w:r>
-      <w:proofErr w:type="spellEnd"/>
-      <w:r>
-        <w:rPr>
-          <w:rFonts w:ascii="Arial" w:hAnsi="Arial" w:cs="Arial"/>
-          <w:sz w:val="24"/>
-          <w:szCs w:val="24"/>
-        </w:rPr>
-        <w:t xml:space="preserve"> </w:t>
-      </w:r>
-      <w:proofErr w:type="spellStart"/>
-      <w:r>
-        <w:rPr>
-          <w:rFonts w:ascii="Arial" w:hAnsi="Arial" w:cs="Arial"/>
-          <w:sz w:val="24"/>
-          <w:szCs w:val="24"/>
-        </w:rPr>
-        <w:t>melakukan</w:t>
-      </w:r>
-      <w:proofErr w:type="spellEnd"/>
-      <w:r>
-        <w:rPr>
-          <w:rFonts w:ascii="Arial" w:hAnsi="Arial" w:cs="Arial"/>
-          <w:sz w:val="24"/>
-          <w:szCs w:val="24"/>
-        </w:rPr>
-        <w:t xml:space="preserve"> </w:t>
-      </w:r>
-      <w:proofErr w:type="spellStart"/>
-      <w:r>
-        <w:rPr>
-          <w:rFonts w:ascii="Arial" w:hAnsi="Arial" w:cs="Arial"/>
-          <w:sz w:val="24"/>
-          <w:szCs w:val="24"/>
-        </w:rPr>
-        <w:t>penjiplakan</w:t>
-      </w:r>
-      <w:proofErr w:type="spellEnd"/>
-      <w:r>
-        <w:rPr>
-          <w:rFonts w:ascii="Arial" w:hAnsi="Arial" w:cs="Arial"/>
-          <w:sz w:val="24"/>
-          <w:szCs w:val="24"/>
-        </w:rPr>
-        <w:t xml:space="preserve"> </w:t>
-      </w:r>
-      <w:proofErr w:type="spellStart"/>
-      <w:r>
-        <w:rPr>
-          <w:rFonts w:ascii="Arial" w:hAnsi="Arial" w:cs="Arial"/>
-          <w:sz w:val="24"/>
-          <w:szCs w:val="24"/>
-        </w:rPr>
-        <w:t>atau</w:t>
-      </w:r>
-      <w:proofErr w:type="spellEnd"/>
-      <w:r>
-        <w:rPr>
-          <w:rFonts w:ascii="Arial" w:hAnsi="Arial" w:cs="Arial"/>
-          <w:sz w:val="24"/>
-          <w:szCs w:val="24"/>
-        </w:rPr>
-        <w:t xml:space="preserve"> </w:t>
-      </w:r>
-      <w:proofErr w:type="spellStart"/>
       <w:r>
         <w:rPr>
           <w:rFonts w:ascii="Arial" w:hAnsi="Arial" w:cs="Arial"/>
@@ -10798,124 +6719,7 @@
           <w:sz w:val="24"/>
           <w:szCs w:val="24"/>
         </w:rPr>
-        <w:t>indakan</w:t>
-      </w:r>
-      <w:proofErr w:type="spellEnd"/>
-      <w:r>
-        <w:rPr>
-          <w:rFonts w:ascii="Arial" w:hAnsi="Arial" w:cs="Arial"/>
-          <w:sz w:val="24"/>
-          <w:szCs w:val="24"/>
-        </w:rPr>
-        <w:t xml:space="preserve"> yang </w:t>
-      </w:r>
-      <w:proofErr w:type="spellStart"/>
-      <w:r>
-        <w:rPr>
-          <w:rFonts w:ascii="Arial" w:hAnsi="Arial" w:cs="Arial"/>
-          <w:sz w:val="24"/>
-          <w:szCs w:val="24"/>
-        </w:rPr>
-        <w:t>tidak</w:t>
-      </w:r>
-      <w:proofErr w:type="spellEnd"/>
-      <w:r>
-        <w:rPr>
-          <w:rFonts w:ascii="Arial" w:hAnsi="Arial" w:cs="Arial"/>
-          <w:sz w:val="24"/>
-          <w:szCs w:val="24"/>
-        </w:rPr>
-        <w:t xml:space="preserve"> </w:t>
-      </w:r>
-      <w:proofErr w:type="spellStart"/>
-      <w:r>
-        <w:rPr>
-          <w:rFonts w:ascii="Arial" w:hAnsi="Arial" w:cs="Arial"/>
-          <w:sz w:val="24"/>
-          <w:szCs w:val="24"/>
-        </w:rPr>
-        <w:t>sesuai</w:t>
-      </w:r>
-      <w:proofErr w:type="spellEnd"/>
-      <w:r>
-        <w:rPr>
-          <w:rFonts w:ascii="Arial" w:hAnsi="Arial" w:cs="Arial"/>
-          <w:sz w:val="24"/>
-          <w:szCs w:val="24"/>
-        </w:rPr>
-        <w:t xml:space="preserve"> </w:t>
-      </w:r>
-      <w:proofErr w:type="spellStart"/>
-      <w:r>
-        <w:rPr>
-          <w:rFonts w:ascii="Arial" w:hAnsi="Arial" w:cs="Arial"/>
-          <w:sz w:val="24"/>
-          <w:szCs w:val="24"/>
-        </w:rPr>
-        <w:t>dengan</w:t>
-      </w:r>
-      <w:proofErr w:type="spellEnd"/>
-      <w:r>
-        <w:rPr>
-          <w:rFonts w:ascii="Arial" w:hAnsi="Arial" w:cs="Arial"/>
-          <w:sz w:val="24"/>
-          <w:szCs w:val="24"/>
-        </w:rPr>
-        <w:t xml:space="preserve"> </w:t>
-      </w:r>
-      <w:proofErr w:type="spellStart"/>
-      <w:r>
-        <w:rPr>
-          <w:rFonts w:ascii="Arial" w:hAnsi="Arial" w:cs="Arial"/>
-          <w:sz w:val="24"/>
-          <w:szCs w:val="24"/>
-        </w:rPr>
-        <w:t>etika</w:t>
-      </w:r>
-      <w:proofErr w:type="spellEnd"/>
-      <w:r>
-        <w:rPr>
-          <w:rFonts w:ascii="Arial" w:hAnsi="Arial" w:cs="Arial"/>
-          <w:sz w:val="24"/>
-          <w:szCs w:val="24"/>
-        </w:rPr>
-        <w:t xml:space="preserve"> dan </w:t>
-      </w:r>
-      <w:proofErr w:type="spellStart"/>
-      <w:r>
-        <w:rPr>
-          <w:rFonts w:ascii="Arial" w:hAnsi="Arial" w:cs="Arial"/>
-          <w:sz w:val="24"/>
-          <w:szCs w:val="24"/>
-        </w:rPr>
-        <w:t>ketentuan</w:t>
-      </w:r>
-      <w:proofErr w:type="spellEnd"/>
-      <w:r>
-        <w:rPr>
-          <w:rFonts w:ascii="Arial" w:hAnsi="Arial" w:cs="Arial"/>
-          <w:sz w:val="24"/>
-          <w:szCs w:val="24"/>
-        </w:rPr>
-        <w:t xml:space="preserve"> yang </w:t>
-      </w:r>
-      <w:proofErr w:type="spellStart"/>
-      <w:r>
-        <w:rPr>
-          <w:rFonts w:ascii="Arial" w:hAnsi="Arial" w:cs="Arial"/>
-          <w:sz w:val="24"/>
-          <w:szCs w:val="24"/>
-        </w:rPr>
-        <w:t>berlaku</w:t>
-      </w:r>
-      <w:proofErr w:type="spellEnd"/>
-      <w:r>
-        <w:rPr>
-          <w:rFonts w:ascii="Arial" w:hAnsi="Arial" w:cs="Arial"/>
-          <w:sz w:val="24"/>
-          <w:szCs w:val="24"/>
-        </w:rPr>
-        <w:t xml:space="preserve">. </w:t>
+        <w:t xml:space="preserve">indakan yang tidak sesuai dengan etika dan ketentuan yang berlaku. </w:t>
       </w:r>
     </w:p>
     <w:p>
@@ -10930,50 +6734,13 @@
           <w:szCs w:val="24"/>
         </w:rPr>
       </w:pPr>
-      <w:proofErr w:type="spellStart"/>
       <w:r>
         <w:rPr>
           <w:rFonts w:ascii="Arial" w:hAnsi="Arial" w:cs="Arial"/>
           <w:sz w:val="24"/>
           <w:szCs w:val="24"/>
         </w:rPr>
-        <w:t>Demikian</w:t>
-      </w:r>
-      <w:proofErr w:type="spellEnd"/>
-      <w:r>
-        <w:rPr>
-          <w:rFonts w:ascii="Arial" w:hAnsi="Arial" w:cs="Arial"/>
-          <w:sz w:val="24"/>
-          <w:szCs w:val="24"/>
-        </w:rPr>
-        <w:t xml:space="preserve"> </w:t>
-      </w:r>
-      <w:proofErr w:type="spellStart"/>
-      <w:r>
-        <w:rPr>
-          <w:rFonts w:ascii="Arial" w:hAnsi="Arial" w:cs="Arial"/>
-          <w:sz w:val="24"/>
-          <w:szCs w:val="24"/>
-        </w:rPr>
-        <w:t>laporan</w:t>
-      </w:r>
-      <w:proofErr w:type="spellEnd"/>
-      <w:r>
-        <w:rPr>
-          <w:rFonts w:ascii="Arial" w:hAnsi="Arial" w:cs="Arial"/>
-          <w:sz w:val="24"/>
-          <w:szCs w:val="24"/>
-        </w:rPr>
-        <w:t xml:space="preserve"> </w:t>
-      </w:r>
-      <w:proofErr w:type="spellStart"/>
-      <w:r>
-        <w:rPr>
-          <w:rFonts w:ascii="Arial" w:hAnsi="Arial" w:cs="Arial"/>
-          <w:sz w:val="24"/>
-          <w:szCs w:val="24"/>
-        </w:rPr>
-        <w:t>bulan</w:t>
+        <w:t>Demikian laporan bulan</w:t>
       </w:r>
       <w:r>
         <w:rPr>
@@ -10983,482 +6750,13 @@
         </w:rPr>
         <w:t>an</w:t>
       </w:r>
-      <w:proofErr w:type="spellEnd"/>
       <w:r>
         <w:rPr>
           <w:rFonts w:ascii="Arial" w:hAnsi="Arial" w:cs="Arial"/>
           <w:sz w:val="24"/>
           <w:szCs w:val="24"/>
         </w:rPr>
-        <w:t xml:space="preserve"> </w:t>
-      </w:r>
-      <w:proofErr w:type="spellStart"/>
-      <w:r>
-        <w:rPr>
-          <w:rFonts w:ascii="Arial" w:hAnsi="Arial" w:cs="Arial"/>
-          <w:sz w:val="24"/>
-          <w:szCs w:val="24"/>
-        </w:rPr>
-        <w:t>ini</w:t>
-      </w:r>
-      <w:proofErr w:type="spellEnd"/>
-      <w:r>
-        <w:rPr>
-          <w:rFonts w:ascii="Arial" w:hAnsi="Arial" w:cs="Arial"/>
-          <w:sz w:val="24"/>
-          <w:szCs w:val="24"/>
-        </w:rPr>
-        <w:t xml:space="preserve"> </w:t>
-      </w:r>
-      <w:proofErr w:type="spellStart"/>
-      <w:r>
-        <w:rPr>
-          <w:rFonts w:ascii="Arial" w:hAnsi="Arial" w:cs="Arial"/>
-          <w:sz w:val="24"/>
-          <w:szCs w:val="24"/>
-        </w:rPr>
-        <w:t>saya</w:t>
-      </w:r>
-      <w:proofErr w:type="spellEnd"/>
-      <w:r>
-        <w:rPr>
-          <w:rFonts w:ascii="Arial" w:hAnsi="Arial" w:cs="Arial"/>
-          <w:sz w:val="24"/>
-          <w:szCs w:val="24"/>
-        </w:rPr>
-        <w:t xml:space="preserve"> </w:t>
-      </w:r>
-      <w:proofErr w:type="spellStart"/>
-      <w:r>
-        <w:rPr>
-          <w:rFonts w:ascii="Arial" w:hAnsi="Arial" w:cs="Arial"/>
-          <w:sz w:val="24"/>
-          <w:szCs w:val="24"/>
-        </w:rPr>
-        <w:t>buat</w:t>
-      </w:r>
-      <w:proofErr w:type="spellEnd"/>
-      <w:r>
-        <w:rPr>
-          <w:rFonts w:ascii="Arial" w:hAnsi="Arial" w:cs="Arial"/>
-          <w:sz w:val="24"/>
-          <w:szCs w:val="24"/>
-        </w:rPr>
-        <w:t xml:space="preserve"> </w:t>
-      </w:r>
-      <w:proofErr w:type="spellStart"/>
-      <w:r>
-        <w:rPr>
-          <w:rFonts w:ascii="Arial" w:hAnsi="Arial" w:cs="Arial"/>
-          <w:sz w:val="24"/>
-          <w:szCs w:val="24"/>
-        </w:rPr>
-        <w:t>sebagai</w:t>
-      </w:r>
-      <w:proofErr w:type="spellEnd"/>
-      <w:r>
-        <w:rPr>
-          <w:rFonts w:ascii="Arial" w:hAnsi="Arial" w:cs="Arial"/>
-          <w:sz w:val="24"/>
-          <w:szCs w:val="24"/>
-        </w:rPr>
-        <w:t xml:space="preserve"> </w:t>
-      </w:r>
-      <w:proofErr w:type="spellStart"/>
-      <w:r>
-        <w:rPr>
-          <w:rFonts w:ascii="Arial" w:hAnsi="Arial" w:cs="Arial"/>
-          <w:sz w:val="24"/>
-          <w:szCs w:val="24"/>
-        </w:rPr>
-        <w:t>bentuk</w:t>
-      </w:r>
-      <w:proofErr w:type="spellEnd"/>
-      <w:r>
-        <w:rPr>
-          <w:rFonts w:ascii="Arial" w:hAnsi="Arial" w:cs="Arial"/>
-          <w:sz w:val="24"/>
-          <w:szCs w:val="24"/>
-        </w:rPr>
-        <w:t xml:space="preserve"> </w:t>
-      </w:r>
-      <w:proofErr w:type="spellStart"/>
-      <w:r>
-        <w:rPr>
-          <w:rFonts w:ascii="Arial" w:hAnsi="Arial" w:cs="Arial"/>
-          <w:sz w:val="24"/>
-          <w:szCs w:val="24"/>
-        </w:rPr>
-        <w:t>pertanggungjawaban</w:t>
-      </w:r>
-      <w:proofErr w:type="spellEnd"/>
-      <w:r>
-        <w:rPr>
-          <w:rFonts w:ascii="Arial" w:hAnsi="Arial" w:cs="Arial"/>
-          <w:sz w:val="24"/>
-          <w:szCs w:val="24"/>
-        </w:rPr>
-        <w:t xml:space="preserve"> </w:t>
-      </w:r>
-      <w:proofErr w:type="spellStart"/>
-      <w:r>
-        <w:rPr>
-          <w:rFonts w:ascii="Arial" w:hAnsi="Arial" w:cs="Arial"/>
-          <w:sz w:val="24"/>
-          <w:szCs w:val="24"/>
-        </w:rPr>
-        <w:t>saya</w:t>
-      </w:r>
-      <w:proofErr w:type="spellEnd"/>
-      <w:r>
-        <w:rPr>
-          <w:rFonts w:ascii="Arial" w:hAnsi="Arial" w:cs="Arial"/>
-          <w:sz w:val="24"/>
-          <w:szCs w:val="24"/>
-        </w:rPr>
-        <w:t xml:space="preserve"> </w:t>
-      </w:r>
-      <w:proofErr w:type="spellStart"/>
-      <w:r>
-        <w:rPr>
-          <w:rFonts w:ascii="Arial" w:hAnsi="Arial" w:cs="Arial"/>
-          <w:sz w:val="24"/>
-          <w:szCs w:val="24"/>
-        </w:rPr>
-        <w:t>sebagai</w:t>
-      </w:r>
-      <w:proofErr w:type="spellEnd"/>
-      <w:r>
-        <w:rPr>
-          <w:rFonts w:ascii="Arial" w:hAnsi="Arial" w:cs="Arial"/>
-          <w:sz w:val="24"/>
-          <w:szCs w:val="24"/>
-        </w:rPr>
-        <w:t xml:space="preserve"> Tenaga Ahli dan </w:t>
-      </w:r>
-      <w:proofErr w:type="spellStart"/>
-      <w:r>
-        <w:rPr>
-          <w:rFonts w:ascii="Arial" w:hAnsi="Arial" w:cs="Arial"/>
-          <w:sz w:val="24"/>
-          <w:szCs w:val="24"/>
-        </w:rPr>
-        <w:t>untuk</w:t>
-      </w:r>
-      <w:proofErr w:type="spellEnd"/>
-      <w:r>
-        <w:rPr>
-          <w:rFonts w:ascii="Arial" w:hAnsi="Arial" w:cs="Arial"/>
-          <w:sz w:val="24"/>
-          <w:szCs w:val="24"/>
-        </w:rPr>
-        <w:t xml:space="preserve"> </w:t>
-      </w:r>
-      <w:proofErr w:type="spellStart"/>
-      <w:r>
-        <w:rPr>
-          <w:rFonts w:ascii="Arial" w:hAnsi="Arial" w:cs="Arial"/>
-          <w:sz w:val="24"/>
-          <w:szCs w:val="24"/>
-        </w:rPr>
-        <w:t>digunakan</w:t>
-      </w:r>
-      <w:proofErr w:type="spellEnd"/>
-      <w:r>
-        <w:rPr>
-          <w:rFonts w:ascii="Arial" w:hAnsi="Arial" w:cs="Arial"/>
-          <w:sz w:val="24"/>
-          <w:szCs w:val="24"/>
-        </w:rPr>
-        <w:t xml:space="preserve"> </w:t>
-      </w:r>
-      <w:proofErr w:type="spellStart"/>
-      <w:r>
-        <w:rPr>
-          <w:rFonts w:ascii="Arial" w:hAnsi="Arial" w:cs="Arial"/>
-          <w:sz w:val="24"/>
-          <w:szCs w:val="24"/>
-        </w:rPr>
-        <w:t>sebagaimana</w:t>
-      </w:r>
-      <w:proofErr w:type="spellEnd"/>
-      <w:r>
-        <w:rPr>
-          <w:rFonts w:ascii="Arial" w:hAnsi="Arial" w:cs="Arial"/>
-          <w:sz w:val="24"/>
-          <w:szCs w:val="24"/>
-        </w:rPr>
-        <w:t xml:space="preserve"> </w:t>
-      </w:r>
-      <w:proofErr w:type="spellStart"/>
-      <w:r>
-        <w:rPr>
-          <w:rFonts w:ascii="Arial" w:hAnsi="Arial" w:cs="Arial"/>
-          <w:sz w:val="24"/>
-          <w:szCs w:val="24"/>
-        </w:rPr>
-        <w:t>mestinya</w:t>
-      </w:r>
-      <w:proofErr w:type="spellEnd"/>
-      <w:r>
-        <w:rPr>
-          <w:rFonts w:ascii="Arial" w:hAnsi="Arial" w:cs="Arial"/>
-          <w:sz w:val="24"/>
-          <w:szCs w:val="24"/>
-        </w:rPr>
-        <w:t xml:space="preserve">. Atas </w:t>
-      </w:r>
-      <w:proofErr w:type="spellStart"/>
-      <w:r>
-        <w:rPr>
-          <w:rFonts w:ascii="Arial" w:hAnsi="Arial" w:cs="Arial"/>
-          <w:sz w:val="24"/>
-          <w:szCs w:val="24"/>
-        </w:rPr>
-        <w:t>perhatian</w:t>
-      </w:r>
-      <w:proofErr w:type="spellEnd"/>
-      <w:r>
-        <w:rPr>
-          <w:rFonts w:ascii="Arial" w:hAnsi="Arial" w:cs="Arial"/>
-          <w:sz w:val="24"/>
-          <w:szCs w:val="24"/>
-        </w:rPr>
-        <w:t xml:space="preserve"> dan </w:t>
-      </w:r>
-      <w:proofErr w:type="spellStart"/>
-      <w:r>
-        <w:rPr>
-          <w:rFonts w:ascii="Arial" w:hAnsi="Arial" w:cs="Arial"/>
-          <w:sz w:val="24"/>
-          <w:szCs w:val="24"/>
-        </w:rPr>
-        <w:t>kerja</w:t>
-      </w:r>
-      <w:proofErr w:type="spellEnd"/>
-      <w:r>
-        <w:rPr>
-          <w:rFonts w:ascii="Arial" w:hAnsi="Arial" w:cs="Arial"/>
-          <w:sz w:val="24"/>
-          <w:szCs w:val="24"/>
-        </w:rPr>
-        <w:t xml:space="preserve"> </w:t>
-      </w:r>
-      <w:proofErr w:type="spellStart"/>
-      <w:r>
-        <w:rPr>
-          <w:rFonts w:ascii="Arial" w:hAnsi="Arial" w:cs="Arial"/>
-          <w:sz w:val="24"/>
-          <w:szCs w:val="24"/>
-        </w:rPr>
-        <w:t>sama</w:t>
-      </w:r>
-      <w:proofErr w:type="spellEnd"/>
-      <w:r>
-        <w:rPr>
-          <w:rFonts w:ascii="Arial" w:hAnsi="Arial" w:cs="Arial"/>
-          <w:sz w:val="24"/>
-          <w:szCs w:val="24"/>
-        </w:rPr>
-        <w:t xml:space="preserve"> </w:t>
-      </w:r>
-      <w:proofErr w:type="spellStart"/>
-      <w:r>
-        <w:rPr>
-          <w:rFonts w:ascii="Arial" w:hAnsi="Arial" w:cs="Arial"/>
-          <w:sz w:val="24"/>
-          <w:szCs w:val="24"/>
-        </w:rPr>
-        <w:t>saya</w:t>
-      </w:r>
-      <w:proofErr w:type="spellEnd"/>
-      <w:r>
-        <w:rPr>
-          <w:rFonts w:ascii="Arial" w:hAnsi="Arial" w:cs="Arial"/>
-          <w:sz w:val="24"/>
-          <w:szCs w:val="24"/>
-        </w:rPr>
-        <w:t xml:space="preserve"> </w:t>
-      </w:r>
-      <w:proofErr w:type="spellStart"/>
-      <w:r>
-        <w:rPr>
-          <w:rFonts w:ascii="Arial" w:hAnsi="Arial" w:cs="Arial"/>
-          <w:sz w:val="24"/>
-          <w:szCs w:val="24"/>
-        </w:rPr>
-        <w:t>ucapkan</w:t>
-      </w:r>
-      <w:proofErr w:type="spellEnd"/>
-      <w:r>
-        <w:rPr>
-          <w:rFonts w:ascii="Arial" w:hAnsi="Arial" w:cs="Arial"/>
-          <w:sz w:val="24"/>
-          <w:szCs w:val="24"/>
-        </w:rPr>
-        <w:t xml:space="preserve"> </w:t>
-      </w:r>
-      <w:proofErr w:type="spellStart"/>
-      <w:r>
-        <w:rPr>
-          <w:rFonts w:ascii="Arial" w:hAnsi="Arial" w:cs="Arial"/>
-          <w:sz w:val="24"/>
-          <w:szCs w:val="24"/>
-        </w:rPr>
-        <w:t>terima</w:t>
-      </w:r>
-      <w:proofErr w:type="spellEnd"/>
-      <w:r>
-        <w:rPr>
-          <w:rFonts w:ascii="Arial" w:hAnsi="Arial" w:cs="Arial"/>
-          <w:sz w:val="24"/>
-          <w:szCs w:val="24"/>
-        </w:rPr>
-        <w:t xml:space="preserve"> </w:t>
-      </w:r>
-      <w:proofErr w:type="spellStart"/>
-      <w:r>
-        <w:rPr>
-          <w:rFonts w:ascii="Arial" w:hAnsi="Arial" w:cs="Arial"/>
-          <w:sz w:val="24"/>
-          <w:szCs w:val="24"/>
-        </w:rPr>
-        <w:t>kasih</w:t>
-      </w:r>
-      <w:proofErr w:type="spellEnd"/>
-      <w:r>
-        <w:rPr>
-          <w:rFonts w:ascii="Arial" w:hAnsi="Arial" w:cs="Arial"/>
-          <w:sz w:val="24"/>
-          <w:szCs w:val="24"/>
-        </w:rPr>
-        <w:t xml:space="preserve">. </w:t>
-      </w:r>
-      <w:proofErr w:type="spellStart"/>
-      <w:r>
-        <w:rPr>
-          <w:rFonts w:ascii="Arial" w:hAnsi="Arial" w:cs="Arial"/>
-          <w:sz w:val="24"/>
-          <w:szCs w:val="24"/>
-        </w:rPr>
-        <w:t>Semoga</w:t>
-      </w:r>
-      <w:proofErr w:type="spellEnd"/>
-      <w:r>
-        <w:rPr>
-          <w:rFonts w:ascii="Arial" w:hAnsi="Arial" w:cs="Arial"/>
-          <w:sz w:val="24"/>
-          <w:szCs w:val="24"/>
-        </w:rPr>
-        <w:t xml:space="preserve"> </w:t>
-      </w:r>
-      <w:proofErr w:type="spellStart"/>
-      <w:r>
-        <w:rPr>
-          <w:rFonts w:ascii="Arial" w:hAnsi="Arial" w:cs="Arial"/>
-          <w:sz w:val="24"/>
-          <w:szCs w:val="24"/>
-        </w:rPr>
-        <w:t>laporan</w:t>
-      </w:r>
-      <w:proofErr w:type="spellEnd"/>
-      <w:r>
-        <w:rPr>
-          <w:rFonts w:ascii="Arial" w:hAnsi="Arial" w:cs="Arial"/>
-          <w:sz w:val="24"/>
-          <w:szCs w:val="24"/>
-        </w:rPr>
-        <w:t xml:space="preserve"> </w:t>
-      </w:r>
-      <w:proofErr w:type="spellStart"/>
-      <w:r>
-        <w:rPr>
-          <w:rFonts w:ascii="Arial" w:hAnsi="Arial" w:cs="Arial"/>
-          <w:sz w:val="24"/>
-          <w:szCs w:val="24"/>
-        </w:rPr>
-        <w:t>ini</w:t>
-      </w:r>
-      <w:proofErr w:type="spellEnd"/>
-      <w:r>
-        <w:rPr>
-          <w:rFonts w:ascii="Arial" w:hAnsi="Arial" w:cs="Arial"/>
-          <w:sz w:val="24"/>
-          <w:szCs w:val="24"/>
-        </w:rPr>
-        <w:t xml:space="preserve"> </w:t>
-      </w:r>
-      <w:proofErr w:type="spellStart"/>
-      <w:r>
-        <w:rPr>
-          <w:rFonts w:ascii="Arial" w:hAnsi="Arial" w:cs="Arial"/>
-          <w:sz w:val="24"/>
-          <w:szCs w:val="24"/>
-        </w:rPr>
-        <w:t>berguna</w:t>
-      </w:r>
-      <w:proofErr w:type="spellEnd"/>
-      <w:r>
-        <w:rPr>
-          <w:rFonts w:ascii="Arial" w:hAnsi="Arial" w:cs="Arial"/>
-          <w:sz w:val="24"/>
-          <w:szCs w:val="24"/>
-        </w:rPr>
-        <w:t xml:space="preserve"> </w:t>
-      </w:r>
-      <w:proofErr w:type="spellStart"/>
-      <w:r>
-        <w:rPr>
-          <w:rFonts w:ascii="Arial" w:hAnsi="Arial" w:cs="Arial"/>
-          <w:sz w:val="24"/>
-          <w:szCs w:val="24"/>
-        </w:rPr>
-        <w:t>untuk</w:t>
-      </w:r>
-      <w:proofErr w:type="spellEnd"/>
-      <w:r>
-        <w:rPr>
-          <w:rFonts w:ascii="Arial" w:hAnsi="Arial" w:cs="Arial"/>
-          <w:sz w:val="24"/>
-          <w:szCs w:val="24"/>
-        </w:rPr>
-        <w:t xml:space="preserve"> </w:t>
-      </w:r>
-      <w:proofErr w:type="spellStart"/>
-      <w:r>
-        <w:rPr>
-          <w:rFonts w:ascii="Arial" w:hAnsi="Arial" w:cs="Arial"/>
-          <w:sz w:val="24"/>
-          <w:szCs w:val="24"/>
-        </w:rPr>
-        <w:t>semua</w:t>
-      </w:r>
-      <w:proofErr w:type="spellEnd"/>
-      <w:r>
-        <w:rPr>
-          <w:rFonts w:ascii="Arial" w:hAnsi="Arial" w:cs="Arial"/>
-          <w:sz w:val="24"/>
-          <w:szCs w:val="24"/>
-        </w:rPr>
-        <w:t xml:space="preserve"> </w:t>
-      </w:r>
-      <w:proofErr w:type="spellStart"/>
-      <w:r>
-        <w:rPr>
-          <w:rFonts w:ascii="Arial" w:hAnsi="Arial" w:cs="Arial"/>
-          <w:sz w:val="24"/>
-          <w:szCs w:val="24"/>
-        </w:rPr>
-        <w:t>pihak</w:t>
-      </w:r>
-      <w:proofErr w:type="spellEnd"/>
-      <w:r>
-        <w:rPr>
-          <w:rFonts w:ascii="Arial" w:hAnsi="Arial" w:cs="Arial"/>
-          <w:sz w:val="24"/>
-          <w:szCs w:val="24"/>
-        </w:rPr>
-        <w:t>.</w:t>
+        <w:t xml:space="preserve"> ini saya buat sebagai bentuk pertanggungjawaban saya sebagai Tenaga Ahli dan untuk digunakan sebagaimana mestinya. Atas perhatian dan kerja sama saya ucapkan terima kasih. Semoga laporan ini berguna untuk semua pihak.</w:t>
       </w:r>
     </w:p>
     <w:p>
@@ -11555,23 +6853,7 @@
                                 <w:color w:val="000000" w:themeColor="text1"/>
                                 <w:sz w:val="24"/>
                               </w:rPr>
-                              <w:t>${</w:t>
-                            </w:r>
-                            <w:proofErr w:type="spellStart"/>
-                            <w:r>
-                              <w:rPr>
-                                <w:color w:val="000000" w:themeColor="text1"/>
-                                <w:sz w:val="24"/>
-                              </w:rPr>
-                              <w:t>tanggal_laporan</w:t>
-                            </w:r>
-                            <w:proofErr w:type="spellEnd"/>
-                            <w:r>
-                              <w:rPr>
-                                <w:color w:val="000000" w:themeColor="text1"/>
-                                <w:sz w:val="24"/>
-                              </w:rPr>
-                              <w:t>}</w:t>
+                              <w:t>${tanggal_laporan}</w:t>
                             </w:r>
                           </w:p>
                           <w:p>
@@ -11588,23 +6870,7 @@
                                 <w:color w:val="000000" w:themeColor="text1"/>
                                 <w:sz w:val="24"/>
                               </w:rPr>
-                              <w:t>${</w:t>
-                            </w:r>
-                            <w:proofErr w:type="spellStart"/>
-                            <w:r>
-                              <w:rPr>
-                                <w:color w:val="000000" w:themeColor="text1"/>
-                                <w:sz w:val="24"/>
-                              </w:rPr>
-                              <w:t>jabatan</w:t>
-                            </w:r>
-                            <w:proofErr w:type="spellEnd"/>
-                            <w:r>
-                              <w:rPr>
-                                <w:color w:val="000000" w:themeColor="text1"/>
-                                <w:sz w:val="24"/>
-                              </w:rPr>
-                              <w:t>}</w:t>
+                              <w:t>${jabatan}</w:t>
                             </w:r>
                             <w:r>
                               <w:rPr>
@@ -11668,23 +6934,7 @@
                                 <w:color w:val="000000" w:themeColor="text1"/>
                                 <w:sz w:val="24"/>
                               </w:rPr>
-                              <w:t>${</w:t>
-                            </w:r>
-                            <w:proofErr w:type="spellStart"/>
-                            <w:r>
-                              <w:rPr>
-                                <w:color w:val="000000" w:themeColor="text1"/>
-                                <w:sz w:val="24"/>
-                              </w:rPr>
-                              <w:t>nama_pegawai</w:t>
-                            </w:r>
-                            <w:proofErr w:type="spellEnd"/>
-                            <w:r>
-                              <w:rPr>
-                                <w:color w:val="000000" w:themeColor="text1"/>
-                                <w:sz w:val="24"/>
-                              </w:rPr>
-                              <w:t>}</w:t>
+                              <w:t>${nama_pegawai}</w:t>
                             </w:r>
                           </w:p>
                           <w:p>
@@ -11708,23 +6958,7 @@
                                 <w:color w:val="000000" w:themeColor="text1"/>
                                 <w:sz w:val="24"/>
                               </w:rPr>
-                              <w:t>${</w:t>
-                            </w:r>
-                            <w:proofErr w:type="spellStart"/>
-                            <w:r>
-                              <w:rPr>
-                                <w:color w:val="000000" w:themeColor="text1"/>
-                                <w:sz w:val="24"/>
-                              </w:rPr>
-                              <w:t>nik</w:t>
-                            </w:r>
-                            <w:proofErr w:type="spellEnd"/>
-                            <w:r>
-                              <w:rPr>
-                                <w:color w:val="000000" w:themeColor="text1"/>
-                                <w:sz w:val="24"/>
-                              </w:rPr>
-                              <w:t>}</w:t>
+                              <w:t>${nik}</w:t>
                             </w:r>
                           </w:p>
                           <w:p>
@@ -11808,23 +7042,7 @@
                           <w:color w:val="000000" w:themeColor="text1"/>
                           <w:sz w:val="24"/>
                         </w:rPr>
-                        <w:t>${</w:t>
-                      </w:r>
-                      <w:proofErr w:type="spellStart"/>
-                      <w:r>
-                        <w:rPr>
-                          <w:color w:val="000000" w:themeColor="text1"/>
-                          <w:sz w:val="24"/>
-                        </w:rPr>
-                        <w:t>tanggal_laporan</w:t>
-                      </w:r>
-                      <w:proofErr w:type="spellEnd"/>
-                      <w:r>
-                        <w:rPr>
-                          <w:color w:val="000000" w:themeColor="text1"/>
-                          <w:sz w:val="24"/>
-                        </w:rPr>
-                        <w:t>}</w:t>
+                        <w:t>${tanggal_laporan}</w:t>
                       </w:r>
                     </w:p>
                     <w:p>
@@ -11841,23 +7059,7 @@
                           <w:color w:val="000000" w:themeColor="text1"/>
                           <w:sz w:val="24"/>
                         </w:rPr>
-                        <w:t>${</w:t>
-                      </w:r>
-                      <w:proofErr w:type="spellStart"/>
-                      <w:r>
-                        <w:rPr>
-                          <w:color w:val="000000" w:themeColor="text1"/>
-                          <w:sz w:val="24"/>
-                        </w:rPr>
-                        <w:t>jabatan</w:t>
-                      </w:r>
-                      <w:proofErr w:type="spellEnd"/>
-                      <w:r>
-                        <w:rPr>
-                          <w:color w:val="000000" w:themeColor="text1"/>
-                          <w:sz w:val="24"/>
-                        </w:rPr>
-                        <w:t>}</w:t>
+                        <w:t>${jabatan}</w:t>
                       </w:r>
                       <w:r>
                         <w:rPr>
@@ -11921,23 +7123,7 @@
                           <w:color w:val="000000" w:themeColor="text1"/>
                           <w:sz w:val="24"/>
                         </w:rPr>
-                        <w:t>${</w:t>
-                      </w:r>
-                      <w:proofErr w:type="spellStart"/>
-                      <w:r>
-                        <w:rPr>
-                          <w:color w:val="000000" w:themeColor="text1"/>
-                          <w:sz w:val="24"/>
-                        </w:rPr>
-                        <w:t>nama_pegawai</w:t>
-                      </w:r>
-                      <w:proofErr w:type="spellEnd"/>
-                      <w:r>
-                        <w:rPr>
-                          <w:color w:val="000000" w:themeColor="text1"/>
-                          <w:sz w:val="24"/>
-                        </w:rPr>
-                        <w:t>}</w:t>
+                        <w:t>${nama_pegawai}</w:t>
                       </w:r>
                     </w:p>
                     <w:p>
@@ -11961,23 +7147,7 @@
                           <w:color w:val="000000" w:themeColor="text1"/>
                           <w:sz w:val="24"/>
                         </w:rPr>
-                        <w:t>${</w:t>
-                      </w:r>
-                      <w:proofErr w:type="spellStart"/>
-                      <w:r>
-                        <w:rPr>
-                          <w:color w:val="000000" w:themeColor="text1"/>
-                          <w:sz w:val="24"/>
-                        </w:rPr>
-                        <w:t>nik</w:t>
-                      </w:r>
-                      <w:proofErr w:type="spellEnd"/>
-                      <w:r>
-                        <w:rPr>
-                          <w:color w:val="000000" w:themeColor="text1"/>
-                          <w:sz w:val="24"/>
-                        </w:rPr>
-                        <w:t>}</w:t>
+                        <w:t>${nik}</w:t>
                       </w:r>
                     </w:p>
                     <w:p>
@@ -12079,21 +7249,12 @@
                                 <w:sz w:val="24"/>
                               </w:rPr>
                             </w:pPr>
-                            <w:proofErr w:type="spellStart"/>
                             <w:r>
                               <w:rPr>
                                 <w:color w:val="000000" w:themeColor="text1"/>
                                 <w:sz w:val="24"/>
                               </w:rPr>
-                              <w:t>Mengetahui</w:t>
-                            </w:r>
-                            <w:proofErr w:type="spellEnd"/>
-                            <w:r>
-                              <w:rPr>
-                                <w:color w:val="000000" w:themeColor="text1"/>
-                                <w:sz w:val="24"/>
-                              </w:rPr>
-                              <w:t>,</w:t>
+                              <w:t>Mengetahui,</w:t>
                             </w:r>
                           </w:p>
                           <w:p>
@@ -12105,47 +7266,13 @@
                                 <w:sz w:val="24"/>
                               </w:rPr>
                             </w:pPr>
-                            <w:proofErr w:type="spellStart"/>
                             <w:r>
                               <w:rPr>
                                 <w:color w:val="000000" w:themeColor="text1"/>
                                 <w:sz w:val="24"/>
                               </w:rPr>
-                              <w:t>Pejabat</w:t>
+                              <w:t>Pejabat Pelaksana Teknis Kegiatan</w:t>
                             </w:r>
-                            <w:proofErr w:type="spellEnd"/>
-                            <w:r>
-                              <w:rPr>
-                                <w:color w:val="000000" w:themeColor="text1"/>
-                                <w:sz w:val="24"/>
-                              </w:rPr>
-                              <w:t xml:space="preserve"> </w:t>
-                            </w:r>
-                            <w:proofErr w:type="spellStart"/>
-                            <w:r>
-                              <w:rPr>
-                                <w:color w:val="000000" w:themeColor="text1"/>
-                                <w:sz w:val="24"/>
-                              </w:rPr>
-                              <w:t>Pelaksana</w:t>
-                            </w:r>
-                            <w:proofErr w:type="spellEnd"/>
-                            <w:r>
-                              <w:rPr>
-                                <w:color w:val="000000" w:themeColor="text1"/>
-                                <w:sz w:val="24"/>
-                              </w:rPr>
-                              <w:t xml:space="preserve"> Teknis </w:t>
-                            </w:r>
-                            <w:proofErr w:type="spellStart"/>
-                            <w:r>
-                              <w:rPr>
-                                <w:color w:val="000000" w:themeColor="text1"/>
-                                <w:sz w:val="24"/>
-                              </w:rPr>
-                              <w:t>Kegiatan</w:t>
-                            </w:r>
-                            <w:proofErr w:type="spellEnd"/>
                             <w:r>
                               <w:rPr>
                                 <w:color w:val="000000" w:themeColor="text1"/>
@@ -12212,27 +7339,7 @@
                                 <w:sz w:val="24"/>
                                 <w:szCs w:val="24"/>
                               </w:rPr>
-                              <w:t>${</w:t>
-                            </w:r>
-                            <w:proofErr w:type="spellStart"/>
-                            <w:r>
-                              <w:rPr>
-                                <w:rFonts w:ascii="Calibri" w:hAnsi="Calibri" w:cs="Calibri"/>
-                                <w:color w:val="000000" w:themeColor="text1"/>
-                                <w:sz w:val="24"/>
-                                <w:szCs w:val="24"/>
-                              </w:rPr>
-                              <w:t>nama_pejabat</w:t>
-                            </w:r>
-                            <w:proofErr w:type="spellEnd"/>
-                            <w:r>
-                              <w:rPr>
-                                <w:rFonts w:ascii="Calibri" w:hAnsi="Calibri" w:cs="Calibri"/>
-                                <w:color w:val="000000" w:themeColor="text1"/>
-                                <w:sz w:val="24"/>
-                                <w:szCs w:val="24"/>
-                              </w:rPr>
-                              <w:t>}</w:t>
+                              <w:t>${nama_pejabat}</w:t>
                             </w:r>
                           </w:p>
                           <w:p>
@@ -12263,27 +7370,7 @@
                                 <w:sz w:val="24"/>
                                 <w:szCs w:val="24"/>
                               </w:rPr>
-                              <w:t>${</w:t>
-                            </w:r>
-                            <w:proofErr w:type="spellStart"/>
-                            <w:r>
-                              <w:rPr>
-                                <w:rFonts w:ascii="Calibri" w:hAnsi="Calibri" w:cs="Calibri"/>
-                                <w:color w:val="000000" w:themeColor="text1"/>
-                                <w:sz w:val="24"/>
-                                <w:szCs w:val="24"/>
-                              </w:rPr>
-                              <w:t>nip_pejabat</w:t>
-                            </w:r>
-                            <w:proofErr w:type="spellEnd"/>
-                            <w:r>
-                              <w:rPr>
-                                <w:rFonts w:ascii="Calibri" w:hAnsi="Calibri" w:cs="Calibri"/>
-                                <w:color w:val="000000" w:themeColor="text1"/>
-                                <w:sz w:val="24"/>
-                                <w:szCs w:val="24"/>
-                              </w:rPr>
-                              <w:t>}</w:t>
+                              <w:t>${nip_pejabat}</w:t>
                             </w:r>
                           </w:p>
                           <w:p>
@@ -12329,21 +7416,12 @@
                           <w:sz w:val="24"/>
                         </w:rPr>
                       </w:pPr>
-                      <w:proofErr w:type="spellStart"/>
                       <w:r>
                         <w:rPr>
                           <w:color w:val="000000" w:themeColor="text1"/>
                           <w:sz w:val="24"/>
                         </w:rPr>
-                        <w:t>Mengetahui</w:t>
-                      </w:r>
-                      <w:proofErr w:type="spellEnd"/>
-                      <w:r>
-                        <w:rPr>
-                          <w:color w:val="000000" w:themeColor="text1"/>
-                          <w:sz w:val="24"/>
-                        </w:rPr>
-                        <w:t>,</w:t>
+                        <w:t>Mengetahui,</w:t>
                       </w:r>
                     </w:p>
                     <w:p>
@@ -12355,47 +7433,13 @@
                           <w:sz w:val="24"/>
                         </w:rPr>
                       </w:pPr>
-                      <w:proofErr w:type="spellStart"/>
                       <w:r>
                         <w:rPr>
                           <w:color w:val="000000" w:themeColor="text1"/>
                           <w:sz w:val="24"/>
                         </w:rPr>
-                        <w:t>Pejabat</w:t>
+                        <w:t>Pejabat Pelaksana Teknis Kegiatan</w:t>
                       </w:r>
-                      <w:proofErr w:type="spellEnd"/>
-                      <w:r>
-                        <w:rPr>
-                          <w:color w:val="000000" w:themeColor="text1"/>
-                          <w:sz w:val="24"/>
-                        </w:rPr>
-                        <w:t xml:space="preserve"> </w:t>
-                      </w:r>
-                      <w:proofErr w:type="spellStart"/>
-                      <w:r>
-                        <w:rPr>
-                          <w:color w:val="000000" w:themeColor="text1"/>
-                          <w:sz w:val="24"/>
-                        </w:rPr>
-                        <w:t>Pelaksana</w:t>
-                      </w:r>
-                      <w:proofErr w:type="spellEnd"/>
-                      <w:r>
-                        <w:rPr>
-                          <w:color w:val="000000" w:themeColor="text1"/>
-                          <w:sz w:val="24"/>
-                        </w:rPr>
-                        <w:t xml:space="preserve"> Teknis </w:t>
-                      </w:r>
-                      <w:proofErr w:type="spellStart"/>
-                      <w:r>
-                        <w:rPr>
-                          <w:color w:val="000000" w:themeColor="text1"/>
-                          <w:sz w:val="24"/>
-                        </w:rPr>
-                        <w:t>Kegiatan</w:t>
-                      </w:r>
-                      <w:proofErr w:type="spellEnd"/>
                       <w:r>
                         <w:rPr>
                           <w:color w:val="000000" w:themeColor="text1"/>
@@ -12462,27 +7506,7 @@
                           <w:sz w:val="24"/>
                           <w:szCs w:val="24"/>
                         </w:rPr>
-                        <w:t>${</w:t>
-                      </w:r>
-                      <w:proofErr w:type="spellStart"/>
-                      <w:r>
-                        <w:rPr>
-                          <w:rFonts w:ascii="Calibri" w:hAnsi="Calibri" w:cs="Calibri"/>
-                          <w:color w:val="000000" w:themeColor="text1"/>
-                          <w:sz w:val="24"/>
-                          <w:szCs w:val="24"/>
-                        </w:rPr>
-                        <w:t>nama_pejabat</w:t>
-                      </w:r>
-                      <w:proofErr w:type="spellEnd"/>
-                      <w:r>
-                        <w:rPr>
-                          <w:rFonts w:ascii="Calibri" w:hAnsi="Calibri" w:cs="Calibri"/>
-                          <w:color w:val="000000" w:themeColor="text1"/>
-                          <w:sz w:val="24"/>
-                          <w:szCs w:val="24"/>
-                        </w:rPr>
-                        <w:t>}</w:t>
+                        <w:t>${nama_pejabat}</w:t>
                       </w:r>
                     </w:p>
                     <w:p>
@@ -12513,27 +7537,7 @@
                           <w:sz w:val="24"/>
                           <w:szCs w:val="24"/>
                         </w:rPr>
-                        <w:t>${</w:t>
-                      </w:r>
-                      <w:proofErr w:type="spellStart"/>
-                      <w:r>
-                        <w:rPr>
-                          <w:rFonts w:ascii="Calibri" w:hAnsi="Calibri" w:cs="Calibri"/>
-                          <w:color w:val="000000" w:themeColor="text1"/>
-                          <w:sz w:val="24"/>
-                          <w:szCs w:val="24"/>
-                        </w:rPr>
-                        <w:t>nip_pejabat</w:t>
-                      </w:r>
-                      <w:proofErr w:type="spellEnd"/>
-                      <w:r>
-                        <w:rPr>
-                          <w:rFonts w:ascii="Calibri" w:hAnsi="Calibri" w:cs="Calibri"/>
-                          <w:color w:val="000000" w:themeColor="text1"/>
-                          <w:sz w:val="24"/>
-                          <w:szCs w:val="24"/>
-                        </w:rPr>
-                        <w:t>}</w:t>
+                        <w:t>${nip_pejabat}</w:t>
                       </w:r>
                     </w:p>
                     <w:p>
@@ -12655,7 +7659,7 @@
         <v:path o:extrusionok="f" gradientshapeok="t" o:connecttype="rect"/>
         <o:lock v:ext="edit" aspectratio="t"/>
       </v:shapetype>
-      <v:shape id="_x0000_i1162" type="#_x0000_t75" style="width:11.25pt;height:11.25pt" o:bullet="t">
+      <v:shape id="_x0000_i1225" type="#_x0000_t75" style="width:11.25pt;height:11.25pt" o:bullet="t">
         <v:imagedata r:id="rId1" o:title="msoEDAB"/>
       </v:shape>
     </w:pict>

--- a/resources/templates/template_laporan.docx
+++ b/resources/templates/template_laporan.docx
@@ -3948,7 +3948,7 @@
                   </wp:anchor>
                 </w:drawing>
               </mc:Choice>
-              <mc:Fallback xmlns:oel="http://schemas.microsoft.com/office/2019/extlst" xmlns:w16du="http://schemas.microsoft.com/office/word/2023/wordml/word16du">
+              <mc:Fallback xmlns:w16du="http://schemas.microsoft.com/office/word/2023/wordml/word16du" xmlns:oel="http://schemas.microsoft.com/office/2019/extlst">
                 <w:pict>
                   <v:group w14:anchorId="14F2871A" id="Group 4" o:spid="_x0000_s1026" style="position:absolute;margin-left:-48.2pt;margin-top:-28.35pt;width:168pt;height:789.5pt;z-index:-251657216;mso-height-relative:margin" coordsize="21336,91257" o:gfxdata="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">
                     <v:rect id="Rectangle 2" o:spid="_x0000_s1027" style="position:absolute;width:1945;height:91257;visibility:visible;mso-wrap-style:square;v-text-anchor:middle" o:gfxdata="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" fillcolor="#44546a [3215]" stroked="f" strokeweight="1pt"/>
@@ -4144,7 +4144,27 @@
                                     <w:sz w:val="44"/>
                                     <w:szCs w:val="44"/>
                                   </w:rPr>
-                                  <w:t>${bulan}</w:t>
+                                  <w:t>${</w:t>
+                                </w:r>
+                                <w:proofErr w:type="spellStart"/>
+                                <w:r>
+                                  <w:rPr>
+                                    <w:b/>
+                                    <w:color w:val="FFFFFF" w:themeColor="background1"/>
+                                    <w:sz w:val="44"/>
+                                    <w:szCs w:val="44"/>
+                                  </w:rPr>
+                                  <w:t>bulan</w:t>
+                                </w:r>
+                                <w:proofErr w:type="spellEnd"/>
+                                <w:r>
+                                  <w:rPr>
+                                    <w:b/>
+                                    <w:color w:val="FFFFFF" w:themeColor="background1"/>
+                                    <w:sz w:val="44"/>
+                                    <w:szCs w:val="44"/>
+                                  </w:rPr>
+                                  <w:t>}</w:t>
                                 </w:r>
                                 <w:r>
                                   <w:rPr>
@@ -4162,7 +4182,27 @@
                                     <w:sz w:val="44"/>
                                     <w:szCs w:val="44"/>
                                   </w:rPr>
-                                  <w:t>${tahun}</w:t>
+                                  <w:t>${</w:t>
+                                </w:r>
+                                <w:proofErr w:type="spellStart"/>
+                                <w:r>
+                                  <w:rPr>
+                                    <w:b/>
+                                    <w:color w:val="FFFFFF" w:themeColor="background1"/>
+                                    <w:sz w:val="44"/>
+                                    <w:szCs w:val="44"/>
+                                  </w:rPr>
+                                  <w:t>tahun</w:t>
+                                </w:r>
+                                <w:proofErr w:type="spellEnd"/>
+                                <w:r>
+                                  <w:rPr>
+                                    <w:b/>
+                                    <w:color w:val="FFFFFF" w:themeColor="background1"/>
+                                    <w:sz w:val="44"/>
+                                    <w:szCs w:val="44"/>
+                                  </w:rPr>
+                                  <w:t>}</w:t>
                                 </w:r>
                               </w:p>
                             </w:txbxContent>
@@ -4216,7 +4256,27 @@
                               <w:sz w:val="44"/>
                               <w:szCs w:val="44"/>
                             </w:rPr>
-                            <w:t>${bulan}</w:t>
+                            <w:t>${</w:t>
+                          </w:r>
+                          <w:proofErr w:type="spellStart"/>
+                          <w:r>
+                            <w:rPr>
+                              <w:b/>
+                              <w:color w:val="FFFFFF" w:themeColor="background1"/>
+                              <w:sz w:val="44"/>
+                              <w:szCs w:val="44"/>
+                            </w:rPr>
+                            <w:t>bulan</w:t>
+                          </w:r>
+                          <w:proofErr w:type="spellEnd"/>
+                          <w:r>
+                            <w:rPr>
+                              <w:b/>
+                              <w:color w:val="FFFFFF" w:themeColor="background1"/>
+                              <w:sz w:val="44"/>
+                              <w:szCs w:val="44"/>
+                            </w:rPr>
+                            <w:t>}</w:t>
                           </w:r>
                           <w:r>
                             <w:rPr>
@@ -4234,7 +4294,27 @@
                               <w:sz w:val="44"/>
                               <w:szCs w:val="44"/>
                             </w:rPr>
-                            <w:t>${tahun}</w:t>
+                            <w:t>${</w:t>
+                          </w:r>
+                          <w:proofErr w:type="spellStart"/>
+                          <w:r>
+                            <w:rPr>
+                              <w:b/>
+                              <w:color w:val="FFFFFF" w:themeColor="background1"/>
+                              <w:sz w:val="44"/>
+                              <w:szCs w:val="44"/>
+                            </w:rPr>
+                            <w:t>tahun</w:t>
+                          </w:r>
+                          <w:proofErr w:type="spellEnd"/>
+                          <w:r>
+                            <w:rPr>
+                              <w:b/>
+                              <w:color w:val="FFFFFF" w:themeColor="background1"/>
+                              <w:sz w:val="44"/>
+                              <w:szCs w:val="44"/>
+                            </w:rPr>
+                            <w:t>}</w:t>
                           </w:r>
                         </w:p>
                       </w:txbxContent>
@@ -4328,6 +4408,7 @@
                                   </w:sdtPr>
                                   <w:sdtEndPr/>
                                   <w:sdtContent>
+                                    <w:proofErr w:type="spellStart"/>
                                     <w:r>
                                       <w:rPr>
                                         <w:rFonts w:ascii="Bahnschrift SemiCondensed" w:eastAsiaTheme="majorEastAsia" w:hAnsi="Bahnschrift SemiCondensed" w:cstheme="majorBidi"/>
@@ -4336,7 +4417,18 @@
                                         <w:sz w:val="72"/>
                                         <w:szCs w:val="72"/>
                                       </w:rPr>
-                                      <w:t>Laporan Kinerja</w:t>
+                                      <w:t>Laporan</w:t>
+                                    </w:r>
+                                    <w:proofErr w:type="spellEnd"/>
+                                    <w:r>
+                                      <w:rPr>
+                                        <w:rFonts w:ascii="Bahnschrift SemiCondensed" w:eastAsiaTheme="majorEastAsia" w:hAnsi="Bahnschrift SemiCondensed" w:cstheme="majorBidi"/>
+                                        <w:b/>
+                                        <w:color w:val="262626" w:themeColor="text1" w:themeTint="D9"/>
+                                        <w:sz w:val="72"/>
+                                        <w:szCs w:val="72"/>
+                                      </w:rPr>
+                                      <w:t xml:space="preserve"> Kinerja</w:t>
                                     </w:r>
                                   </w:sdtContent>
                                 </w:sdt>
@@ -4358,7 +4450,29 @@
                                     <w:sz w:val="72"/>
                                     <w:szCs w:val="72"/>
                                   </w:rPr>
-                                  <w:t>${jabatan}</w:t>
+                                  <w:t>${</w:t>
+                                </w:r>
+                                <w:proofErr w:type="spellStart"/>
+                                <w:r>
+                                  <w:rPr>
+                                    <w:rFonts w:ascii="Bahnschrift SemiCondensed" w:eastAsiaTheme="majorEastAsia" w:hAnsi="Bahnschrift SemiCondensed" w:cstheme="majorBidi"/>
+                                    <w:b/>
+                                    <w:color w:val="262626" w:themeColor="text1" w:themeTint="D9"/>
+                                    <w:sz w:val="72"/>
+                                    <w:szCs w:val="72"/>
+                                  </w:rPr>
+                                  <w:t>jabatan</w:t>
+                                </w:r>
+                                <w:proofErr w:type="spellEnd"/>
+                                <w:r>
+                                  <w:rPr>
+                                    <w:rFonts w:ascii="Bahnschrift SemiCondensed" w:eastAsiaTheme="majorEastAsia" w:hAnsi="Bahnschrift SemiCondensed" w:cstheme="majorBidi"/>
+                                    <w:b/>
+                                    <w:color w:val="262626" w:themeColor="text1" w:themeTint="D9"/>
+                                    <w:sz w:val="72"/>
+                                    <w:szCs w:val="72"/>
+                                  </w:rPr>
+                                  <w:t>}</w:t>
                                 </w:r>
                               </w:p>
                               <w:p>
@@ -4427,6 +4541,7 @@
                             </w:sdtPr>
                             <w:sdtEndPr/>
                             <w:sdtContent>
+                              <w:proofErr w:type="spellStart"/>
                               <w:r>
                                 <w:rPr>
                                   <w:rFonts w:ascii="Bahnschrift SemiCondensed" w:eastAsiaTheme="majorEastAsia" w:hAnsi="Bahnschrift SemiCondensed" w:cstheme="majorBidi"/>
@@ -4435,7 +4550,18 @@
                                   <w:sz w:val="72"/>
                                   <w:szCs w:val="72"/>
                                 </w:rPr>
-                                <w:t>Laporan Kinerja</w:t>
+                                <w:t>Laporan</w:t>
+                              </w:r>
+                              <w:proofErr w:type="spellEnd"/>
+                              <w:r>
+                                <w:rPr>
+                                  <w:rFonts w:ascii="Bahnschrift SemiCondensed" w:eastAsiaTheme="majorEastAsia" w:hAnsi="Bahnschrift SemiCondensed" w:cstheme="majorBidi"/>
+                                  <w:b/>
+                                  <w:color w:val="262626" w:themeColor="text1" w:themeTint="D9"/>
+                                  <w:sz w:val="72"/>
+                                  <w:szCs w:val="72"/>
+                                </w:rPr>
+                                <w:t xml:space="preserve"> Kinerja</w:t>
                               </w:r>
                             </w:sdtContent>
                           </w:sdt>
@@ -4457,7 +4583,29 @@
                               <w:sz w:val="72"/>
                               <w:szCs w:val="72"/>
                             </w:rPr>
-                            <w:t>${jabatan}</w:t>
+                            <w:t>${</w:t>
+                          </w:r>
+                          <w:proofErr w:type="spellStart"/>
+                          <w:r>
+                            <w:rPr>
+                              <w:rFonts w:ascii="Bahnschrift SemiCondensed" w:eastAsiaTheme="majorEastAsia" w:hAnsi="Bahnschrift SemiCondensed" w:cstheme="majorBidi"/>
+                              <w:b/>
+                              <w:color w:val="262626" w:themeColor="text1" w:themeTint="D9"/>
+                              <w:sz w:val="72"/>
+                              <w:szCs w:val="72"/>
+                            </w:rPr>
+                            <w:t>jabatan</w:t>
+                          </w:r>
+                          <w:proofErr w:type="spellEnd"/>
+                          <w:r>
+                            <w:rPr>
+                              <w:rFonts w:ascii="Bahnschrift SemiCondensed" w:eastAsiaTheme="majorEastAsia" w:hAnsi="Bahnschrift SemiCondensed" w:cstheme="majorBidi"/>
+                              <w:b/>
+                              <w:color w:val="262626" w:themeColor="text1" w:themeTint="D9"/>
+                              <w:sz w:val="72"/>
+                              <w:szCs w:val="72"/>
+                            </w:rPr>
+                            <w:t>}</w:t>
                           </w:r>
                         </w:p>
                         <w:p>
@@ -4613,12 +4761,21 @@
                                     <w:szCs w:val="24"/>
                                   </w:rPr>
                                 </w:pPr>
+                                <w:proofErr w:type="spellStart"/>
                                 <w:r>
                                   <w:rPr>
                                     <w:sz w:val="24"/>
                                     <w:szCs w:val="24"/>
                                   </w:rPr>
-                                  <w:t>Disusun Oleh:</w:t>
+                                  <w:t>Disusun</w:t>
+                                </w:r>
+                                <w:proofErr w:type="spellEnd"/>
+                                <w:r>
+                                  <w:rPr>
+                                    <w:sz w:val="24"/>
+                                    <w:szCs w:val="24"/>
+                                  </w:rPr>
+                                  <w:t xml:space="preserve"> Oleh:</w:t>
                                 </w:r>
                               </w:p>
                               <w:p>
@@ -4641,7 +4798,29 @@
                                     <w:sz w:val="32"/>
                                     <w:szCs w:val="32"/>
                                   </w:rPr>
-                                  <w:t>${nama_pegawai}</w:t>
+                                  <w:t>${</w:t>
+                                </w:r>
+                                <w:proofErr w:type="spellStart"/>
+                                <w:r>
+                                  <w:rPr>
+                                    <w:rFonts w:cstheme="minorHAnsi"/>
+                                    <w:b/>
+                                    <w:bCs/>
+                                    <w:sz w:val="32"/>
+                                    <w:szCs w:val="32"/>
+                                  </w:rPr>
+                                  <w:t>nama_pegawai</w:t>
+                                </w:r>
+                                <w:proofErr w:type="spellEnd"/>
+                                <w:r>
+                                  <w:rPr>
+                                    <w:rFonts w:cstheme="minorHAnsi"/>
+                                    <w:b/>
+                                    <w:bCs/>
+                                    <w:sz w:val="32"/>
+                                    <w:szCs w:val="32"/>
+                                  </w:rPr>
+                                  <w:t>}</w:t>
                                 </w:r>
                               </w:p>
                             </w:txbxContent>
@@ -4672,12 +4851,21 @@
                               <w:szCs w:val="24"/>
                             </w:rPr>
                           </w:pPr>
+                          <w:proofErr w:type="spellStart"/>
                           <w:r>
                             <w:rPr>
                               <w:sz w:val="24"/>
                               <w:szCs w:val="24"/>
                             </w:rPr>
-                            <w:t>Disusun Oleh:</w:t>
+                            <w:t>Disusun</w:t>
+                          </w:r>
+                          <w:proofErr w:type="spellEnd"/>
+                          <w:r>
+                            <w:rPr>
+                              <w:sz w:val="24"/>
+                              <w:szCs w:val="24"/>
+                            </w:rPr>
+                            <w:t xml:space="preserve"> Oleh:</w:t>
                           </w:r>
                         </w:p>
                         <w:p>
@@ -4700,7 +4888,29 @@
                               <w:sz w:val="32"/>
                               <w:szCs w:val="32"/>
                             </w:rPr>
-                            <w:t>${nama_pegawai}</w:t>
+                            <w:t>${</w:t>
+                          </w:r>
+                          <w:proofErr w:type="spellStart"/>
+                          <w:r>
+                            <w:rPr>
+                              <w:rFonts w:cstheme="minorHAnsi"/>
+                              <w:b/>
+                              <w:bCs/>
+                              <w:sz w:val="32"/>
+                              <w:szCs w:val="32"/>
+                            </w:rPr>
+                            <w:t>nama_pegawai</w:t>
+                          </w:r>
+                          <w:proofErr w:type="spellEnd"/>
+                          <w:r>
+                            <w:rPr>
+                              <w:rFonts w:cstheme="minorHAnsi"/>
+                              <w:b/>
+                              <w:bCs/>
+                              <w:sz w:val="32"/>
+                              <w:szCs w:val="32"/>
+                            </w:rPr>
+                            <w:t>}</w:t>
                           </w:r>
                         </w:p>
                       </w:txbxContent>
@@ -4823,7 +5033,43 @@
                                     <w:sz w:val="24"/>
                                     <w:szCs w:val="20"/>
                                   </w:rPr>
-                                  <w:t>Jl. K.H. Zainul Arifin Nomor 71 Telp. 6344579, 6354580, 63855357</w:t>
+                                  <w:t xml:space="preserve">Jl. K.H. </w:t>
+                                </w:r>
+                                <w:proofErr w:type="spellStart"/>
+                                <w:r>
+                                  <w:rPr>
+                                    <w:b/>
+                                    <w:sz w:val="24"/>
+                                    <w:szCs w:val="20"/>
+                                  </w:rPr>
+                                  <w:t>Zainul</w:t>
+                                </w:r>
+                                <w:proofErr w:type="spellEnd"/>
+                                <w:r>
+                                  <w:rPr>
+                                    <w:b/>
+                                    <w:sz w:val="24"/>
+                                    <w:szCs w:val="20"/>
+                                  </w:rPr>
+                                  <w:t xml:space="preserve"> Arifin </w:t>
+                                </w:r>
+                                <w:proofErr w:type="spellStart"/>
+                                <w:r>
+                                  <w:rPr>
+                                    <w:b/>
+                                    <w:sz w:val="24"/>
+                                    <w:szCs w:val="20"/>
+                                  </w:rPr>
+                                  <w:t>Nomor</w:t>
+                                </w:r>
+                                <w:proofErr w:type="spellEnd"/>
+                                <w:r>
+                                  <w:rPr>
+                                    <w:b/>
+                                    <w:sz w:val="24"/>
+                                    <w:szCs w:val="20"/>
+                                  </w:rPr>
+                                  <w:t xml:space="preserve"> 71 Telp. 6344579, 6354580, 63855357</w:t>
                                 </w:r>
                               </w:p>
                               <w:p>
@@ -4927,7 +5173,43 @@
                               <w:sz w:val="24"/>
                               <w:szCs w:val="20"/>
                             </w:rPr>
-                            <w:t>Jl. K.H. Zainul Arifin Nomor 71 Telp. 6344579, 6354580, 63855357</w:t>
+                            <w:t xml:space="preserve">Jl. K.H. </w:t>
+                          </w:r>
+                          <w:proofErr w:type="spellStart"/>
+                          <w:r>
+                            <w:rPr>
+                              <w:b/>
+                              <w:sz w:val="24"/>
+                              <w:szCs w:val="20"/>
+                            </w:rPr>
+                            <w:t>Zainul</w:t>
+                          </w:r>
+                          <w:proofErr w:type="spellEnd"/>
+                          <w:r>
+                            <w:rPr>
+                              <w:b/>
+                              <w:sz w:val="24"/>
+                              <w:szCs w:val="20"/>
+                            </w:rPr>
+                            <w:t xml:space="preserve"> Arifin </w:t>
+                          </w:r>
+                          <w:proofErr w:type="spellStart"/>
+                          <w:r>
+                            <w:rPr>
+                              <w:b/>
+                              <w:sz w:val="24"/>
+                              <w:szCs w:val="20"/>
+                            </w:rPr>
+                            <w:t>Nomor</w:t>
+                          </w:r>
+                          <w:proofErr w:type="spellEnd"/>
+                          <w:r>
+                            <w:rPr>
+                              <w:b/>
+                              <w:sz w:val="24"/>
+                              <w:szCs w:val="20"/>
+                            </w:rPr>
+                            <w:t xml:space="preserve"> 71 Telp. 6344579, 6354580, 63855357</w:t>
                           </w:r>
                         </w:p>
                         <w:p>
@@ -4947,7 +5229,25 @@
                               <w:sz w:val="24"/>
                               <w:szCs w:val="20"/>
                             </w:rPr>
-                            <w:t>Fax. 6338402, 6340527 Website : pemadam.jakarta.go.id</w:t>
+                            <w:t xml:space="preserve">Fax. 6338402, 6340527 </w:t>
+                          </w:r>
+                          <w:proofErr w:type="gramStart"/>
+                          <w:r>
+                            <w:rPr>
+                              <w:b/>
+                              <w:sz w:val="24"/>
+                              <w:szCs w:val="20"/>
+                            </w:rPr>
+                            <w:t>Website :</w:t>
+                          </w:r>
+                          <w:proofErr w:type="gramEnd"/>
+                          <w:r>
+                            <w:rPr>
+                              <w:b/>
+                              <w:sz w:val="24"/>
+                              <w:szCs w:val="20"/>
+                            </w:rPr>
+                            <w:t xml:space="preserve"> pemadam.jakarta.go.id</w:t>
                           </w:r>
                         </w:p>
                       </w:txbxContent>
@@ -4979,6 +5279,7 @@
           <w:szCs w:val="22"/>
         </w:rPr>
       </w:pPr>
+      <w:proofErr w:type="spellStart"/>
       <w:r>
         <w:rPr>
           <w:rFonts w:ascii="Arial" w:hAnsi="Arial" w:cs="Arial"/>
@@ -4988,6 +5289,7 @@
         <w:lastRenderedPageBreak/>
         <w:t>Pendahuluan</w:t>
       </w:r>
+      <w:proofErr w:type="spellEnd"/>
     </w:p>
     <w:p>
       <w:pPr>
@@ -5003,12 +5305,14 @@
           <w:rFonts w:ascii="Arial" w:hAnsi="Arial" w:cs="Arial"/>
         </w:rPr>
       </w:pPr>
+      <w:proofErr w:type="spellStart"/>
       <w:r>
         <w:rPr>
           <w:rFonts w:ascii="Arial" w:hAnsi="Arial" w:cs="Arial"/>
         </w:rPr>
         <w:t>Pengantar</w:t>
       </w:r>
+      <w:proofErr w:type="spellEnd"/>
     </w:p>
     <w:p>
       <w:pPr>
@@ -5020,11 +5324,61 @@
           <w:rFonts w:ascii="Arial" w:hAnsi="Arial" w:cs="Arial"/>
         </w:rPr>
       </w:pPr>
-      <w:r>
-        <w:rPr>
-          <w:rFonts w:ascii="Arial" w:hAnsi="Arial" w:cs="Arial"/>
-        </w:rPr>
-        <w:t xml:space="preserve">Berdasarkan Surat Perintah Kerja (SPK) Nomor: </w:t>
+      <w:proofErr w:type="spellStart"/>
+      <w:r>
+        <w:rPr>
+          <w:rFonts w:ascii="Arial" w:hAnsi="Arial" w:cs="Arial"/>
+        </w:rPr>
+        <w:t>Berdasarkan</w:t>
+      </w:r>
+      <w:proofErr w:type="spellEnd"/>
+      <w:r>
+        <w:rPr>
+          <w:rFonts w:ascii="Arial" w:hAnsi="Arial" w:cs="Arial"/>
+        </w:rPr>
+        <w:t xml:space="preserve"> Surat </w:t>
+      </w:r>
+      <w:proofErr w:type="spellStart"/>
+      <w:r>
+        <w:rPr>
+          <w:rFonts w:ascii="Arial" w:hAnsi="Arial" w:cs="Arial"/>
+        </w:rPr>
+        <w:t>Perintah</w:t>
+      </w:r>
+      <w:proofErr w:type="spellEnd"/>
+      <w:r>
+        <w:rPr>
+          <w:rFonts w:ascii="Arial" w:hAnsi="Arial" w:cs="Arial"/>
+        </w:rPr>
+        <w:t xml:space="preserve"> </w:t>
+      </w:r>
+      <w:proofErr w:type="spellStart"/>
+      <w:r>
+        <w:rPr>
+          <w:rFonts w:ascii="Arial" w:hAnsi="Arial" w:cs="Arial"/>
+        </w:rPr>
+        <w:t>Kerja</w:t>
+      </w:r>
+      <w:proofErr w:type="spellEnd"/>
+      <w:r>
+        <w:rPr>
+          <w:rFonts w:ascii="Arial" w:hAnsi="Arial" w:cs="Arial"/>
+        </w:rPr>
+        <w:t xml:space="preserve"> (SPK) </w:t>
+      </w:r>
+      <w:proofErr w:type="spellStart"/>
+      <w:r>
+        <w:rPr>
+          <w:rFonts w:ascii="Arial" w:hAnsi="Arial" w:cs="Arial"/>
+        </w:rPr>
+        <w:t>Nomor</w:t>
+      </w:r>
+      <w:proofErr w:type="spellEnd"/>
+      <w:r>
+        <w:rPr>
+          <w:rFonts w:ascii="Arial" w:hAnsi="Arial" w:cs="Arial"/>
+        </w:rPr>
+        <w:t xml:space="preserve">: </w:t>
       </w:r>
       <w:r>
         <w:rPr>
@@ -5032,53 +5386,45 @@
           <w:b/>
           <w:bCs/>
         </w:rPr>
-        <w:t>${spk_nomor}</w:t>
-      </w:r>
-      <w:r>
-        <w:rPr>
-          <w:rFonts w:ascii="Arial" w:hAnsi="Arial" w:cs="Arial"/>
-        </w:rPr>
-        <w:t xml:space="preserve"> </w:t>
-      </w:r>
-      <w:r>
-        <w:rPr>
-          <w:rFonts w:ascii="Arial" w:hAnsi="Arial" w:cs="Arial"/>
-        </w:rPr>
-        <w:t xml:space="preserve">Tanggal </w:t>
-      </w:r>
+        <w:t>${</w:t>
+      </w:r>
+      <w:proofErr w:type="spellStart"/>
       <w:r>
         <w:rPr>
           <w:rFonts w:ascii="Arial" w:hAnsi="Arial" w:cs="Arial"/>
           <w:b/>
           <w:bCs/>
         </w:rPr>
-        <w:t>${spk_tanggal}</w:t>
-      </w:r>
-      <w:r>
-        <w:rPr>
-          <w:rFonts w:ascii="Arial" w:hAnsi="Arial" w:cs="Arial"/>
-        </w:rPr>
-        <w:t xml:space="preserve"> dan Surat Perintah Mulai Kerja (SPMK) Nomor:</w:t>
-      </w:r>
-      <w:r>
-        <w:rPr>
-          <w:rFonts w:ascii="Arial" w:hAnsi="Arial" w:cs="Arial"/>
-        </w:rPr>
-        <w:t xml:space="preserve"> </w:t>
-      </w:r>
+        <w:t>spk_nomor</w:t>
+      </w:r>
+      <w:proofErr w:type="spellEnd"/>
       <w:r>
         <w:rPr>
           <w:rFonts w:ascii="Arial" w:hAnsi="Arial" w:cs="Arial"/>
           <w:b/>
           <w:bCs/>
         </w:rPr>
-        <w:t>${spmk_nomor}</w:t>
-      </w:r>
-      <w:r>
-        <w:rPr>
-          <w:rFonts w:ascii="Arial" w:hAnsi="Arial" w:cs="Arial"/>
-        </w:rPr>
-        <w:t xml:space="preserve"> Tanggal </w:t>
+        <w:t>}</w:t>
+      </w:r>
+      <w:r>
+        <w:rPr>
+          <w:rFonts w:ascii="Arial" w:hAnsi="Arial" w:cs="Arial"/>
+        </w:rPr>
+        <w:t xml:space="preserve"> </w:t>
+      </w:r>
+      <w:proofErr w:type="spellStart"/>
+      <w:r>
+        <w:rPr>
+          <w:rFonts w:ascii="Arial" w:hAnsi="Arial" w:cs="Arial"/>
+        </w:rPr>
+        <w:t>Tanggal</w:t>
+      </w:r>
+      <w:proofErr w:type="spellEnd"/>
+      <w:r>
+        <w:rPr>
+          <w:rFonts w:ascii="Arial" w:hAnsi="Arial" w:cs="Arial"/>
+        </w:rPr>
+        <w:t xml:space="preserve"> </w:t>
       </w:r>
       <w:r>
         <w:rPr>
@@ -5086,61 +5432,115 @@
           <w:b/>
           <w:bCs/>
         </w:rPr>
-        <w:t>${spmk_tanggal}</w:t>
-      </w:r>
-      <w:r>
-        <w:rPr>
-          <w:rFonts w:ascii="Arial" w:hAnsi="Arial" w:cs="Arial"/>
-        </w:rPr>
-        <w:t xml:space="preserve"> </w:t>
-      </w:r>
-      <w:r>
-        <w:rPr>
-          <w:rFonts w:ascii="Arial" w:hAnsi="Arial" w:cs="Arial"/>
-        </w:rPr>
-        <w:t>Dinas Penanggulangan Kebakaran dan Penyelamatan Provinsi DKI Jakarta</w:t>
-      </w:r>
-      <w:r>
-        <w:rPr>
-          <w:rFonts w:ascii="Arial" w:hAnsi="Arial" w:cs="Arial"/>
-        </w:rPr>
-        <w:t xml:space="preserve"> dalam pelaksanaan paket pekerjaan </w:t>
-      </w:r>
+        <w:t>${</w:t>
+      </w:r>
+      <w:proofErr w:type="spellStart"/>
       <w:r>
         <w:rPr>
           <w:rFonts w:ascii="Arial" w:hAnsi="Arial" w:cs="Arial"/>
           <w:b/>
           <w:bCs/>
         </w:rPr>
-        <w:t>$</w:t>
-      </w:r>
-      <w:r>
-        <w:rPr>
-          <w:rFonts w:ascii="Arial" w:eastAsia="Times New Roman" w:hAnsi="Arial" w:cs="Arial"/>
+        <w:t>spk_tanggal</w:t>
+      </w:r>
+      <w:proofErr w:type="spellEnd"/>
+      <w:r>
+        <w:rPr>
+          <w:rFonts w:ascii="Arial" w:hAnsi="Arial" w:cs="Arial"/>
           <w:b/>
           <w:bCs/>
         </w:rPr>
-        <w:t>{</w:t>
-      </w:r>
-      <w:r>
-        <w:rPr>
-          <w:rFonts w:ascii="Arial" w:eastAsia="Times New Roman" w:hAnsi="Arial" w:cs="Arial"/>
+        <w:t>}</w:t>
+      </w:r>
+      <w:r>
+        <w:rPr>
+          <w:rFonts w:ascii="Arial" w:hAnsi="Arial" w:cs="Arial"/>
+        </w:rPr>
+        <w:t xml:space="preserve"> dan Surat </w:t>
+      </w:r>
+      <w:proofErr w:type="spellStart"/>
+      <w:r>
+        <w:rPr>
+          <w:rFonts w:ascii="Arial" w:hAnsi="Arial" w:cs="Arial"/>
+        </w:rPr>
+        <w:t>Perintah</w:t>
+      </w:r>
+      <w:proofErr w:type="spellEnd"/>
+      <w:r>
+        <w:rPr>
+          <w:rFonts w:ascii="Arial" w:hAnsi="Arial" w:cs="Arial"/>
+        </w:rPr>
+        <w:t xml:space="preserve"> </w:t>
+      </w:r>
+      <w:proofErr w:type="spellStart"/>
+      <w:r>
+        <w:rPr>
+          <w:rFonts w:ascii="Arial" w:hAnsi="Arial" w:cs="Arial"/>
+        </w:rPr>
+        <w:t>Mulai</w:t>
+      </w:r>
+      <w:proofErr w:type="spellEnd"/>
+      <w:r>
+        <w:rPr>
+          <w:rFonts w:ascii="Arial" w:hAnsi="Arial" w:cs="Arial"/>
+        </w:rPr>
+        <w:t xml:space="preserve"> </w:t>
+      </w:r>
+      <w:proofErr w:type="spellStart"/>
+      <w:r>
+        <w:rPr>
+          <w:rFonts w:ascii="Arial" w:hAnsi="Arial" w:cs="Arial"/>
+        </w:rPr>
+        <w:t>Kerja</w:t>
+      </w:r>
+      <w:proofErr w:type="spellEnd"/>
+      <w:r>
+        <w:rPr>
+          <w:rFonts w:ascii="Arial" w:hAnsi="Arial" w:cs="Arial"/>
+        </w:rPr>
+        <w:t xml:space="preserve"> (SPMK) </w:t>
+      </w:r>
+      <w:proofErr w:type="spellStart"/>
+      <w:r>
+        <w:rPr>
+          <w:rFonts w:ascii="Arial" w:hAnsi="Arial" w:cs="Arial"/>
+        </w:rPr>
+        <w:t>Nomor</w:t>
+      </w:r>
+      <w:proofErr w:type="spellEnd"/>
+      <w:r>
+        <w:rPr>
+          <w:rFonts w:ascii="Arial" w:hAnsi="Arial" w:cs="Arial"/>
+        </w:rPr>
+        <w:t>:</w:t>
+      </w:r>
+      <w:r>
+        <w:rPr>
+          <w:rFonts w:ascii="Arial" w:hAnsi="Arial" w:cs="Arial"/>
+        </w:rPr>
+        <w:t xml:space="preserve"> </w:t>
+      </w:r>
+      <w:r>
+        <w:rPr>
+          <w:rFonts w:ascii="Arial" w:hAnsi="Arial" w:cs="Arial"/>
           <w:b/>
           <w:bCs/>
         </w:rPr>
-        <w:t>nama_</w:t>
-      </w:r>
-      <w:r>
-        <w:rPr>
-          <w:rFonts w:ascii="Arial" w:eastAsia="Times New Roman" w:hAnsi="Arial" w:cs="Arial"/>
+        <w:t>${</w:t>
+      </w:r>
+      <w:proofErr w:type="spellStart"/>
+      <w:r>
+        <w:rPr>
+          <w:rFonts w:ascii="Arial" w:hAnsi="Arial" w:cs="Arial"/>
           <w:b/>
           <w:bCs/>
         </w:rPr>
-        <w:t>kontrak</w:t>
-      </w:r>
-      <w:r>
-        <w:rPr>
-          <w:rFonts w:ascii="Arial" w:eastAsia="Times New Roman" w:hAnsi="Arial" w:cs="Arial"/>
+        <w:t>spmk_nomor</w:t>
+      </w:r>
+      <w:proofErr w:type="spellEnd"/>
+      <w:r>
+        <w:rPr>
+          <w:rFonts w:ascii="Arial" w:hAnsi="Arial" w:cs="Arial"/>
           <w:b/>
           <w:bCs/>
         </w:rPr>
@@ -5150,7 +5550,323 @@
         <w:rPr>
           <w:rFonts w:ascii="Arial" w:hAnsi="Arial" w:cs="Arial"/>
         </w:rPr>
-        <w:t>, telah diatur bahwa salah satu keluaran yang harus dipenuhi oleh</w:t>
+        <w:t xml:space="preserve"> </w:t>
+      </w:r>
+      <w:proofErr w:type="spellStart"/>
+      <w:r>
+        <w:rPr>
+          <w:rFonts w:ascii="Arial" w:hAnsi="Arial" w:cs="Arial"/>
+        </w:rPr>
+        <w:t>Tanggal</w:t>
+      </w:r>
+      <w:proofErr w:type="spellEnd"/>
+      <w:r>
+        <w:rPr>
+          <w:rFonts w:ascii="Arial" w:hAnsi="Arial" w:cs="Arial"/>
+        </w:rPr>
+        <w:t xml:space="preserve"> </w:t>
+      </w:r>
+      <w:r>
+        <w:rPr>
+          <w:rFonts w:ascii="Arial" w:hAnsi="Arial" w:cs="Arial"/>
+          <w:b/>
+          <w:bCs/>
+        </w:rPr>
+        <w:t>${</w:t>
+      </w:r>
+      <w:proofErr w:type="spellStart"/>
+      <w:r>
+        <w:rPr>
+          <w:rFonts w:ascii="Arial" w:hAnsi="Arial" w:cs="Arial"/>
+          <w:b/>
+          <w:bCs/>
+        </w:rPr>
+        <w:t>spmk_tanggal</w:t>
+      </w:r>
+      <w:proofErr w:type="spellEnd"/>
+      <w:r>
+        <w:rPr>
+          <w:rFonts w:ascii="Arial" w:hAnsi="Arial" w:cs="Arial"/>
+          <w:b/>
+          <w:bCs/>
+        </w:rPr>
+        <w:t>}</w:t>
+      </w:r>
+      <w:r>
+        <w:rPr>
+          <w:rFonts w:ascii="Arial" w:hAnsi="Arial" w:cs="Arial"/>
+        </w:rPr>
+        <w:t xml:space="preserve"> </w:t>
+      </w:r>
+      <w:r>
+        <w:rPr>
+          <w:rFonts w:ascii="Arial" w:hAnsi="Arial" w:cs="Arial"/>
+        </w:rPr>
+        <w:t xml:space="preserve">Dinas </w:t>
+      </w:r>
+      <w:proofErr w:type="spellStart"/>
+      <w:r>
+        <w:rPr>
+          <w:rFonts w:ascii="Arial" w:hAnsi="Arial" w:cs="Arial"/>
+        </w:rPr>
+        <w:t>Penanggulangan</w:t>
+      </w:r>
+      <w:proofErr w:type="spellEnd"/>
+      <w:r>
+        <w:rPr>
+          <w:rFonts w:ascii="Arial" w:hAnsi="Arial" w:cs="Arial"/>
+        </w:rPr>
+        <w:t xml:space="preserve"> </w:t>
+      </w:r>
+      <w:proofErr w:type="spellStart"/>
+      <w:r>
+        <w:rPr>
+          <w:rFonts w:ascii="Arial" w:hAnsi="Arial" w:cs="Arial"/>
+        </w:rPr>
+        <w:t>Kebakaran</w:t>
+      </w:r>
+      <w:proofErr w:type="spellEnd"/>
+      <w:r>
+        <w:rPr>
+          <w:rFonts w:ascii="Arial" w:hAnsi="Arial" w:cs="Arial"/>
+        </w:rPr>
+        <w:t xml:space="preserve"> dan </w:t>
+      </w:r>
+      <w:proofErr w:type="spellStart"/>
+      <w:r>
+        <w:rPr>
+          <w:rFonts w:ascii="Arial" w:hAnsi="Arial" w:cs="Arial"/>
+        </w:rPr>
+        <w:t>Penyelamatan</w:t>
+      </w:r>
+      <w:proofErr w:type="spellEnd"/>
+      <w:r>
+        <w:rPr>
+          <w:rFonts w:ascii="Arial" w:hAnsi="Arial" w:cs="Arial"/>
+        </w:rPr>
+        <w:t xml:space="preserve"> </w:t>
+      </w:r>
+      <w:proofErr w:type="spellStart"/>
+      <w:r>
+        <w:rPr>
+          <w:rFonts w:ascii="Arial" w:hAnsi="Arial" w:cs="Arial"/>
+        </w:rPr>
+        <w:t>Provinsi</w:t>
+      </w:r>
+      <w:proofErr w:type="spellEnd"/>
+      <w:r>
+        <w:rPr>
+          <w:rFonts w:ascii="Arial" w:hAnsi="Arial" w:cs="Arial"/>
+        </w:rPr>
+        <w:t xml:space="preserve"> DKI Jakarta</w:t>
+      </w:r>
+      <w:r>
+        <w:rPr>
+          <w:rFonts w:ascii="Arial" w:hAnsi="Arial" w:cs="Arial"/>
+        </w:rPr>
+        <w:t xml:space="preserve"> </w:t>
+      </w:r>
+      <w:proofErr w:type="spellStart"/>
+      <w:r>
+        <w:rPr>
+          <w:rFonts w:ascii="Arial" w:hAnsi="Arial" w:cs="Arial"/>
+        </w:rPr>
+        <w:t>dalam</w:t>
+      </w:r>
+      <w:proofErr w:type="spellEnd"/>
+      <w:r>
+        <w:rPr>
+          <w:rFonts w:ascii="Arial" w:hAnsi="Arial" w:cs="Arial"/>
+        </w:rPr>
+        <w:t xml:space="preserve"> </w:t>
+      </w:r>
+      <w:proofErr w:type="spellStart"/>
+      <w:r>
+        <w:rPr>
+          <w:rFonts w:ascii="Arial" w:hAnsi="Arial" w:cs="Arial"/>
+        </w:rPr>
+        <w:t>pelaksanaan</w:t>
+      </w:r>
+      <w:proofErr w:type="spellEnd"/>
+      <w:r>
+        <w:rPr>
+          <w:rFonts w:ascii="Arial" w:hAnsi="Arial" w:cs="Arial"/>
+        </w:rPr>
+        <w:t xml:space="preserve"> </w:t>
+      </w:r>
+      <w:proofErr w:type="spellStart"/>
+      <w:r>
+        <w:rPr>
+          <w:rFonts w:ascii="Arial" w:hAnsi="Arial" w:cs="Arial"/>
+        </w:rPr>
+        <w:t>paket</w:t>
+      </w:r>
+      <w:proofErr w:type="spellEnd"/>
+      <w:r>
+        <w:rPr>
+          <w:rFonts w:ascii="Arial" w:hAnsi="Arial" w:cs="Arial"/>
+        </w:rPr>
+        <w:t xml:space="preserve"> </w:t>
+      </w:r>
+      <w:proofErr w:type="spellStart"/>
+      <w:r>
+        <w:rPr>
+          <w:rFonts w:ascii="Arial" w:hAnsi="Arial" w:cs="Arial"/>
+        </w:rPr>
+        <w:t>pekerjaan</w:t>
+      </w:r>
+      <w:proofErr w:type="spellEnd"/>
+      <w:r>
+        <w:rPr>
+          <w:rFonts w:ascii="Arial" w:hAnsi="Arial" w:cs="Arial"/>
+        </w:rPr>
+        <w:t xml:space="preserve"> </w:t>
+      </w:r>
+      <w:r>
+        <w:rPr>
+          <w:rFonts w:ascii="Arial" w:hAnsi="Arial" w:cs="Arial"/>
+          <w:b/>
+          <w:bCs/>
+        </w:rPr>
+        <w:t>$</w:t>
+      </w:r>
+      <w:r>
+        <w:rPr>
+          <w:rFonts w:ascii="Arial" w:eastAsia="Times New Roman" w:hAnsi="Arial" w:cs="Arial"/>
+          <w:b/>
+          <w:bCs/>
+        </w:rPr>
+        <w:t>{</w:t>
+      </w:r>
+      <w:proofErr w:type="spellStart"/>
+      <w:r>
+        <w:rPr>
+          <w:rFonts w:ascii="Arial" w:eastAsia="Times New Roman" w:hAnsi="Arial" w:cs="Arial"/>
+          <w:b/>
+          <w:bCs/>
+        </w:rPr>
+        <w:t>nama_</w:t>
+      </w:r>
+      <w:r>
+        <w:rPr>
+          <w:rFonts w:ascii="Arial" w:eastAsia="Times New Roman" w:hAnsi="Arial" w:cs="Arial"/>
+          <w:b/>
+          <w:bCs/>
+        </w:rPr>
+        <w:t>kontrak</w:t>
+      </w:r>
+      <w:proofErr w:type="spellEnd"/>
+      <w:r>
+        <w:rPr>
+          <w:rFonts w:ascii="Arial" w:eastAsia="Times New Roman" w:hAnsi="Arial" w:cs="Arial"/>
+          <w:b/>
+          <w:bCs/>
+        </w:rPr>
+        <w:t>}</w:t>
+      </w:r>
+      <w:r>
+        <w:rPr>
+          <w:rFonts w:ascii="Arial" w:hAnsi="Arial" w:cs="Arial"/>
+        </w:rPr>
+        <w:t xml:space="preserve">, </w:t>
+      </w:r>
+      <w:proofErr w:type="spellStart"/>
+      <w:r>
+        <w:rPr>
+          <w:rFonts w:ascii="Arial" w:hAnsi="Arial" w:cs="Arial"/>
+        </w:rPr>
+        <w:t>telah</w:t>
+      </w:r>
+      <w:proofErr w:type="spellEnd"/>
+      <w:r>
+        <w:rPr>
+          <w:rFonts w:ascii="Arial" w:hAnsi="Arial" w:cs="Arial"/>
+        </w:rPr>
+        <w:t xml:space="preserve"> </w:t>
+      </w:r>
+      <w:proofErr w:type="spellStart"/>
+      <w:r>
+        <w:rPr>
+          <w:rFonts w:ascii="Arial" w:hAnsi="Arial" w:cs="Arial"/>
+        </w:rPr>
+        <w:t>diatur</w:t>
+      </w:r>
+      <w:proofErr w:type="spellEnd"/>
+      <w:r>
+        <w:rPr>
+          <w:rFonts w:ascii="Arial" w:hAnsi="Arial" w:cs="Arial"/>
+        </w:rPr>
+        <w:t xml:space="preserve"> </w:t>
+      </w:r>
+      <w:proofErr w:type="spellStart"/>
+      <w:r>
+        <w:rPr>
+          <w:rFonts w:ascii="Arial" w:hAnsi="Arial" w:cs="Arial"/>
+        </w:rPr>
+        <w:t>bahwa</w:t>
+      </w:r>
+      <w:proofErr w:type="spellEnd"/>
+      <w:r>
+        <w:rPr>
+          <w:rFonts w:ascii="Arial" w:hAnsi="Arial" w:cs="Arial"/>
+        </w:rPr>
+        <w:t xml:space="preserve"> salah </w:t>
+      </w:r>
+      <w:proofErr w:type="spellStart"/>
+      <w:r>
+        <w:rPr>
+          <w:rFonts w:ascii="Arial" w:hAnsi="Arial" w:cs="Arial"/>
+        </w:rPr>
+        <w:t>satu</w:t>
+      </w:r>
+      <w:proofErr w:type="spellEnd"/>
+      <w:r>
+        <w:rPr>
+          <w:rFonts w:ascii="Arial" w:hAnsi="Arial" w:cs="Arial"/>
+        </w:rPr>
+        <w:t xml:space="preserve"> </w:t>
+      </w:r>
+      <w:proofErr w:type="spellStart"/>
+      <w:r>
+        <w:rPr>
+          <w:rFonts w:ascii="Arial" w:hAnsi="Arial" w:cs="Arial"/>
+        </w:rPr>
+        <w:t>keluaran</w:t>
+      </w:r>
+      <w:proofErr w:type="spellEnd"/>
+      <w:r>
+        <w:rPr>
+          <w:rFonts w:ascii="Arial" w:hAnsi="Arial" w:cs="Arial"/>
+        </w:rPr>
+        <w:t xml:space="preserve"> yang </w:t>
+      </w:r>
+      <w:proofErr w:type="spellStart"/>
+      <w:r>
+        <w:rPr>
+          <w:rFonts w:ascii="Arial" w:hAnsi="Arial" w:cs="Arial"/>
+        </w:rPr>
+        <w:t>harus</w:t>
+      </w:r>
+      <w:proofErr w:type="spellEnd"/>
+      <w:r>
+        <w:rPr>
+          <w:rFonts w:ascii="Arial" w:hAnsi="Arial" w:cs="Arial"/>
+        </w:rPr>
+        <w:t xml:space="preserve"> </w:t>
+      </w:r>
+      <w:proofErr w:type="spellStart"/>
+      <w:r>
+        <w:rPr>
+          <w:rFonts w:ascii="Arial" w:hAnsi="Arial" w:cs="Arial"/>
+        </w:rPr>
+        <w:t>dipenuhi</w:t>
+      </w:r>
+      <w:proofErr w:type="spellEnd"/>
+      <w:r>
+        <w:rPr>
+          <w:rFonts w:ascii="Arial" w:hAnsi="Arial" w:cs="Arial"/>
+        </w:rPr>
+        <w:t xml:space="preserve"> oleh</w:t>
       </w:r>
       <w:r>
         <w:rPr>
@@ -5168,25 +5884,433 @@
         <w:rPr>
           <w:rFonts w:ascii="Arial" w:hAnsi="Arial" w:cs="Arial"/>
         </w:rPr>
-        <w:t>${jabatan}</w:t>
-      </w:r>
-      <w:r>
-        <w:rPr>
-          <w:rFonts w:ascii="Arial" w:hAnsi="Arial" w:cs="Arial"/>
-        </w:rPr>
-        <w:t xml:space="preserve"> sebagai wujud atas pelaksanaan pekerjaan yang diatur dalam perjanjian tersebut adalah Laporan Bulanan Per Tenaga Ahli. Dengan tujuan guna mendapatkan gambaran secara jelas</w:t>
-      </w:r>
-      <w:r>
-        <w:rPr>
-          <w:rFonts w:ascii="Arial" w:hAnsi="Arial" w:cs="Arial"/>
-        </w:rPr>
-        <w:t xml:space="preserve"> keluaran dari kinerja selama 1 (satu) bulan kerja</w:t>
-      </w:r>
-      <w:r>
-        <w:rPr>
-          <w:rFonts w:ascii="Arial" w:hAnsi="Arial" w:cs="Arial"/>
-        </w:rPr>
-        <w:t xml:space="preserve"> dan aktifitas pekerjaan harian. </w:t>
+        <w:t>${</w:t>
+      </w:r>
+      <w:proofErr w:type="spellStart"/>
+      <w:r>
+        <w:rPr>
+          <w:rFonts w:ascii="Arial" w:hAnsi="Arial" w:cs="Arial"/>
+        </w:rPr>
+        <w:t>jabatan</w:t>
+      </w:r>
+      <w:proofErr w:type="spellEnd"/>
+      <w:r>
+        <w:rPr>
+          <w:rFonts w:ascii="Arial" w:hAnsi="Arial" w:cs="Arial"/>
+        </w:rPr>
+        <w:t>}</w:t>
+      </w:r>
+      <w:r>
+        <w:rPr>
+          <w:rFonts w:ascii="Arial" w:hAnsi="Arial" w:cs="Arial"/>
+        </w:rPr>
+        <w:t xml:space="preserve"> </w:t>
+      </w:r>
+      <w:proofErr w:type="spellStart"/>
+      <w:r>
+        <w:rPr>
+          <w:rFonts w:ascii="Arial" w:hAnsi="Arial" w:cs="Arial"/>
+        </w:rPr>
+        <w:t>sebagai</w:t>
+      </w:r>
+      <w:proofErr w:type="spellEnd"/>
+      <w:r>
+        <w:rPr>
+          <w:rFonts w:ascii="Arial" w:hAnsi="Arial" w:cs="Arial"/>
+        </w:rPr>
+        <w:t xml:space="preserve"> </w:t>
+      </w:r>
+      <w:proofErr w:type="spellStart"/>
+      <w:r>
+        <w:rPr>
+          <w:rFonts w:ascii="Arial" w:hAnsi="Arial" w:cs="Arial"/>
+        </w:rPr>
+        <w:t>wujud</w:t>
+      </w:r>
+      <w:proofErr w:type="spellEnd"/>
+      <w:r>
+        <w:rPr>
+          <w:rFonts w:ascii="Arial" w:hAnsi="Arial" w:cs="Arial"/>
+        </w:rPr>
+        <w:t xml:space="preserve"> </w:t>
+      </w:r>
+      <w:proofErr w:type="spellStart"/>
+      <w:r>
+        <w:rPr>
+          <w:rFonts w:ascii="Arial" w:hAnsi="Arial" w:cs="Arial"/>
+        </w:rPr>
+        <w:t>atas</w:t>
+      </w:r>
+      <w:proofErr w:type="spellEnd"/>
+      <w:r>
+        <w:rPr>
+          <w:rFonts w:ascii="Arial" w:hAnsi="Arial" w:cs="Arial"/>
+        </w:rPr>
+        <w:t xml:space="preserve"> </w:t>
+      </w:r>
+      <w:proofErr w:type="spellStart"/>
+      <w:r>
+        <w:rPr>
+          <w:rFonts w:ascii="Arial" w:hAnsi="Arial" w:cs="Arial"/>
+        </w:rPr>
+        <w:t>pelaksanaan</w:t>
+      </w:r>
+      <w:proofErr w:type="spellEnd"/>
+      <w:r>
+        <w:rPr>
+          <w:rFonts w:ascii="Arial" w:hAnsi="Arial" w:cs="Arial"/>
+        </w:rPr>
+        <w:t xml:space="preserve"> </w:t>
+      </w:r>
+      <w:proofErr w:type="spellStart"/>
+      <w:r>
+        <w:rPr>
+          <w:rFonts w:ascii="Arial" w:hAnsi="Arial" w:cs="Arial"/>
+        </w:rPr>
+        <w:t>pekerjaan</w:t>
+      </w:r>
+      <w:proofErr w:type="spellEnd"/>
+      <w:r>
+        <w:rPr>
+          <w:rFonts w:ascii="Arial" w:hAnsi="Arial" w:cs="Arial"/>
+        </w:rPr>
+        <w:t xml:space="preserve"> yang </w:t>
+      </w:r>
+      <w:proofErr w:type="spellStart"/>
+      <w:r>
+        <w:rPr>
+          <w:rFonts w:ascii="Arial" w:hAnsi="Arial" w:cs="Arial"/>
+        </w:rPr>
+        <w:t>diatur</w:t>
+      </w:r>
+      <w:proofErr w:type="spellEnd"/>
+      <w:r>
+        <w:rPr>
+          <w:rFonts w:ascii="Arial" w:hAnsi="Arial" w:cs="Arial"/>
+        </w:rPr>
+        <w:t xml:space="preserve"> </w:t>
+      </w:r>
+      <w:proofErr w:type="spellStart"/>
+      <w:r>
+        <w:rPr>
+          <w:rFonts w:ascii="Arial" w:hAnsi="Arial" w:cs="Arial"/>
+        </w:rPr>
+        <w:t>dalam</w:t>
+      </w:r>
+      <w:proofErr w:type="spellEnd"/>
+      <w:r>
+        <w:rPr>
+          <w:rFonts w:ascii="Arial" w:hAnsi="Arial" w:cs="Arial"/>
+        </w:rPr>
+        <w:t xml:space="preserve"> </w:t>
+      </w:r>
+      <w:proofErr w:type="spellStart"/>
+      <w:r>
+        <w:rPr>
+          <w:rFonts w:ascii="Arial" w:hAnsi="Arial" w:cs="Arial"/>
+        </w:rPr>
+        <w:t>perjanjian</w:t>
+      </w:r>
+      <w:proofErr w:type="spellEnd"/>
+      <w:r>
+        <w:rPr>
+          <w:rFonts w:ascii="Arial" w:hAnsi="Arial" w:cs="Arial"/>
+        </w:rPr>
+        <w:t xml:space="preserve"> </w:t>
+      </w:r>
+      <w:proofErr w:type="spellStart"/>
+      <w:r>
+        <w:rPr>
+          <w:rFonts w:ascii="Arial" w:hAnsi="Arial" w:cs="Arial"/>
+        </w:rPr>
+        <w:t>tersebut</w:t>
+      </w:r>
+      <w:proofErr w:type="spellEnd"/>
+      <w:r>
+        <w:rPr>
+          <w:rFonts w:ascii="Arial" w:hAnsi="Arial" w:cs="Arial"/>
+        </w:rPr>
+        <w:t xml:space="preserve"> </w:t>
+      </w:r>
+      <w:proofErr w:type="spellStart"/>
+      <w:r>
+        <w:rPr>
+          <w:rFonts w:ascii="Arial" w:hAnsi="Arial" w:cs="Arial"/>
+        </w:rPr>
+        <w:t>adalah</w:t>
+      </w:r>
+      <w:proofErr w:type="spellEnd"/>
+      <w:r>
+        <w:rPr>
+          <w:rFonts w:ascii="Arial" w:hAnsi="Arial" w:cs="Arial"/>
+        </w:rPr>
+        <w:t xml:space="preserve"> </w:t>
+      </w:r>
+      <w:proofErr w:type="spellStart"/>
+      <w:r>
+        <w:rPr>
+          <w:rFonts w:ascii="Arial" w:hAnsi="Arial" w:cs="Arial"/>
+        </w:rPr>
+        <w:t>Laporan</w:t>
+      </w:r>
+      <w:proofErr w:type="spellEnd"/>
+      <w:r>
+        <w:rPr>
+          <w:rFonts w:ascii="Arial" w:hAnsi="Arial" w:cs="Arial"/>
+        </w:rPr>
+        <w:t xml:space="preserve"> </w:t>
+      </w:r>
+      <w:proofErr w:type="spellStart"/>
+      <w:r>
+        <w:rPr>
+          <w:rFonts w:ascii="Arial" w:hAnsi="Arial" w:cs="Arial"/>
+        </w:rPr>
+        <w:t>Bulanan</w:t>
+      </w:r>
+      <w:proofErr w:type="spellEnd"/>
+      <w:r>
+        <w:rPr>
+          <w:rFonts w:ascii="Arial" w:hAnsi="Arial" w:cs="Arial"/>
+        </w:rPr>
+        <w:t xml:space="preserve"> Per Tenaga Ahli. </w:t>
+      </w:r>
+      <w:proofErr w:type="spellStart"/>
+      <w:r>
+        <w:rPr>
+          <w:rFonts w:ascii="Arial" w:hAnsi="Arial" w:cs="Arial"/>
+        </w:rPr>
+        <w:t>Dengan</w:t>
+      </w:r>
+      <w:proofErr w:type="spellEnd"/>
+      <w:r>
+        <w:rPr>
+          <w:rFonts w:ascii="Arial" w:hAnsi="Arial" w:cs="Arial"/>
+        </w:rPr>
+        <w:t xml:space="preserve"> </w:t>
+      </w:r>
+      <w:proofErr w:type="spellStart"/>
+      <w:r>
+        <w:rPr>
+          <w:rFonts w:ascii="Arial" w:hAnsi="Arial" w:cs="Arial"/>
+        </w:rPr>
+        <w:t>tujuan</w:t>
+      </w:r>
+      <w:proofErr w:type="spellEnd"/>
+      <w:r>
+        <w:rPr>
+          <w:rFonts w:ascii="Arial" w:hAnsi="Arial" w:cs="Arial"/>
+        </w:rPr>
+        <w:t xml:space="preserve"> </w:t>
+      </w:r>
+      <w:proofErr w:type="spellStart"/>
+      <w:r>
+        <w:rPr>
+          <w:rFonts w:ascii="Arial" w:hAnsi="Arial" w:cs="Arial"/>
+        </w:rPr>
+        <w:t>guna</w:t>
+      </w:r>
+      <w:proofErr w:type="spellEnd"/>
+      <w:r>
+        <w:rPr>
+          <w:rFonts w:ascii="Arial" w:hAnsi="Arial" w:cs="Arial"/>
+        </w:rPr>
+        <w:t xml:space="preserve"> </w:t>
+      </w:r>
+      <w:proofErr w:type="spellStart"/>
+      <w:r>
+        <w:rPr>
+          <w:rFonts w:ascii="Arial" w:hAnsi="Arial" w:cs="Arial"/>
+        </w:rPr>
+        <w:t>mendapatkan</w:t>
+      </w:r>
+      <w:proofErr w:type="spellEnd"/>
+      <w:r>
+        <w:rPr>
+          <w:rFonts w:ascii="Arial" w:hAnsi="Arial" w:cs="Arial"/>
+        </w:rPr>
+        <w:t xml:space="preserve"> </w:t>
+      </w:r>
+      <w:proofErr w:type="spellStart"/>
+      <w:r>
+        <w:rPr>
+          <w:rFonts w:ascii="Arial" w:hAnsi="Arial" w:cs="Arial"/>
+        </w:rPr>
+        <w:t>gambaran</w:t>
+      </w:r>
+      <w:proofErr w:type="spellEnd"/>
+      <w:r>
+        <w:rPr>
+          <w:rFonts w:ascii="Arial" w:hAnsi="Arial" w:cs="Arial"/>
+        </w:rPr>
+        <w:t xml:space="preserve"> </w:t>
+      </w:r>
+      <w:proofErr w:type="spellStart"/>
+      <w:r>
+        <w:rPr>
+          <w:rFonts w:ascii="Arial" w:hAnsi="Arial" w:cs="Arial"/>
+        </w:rPr>
+        <w:t>secara</w:t>
+      </w:r>
+      <w:proofErr w:type="spellEnd"/>
+      <w:r>
+        <w:rPr>
+          <w:rFonts w:ascii="Arial" w:hAnsi="Arial" w:cs="Arial"/>
+        </w:rPr>
+        <w:t xml:space="preserve"> </w:t>
+      </w:r>
+      <w:proofErr w:type="spellStart"/>
+      <w:r>
+        <w:rPr>
+          <w:rFonts w:ascii="Arial" w:hAnsi="Arial" w:cs="Arial"/>
+        </w:rPr>
+        <w:t>jelas</w:t>
+      </w:r>
+      <w:proofErr w:type="spellEnd"/>
+      <w:r>
+        <w:rPr>
+          <w:rFonts w:ascii="Arial" w:hAnsi="Arial" w:cs="Arial"/>
+        </w:rPr>
+        <w:t xml:space="preserve"> </w:t>
+      </w:r>
+      <w:proofErr w:type="spellStart"/>
+      <w:r>
+        <w:rPr>
+          <w:rFonts w:ascii="Arial" w:hAnsi="Arial" w:cs="Arial"/>
+        </w:rPr>
+        <w:t>keluaran</w:t>
+      </w:r>
+      <w:proofErr w:type="spellEnd"/>
+      <w:r>
+        <w:rPr>
+          <w:rFonts w:ascii="Arial" w:hAnsi="Arial" w:cs="Arial"/>
+        </w:rPr>
+        <w:t xml:space="preserve"> </w:t>
+      </w:r>
+      <w:proofErr w:type="spellStart"/>
+      <w:r>
+        <w:rPr>
+          <w:rFonts w:ascii="Arial" w:hAnsi="Arial" w:cs="Arial"/>
+        </w:rPr>
+        <w:t>dari</w:t>
+      </w:r>
+      <w:proofErr w:type="spellEnd"/>
+      <w:r>
+        <w:rPr>
+          <w:rFonts w:ascii="Arial" w:hAnsi="Arial" w:cs="Arial"/>
+        </w:rPr>
+        <w:t xml:space="preserve"> </w:t>
+      </w:r>
+      <w:proofErr w:type="spellStart"/>
+      <w:r>
+        <w:rPr>
+          <w:rFonts w:ascii="Arial" w:hAnsi="Arial" w:cs="Arial"/>
+        </w:rPr>
+        <w:t>kinerja</w:t>
+      </w:r>
+      <w:proofErr w:type="spellEnd"/>
+      <w:r>
+        <w:rPr>
+          <w:rFonts w:ascii="Arial" w:hAnsi="Arial" w:cs="Arial"/>
+        </w:rPr>
+        <w:t xml:space="preserve"> </w:t>
+      </w:r>
+      <w:proofErr w:type="spellStart"/>
+      <w:r>
+        <w:rPr>
+          <w:rFonts w:ascii="Arial" w:hAnsi="Arial" w:cs="Arial"/>
+        </w:rPr>
+        <w:t>selama</w:t>
+      </w:r>
+      <w:proofErr w:type="spellEnd"/>
+      <w:r>
+        <w:rPr>
+          <w:rFonts w:ascii="Arial" w:hAnsi="Arial" w:cs="Arial"/>
+        </w:rPr>
+        <w:t xml:space="preserve"> 1 (</w:t>
+      </w:r>
+      <w:proofErr w:type="spellStart"/>
+      <w:r>
+        <w:rPr>
+          <w:rFonts w:ascii="Arial" w:hAnsi="Arial" w:cs="Arial"/>
+        </w:rPr>
+        <w:t>satu</w:t>
+      </w:r>
+      <w:proofErr w:type="spellEnd"/>
+      <w:r>
+        <w:rPr>
+          <w:rFonts w:ascii="Arial" w:hAnsi="Arial" w:cs="Arial"/>
+        </w:rPr>
+        <w:t xml:space="preserve">) </w:t>
+      </w:r>
+      <w:proofErr w:type="spellStart"/>
+      <w:r>
+        <w:rPr>
+          <w:rFonts w:ascii="Arial" w:hAnsi="Arial" w:cs="Arial"/>
+        </w:rPr>
+        <w:t>bulan</w:t>
+      </w:r>
+      <w:proofErr w:type="spellEnd"/>
+      <w:r>
+        <w:rPr>
+          <w:rFonts w:ascii="Arial" w:hAnsi="Arial" w:cs="Arial"/>
+        </w:rPr>
+        <w:t xml:space="preserve"> </w:t>
+      </w:r>
+      <w:proofErr w:type="spellStart"/>
+      <w:r>
+        <w:rPr>
+          <w:rFonts w:ascii="Arial" w:hAnsi="Arial" w:cs="Arial"/>
+        </w:rPr>
+        <w:t>kerja</w:t>
+      </w:r>
+      <w:proofErr w:type="spellEnd"/>
+      <w:r>
+        <w:rPr>
+          <w:rFonts w:ascii="Arial" w:hAnsi="Arial" w:cs="Arial"/>
+        </w:rPr>
+        <w:t xml:space="preserve"> dan </w:t>
+      </w:r>
+      <w:proofErr w:type="spellStart"/>
+      <w:r>
+        <w:rPr>
+          <w:rFonts w:ascii="Arial" w:hAnsi="Arial" w:cs="Arial"/>
+        </w:rPr>
+        <w:t>aktifitas</w:t>
+      </w:r>
+      <w:proofErr w:type="spellEnd"/>
+      <w:r>
+        <w:rPr>
+          <w:rFonts w:ascii="Arial" w:hAnsi="Arial" w:cs="Arial"/>
+        </w:rPr>
+        <w:t xml:space="preserve"> </w:t>
+      </w:r>
+      <w:proofErr w:type="spellStart"/>
+      <w:r>
+        <w:rPr>
+          <w:rFonts w:ascii="Arial" w:hAnsi="Arial" w:cs="Arial"/>
+        </w:rPr>
+        <w:t>pekerjaan</w:t>
+      </w:r>
+      <w:proofErr w:type="spellEnd"/>
+      <w:r>
+        <w:rPr>
+          <w:rFonts w:ascii="Arial" w:hAnsi="Arial" w:cs="Arial"/>
+        </w:rPr>
+        <w:t xml:space="preserve"> </w:t>
+      </w:r>
+      <w:proofErr w:type="spellStart"/>
+      <w:r>
+        <w:rPr>
+          <w:rFonts w:ascii="Arial" w:hAnsi="Arial" w:cs="Arial"/>
+        </w:rPr>
+        <w:t>harian</w:t>
+      </w:r>
+      <w:proofErr w:type="spellEnd"/>
+      <w:r>
+        <w:rPr>
+          <w:rFonts w:ascii="Arial" w:hAnsi="Arial" w:cs="Arial"/>
+        </w:rPr>
+        <w:t xml:space="preserve">. </w:t>
       </w:r>
     </w:p>
     <w:p>
@@ -5214,12 +6338,14 @@
           <w:rFonts w:ascii="Arial" w:eastAsia="Times New Roman" w:hAnsi="Arial" w:cs="Arial"/>
         </w:rPr>
       </w:pPr>
+      <w:proofErr w:type="spellStart"/>
       <w:r>
         <w:rPr>
           <w:rFonts w:ascii="Arial" w:hAnsi="Arial" w:cs="Arial"/>
         </w:rPr>
         <w:t>Tujuan</w:t>
       </w:r>
+      <w:proofErr w:type="spellEnd"/>
     </w:p>
     <w:p>
       <w:pPr>
@@ -5231,17 +6357,60 @@
           <w:rFonts w:ascii="Arial" w:eastAsia="Times New Roman" w:hAnsi="Arial" w:cs="Arial"/>
         </w:rPr>
       </w:pPr>
-      <w:r>
-        <w:rPr>
-          <w:rFonts w:ascii="Arial" w:eastAsia="Times New Roman" w:hAnsi="Arial" w:cs="Arial"/>
-        </w:rPr>
-        <w:t xml:space="preserve">Tujuan dari kegiatan </w:t>
-      </w:r>
-      <w:r>
-        <w:rPr>
-          <w:rFonts w:ascii="Arial" w:eastAsia="Times New Roman" w:hAnsi="Arial" w:cs="Arial"/>
-        </w:rPr>
-        <w:t>${nama_</w:t>
+      <w:proofErr w:type="spellStart"/>
+      <w:r>
+        <w:rPr>
+          <w:rFonts w:ascii="Arial" w:eastAsia="Times New Roman" w:hAnsi="Arial" w:cs="Arial"/>
+        </w:rPr>
+        <w:t>Tujuan</w:t>
+      </w:r>
+      <w:proofErr w:type="spellEnd"/>
+      <w:r>
+        <w:rPr>
+          <w:rFonts w:ascii="Arial" w:eastAsia="Times New Roman" w:hAnsi="Arial" w:cs="Arial"/>
+        </w:rPr>
+        <w:t xml:space="preserve"> </w:t>
+      </w:r>
+      <w:proofErr w:type="spellStart"/>
+      <w:r>
+        <w:rPr>
+          <w:rFonts w:ascii="Arial" w:eastAsia="Times New Roman" w:hAnsi="Arial" w:cs="Arial"/>
+        </w:rPr>
+        <w:t>dari</w:t>
+      </w:r>
+      <w:proofErr w:type="spellEnd"/>
+      <w:r>
+        <w:rPr>
+          <w:rFonts w:ascii="Arial" w:eastAsia="Times New Roman" w:hAnsi="Arial" w:cs="Arial"/>
+        </w:rPr>
+        <w:t xml:space="preserve"> </w:t>
+      </w:r>
+      <w:proofErr w:type="spellStart"/>
+      <w:r>
+        <w:rPr>
+          <w:rFonts w:ascii="Arial" w:eastAsia="Times New Roman" w:hAnsi="Arial" w:cs="Arial"/>
+        </w:rPr>
+        <w:t>kegiatan</w:t>
+      </w:r>
+      <w:proofErr w:type="spellEnd"/>
+      <w:r>
+        <w:rPr>
+          <w:rFonts w:ascii="Arial" w:eastAsia="Times New Roman" w:hAnsi="Arial" w:cs="Arial"/>
+        </w:rPr>
+        <w:t xml:space="preserve"> </w:t>
+      </w:r>
+      <w:r>
+        <w:rPr>
+          <w:rFonts w:ascii="Arial" w:eastAsia="Times New Roman" w:hAnsi="Arial" w:cs="Arial"/>
+        </w:rPr>
+        <w:t>${</w:t>
+      </w:r>
+      <w:proofErr w:type="spellStart"/>
+      <w:r>
+        <w:rPr>
+          <w:rFonts w:ascii="Arial" w:eastAsia="Times New Roman" w:hAnsi="Arial" w:cs="Arial"/>
+        </w:rPr>
+        <w:t>nama_</w:t>
       </w:r>
       <w:r>
         <w:rPr>
@@ -5249,33 +6418,54 @@
         </w:rPr>
         <w:t>kontrak</w:t>
       </w:r>
+      <w:proofErr w:type="spellEnd"/>
       <w:r>
         <w:rPr>
           <w:rFonts w:ascii="Arial" w:eastAsia="Times New Roman" w:hAnsi="Arial" w:cs="Arial"/>
         </w:rPr>
         <w:t xml:space="preserve">} </w:t>
       </w:r>
-      <w:r>
-        <w:rPr>
-          <w:rFonts w:ascii="Arial" w:eastAsia="Times New Roman" w:hAnsi="Arial" w:cs="Arial"/>
-        </w:rPr>
-        <w:t>adalah sebagai berikut:</w:t>
-      </w:r>
-    </w:p>
-    <w:p>
-      <w:pPr>
-        <w:pStyle w:val="ListParagraph"/>
-        <w:spacing w:after="100" w:afterAutospacing="1" w:line="360" w:lineRule="auto"/>
-        <w:ind w:left="1276"/>
-        <w:rPr>
-          <w:rFonts w:ascii="Arial" w:eastAsia="Times New Roman" w:hAnsi="Arial" w:cs="Arial"/>
-        </w:rPr>
-      </w:pPr>
-      <w:r>
-        <w:rPr>
-          <w:rFonts w:ascii="Arial" w:eastAsia="Times New Roman" w:hAnsi="Arial" w:cs="Arial"/>
-        </w:rPr>
-        <w:t>${tujuan}</w:t>
+      <w:proofErr w:type="spellStart"/>
+      <w:r>
+        <w:rPr>
+          <w:rFonts w:ascii="Arial" w:eastAsia="Times New Roman" w:hAnsi="Arial" w:cs="Arial"/>
+        </w:rPr>
+        <w:t>adalah</w:t>
+      </w:r>
+      <w:proofErr w:type="spellEnd"/>
+      <w:r>
+        <w:rPr>
+          <w:rFonts w:ascii="Arial" w:eastAsia="Times New Roman" w:hAnsi="Arial" w:cs="Arial"/>
+        </w:rPr>
+        <w:t xml:space="preserve"> </w:t>
+      </w:r>
+      <w:proofErr w:type="spellStart"/>
+      <w:r>
+        <w:rPr>
+          <w:rFonts w:ascii="Arial" w:eastAsia="Times New Roman" w:hAnsi="Arial" w:cs="Arial"/>
+        </w:rPr>
+        <w:t>sebagai</w:t>
+      </w:r>
+      <w:proofErr w:type="spellEnd"/>
+      <w:r>
+        <w:rPr>
+          <w:rFonts w:ascii="Arial" w:eastAsia="Times New Roman" w:hAnsi="Arial" w:cs="Arial"/>
+        </w:rPr>
+        <w:t xml:space="preserve"> </w:t>
+      </w:r>
+      <w:proofErr w:type="spellStart"/>
+      <w:r>
+        <w:rPr>
+          <w:rFonts w:ascii="Arial" w:eastAsia="Times New Roman" w:hAnsi="Arial" w:cs="Arial"/>
+        </w:rPr>
+        <w:t>berikut</w:t>
+      </w:r>
+      <w:proofErr w:type="spellEnd"/>
+      <w:r>
+        <w:rPr>
+          <w:rFonts w:ascii="Arial" w:eastAsia="Times New Roman" w:hAnsi="Arial" w:cs="Arial"/>
+        </w:rPr>
+        <w:t>:</w:t>
       </w:r>
     </w:p>
     <w:p>
@@ -5284,6 +6474,101 @@
         <w:spacing w:after="100" w:afterAutospacing="1" w:line="360" w:lineRule="auto"/>
         <w:ind w:left="851"/>
         <w:jc w:val="both"/>
+        <w:rPr>
+          <w:rFonts w:ascii="Arial" w:eastAsia="Times New Roman" w:hAnsi="Arial" w:cs="Arial"/>
+        </w:rPr>
+      </w:pPr>
+      <w:r>
+        <w:rPr>
+          <w:rFonts w:ascii="Arial" w:eastAsia="Times New Roman" w:hAnsi="Arial" w:cs="Arial"/>
+        </w:rPr>
+        <w:t>${</w:t>
+      </w:r>
+      <w:proofErr w:type="spellStart"/>
+      <w:r>
+        <w:rPr>
+          <w:rFonts w:ascii="Arial" w:eastAsia="Times New Roman" w:hAnsi="Arial" w:cs="Arial"/>
+        </w:rPr>
+        <w:t>block_tujuan</w:t>
+      </w:r>
+      <w:proofErr w:type="spellEnd"/>
+      <w:r>
+        <w:rPr>
+          <w:rFonts w:ascii="Arial" w:eastAsia="Times New Roman" w:hAnsi="Arial" w:cs="Arial"/>
+        </w:rPr>
+        <w:t>}</w:t>
+      </w:r>
+    </w:p>
+    <w:p>
+      <w:pPr>
+        <w:pStyle w:val="ListParagraph"/>
+        <w:numPr>
+          <w:ilvl w:val="1"/>
+          <w:numId w:val="24"/>
+        </w:numPr>
+        <w:spacing w:after="100" w:afterAutospacing="1" w:line="360" w:lineRule="auto"/>
+        <w:jc w:val="both"/>
+        <w:rPr>
+          <w:rFonts w:ascii="Arial" w:eastAsia="Times New Roman" w:hAnsi="Arial" w:cs="Arial"/>
+        </w:rPr>
+      </w:pPr>
+      <w:r>
+        <w:rPr>
+          <w:rFonts w:ascii="Arial" w:eastAsia="Times New Roman" w:hAnsi="Arial" w:cs="Arial"/>
+        </w:rPr>
+        <w:t>${</w:t>
+      </w:r>
+      <w:proofErr w:type="spellStart"/>
+      <w:r>
+        <w:rPr>
+          <w:rFonts w:ascii="Arial" w:eastAsia="Times New Roman" w:hAnsi="Arial" w:cs="Arial"/>
+        </w:rPr>
+        <w:t>teks_tujuan</w:t>
+      </w:r>
+      <w:proofErr w:type="spellEnd"/>
+      <w:r>
+        <w:rPr>
+          <w:rFonts w:ascii="Arial" w:eastAsia="Times New Roman" w:hAnsi="Arial" w:cs="Arial"/>
+        </w:rPr>
+        <w:t>}</w:t>
+      </w:r>
+    </w:p>
+    <w:p>
+      <w:pPr>
+        <w:pStyle w:val="ListParagraph"/>
+        <w:spacing w:after="100" w:afterAutospacing="1" w:line="360" w:lineRule="auto"/>
+        <w:ind w:left="1440"/>
+        <w:jc w:val="both"/>
+        <w:rPr>
+          <w:rFonts w:ascii="Arial" w:eastAsia="Times New Roman" w:hAnsi="Arial" w:cs="Arial"/>
+        </w:rPr>
+      </w:pPr>
+      <w:r>
+        <w:rPr>
+          <w:rFonts w:ascii="Arial" w:eastAsia="Times New Roman" w:hAnsi="Arial" w:cs="Arial"/>
+        </w:rPr>
+        <w:t>${/</w:t>
+      </w:r>
+      <w:proofErr w:type="spellStart"/>
+      <w:r>
+        <w:rPr>
+          <w:rFonts w:ascii="Arial" w:eastAsia="Times New Roman" w:hAnsi="Arial" w:cs="Arial"/>
+        </w:rPr>
+        <w:t>block_tujuan</w:t>
+      </w:r>
+      <w:proofErr w:type="spellEnd"/>
+      <w:r>
+        <w:rPr>
+          <w:rFonts w:ascii="Arial" w:eastAsia="Times New Roman" w:hAnsi="Arial" w:cs="Arial"/>
+        </w:rPr>
+        <w:t>}</w:t>
+      </w:r>
+    </w:p>
+    <w:p>
+      <w:pPr>
+        <w:pStyle w:val="ListParagraph"/>
+        <w:spacing w:after="100" w:afterAutospacing="1" w:line="360" w:lineRule="auto"/>
+        <w:ind w:left="1276"/>
         <w:rPr>
           <w:rFonts w:ascii="Arial" w:eastAsia="Times New Roman" w:hAnsi="Arial" w:cs="Arial"/>
         </w:rPr>
@@ -5303,12 +6588,14 @@
           <w:rFonts w:ascii="Arial" w:eastAsia="Times New Roman" w:hAnsi="Arial" w:cs="Arial"/>
         </w:rPr>
       </w:pPr>
+      <w:proofErr w:type="spellStart"/>
       <w:r>
         <w:rPr>
           <w:rFonts w:ascii="Arial" w:hAnsi="Arial" w:cs="Arial"/>
         </w:rPr>
         <w:t>Sasaran</w:t>
       </w:r>
+      <w:proofErr w:type="spellEnd"/>
     </w:p>
     <w:p>
       <w:pPr>
@@ -5320,18 +6607,152 @@
           <w:rFonts w:ascii="Arial" w:eastAsia="Times New Roman" w:hAnsi="Arial" w:cs="Arial"/>
         </w:rPr>
       </w:pPr>
-      <w:r>
-        <w:rPr>
-          <w:rFonts w:ascii="Arial" w:eastAsia="Times New Roman" w:hAnsi="Arial" w:cs="Arial"/>
-        </w:rPr>
-        <w:t>Sasaran yang ingin dicapai dengan terlaksananya kegiatan ini adalah sebagai berikut:</w:t>
+      <w:proofErr w:type="spellStart"/>
+      <w:r>
+        <w:rPr>
+          <w:rFonts w:ascii="Arial" w:eastAsia="Times New Roman" w:hAnsi="Arial" w:cs="Arial"/>
+        </w:rPr>
+        <w:t>Sasaran</w:t>
+      </w:r>
+      <w:proofErr w:type="spellEnd"/>
+      <w:r>
+        <w:rPr>
+          <w:rFonts w:ascii="Arial" w:eastAsia="Times New Roman" w:hAnsi="Arial" w:cs="Arial"/>
+        </w:rPr>
+        <w:t xml:space="preserve"> yang </w:t>
+      </w:r>
+      <w:proofErr w:type="spellStart"/>
+      <w:r>
+        <w:rPr>
+          <w:rFonts w:ascii="Arial" w:eastAsia="Times New Roman" w:hAnsi="Arial" w:cs="Arial"/>
+        </w:rPr>
+        <w:t>ingin</w:t>
+      </w:r>
+      <w:proofErr w:type="spellEnd"/>
+      <w:r>
+        <w:rPr>
+          <w:rFonts w:ascii="Arial" w:eastAsia="Times New Roman" w:hAnsi="Arial" w:cs="Arial"/>
+        </w:rPr>
+        <w:t xml:space="preserve"> </w:t>
+      </w:r>
+      <w:proofErr w:type="spellStart"/>
+      <w:r>
+        <w:rPr>
+          <w:rFonts w:ascii="Arial" w:eastAsia="Times New Roman" w:hAnsi="Arial" w:cs="Arial"/>
+        </w:rPr>
+        <w:t>dicapai</w:t>
+      </w:r>
+      <w:proofErr w:type="spellEnd"/>
+      <w:r>
+        <w:rPr>
+          <w:rFonts w:ascii="Arial" w:eastAsia="Times New Roman" w:hAnsi="Arial" w:cs="Arial"/>
+        </w:rPr>
+        <w:t xml:space="preserve"> </w:t>
+      </w:r>
+      <w:proofErr w:type="spellStart"/>
+      <w:r>
+        <w:rPr>
+          <w:rFonts w:ascii="Arial" w:eastAsia="Times New Roman" w:hAnsi="Arial" w:cs="Arial"/>
+        </w:rPr>
+        <w:t>dengan</w:t>
+      </w:r>
+      <w:proofErr w:type="spellEnd"/>
+      <w:r>
+        <w:rPr>
+          <w:rFonts w:ascii="Arial" w:eastAsia="Times New Roman" w:hAnsi="Arial" w:cs="Arial"/>
+        </w:rPr>
+        <w:t xml:space="preserve"> </w:t>
+      </w:r>
+      <w:proofErr w:type="spellStart"/>
+      <w:r>
+        <w:rPr>
+          <w:rFonts w:ascii="Arial" w:eastAsia="Times New Roman" w:hAnsi="Arial" w:cs="Arial"/>
+        </w:rPr>
+        <w:t>terlaksananya</w:t>
+      </w:r>
+      <w:proofErr w:type="spellEnd"/>
+      <w:r>
+        <w:rPr>
+          <w:rFonts w:ascii="Arial" w:eastAsia="Times New Roman" w:hAnsi="Arial" w:cs="Arial"/>
+        </w:rPr>
+        <w:t xml:space="preserve"> </w:t>
+      </w:r>
+      <w:proofErr w:type="spellStart"/>
+      <w:r>
+        <w:rPr>
+          <w:rFonts w:ascii="Arial" w:eastAsia="Times New Roman" w:hAnsi="Arial" w:cs="Arial"/>
+        </w:rPr>
+        <w:t>kegiatan</w:t>
+      </w:r>
+      <w:proofErr w:type="spellEnd"/>
+      <w:r>
+        <w:rPr>
+          <w:rFonts w:ascii="Arial" w:eastAsia="Times New Roman" w:hAnsi="Arial" w:cs="Arial"/>
+        </w:rPr>
+        <w:t xml:space="preserve"> </w:t>
+      </w:r>
+      <w:proofErr w:type="spellStart"/>
+      <w:r>
+        <w:rPr>
+          <w:rFonts w:ascii="Arial" w:eastAsia="Times New Roman" w:hAnsi="Arial" w:cs="Arial"/>
+        </w:rPr>
+        <w:t>ini</w:t>
+      </w:r>
+      <w:proofErr w:type="spellEnd"/>
+      <w:r>
+        <w:rPr>
+          <w:rFonts w:ascii="Arial" w:eastAsia="Times New Roman" w:hAnsi="Arial" w:cs="Arial"/>
+        </w:rPr>
+        <w:t xml:space="preserve"> </w:t>
+      </w:r>
+      <w:proofErr w:type="spellStart"/>
+      <w:r>
+        <w:rPr>
+          <w:rFonts w:ascii="Arial" w:eastAsia="Times New Roman" w:hAnsi="Arial" w:cs="Arial"/>
+        </w:rPr>
+        <w:t>adalah</w:t>
+      </w:r>
+      <w:proofErr w:type="spellEnd"/>
+      <w:r>
+        <w:rPr>
+          <w:rFonts w:ascii="Arial" w:eastAsia="Times New Roman" w:hAnsi="Arial" w:cs="Arial"/>
+        </w:rPr>
+        <w:t xml:space="preserve"> </w:t>
+      </w:r>
+      <w:proofErr w:type="spellStart"/>
+      <w:r>
+        <w:rPr>
+          <w:rFonts w:ascii="Arial" w:eastAsia="Times New Roman" w:hAnsi="Arial" w:cs="Arial"/>
+        </w:rPr>
+        <w:t>sebagai</w:t>
+      </w:r>
+      <w:proofErr w:type="spellEnd"/>
+      <w:r>
+        <w:rPr>
+          <w:rFonts w:ascii="Arial" w:eastAsia="Times New Roman" w:hAnsi="Arial" w:cs="Arial"/>
+        </w:rPr>
+        <w:t xml:space="preserve"> </w:t>
+      </w:r>
+      <w:proofErr w:type="spellStart"/>
+      <w:r>
+        <w:rPr>
+          <w:rFonts w:ascii="Arial" w:eastAsia="Times New Roman" w:hAnsi="Arial" w:cs="Arial"/>
+        </w:rPr>
+        <w:t>berikut</w:t>
+      </w:r>
+      <w:proofErr w:type="spellEnd"/>
+      <w:r>
+        <w:rPr>
+          <w:rFonts w:ascii="Arial" w:eastAsia="Times New Roman" w:hAnsi="Arial" w:cs="Arial"/>
+        </w:rPr>
+        <w:t>:</w:t>
       </w:r>
     </w:p>
     <w:p>
       <w:pPr>
         <w:pStyle w:val="ListParagraph"/>
         <w:spacing w:after="100" w:afterAutospacing="1" w:line="360" w:lineRule="auto"/>
-        <w:ind w:left="1211"/>
+        <w:ind w:left="851"/>
         <w:jc w:val="both"/>
         <w:rPr>
           <w:rFonts w:ascii="Arial" w:eastAsia="Times New Roman" w:hAnsi="Arial" w:cs="Arial"/>
@@ -5341,19 +6762,99 @@
         <w:rPr>
           <w:rFonts w:ascii="Arial" w:eastAsia="Times New Roman" w:hAnsi="Arial" w:cs="Arial"/>
         </w:rPr>
-        <w:t>${sasaran}</w:t>
+        <w:t>${</w:t>
+      </w:r>
+      <w:proofErr w:type="spellStart"/>
+      <w:r>
+        <w:rPr>
+          <w:rFonts w:ascii="Arial" w:eastAsia="Times New Roman" w:hAnsi="Arial" w:cs="Arial"/>
+        </w:rPr>
+        <w:t>block_sasaran</w:t>
+      </w:r>
+      <w:proofErr w:type="spellEnd"/>
+      <w:r>
+        <w:rPr>
+          <w:rFonts w:ascii="Arial" w:eastAsia="Times New Roman" w:hAnsi="Arial" w:cs="Arial"/>
+        </w:rPr>
+        <w:t>}</w:t>
       </w:r>
     </w:p>
     <w:p>
       <w:pPr>
         <w:pStyle w:val="ListParagraph"/>
+        <w:numPr>
+          <w:ilvl w:val="1"/>
+          <w:numId w:val="24"/>
+        </w:numPr>
         <w:spacing w:after="100" w:afterAutospacing="1" w:line="360" w:lineRule="auto"/>
-        <w:ind w:left="1276"/>
         <w:jc w:val="both"/>
         <w:rPr>
           <w:rFonts w:ascii="Arial" w:eastAsia="Times New Roman" w:hAnsi="Arial" w:cs="Arial"/>
         </w:rPr>
       </w:pPr>
+      <w:r>
+        <w:rPr>
+          <w:rFonts w:ascii="Arial" w:eastAsia="Times New Roman" w:hAnsi="Arial" w:cs="Arial"/>
+        </w:rPr>
+        <w:t>${</w:t>
+      </w:r>
+      <w:proofErr w:type="spellStart"/>
+      <w:r>
+        <w:rPr>
+          <w:rFonts w:ascii="Arial" w:eastAsia="Times New Roman" w:hAnsi="Arial" w:cs="Arial"/>
+        </w:rPr>
+        <w:t>teks_sasar</w:t>
+      </w:r>
+      <w:r>
+        <w:rPr>
+          <w:rFonts w:ascii="Arial" w:eastAsia="Times New Roman" w:hAnsi="Arial" w:cs="Arial"/>
+        </w:rPr>
+        <w:t>a</w:t>
+      </w:r>
+      <w:r>
+        <w:rPr>
+          <w:rFonts w:ascii="Arial" w:eastAsia="Times New Roman" w:hAnsi="Arial" w:cs="Arial"/>
+        </w:rPr>
+        <w:t>n</w:t>
+      </w:r>
+      <w:proofErr w:type="spellEnd"/>
+      <w:r>
+        <w:rPr>
+          <w:rFonts w:ascii="Arial" w:eastAsia="Times New Roman" w:hAnsi="Arial" w:cs="Arial"/>
+        </w:rPr>
+        <w:t>}</w:t>
+      </w:r>
+    </w:p>
+    <w:p>
+      <w:pPr>
+        <w:pStyle w:val="ListParagraph"/>
+        <w:spacing w:after="100" w:afterAutospacing="1" w:line="360" w:lineRule="auto"/>
+        <w:ind w:left="1440"/>
+        <w:jc w:val="both"/>
+        <w:rPr>
+          <w:rFonts w:ascii="Arial" w:eastAsia="Times New Roman" w:hAnsi="Arial" w:cs="Arial"/>
+        </w:rPr>
+      </w:pPr>
+      <w:r>
+        <w:rPr>
+          <w:rFonts w:ascii="Arial" w:eastAsia="Times New Roman" w:hAnsi="Arial" w:cs="Arial"/>
+        </w:rPr>
+        <w:t>${/</w:t>
+      </w:r>
+      <w:proofErr w:type="spellStart"/>
+      <w:r>
+        <w:rPr>
+          <w:rFonts w:ascii="Arial" w:eastAsia="Times New Roman" w:hAnsi="Arial" w:cs="Arial"/>
+        </w:rPr>
+        <w:t>block_sasaran</w:t>
+      </w:r>
+      <w:proofErr w:type="spellEnd"/>
+      <w:r>
+        <w:rPr>
+          <w:rFonts w:ascii="Arial" w:eastAsia="Times New Roman" w:hAnsi="Arial" w:cs="Arial"/>
+        </w:rPr>
+        <w:t>}</w:t>
+      </w:r>
     </w:p>
     <w:p>
       <w:pPr>
@@ -5373,8 +6874,16 @@
         <w:rPr>
           <w:rFonts w:ascii="Arial" w:eastAsia="Times New Roman" w:hAnsi="Arial" w:cs="Arial"/>
         </w:rPr>
-        <w:t>Ruang lingkup</w:t>
-      </w:r>
+        <w:t xml:space="preserve">Ruang </w:t>
+      </w:r>
+      <w:proofErr w:type="spellStart"/>
+      <w:r>
+        <w:rPr>
+          <w:rFonts w:ascii="Arial" w:eastAsia="Times New Roman" w:hAnsi="Arial" w:cs="Arial"/>
+        </w:rPr>
+        <w:t>lingkup</w:t>
+      </w:r>
+      <w:proofErr w:type="spellEnd"/>
     </w:p>
     <w:p>
       <w:pPr>
@@ -5386,11 +6895,145 @@
           <w:rFonts w:ascii="Arial" w:eastAsia="Times New Roman" w:hAnsi="Arial" w:cs="Arial"/>
         </w:rPr>
       </w:pPr>
-      <w:r>
-        <w:rPr>
-          <w:rFonts w:ascii="Arial" w:eastAsia="Times New Roman" w:hAnsi="Arial" w:cs="Arial"/>
-        </w:rPr>
-        <w:t xml:space="preserve">Dengan adanya laporan bulanan ini diharapkan dapat menjadi acuan dan pegangan </w:t>
+      <w:proofErr w:type="spellStart"/>
+      <w:r>
+        <w:rPr>
+          <w:rFonts w:ascii="Arial" w:eastAsia="Times New Roman" w:hAnsi="Arial" w:cs="Arial"/>
+        </w:rPr>
+        <w:t>Dengan</w:t>
+      </w:r>
+      <w:proofErr w:type="spellEnd"/>
+      <w:r>
+        <w:rPr>
+          <w:rFonts w:ascii="Arial" w:eastAsia="Times New Roman" w:hAnsi="Arial" w:cs="Arial"/>
+        </w:rPr>
+        <w:t xml:space="preserve"> </w:t>
+      </w:r>
+      <w:proofErr w:type="spellStart"/>
+      <w:r>
+        <w:rPr>
+          <w:rFonts w:ascii="Arial" w:eastAsia="Times New Roman" w:hAnsi="Arial" w:cs="Arial"/>
+        </w:rPr>
+        <w:t>adanya</w:t>
+      </w:r>
+      <w:proofErr w:type="spellEnd"/>
+      <w:r>
+        <w:rPr>
+          <w:rFonts w:ascii="Arial" w:eastAsia="Times New Roman" w:hAnsi="Arial" w:cs="Arial"/>
+        </w:rPr>
+        <w:t xml:space="preserve"> </w:t>
+      </w:r>
+      <w:proofErr w:type="spellStart"/>
+      <w:r>
+        <w:rPr>
+          <w:rFonts w:ascii="Arial" w:eastAsia="Times New Roman" w:hAnsi="Arial" w:cs="Arial"/>
+        </w:rPr>
+        <w:t>laporan</w:t>
+      </w:r>
+      <w:proofErr w:type="spellEnd"/>
+      <w:r>
+        <w:rPr>
+          <w:rFonts w:ascii="Arial" w:eastAsia="Times New Roman" w:hAnsi="Arial" w:cs="Arial"/>
+        </w:rPr>
+        <w:t xml:space="preserve"> </w:t>
+      </w:r>
+      <w:proofErr w:type="spellStart"/>
+      <w:r>
+        <w:rPr>
+          <w:rFonts w:ascii="Arial" w:eastAsia="Times New Roman" w:hAnsi="Arial" w:cs="Arial"/>
+        </w:rPr>
+        <w:t>bulanan</w:t>
+      </w:r>
+      <w:proofErr w:type="spellEnd"/>
+      <w:r>
+        <w:rPr>
+          <w:rFonts w:ascii="Arial" w:eastAsia="Times New Roman" w:hAnsi="Arial" w:cs="Arial"/>
+        </w:rPr>
+        <w:t xml:space="preserve"> </w:t>
+      </w:r>
+      <w:proofErr w:type="spellStart"/>
+      <w:r>
+        <w:rPr>
+          <w:rFonts w:ascii="Arial" w:eastAsia="Times New Roman" w:hAnsi="Arial" w:cs="Arial"/>
+        </w:rPr>
+        <w:t>ini</w:t>
+      </w:r>
+      <w:proofErr w:type="spellEnd"/>
+      <w:r>
+        <w:rPr>
+          <w:rFonts w:ascii="Arial" w:eastAsia="Times New Roman" w:hAnsi="Arial" w:cs="Arial"/>
+        </w:rPr>
+        <w:t xml:space="preserve"> </w:t>
+      </w:r>
+      <w:proofErr w:type="spellStart"/>
+      <w:r>
+        <w:rPr>
+          <w:rFonts w:ascii="Arial" w:eastAsia="Times New Roman" w:hAnsi="Arial" w:cs="Arial"/>
+        </w:rPr>
+        <w:t>diharapkan</w:t>
+      </w:r>
+      <w:proofErr w:type="spellEnd"/>
+      <w:r>
+        <w:rPr>
+          <w:rFonts w:ascii="Arial" w:eastAsia="Times New Roman" w:hAnsi="Arial" w:cs="Arial"/>
+        </w:rPr>
+        <w:t xml:space="preserve"> </w:t>
+      </w:r>
+      <w:proofErr w:type="spellStart"/>
+      <w:r>
+        <w:rPr>
+          <w:rFonts w:ascii="Arial" w:eastAsia="Times New Roman" w:hAnsi="Arial" w:cs="Arial"/>
+        </w:rPr>
+        <w:t>dapat</w:t>
+      </w:r>
+      <w:proofErr w:type="spellEnd"/>
+      <w:r>
+        <w:rPr>
+          <w:rFonts w:ascii="Arial" w:eastAsia="Times New Roman" w:hAnsi="Arial" w:cs="Arial"/>
+        </w:rPr>
+        <w:t xml:space="preserve"> </w:t>
+      </w:r>
+      <w:proofErr w:type="spellStart"/>
+      <w:r>
+        <w:rPr>
+          <w:rFonts w:ascii="Arial" w:eastAsia="Times New Roman" w:hAnsi="Arial" w:cs="Arial"/>
+        </w:rPr>
+        <w:t>menjadi</w:t>
+      </w:r>
+      <w:proofErr w:type="spellEnd"/>
+      <w:r>
+        <w:rPr>
+          <w:rFonts w:ascii="Arial" w:eastAsia="Times New Roman" w:hAnsi="Arial" w:cs="Arial"/>
+        </w:rPr>
+        <w:t xml:space="preserve"> </w:t>
+      </w:r>
+      <w:proofErr w:type="spellStart"/>
+      <w:r>
+        <w:rPr>
+          <w:rFonts w:ascii="Arial" w:eastAsia="Times New Roman" w:hAnsi="Arial" w:cs="Arial"/>
+        </w:rPr>
+        <w:t>acuan</w:t>
+      </w:r>
+      <w:proofErr w:type="spellEnd"/>
+      <w:r>
+        <w:rPr>
+          <w:rFonts w:ascii="Arial" w:eastAsia="Times New Roman" w:hAnsi="Arial" w:cs="Arial"/>
+        </w:rPr>
+        <w:t xml:space="preserve"> dan </w:t>
+      </w:r>
+      <w:proofErr w:type="spellStart"/>
+      <w:r>
+        <w:rPr>
+          <w:rFonts w:ascii="Arial" w:eastAsia="Times New Roman" w:hAnsi="Arial" w:cs="Arial"/>
+        </w:rPr>
+        <w:t>pegangan</w:t>
+      </w:r>
+      <w:proofErr w:type="spellEnd"/>
+      <w:r>
+        <w:rPr>
+          <w:rFonts w:ascii="Arial" w:eastAsia="Times New Roman" w:hAnsi="Arial" w:cs="Arial"/>
+        </w:rPr>
+        <w:t xml:space="preserve"> </w:t>
       </w:r>
     </w:p>
     <w:p>
@@ -5403,64 +7046,347 @@
           <w:rFonts w:ascii="Arial" w:eastAsia="Times New Roman" w:hAnsi="Arial" w:cs="Arial"/>
         </w:rPr>
       </w:pPr>
-      <w:r>
-        <w:rPr>
-          <w:rFonts w:ascii="Arial" w:eastAsia="Times New Roman" w:hAnsi="Arial" w:cs="Arial"/>
-        </w:rPr>
-        <w:t xml:space="preserve">untuk pelaksanaan operasional dan pengembangan lebih lanjut kearah yang lebih baik lagi. Ruang lingkup pekerjaan </w:t>
-      </w:r>
-      <w:r>
-        <w:rPr>
-          <w:rFonts w:ascii="Arial" w:eastAsia="Times New Roman" w:hAnsi="Arial" w:cs="Arial"/>
-        </w:rPr>
-        <w:t>${nama_kontrak}</w:t>
-      </w:r>
+      <w:proofErr w:type="spellStart"/>
+      <w:r>
+        <w:rPr>
+          <w:rFonts w:ascii="Arial" w:eastAsia="Times New Roman" w:hAnsi="Arial" w:cs="Arial"/>
+        </w:rPr>
+        <w:t>untuk</w:t>
+      </w:r>
+      <w:proofErr w:type="spellEnd"/>
       <w:r>
         <w:rPr>
           <w:rFonts w:ascii="Arial" w:eastAsia="Times New Roman" w:hAnsi="Arial" w:cs="Arial"/>
         </w:rPr>
         <w:t xml:space="preserve"> </w:t>
       </w:r>
-      <w:r>
-        <w:rPr>
-          <w:rFonts w:ascii="Arial" w:eastAsia="Times New Roman" w:hAnsi="Arial" w:cs="Arial"/>
-        </w:rPr>
-        <w:t>adalah sebagai berikut:</w:t>
+      <w:proofErr w:type="spellStart"/>
+      <w:r>
+        <w:rPr>
+          <w:rFonts w:ascii="Arial" w:eastAsia="Times New Roman" w:hAnsi="Arial" w:cs="Arial"/>
+        </w:rPr>
+        <w:t>pelaksanaan</w:t>
+      </w:r>
+      <w:proofErr w:type="spellEnd"/>
+      <w:r>
+        <w:rPr>
+          <w:rFonts w:ascii="Arial" w:eastAsia="Times New Roman" w:hAnsi="Arial" w:cs="Arial"/>
+        </w:rPr>
+        <w:t xml:space="preserve"> </w:t>
+      </w:r>
+      <w:proofErr w:type="spellStart"/>
+      <w:r>
+        <w:rPr>
+          <w:rFonts w:ascii="Arial" w:eastAsia="Times New Roman" w:hAnsi="Arial" w:cs="Arial"/>
+        </w:rPr>
+        <w:t>operasional</w:t>
+      </w:r>
+      <w:proofErr w:type="spellEnd"/>
+      <w:r>
+        <w:rPr>
+          <w:rFonts w:ascii="Arial" w:eastAsia="Times New Roman" w:hAnsi="Arial" w:cs="Arial"/>
+        </w:rPr>
+        <w:t xml:space="preserve"> dan </w:t>
+      </w:r>
+      <w:proofErr w:type="spellStart"/>
+      <w:r>
+        <w:rPr>
+          <w:rFonts w:ascii="Arial" w:eastAsia="Times New Roman" w:hAnsi="Arial" w:cs="Arial"/>
+        </w:rPr>
+        <w:t>pengembangan</w:t>
+      </w:r>
+      <w:proofErr w:type="spellEnd"/>
+      <w:r>
+        <w:rPr>
+          <w:rFonts w:ascii="Arial" w:eastAsia="Times New Roman" w:hAnsi="Arial" w:cs="Arial"/>
+        </w:rPr>
+        <w:t xml:space="preserve"> </w:t>
+      </w:r>
+      <w:proofErr w:type="spellStart"/>
+      <w:r>
+        <w:rPr>
+          <w:rFonts w:ascii="Arial" w:eastAsia="Times New Roman" w:hAnsi="Arial" w:cs="Arial"/>
+        </w:rPr>
+        <w:t>lebih</w:t>
+      </w:r>
+      <w:proofErr w:type="spellEnd"/>
+      <w:r>
+        <w:rPr>
+          <w:rFonts w:ascii="Arial" w:eastAsia="Times New Roman" w:hAnsi="Arial" w:cs="Arial"/>
+        </w:rPr>
+        <w:t xml:space="preserve"> </w:t>
+      </w:r>
+      <w:proofErr w:type="spellStart"/>
+      <w:r>
+        <w:rPr>
+          <w:rFonts w:ascii="Arial" w:eastAsia="Times New Roman" w:hAnsi="Arial" w:cs="Arial"/>
+        </w:rPr>
+        <w:t>lanjut</w:t>
+      </w:r>
+      <w:proofErr w:type="spellEnd"/>
+      <w:r>
+        <w:rPr>
+          <w:rFonts w:ascii="Arial" w:eastAsia="Times New Roman" w:hAnsi="Arial" w:cs="Arial"/>
+        </w:rPr>
+        <w:t xml:space="preserve"> </w:t>
+      </w:r>
+      <w:proofErr w:type="spellStart"/>
+      <w:r>
+        <w:rPr>
+          <w:rFonts w:ascii="Arial" w:eastAsia="Times New Roman" w:hAnsi="Arial" w:cs="Arial"/>
+        </w:rPr>
+        <w:t>kearah</w:t>
+      </w:r>
+      <w:proofErr w:type="spellEnd"/>
+      <w:r>
+        <w:rPr>
+          <w:rFonts w:ascii="Arial" w:eastAsia="Times New Roman" w:hAnsi="Arial" w:cs="Arial"/>
+        </w:rPr>
+        <w:t xml:space="preserve"> yang </w:t>
+      </w:r>
+      <w:proofErr w:type="spellStart"/>
+      <w:r>
+        <w:rPr>
+          <w:rFonts w:ascii="Arial" w:eastAsia="Times New Roman" w:hAnsi="Arial" w:cs="Arial"/>
+        </w:rPr>
+        <w:t>lebih</w:t>
+      </w:r>
+      <w:proofErr w:type="spellEnd"/>
+      <w:r>
+        <w:rPr>
+          <w:rFonts w:ascii="Arial" w:eastAsia="Times New Roman" w:hAnsi="Arial" w:cs="Arial"/>
+        </w:rPr>
+        <w:t xml:space="preserve"> </w:t>
+      </w:r>
+      <w:proofErr w:type="spellStart"/>
+      <w:r>
+        <w:rPr>
+          <w:rFonts w:ascii="Arial" w:eastAsia="Times New Roman" w:hAnsi="Arial" w:cs="Arial"/>
+        </w:rPr>
+        <w:t>baik</w:t>
+      </w:r>
+      <w:proofErr w:type="spellEnd"/>
+      <w:r>
+        <w:rPr>
+          <w:rFonts w:ascii="Arial" w:eastAsia="Times New Roman" w:hAnsi="Arial" w:cs="Arial"/>
+        </w:rPr>
+        <w:t xml:space="preserve"> </w:t>
+      </w:r>
+      <w:proofErr w:type="spellStart"/>
+      <w:r>
+        <w:rPr>
+          <w:rFonts w:ascii="Arial" w:eastAsia="Times New Roman" w:hAnsi="Arial" w:cs="Arial"/>
+        </w:rPr>
+        <w:t>lagi</w:t>
+      </w:r>
+      <w:proofErr w:type="spellEnd"/>
+      <w:r>
+        <w:rPr>
+          <w:rFonts w:ascii="Arial" w:eastAsia="Times New Roman" w:hAnsi="Arial" w:cs="Arial"/>
+        </w:rPr>
+        <w:t xml:space="preserve">. Ruang </w:t>
+      </w:r>
+      <w:proofErr w:type="spellStart"/>
+      <w:r>
+        <w:rPr>
+          <w:rFonts w:ascii="Arial" w:eastAsia="Times New Roman" w:hAnsi="Arial" w:cs="Arial"/>
+        </w:rPr>
+        <w:t>lingkup</w:t>
+      </w:r>
+      <w:proofErr w:type="spellEnd"/>
+      <w:r>
+        <w:rPr>
+          <w:rFonts w:ascii="Arial" w:eastAsia="Times New Roman" w:hAnsi="Arial" w:cs="Arial"/>
+        </w:rPr>
+        <w:t xml:space="preserve"> </w:t>
+      </w:r>
+      <w:proofErr w:type="spellStart"/>
+      <w:r>
+        <w:rPr>
+          <w:rFonts w:ascii="Arial" w:eastAsia="Times New Roman" w:hAnsi="Arial" w:cs="Arial"/>
+        </w:rPr>
+        <w:t>pekerjaan</w:t>
+      </w:r>
+      <w:proofErr w:type="spellEnd"/>
+      <w:r>
+        <w:rPr>
+          <w:rFonts w:ascii="Arial" w:eastAsia="Times New Roman" w:hAnsi="Arial" w:cs="Arial"/>
+        </w:rPr>
+        <w:t xml:space="preserve"> </w:t>
+      </w:r>
+      <w:r>
+        <w:rPr>
+          <w:rFonts w:ascii="Arial" w:eastAsia="Times New Roman" w:hAnsi="Arial" w:cs="Arial"/>
+        </w:rPr>
+        <w:t>${</w:t>
+      </w:r>
+      <w:proofErr w:type="spellStart"/>
+      <w:r>
+        <w:rPr>
+          <w:rFonts w:ascii="Arial" w:eastAsia="Times New Roman" w:hAnsi="Arial" w:cs="Arial"/>
+        </w:rPr>
+        <w:t>nama_kontrak</w:t>
+      </w:r>
+      <w:proofErr w:type="spellEnd"/>
+      <w:r>
+        <w:rPr>
+          <w:rFonts w:ascii="Arial" w:eastAsia="Times New Roman" w:hAnsi="Arial" w:cs="Arial"/>
+        </w:rPr>
+        <w:t>}</w:t>
+      </w:r>
+      <w:r>
+        <w:rPr>
+          <w:rFonts w:ascii="Arial" w:eastAsia="Times New Roman" w:hAnsi="Arial" w:cs="Arial"/>
+        </w:rPr>
+        <w:t xml:space="preserve"> </w:t>
+      </w:r>
+      <w:proofErr w:type="spellStart"/>
+      <w:r>
+        <w:rPr>
+          <w:rFonts w:ascii="Arial" w:eastAsia="Times New Roman" w:hAnsi="Arial" w:cs="Arial"/>
+        </w:rPr>
+        <w:t>adalah</w:t>
+      </w:r>
+      <w:proofErr w:type="spellEnd"/>
+      <w:r>
+        <w:rPr>
+          <w:rFonts w:ascii="Arial" w:eastAsia="Times New Roman" w:hAnsi="Arial" w:cs="Arial"/>
+        </w:rPr>
+        <w:t xml:space="preserve"> </w:t>
+      </w:r>
+      <w:proofErr w:type="spellStart"/>
+      <w:r>
+        <w:rPr>
+          <w:rFonts w:ascii="Arial" w:eastAsia="Times New Roman" w:hAnsi="Arial" w:cs="Arial"/>
+        </w:rPr>
+        <w:t>sebagai</w:t>
+      </w:r>
+      <w:proofErr w:type="spellEnd"/>
+      <w:r>
+        <w:rPr>
+          <w:rFonts w:ascii="Arial" w:eastAsia="Times New Roman" w:hAnsi="Arial" w:cs="Arial"/>
+        </w:rPr>
+        <w:t xml:space="preserve"> </w:t>
+      </w:r>
+      <w:proofErr w:type="spellStart"/>
+      <w:r>
+        <w:rPr>
+          <w:rFonts w:ascii="Arial" w:eastAsia="Times New Roman" w:hAnsi="Arial" w:cs="Arial"/>
+        </w:rPr>
+        <w:t>berikut</w:t>
+      </w:r>
+      <w:proofErr w:type="spellEnd"/>
+      <w:r>
+        <w:rPr>
+          <w:rFonts w:ascii="Arial" w:eastAsia="Times New Roman" w:hAnsi="Arial" w:cs="Arial"/>
+        </w:rPr>
+        <w:t>:</w:t>
       </w:r>
     </w:p>
     <w:p>
       <w:pPr>
         <w:pStyle w:val="ListParagraph"/>
-        <w:spacing w:after="0" w:line="360" w:lineRule="auto"/>
-        <w:ind w:left="1134"/>
+        <w:spacing w:after="100" w:afterAutospacing="1" w:line="360" w:lineRule="auto"/>
+        <w:ind w:left="851"/>
         <w:jc w:val="both"/>
         <w:rPr>
-          <w:rFonts w:ascii="Arial" w:hAnsi="Arial" w:cs="Arial"/>
-          <w:sz w:val="24"/>
-          <w:szCs w:val="24"/>
-        </w:rPr>
-      </w:pPr>
-      <w:r>
-        <w:rPr>
-          <w:rFonts w:ascii="Arial" w:hAnsi="Arial" w:cs="Arial"/>
-          <w:sz w:val="24"/>
-          <w:szCs w:val="24"/>
-        </w:rPr>
-        <w:t>${ruang_lingkup}</w:t>
+          <w:rFonts w:ascii="Arial" w:eastAsia="Times New Roman" w:hAnsi="Arial" w:cs="Arial"/>
+        </w:rPr>
+      </w:pPr>
+      <w:r>
+        <w:rPr>
+          <w:rFonts w:ascii="Arial" w:eastAsia="Times New Roman" w:hAnsi="Arial" w:cs="Arial"/>
+        </w:rPr>
+        <w:t>${</w:t>
+      </w:r>
+      <w:proofErr w:type="spellStart"/>
+      <w:r>
+        <w:rPr>
+          <w:rFonts w:ascii="Arial" w:eastAsia="Times New Roman" w:hAnsi="Arial" w:cs="Arial"/>
+        </w:rPr>
+        <w:t>block_ruang_lingkup</w:t>
+      </w:r>
+      <w:proofErr w:type="spellEnd"/>
+      <w:r>
+        <w:rPr>
+          <w:rFonts w:ascii="Arial" w:eastAsia="Times New Roman" w:hAnsi="Arial" w:cs="Arial"/>
+        </w:rPr>
+        <w:t>}</w:t>
       </w:r>
     </w:p>
     <w:p>
       <w:pPr>
         <w:pStyle w:val="ListParagraph"/>
-        <w:spacing w:after="0" w:line="360" w:lineRule="auto"/>
-        <w:ind w:left="1134"/>
+        <w:numPr>
+          <w:ilvl w:val="0"/>
+          <w:numId w:val="39"/>
+        </w:numPr>
+        <w:spacing w:after="100" w:afterAutospacing="1" w:line="360" w:lineRule="auto"/>
         <w:jc w:val="both"/>
         <w:rPr>
-          <w:rFonts w:ascii="Arial" w:eastAsia="Arial" w:hAnsi="Arial" w:cs="Arial"/>
-          <w:noProof/>
-          <w:color w:val="000000"/>
-          <w:sz w:val="24"/>
-          <w:szCs w:val="24"/>
+          <w:rFonts w:ascii="Arial" w:eastAsia="Times New Roman" w:hAnsi="Arial" w:cs="Arial"/>
+        </w:rPr>
+      </w:pPr>
+      <w:r>
+        <w:rPr>
+          <w:rFonts w:ascii="Arial" w:eastAsia="Times New Roman" w:hAnsi="Arial" w:cs="Arial"/>
+        </w:rPr>
+        <w:t>${</w:t>
+      </w:r>
+      <w:proofErr w:type="spellStart"/>
+      <w:r>
+        <w:rPr>
+          <w:rFonts w:ascii="Arial" w:eastAsia="Times New Roman" w:hAnsi="Arial" w:cs="Arial"/>
+        </w:rPr>
+        <w:t>teks_ruang_lingkup</w:t>
+      </w:r>
+      <w:proofErr w:type="spellEnd"/>
+      <w:r>
+        <w:rPr>
+          <w:rFonts w:ascii="Arial" w:eastAsia="Times New Roman" w:hAnsi="Arial" w:cs="Arial"/>
+        </w:rPr>
+        <w:t>}</w:t>
+      </w:r>
+    </w:p>
+    <w:p>
+      <w:pPr>
+        <w:pStyle w:val="ListParagraph"/>
+        <w:spacing w:after="100" w:afterAutospacing="1" w:line="360" w:lineRule="auto"/>
+        <w:ind w:left="1800"/>
+        <w:jc w:val="both"/>
+        <w:rPr>
+          <w:rFonts w:ascii="Arial" w:eastAsia="Times New Roman" w:hAnsi="Arial" w:cs="Arial"/>
+        </w:rPr>
+      </w:pPr>
+      <w:r>
+        <w:rPr>
+          <w:rFonts w:ascii="Arial" w:eastAsia="Times New Roman" w:hAnsi="Arial" w:cs="Arial"/>
+        </w:rPr>
+        <w:t>${/</w:t>
+      </w:r>
+      <w:proofErr w:type="spellStart"/>
+      <w:r>
+        <w:rPr>
+          <w:rFonts w:ascii="Arial" w:eastAsia="Times New Roman" w:hAnsi="Arial" w:cs="Arial"/>
+        </w:rPr>
+        <w:t>block_ruang_lingkup</w:t>
+      </w:r>
+      <w:proofErr w:type="spellEnd"/>
+      <w:r>
+        <w:rPr>
+          <w:rFonts w:ascii="Arial" w:eastAsia="Times New Roman" w:hAnsi="Arial" w:cs="Arial"/>
+        </w:rPr>
+        <w:t>}</w:t>
+      </w:r>
+    </w:p>
+    <w:p>
+      <w:pPr>
+        <w:pStyle w:val="ListParagraph"/>
+        <w:spacing w:after="100" w:afterAutospacing="1" w:line="360" w:lineRule="auto"/>
+        <w:ind w:left="851"/>
+        <w:jc w:val="both"/>
+        <w:rPr>
+          <w:rFonts w:ascii="Arial" w:eastAsia="Times New Roman" w:hAnsi="Arial" w:cs="Arial"/>
         </w:rPr>
       </w:pPr>
     </w:p>
@@ -5482,8 +7408,16 @@
         <w:rPr>
           <w:rFonts w:ascii="Arial" w:eastAsia="Times New Roman" w:hAnsi="Arial" w:cs="Arial"/>
         </w:rPr>
-        <w:t>Target / Sasaran</w:t>
-      </w:r>
+        <w:t xml:space="preserve">Target / </w:t>
+      </w:r>
+      <w:proofErr w:type="spellStart"/>
+      <w:r>
+        <w:rPr>
+          <w:rFonts w:ascii="Arial" w:eastAsia="Times New Roman" w:hAnsi="Arial" w:cs="Arial"/>
+        </w:rPr>
+        <w:t>Sasaran</w:t>
+      </w:r>
+      <w:proofErr w:type="spellEnd"/>
     </w:p>
     <w:p>
       <w:pPr>
@@ -5499,20 +7433,126 @@
         <w:rPr>
           <w:rFonts w:ascii="Arial" w:eastAsia="Times New Roman" w:hAnsi="Arial" w:cs="Arial"/>
         </w:rPr>
-        <w:t xml:space="preserve">Target yang ingin dicapai pada bulan </w:t>
-      </w:r>
-      <w:r>
-        <w:rPr>
-          <w:rFonts w:ascii="Arial" w:eastAsia="Times New Roman" w:hAnsi="Arial" w:cs="Arial"/>
-        </w:rPr>
-        <w:t>${bulan} ${tahun}</w:t>
-      </w:r>
-      <w:r>
-        <w:rPr>
-          <w:rFonts w:ascii="Arial" w:eastAsia="Times New Roman" w:hAnsi="Arial" w:cs="Arial"/>
-        </w:rPr>
-        <w:t xml:space="preserve"> adalah sebagai berikut</w:t>
-      </w:r>
+        <w:t xml:space="preserve">Target yang </w:t>
+      </w:r>
+      <w:proofErr w:type="spellStart"/>
+      <w:r>
+        <w:rPr>
+          <w:rFonts w:ascii="Arial" w:eastAsia="Times New Roman" w:hAnsi="Arial" w:cs="Arial"/>
+        </w:rPr>
+        <w:t>ingin</w:t>
+      </w:r>
+      <w:proofErr w:type="spellEnd"/>
+      <w:r>
+        <w:rPr>
+          <w:rFonts w:ascii="Arial" w:eastAsia="Times New Roman" w:hAnsi="Arial" w:cs="Arial"/>
+        </w:rPr>
+        <w:t xml:space="preserve"> </w:t>
+      </w:r>
+      <w:proofErr w:type="spellStart"/>
+      <w:r>
+        <w:rPr>
+          <w:rFonts w:ascii="Arial" w:eastAsia="Times New Roman" w:hAnsi="Arial" w:cs="Arial"/>
+        </w:rPr>
+        <w:t>dicapai</w:t>
+      </w:r>
+      <w:proofErr w:type="spellEnd"/>
+      <w:r>
+        <w:rPr>
+          <w:rFonts w:ascii="Arial" w:eastAsia="Times New Roman" w:hAnsi="Arial" w:cs="Arial"/>
+        </w:rPr>
+        <w:t xml:space="preserve"> pada </w:t>
+      </w:r>
+      <w:proofErr w:type="spellStart"/>
+      <w:r>
+        <w:rPr>
+          <w:rFonts w:ascii="Arial" w:eastAsia="Times New Roman" w:hAnsi="Arial" w:cs="Arial"/>
+        </w:rPr>
+        <w:t>bulan</w:t>
+      </w:r>
+      <w:proofErr w:type="spellEnd"/>
+      <w:r>
+        <w:rPr>
+          <w:rFonts w:ascii="Arial" w:eastAsia="Times New Roman" w:hAnsi="Arial" w:cs="Arial"/>
+        </w:rPr>
+        <w:t xml:space="preserve"> </w:t>
+      </w:r>
+      <w:r>
+        <w:rPr>
+          <w:rFonts w:ascii="Arial" w:eastAsia="Times New Roman" w:hAnsi="Arial" w:cs="Arial"/>
+        </w:rPr>
+        <w:t>${</w:t>
+      </w:r>
+      <w:proofErr w:type="spellStart"/>
+      <w:r>
+        <w:rPr>
+          <w:rFonts w:ascii="Arial" w:eastAsia="Times New Roman" w:hAnsi="Arial" w:cs="Arial"/>
+        </w:rPr>
+        <w:t>bulan</w:t>
+      </w:r>
+      <w:proofErr w:type="spellEnd"/>
+      <w:r>
+        <w:rPr>
+          <w:rFonts w:ascii="Arial" w:eastAsia="Times New Roman" w:hAnsi="Arial" w:cs="Arial"/>
+        </w:rPr>
+        <w:t>} ${</w:t>
+      </w:r>
+      <w:proofErr w:type="spellStart"/>
+      <w:r>
+        <w:rPr>
+          <w:rFonts w:ascii="Arial" w:eastAsia="Times New Roman" w:hAnsi="Arial" w:cs="Arial"/>
+        </w:rPr>
+        <w:t>tahun</w:t>
+      </w:r>
+      <w:proofErr w:type="spellEnd"/>
+      <w:r>
+        <w:rPr>
+          <w:rFonts w:ascii="Arial" w:eastAsia="Times New Roman" w:hAnsi="Arial" w:cs="Arial"/>
+        </w:rPr>
+        <w:t>}</w:t>
+      </w:r>
+      <w:r>
+        <w:rPr>
+          <w:rFonts w:ascii="Arial" w:eastAsia="Times New Roman" w:hAnsi="Arial" w:cs="Arial"/>
+        </w:rPr>
+        <w:t xml:space="preserve"> </w:t>
+      </w:r>
+      <w:proofErr w:type="spellStart"/>
+      <w:r>
+        <w:rPr>
+          <w:rFonts w:ascii="Arial" w:eastAsia="Times New Roman" w:hAnsi="Arial" w:cs="Arial"/>
+        </w:rPr>
+        <w:t>adalah</w:t>
+      </w:r>
+      <w:proofErr w:type="spellEnd"/>
+      <w:r>
+        <w:rPr>
+          <w:rFonts w:ascii="Arial" w:eastAsia="Times New Roman" w:hAnsi="Arial" w:cs="Arial"/>
+        </w:rPr>
+        <w:t xml:space="preserve"> </w:t>
+      </w:r>
+      <w:proofErr w:type="spellStart"/>
+      <w:r>
+        <w:rPr>
+          <w:rFonts w:ascii="Arial" w:eastAsia="Times New Roman" w:hAnsi="Arial" w:cs="Arial"/>
+        </w:rPr>
+        <w:t>sebagai</w:t>
+      </w:r>
+      <w:proofErr w:type="spellEnd"/>
+      <w:r>
+        <w:rPr>
+          <w:rFonts w:ascii="Arial" w:eastAsia="Times New Roman" w:hAnsi="Arial" w:cs="Arial"/>
+        </w:rPr>
+        <w:t xml:space="preserve"> </w:t>
+      </w:r>
+      <w:proofErr w:type="spellStart"/>
+      <w:r>
+        <w:rPr>
+          <w:rFonts w:ascii="Arial" w:eastAsia="Times New Roman" w:hAnsi="Arial" w:cs="Arial"/>
+        </w:rPr>
+        <w:t>berikut</w:t>
+      </w:r>
+      <w:proofErr w:type="spellEnd"/>
       <w:r>
         <w:rPr>
           <w:rFonts w:ascii="Arial" w:eastAsia="Times New Roman" w:hAnsi="Arial" w:cs="Arial"/>
@@ -5554,6 +7594,7 @@
               </w:rPr>
             </w:pPr>
             <w:bookmarkStart w:id="0" w:name="_Hlk173330239"/>
+            <w:proofErr w:type="spellStart"/>
             <w:r>
               <w:rPr>
                 <w:rFonts w:eastAsia="Times New Roman" w:cs="Arial"/>
@@ -5563,6 +7604,7 @@
               </w:rPr>
               <w:t>Aktivitas</w:t>
             </w:r>
+            <w:proofErr w:type="spellEnd"/>
           </w:p>
         </w:tc>
         <w:tc>
@@ -5582,6 +7624,7 @@
                 <w:sz w:val="22"/>
               </w:rPr>
             </w:pPr>
+            <w:proofErr w:type="spellStart"/>
             <w:r>
               <w:rPr>
                 <w:rFonts w:cs="Arial"/>
@@ -5591,6 +7634,7 @@
               </w:rPr>
               <w:t>Uraian</w:t>
             </w:r>
+            <w:proofErr w:type="spellEnd"/>
           </w:p>
         </w:tc>
         <w:tc>
@@ -5623,16 +7667,19 @@
         </w:tc>
       </w:tr>
       <w:tr>
+        <w:trPr>
+          <w:trHeight w:val="397"/>
+        </w:trPr>
         <w:tc>
           <w:tcPr>
             <w:tcW w:w="1412" w:type="dxa"/>
+            <w:vAlign w:val="center"/>
           </w:tcPr>
           <w:p>
             <w:pPr>
               <w:pStyle w:val="ListParagraph"/>
               <w:spacing w:line="360" w:lineRule="auto"/>
               <w:ind w:left="0"/>
-              <w:jc w:val="both"/>
               <w:rPr>
                 <w:rFonts w:eastAsia="Times New Roman" w:cs="Arial"/>
                 <w:szCs w:val="20"/>
@@ -5642,20 +7689,34 @@
               <w:rPr>
                 <w:szCs w:val="20"/>
               </w:rPr>
-              <w:t>${aktifitas}</w:t>
+              <w:t>${</w:t>
+            </w:r>
+            <w:proofErr w:type="spellStart"/>
+            <w:r>
+              <w:rPr>
+                <w:szCs w:val="20"/>
+              </w:rPr>
+              <w:t>aktifitas</w:t>
+            </w:r>
+            <w:proofErr w:type="spellEnd"/>
+            <w:r>
+              <w:rPr>
+                <w:szCs w:val="20"/>
+              </w:rPr>
+              <w:t>}</w:t>
             </w:r>
           </w:p>
         </w:tc>
         <w:tc>
           <w:tcPr>
             <w:tcW w:w="5528" w:type="dxa"/>
+            <w:vAlign w:val="center"/>
           </w:tcPr>
           <w:p>
             <w:pPr>
               <w:pStyle w:val="ListParagraph"/>
               <w:spacing w:line="360" w:lineRule="auto"/>
               <w:ind w:left="0"/>
-              <w:jc w:val="both"/>
               <w:rPr>
                 <w:rFonts w:eastAsia="Times New Roman" w:cs="Arial"/>
                 <w:szCs w:val="20"/>
@@ -5666,20 +7727,36 @@
                 <w:rFonts w:eastAsia="Times New Roman" w:cs="Arial"/>
                 <w:szCs w:val="20"/>
               </w:rPr>
-              <w:t>${uraian}</w:t>
+              <w:t>${</w:t>
+            </w:r>
+            <w:proofErr w:type="spellStart"/>
+            <w:r>
+              <w:rPr>
+                <w:rFonts w:eastAsia="Times New Roman" w:cs="Arial"/>
+                <w:szCs w:val="20"/>
+              </w:rPr>
+              <w:t>uraian</w:t>
+            </w:r>
+            <w:proofErr w:type="spellEnd"/>
+            <w:r>
+              <w:rPr>
+                <w:rFonts w:eastAsia="Times New Roman" w:cs="Arial"/>
+                <w:szCs w:val="20"/>
+              </w:rPr>
+              <w:t>}</w:t>
             </w:r>
           </w:p>
         </w:tc>
         <w:tc>
           <w:tcPr>
             <w:tcW w:w="1135" w:type="dxa"/>
+            <w:vAlign w:val="center"/>
           </w:tcPr>
           <w:p>
             <w:pPr>
               <w:pStyle w:val="ListParagraph"/>
               <w:spacing w:line="276" w:lineRule="auto"/>
               <w:ind w:left="0"/>
-              <w:jc w:val="center"/>
               <w:rPr>
                 <w:rFonts w:cs="Arial"/>
                 <w:szCs w:val="20"/>
@@ -5719,12 +7796,15 @@
           <w:rFonts w:ascii="Arial" w:eastAsia="Times New Roman" w:hAnsi="Arial" w:cs="Arial"/>
         </w:rPr>
       </w:pPr>
-      <w:r>
-        <w:rPr>
-          <w:rFonts w:ascii="Arial" w:eastAsia="Times New Roman" w:hAnsi="Arial" w:cs="Arial"/>
-        </w:rPr>
+      <w:proofErr w:type="spellStart"/>
+      <w:r>
+        <w:rPr>
+          <w:rFonts w:ascii="Arial" w:eastAsia="Times New Roman" w:hAnsi="Arial" w:cs="Arial"/>
+        </w:rPr>
+        <w:lastRenderedPageBreak/>
         <w:t>Realisasi</w:t>
       </w:r>
+      <w:proofErr w:type="spellEnd"/>
     </w:p>
     <w:p>
       <w:pPr>
@@ -5740,31 +7820,143 @@
         <w:rPr>
           <w:rFonts w:ascii="Arial" w:eastAsia="Times New Roman" w:hAnsi="Arial" w:cs="Arial"/>
         </w:rPr>
-        <w:t xml:space="preserve">Adapun realisasi capaian pada bulan </w:t>
-      </w:r>
-      <w:r>
-        <w:rPr>
-          <w:rFonts w:ascii="Arial" w:eastAsia="Times New Roman" w:hAnsi="Arial" w:cs="Arial"/>
-        </w:rPr>
-        <w:t>${bulan} ${tahun}</w:t>
-      </w:r>
-      <w:r>
-        <w:rPr>
-          <w:rFonts w:ascii="Arial" w:eastAsia="Times New Roman" w:hAnsi="Arial" w:cs="Arial"/>
-        </w:rPr>
-        <w:t xml:space="preserve"> adalah sebagai berikut:</w:t>
+        <w:t xml:space="preserve">Adapun </w:t>
+      </w:r>
+      <w:proofErr w:type="spellStart"/>
+      <w:r>
+        <w:rPr>
+          <w:rFonts w:ascii="Arial" w:eastAsia="Times New Roman" w:hAnsi="Arial" w:cs="Arial"/>
+        </w:rPr>
+        <w:t>realisasi</w:t>
+      </w:r>
+      <w:proofErr w:type="spellEnd"/>
+      <w:r>
+        <w:rPr>
+          <w:rFonts w:ascii="Arial" w:eastAsia="Times New Roman" w:hAnsi="Arial" w:cs="Arial"/>
+        </w:rPr>
+        <w:t xml:space="preserve"> </w:t>
+      </w:r>
+      <w:proofErr w:type="spellStart"/>
+      <w:r>
+        <w:rPr>
+          <w:rFonts w:ascii="Arial" w:eastAsia="Times New Roman" w:hAnsi="Arial" w:cs="Arial"/>
+        </w:rPr>
+        <w:t>capaian</w:t>
+      </w:r>
+      <w:proofErr w:type="spellEnd"/>
+      <w:r>
+        <w:rPr>
+          <w:rFonts w:ascii="Arial" w:eastAsia="Times New Roman" w:hAnsi="Arial" w:cs="Arial"/>
+        </w:rPr>
+        <w:t xml:space="preserve"> pada </w:t>
+      </w:r>
+      <w:proofErr w:type="spellStart"/>
+      <w:r>
+        <w:rPr>
+          <w:rFonts w:ascii="Arial" w:eastAsia="Times New Roman" w:hAnsi="Arial" w:cs="Arial"/>
+        </w:rPr>
+        <w:t>bulan</w:t>
+      </w:r>
+      <w:proofErr w:type="spellEnd"/>
+      <w:r>
+        <w:rPr>
+          <w:rFonts w:ascii="Arial" w:eastAsia="Times New Roman" w:hAnsi="Arial" w:cs="Arial"/>
+        </w:rPr>
+        <w:t xml:space="preserve"> </w:t>
+      </w:r>
+      <w:r>
+        <w:rPr>
+          <w:rFonts w:ascii="Arial" w:eastAsia="Times New Roman" w:hAnsi="Arial" w:cs="Arial"/>
+        </w:rPr>
+        <w:t>${</w:t>
+      </w:r>
+      <w:proofErr w:type="spellStart"/>
+      <w:r>
+        <w:rPr>
+          <w:rFonts w:ascii="Arial" w:eastAsia="Times New Roman" w:hAnsi="Arial" w:cs="Arial"/>
+        </w:rPr>
+        <w:t>bulan</w:t>
+      </w:r>
+      <w:proofErr w:type="spellEnd"/>
+      <w:r>
+        <w:rPr>
+          <w:rFonts w:ascii="Arial" w:eastAsia="Times New Roman" w:hAnsi="Arial" w:cs="Arial"/>
+        </w:rPr>
+        <w:t>} ${</w:t>
+      </w:r>
+      <w:proofErr w:type="spellStart"/>
+      <w:r>
+        <w:rPr>
+          <w:rFonts w:ascii="Arial" w:eastAsia="Times New Roman" w:hAnsi="Arial" w:cs="Arial"/>
+        </w:rPr>
+        <w:t>tahun</w:t>
+      </w:r>
+      <w:proofErr w:type="spellEnd"/>
+      <w:r>
+        <w:rPr>
+          <w:rFonts w:ascii="Arial" w:eastAsia="Times New Roman" w:hAnsi="Arial" w:cs="Arial"/>
+        </w:rPr>
+        <w:t>}</w:t>
+      </w:r>
+      <w:r>
+        <w:rPr>
+          <w:rFonts w:ascii="Arial" w:eastAsia="Times New Roman" w:hAnsi="Arial" w:cs="Arial"/>
+        </w:rPr>
+        <w:t xml:space="preserve"> </w:t>
+      </w:r>
+      <w:proofErr w:type="spellStart"/>
+      <w:r>
+        <w:rPr>
+          <w:rFonts w:ascii="Arial" w:eastAsia="Times New Roman" w:hAnsi="Arial" w:cs="Arial"/>
+        </w:rPr>
+        <w:t>adalah</w:t>
+      </w:r>
+      <w:proofErr w:type="spellEnd"/>
+      <w:r>
+        <w:rPr>
+          <w:rFonts w:ascii="Arial" w:eastAsia="Times New Roman" w:hAnsi="Arial" w:cs="Arial"/>
+        </w:rPr>
+        <w:t xml:space="preserve"> </w:t>
+      </w:r>
+      <w:proofErr w:type="spellStart"/>
+      <w:r>
+        <w:rPr>
+          <w:rFonts w:ascii="Arial" w:eastAsia="Times New Roman" w:hAnsi="Arial" w:cs="Arial"/>
+        </w:rPr>
+        <w:t>sebagai</w:t>
+      </w:r>
+      <w:proofErr w:type="spellEnd"/>
+      <w:r>
+        <w:rPr>
+          <w:rFonts w:ascii="Arial" w:eastAsia="Times New Roman" w:hAnsi="Arial" w:cs="Arial"/>
+        </w:rPr>
+        <w:t xml:space="preserve"> </w:t>
+      </w:r>
+      <w:proofErr w:type="spellStart"/>
+      <w:r>
+        <w:rPr>
+          <w:rFonts w:ascii="Arial" w:eastAsia="Times New Roman" w:hAnsi="Arial" w:cs="Arial"/>
+        </w:rPr>
+        <w:t>berikut</w:t>
+      </w:r>
+      <w:proofErr w:type="spellEnd"/>
+      <w:r>
+        <w:rPr>
+          <w:rFonts w:ascii="Arial" w:eastAsia="Times New Roman" w:hAnsi="Arial" w:cs="Arial"/>
+        </w:rPr>
+        <w:t>:</w:t>
       </w:r>
     </w:p>
     <w:tbl>
       <w:tblPr>
         <w:tblStyle w:val="TableGrid"/>
-        <w:tblW w:w="0" w:type="auto"/>
+        <w:tblW w:w="8103" w:type="dxa"/>
         <w:tblInd w:w="851" w:type="dxa"/>
         <w:tblLook w:val="04A0" w:firstRow="1" w:lastRow="0" w:firstColumn="1" w:lastColumn="0" w:noHBand="0" w:noVBand="1"/>
       </w:tblPr>
       <w:tblGrid>
-        <w:gridCol w:w="3623"/>
-        <w:gridCol w:w="1151"/>
+        <w:gridCol w:w="2940"/>
+        <w:gridCol w:w="1772"/>
         <w:gridCol w:w="2229"/>
         <w:gridCol w:w="1162"/>
       </w:tblGrid>
@@ -5774,7 +7966,7 @@
         </w:trPr>
         <w:tc>
           <w:tcPr>
-            <w:tcW w:w="3895" w:type="dxa"/>
+            <w:tcW w:w="3623" w:type="dxa"/>
             <w:vAlign w:val="center"/>
           </w:tcPr>
           <w:p>
@@ -5790,6 +7982,7 @@
                 <w:sz w:val="22"/>
               </w:rPr>
             </w:pPr>
+            <w:proofErr w:type="spellStart"/>
             <w:r>
               <w:rPr>
                 <w:rFonts w:cs="Arial"/>
@@ -5799,11 +7992,12 @@
               </w:rPr>
               <w:t>Uraian</w:t>
             </w:r>
+            <w:proofErr w:type="spellEnd"/>
           </w:p>
         </w:tc>
         <w:tc>
           <w:tcPr>
-            <w:tcW w:w="1048" w:type="dxa"/>
+            <w:tcW w:w="2042" w:type="dxa"/>
             <w:vAlign w:val="center"/>
           </w:tcPr>
           <w:p>
@@ -5832,7 +8026,7 @@
         </w:tc>
         <w:tc>
           <w:tcPr>
-            <w:tcW w:w="2112" w:type="dxa"/>
+            <w:tcW w:w="1276" w:type="dxa"/>
             <w:vAlign w:val="center"/>
           </w:tcPr>
           <w:p>
@@ -5861,7 +8055,7 @@
         </w:tc>
         <w:tc>
           <w:tcPr>
-            <w:tcW w:w="1110" w:type="dxa"/>
+            <w:tcW w:w="1162" w:type="dxa"/>
             <w:vAlign w:val="center"/>
           </w:tcPr>
           <w:p>
@@ -5877,6 +8071,7 @@
                 <w:sz w:val="22"/>
               </w:rPr>
             </w:pPr>
+            <w:proofErr w:type="spellStart"/>
             <w:r>
               <w:rPr>
                 <w:rFonts w:cs="Arial"/>
@@ -5886,18 +8081,23 @@
               </w:rPr>
               <w:t>Capaian</w:t>
             </w:r>
+            <w:proofErr w:type="spellEnd"/>
           </w:p>
         </w:tc>
       </w:tr>
       <w:tr>
+        <w:trPr>
+          <w:trHeight w:val="397"/>
+        </w:trPr>
         <w:tc>
           <w:tcPr>
-            <w:tcW w:w="3895" w:type="dxa"/>
-            <w:vAlign w:val="bottom"/>
+            <w:tcW w:w="3623" w:type="dxa"/>
+            <w:vAlign w:val="center"/>
           </w:tcPr>
           <w:p>
             <w:pPr>
               <w:spacing w:line="276" w:lineRule="auto"/>
+              <w:ind w:left="174" w:hanging="174"/>
               <w:rPr>
                 <w:rFonts w:eastAsia="Times New Roman" w:cs="Arial"/>
                 <w:szCs w:val="20"/>
@@ -5908,20 +8108,52 @@
                 <w:rFonts w:cs="Arial"/>
                 <w:szCs w:val="20"/>
               </w:rPr>
-              <w:t>${no_r}. ${uraian_r}</w:t>
+              <w:t>${</w:t>
+            </w:r>
+            <w:proofErr w:type="spellStart"/>
+            <w:r>
+              <w:rPr>
+                <w:rFonts w:cs="Arial"/>
+                <w:szCs w:val="20"/>
+              </w:rPr>
+              <w:t>no_r</w:t>
+            </w:r>
+            <w:proofErr w:type="spellEnd"/>
+            <w:r>
+              <w:rPr>
+                <w:rFonts w:cs="Arial"/>
+                <w:szCs w:val="20"/>
+              </w:rPr>
+              <w:t>}. ${</w:t>
+            </w:r>
+            <w:proofErr w:type="spellStart"/>
+            <w:r>
+              <w:rPr>
+                <w:rFonts w:cs="Arial"/>
+                <w:szCs w:val="20"/>
+              </w:rPr>
+              <w:t>uraian_r</w:t>
+            </w:r>
+            <w:proofErr w:type="spellEnd"/>
+            <w:r>
+              <w:rPr>
+                <w:rFonts w:cs="Arial"/>
+                <w:szCs w:val="20"/>
+              </w:rPr>
+              <w:t>}</w:t>
             </w:r>
           </w:p>
         </w:tc>
         <w:tc>
           <w:tcPr>
-            <w:tcW w:w="1048" w:type="dxa"/>
+            <w:tcW w:w="2042" w:type="dxa"/>
+            <w:vAlign w:val="center"/>
           </w:tcPr>
           <w:p>
             <w:pPr>
               <w:pStyle w:val="ListParagraph"/>
               <w:spacing w:line="276" w:lineRule="auto"/>
               <w:ind w:left="0"/>
-              <w:jc w:val="center"/>
               <w:rPr>
                 <w:rFonts w:cs="Arial"/>
                 <w:szCs w:val="20"/>
@@ -5932,20 +8164,36 @@
                 <w:rFonts w:cs="Arial"/>
                 <w:szCs w:val="20"/>
               </w:rPr>
-              <w:t>${target_r}</w:t>
+              <w:t>${</w:t>
+            </w:r>
+            <w:proofErr w:type="spellStart"/>
+            <w:r>
+              <w:rPr>
+                <w:rFonts w:cs="Arial"/>
+                <w:szCs w:val="20"/>
+              </w:rPr>
+              <w:t>target_r</w:t>
+            </w:r>
+            <w:proofErr w:type="spellEnd"/>
+            <w:r>
+              <w:rPr>
+                <w:rFonts w:cs="Arial"/>
+                <w:szCs w:val="20"/>
+              </w:rPr>
+              <w:t>}</w:t>
             </w:r>
           </w:p>
         </w:tc>
         <w:tc>
           <w:tcPr>
-            <w:tcW w:w="2112" w:type="dxa"/>
+            <w:tcW w:w="1276" w:type="dxa"/>
+            <w:vAlign w:val="center"/>
           </w:tcPr>
           <w:p>
             <w:pPr>
               <w:pStyle w:val="ListParagraph"/>
               <w:spacing w:line="276" w:lineRule="auto"/>
               <w:ind w:left="0"/>
-              <w:jc w:val="center"/>
               <w:rPr>
                 <w:rFonts w:cs="Arial"/>
                 <w:szCs w:val="20"/>
@@ -5956,20 +8204,52 @@
                 <w:rFonts w:cs="Arial"/>
                 <w:szCs w:val="20"/>
               </w:rPr>
-              <w:t>${jml_req}/${jml_done}</w:t>
+              <w:t>${</w:t>
+            </w:r>
+            <w:proofErr w:type="spellStart"/>
+            <w:r>
+              <w:rPr>
+                <w:rFonts w:cs="Arial"/>
+                <w:szCs w:val="20"/>
+              </w:rPr>
+              <w:t>jml_req</w:t>
+            </w:r>
+            <w:proofErr w:type="spellEnd"/>
+            <w:r>
+              <w:rPr>
+                <w:rFonts w:cs="Arial"/>
+                <w:szCs w:val="20"/>
+              </w:rPr>
+              <w:t>}/${</w:t>
+            </w:r>
+            <w:proofErr w:type="spellStart"/>
+            <w:r>
+              <w:rPr>
+                <w:rFonts w:cs="Arial"/>
+                <w:szCs w:val="20"/>
+              </w:rPr>
+              <w:t>jml_done</w:t>
+            </w:r>
+            <w:proofErr w:type="spellEnd"/>
+            <w:r>
+              <w:rPr>
+                <w:rFonts w:cs="Arial"/>
+                <w:szCs w:val="20"/>
+              </w:rPr>
+              <w:t>}</w:t>
             </w:r>
           </w:p>
         </w:tc>
         <w:tc>
           <w:tcPr>
-            <w:tcW w:w="1110" w:type="dxa"/>
+            <w:tcW w:w="1162" w:type="dxa"/>
+            <w:vAlign w:val="center"/>
           </w:tcPr>
           <w:p>
             <w:pPr>
               <w:pStyle w:val="ListParagraph"/>
               <w:spacing w:line="276" w:lineRule="auto"/>
               <w:ind w:left="0"/>
-              <w:jc w:val="center"/>
               <w:rPr>
                 <w:rFonts w:cs="Arial"/>
                 <w:szCs w:val="20"/>
@@ -5980,7 +8260,23 @@
                 <w:rFonts w:cs="Arial"/>
                 <w:szCs w:val="20"/>
               </w:rPr>
-              <w:t>${capaian}</w:t>
+              <w:t>${</w:t>
+            </w:r>
+            <w:proofErr w:type="spellStart"/>
+            <w:r>
+              <w:rPr>
+                <w:rFonts w:cs="Arial"/>
+                <w:szCs w:val="20"/>
+              </w:rPr>
+              <w:t>capaian</w:t>
+            </w:r>
+            <w:proofErr w:type="spellEnd"/>
+            <w:r>
+              <w:rPr>
+                <w:rFonts w:cs="Arial"/>
+                <w:szCs w:val="20"/>
+              </w:rPr>
+              <w:t>}</w:t>
             </w:r>
           </w:p>
         </w:tc>
@@ -6007,14 +8303,23 @@
           <w:bCs/>
         </w:rPr>
       </w:pPr>
+      <w:proofErr w:type="spellStart"/>
       <w:r>
         <w:rPr>
           <w:rFonts w:ascii="Arial" w:hAnsi="Arial" w:cs="Arial"/>
           <w:b/>
           <w:bCs/>
         </w:rPr>
-        <w:lastRenderedPageBreak/>
-        <w:t>Keterangan :</w:t>
+        <w:t>Keterangan</w:t>
+      </w:r>
+      <w:proofErr w:type="spellEnd"/>
+      <w:r>
+        <w:rPr>
+          <w:rFonts w:ascii="Arial" w:hAnsi="Arial" w:cs="Arial"/>
+          <w:b/>
+          <w:bCs/>
+        </w:rPr>
+        <w:t xml:space="preserve"> :</w:t>
       </w:r>
       <w:r>
         <w:rPr>
@@ -6128,6 +8433,7 @@
           <w:szCs w:val="24"/>
         </w:rPr>
       </w:pPr>
+      <w:proofErr w:type="spellStart"/>
       <w:r>
         <w:rPr>
           <w:rFonts w:ascii="Arial" w:hAnsi="Arial" w:cs="Arial"/>
@@ -6145,6 +8451,7 @@
         </w:rPr>
         <w:t>egiatan</w:t>
       </w:r>
+      <w:proofErr w:type="spellEnd"/>
     </w:p>
     <w:tbl>
       <w:tblPr>
@@ -6214,6 +8521,7 @@
                 <w:szCs w:val="20"/>
               </w:rPr>
             </w:pPr>
+            <w:proofErr w:type="spellStart"/>
             <w:r>
               <w:rPr>
                 <w:rFonts w:cs="Arial"/>
@@ -6222,6 +8530,7 @@
               </w:rPr>
               <w:t>Tanggal</w:t>
             </w:r>
+            <w:proofErr w:type="spellEnd"/>
           </w:p>
         </w:tc>
         <w:tc>
@@ -6241,14 +8550,34 @@
                 <w:szCs w:val="20"/>
               </w:rPr>
             </w:pPr>
+            <w:proofErr w:type="spellStart"/>
             <w:r>
               <w:rPr>
                 <w:rFonts w:cs="Arial"/>
                 <w:b/>
                 <w:szCs w:val="20"/>
               </w:rPr>
-              <w:t>Deskripsi Pekerjaan</w:t>
+              <w:t>Deskripsi</w:t>
             </w:r>
+            <w:proofErr w:type="spellEnd"/>
+            <w:r>
+              <w:rPr>
+                <w:rFonts w:cs="Arial"/>
+                <w:b/>
+                <w:szCs w:val="20"/>
+              </w:rPr>
+              <w:t xml:space="preserve"> </w:t>
+            </w:r>
+            <w:proofErr w:type="spellStart"/>
+            <w:r>
+              <w:rPr>
+                <w:rFonts w:cs="Arial"/>
+                <w:b/>
+                <w:szCs w:val="20"/>
+              </w:rPr>
+              <w:t>Pekerjaan</w:t>
+            </w:r>
+            <w:proofErr w:type="spellEnd"/>
           </w:p>
         </w:tc>
         <w:tc>
@@ -6267,6 +8596,7 @@
                 <w:szCs w:val="20"/>
               </w:rPr>
             </w:pPr>
+            <w:proofErr w:type="spellStart"/>
             <w:r>
               <w:rPr>
                 <w:rFonts w:cs="Arial"/>
@@ -6275,6 +8605,7 @@
               </w:rPr>
               <w:t>Keterangan</w:t>
             </w:r>
+            <w:proofErr w:type="spellEnd"/>
           </w:p>
         </w:tc>
         <w:tc>
@@ -6294,6 +8625,7 @@
                 <w:szCs w:val="20"/>
               </w:rPr>
             </w:pPr>
+            <w:proofErr w:type="spellStart"/>
             <w:r>
               <w:rPr>
                 <w:rFonts w:cs="Arial"/>
@@ -6302,6 +8634,7 @@
               </w:rPr>
               <w:t>Dokumentasi</w:t>
             </w:r>
+            <w:proofErr w:type="spellEnd"/>
           </w:p>
         </w:tc>
       </w:tr>
@@ -6331,7 +8664,23 @@
                 <w:rFonts w:cs="Arial"/>
                 <w:szCs w:val="20"/>
               </w:rPr>
-              <w:t>${hari}</w:t>
+              <w:t>${</w:t>
+            </w:r>
+            <w:proofErr w:type="spellStart"/>
+            <w:r>
+              <w:rPr>
+                <w:rFonts w:cs="Arial"/>
+                <w:szCs w:val="20"/>
+              </w:rPr>
+              <w:t>hari</w:t>
+            </w:r>
+            <w:proofErr w:type="spellEnd"/>
+            <w:r>
+              <w:rPr>
+                <w:rFonts w:cs="Arial"/>
+                <w:szCs w:val="20"/>
+              </w:rPr>
+              <w:t>}</w:t>
             </w:r>
           </w:p>
         </w:tc>
@@ -6356,7 +8705,23 @@
                 <w:rFonts w:cs="Arial"/>
                 <w:szCs w:val="20"/>
               </w:rPr>
-              <w:t>${tanggal}</w:t>
+              <w:t>${</w:t>
+            </w:r>
+            <w:proofErr w:type="spellStart"/>
+            <w:r>
+              <w:rPr>
+                <w:rFonts w:cs="Arial"/>
+                <w:szCs w:val="20"/>
+              </w:rPr>
+              <w:t>tanggal</w:t>
+            </w:r>
+            <w:proofErr w:type="spellEnd"/>
+            <w:r>
+              <w:rPr>
+                <w:rFonts w:cs="Arial"/>
+                <w:szCs w:val="20"/>
+              </w:rPr>
+              <w:t>}</w:t>
             </w:r>
           </w:p>
         </w:tc>
@@ -6384,7 +8749,23 @@
                 <w:rFonts w:cs="Arial"/>
                 <w:szCs w:val="20"/>
               </w:rPr>
-              <w:t>${deskripsi}</w:t>
+              <w:t>${</w:t>
+            </w:r>
+            <w:proofErr w:type="spellStart"/>
+            <w:r>
+              <w:rPr>
+                <w:rFonts w:cs="Arial"/>
+                <w:szCs w:val="20"/>
+              </w:rPr>
+              <w:t>deskripsi</w:t>
+            </w:r>
+            <w:proofErr w:type="spellEnd"/>
+            <w:r>
+              <w:rPr>
+                <w:rFonts w:cs="Arial"/>
+                <w:szCs w:val="20"/>
+              </w:rPr>
+              <w:t>}</w:t>
             </w:r>
           </w:p>
         </w:tc>
@@ -6412,7 +8793,23 @@
                 <w:rFonts w:cs="Arial"/>
                 <w:szCs w:val="20"/>
               </w:rPr>
-              <w:t>${keterangan}</w:t>
+              <w:t>${</w:t>
+            </w:r>
+            <w:proofErr w:type="spellStart"/>
+            <w:r>
+              <w:rPr>
+                <w:rFonts w:cs="Arial"/>
+                <w:szCs w:val="20"/>
+              </w:rPr>
+              <w:t>keterangan</w:t>
+            </w:r>
+            <w:proofErr w:type="spellEnd"/>
+            <w:r>
+              <w:rPr>
+                <w:rFonts w:cs="Arial"/>
+                <w:szCs w:val="20"/>
+              </w:rPr>
+              <w:t>}</w:t>
             </w:r>
           </w:p>
         </w:tc>
@@ -6436,7 +8833,23 @@
                 <w:rFonts w:cs="Arial"/>
                 <w:szCs w:val="20"/>
               </w:rPr>
-              <w:t>${dokumentasi}</w:t>
+              <w:t>${</w:t>
+            </w:r>
+            <w:proofErr w:type="spellStart"/>
+            <w:r>
+              <w:rPr>
+                <w:rFonts w:cs="Arial"/>
+                <w:szCs w:val="20"/>
+              </w:rPr>
+              <w:t>dokumentasi</w:t>
+            </w:r>
+            <w:proofErr w:type="spellEnd"/>
+            <w:r>
+              <w:rPr>
+                <w:rFonts w:cs="Arial"/>
+                <w:szCs w:val="20"/>
+              </w:rPr>
+              <w:t>}</w:t>
             </w:r>
           </w:p>
         </w:tc>
@@ -6501,8 +8914,20 @@
                 <w:sz w:val="24"/>
                 <w:szCs w:val="24"/>
               </w:rPr>
-              <w:t>Lampiran Dokumentasi</w:t>
+              <w:t xml:space="preserve">Lampiran </w:t>
             </w:r>
+            <w:proofErr w:type="spellStart"/>
+            <w:r>
+              <w:rPr>
+                <w:rFonts w:cs="Arial"/>
+                <w:b/>
+                <w:bCs/>
+                <w:sz w:val="24"/>
+                <w:szCs w:val="24"/>
+              </w:rPr>
+              <w:t>Dokumentasi</w:t>
+            </w:r>
+            <w:proofErr w:type="spellEnd"/>
           </w:p>
         </w:tc>
       </w:tr>
@@ -6599,6 +9024,7 @@
           <w:szCs w:val="24"/>
         </w:rPr>
       </w:pPr>
+      <w:proofErr w:type="spellStart"/>
       <w:r>
         <w:rPr>
           <w:rFonts w:ascii="Arial" w:hAnsi="Arial" w:cs="Arial"/>
@@ -6608,6 +9034,7 @@
         <w:lastRenderedPageBreak/>
         <w:t>penutup</w:t>
       </w:r>
+      <w:proofErr w:type="spellEnd"/>
     </w:p>
     <w:p>
       <w:pPr>
@@ -6627,32 +9054,313 @@
           <w:sz w:val="24"/>
           <w:szCs w:val="24"/>
         </w:rPr>
-        <w:t xml:space="preserve">Saya yang bertanda tangan disini menyatakan bahwa Laporan Bulanan Kinerja </w:t>
-      </w:r>
+        <w:t xml:space="preserve">Saya yang </w:t>
+      </w:r>
+      <w:proofErr w:type="spellStart"/>
       <w:r>
         <w:rPr>
           <w:rFonts w:ascii="Arial" w:hAnsi="Arial" w:cs="Arial"/>
           <w:sz w:val="24"/>
           <w:szCs w:val="24"/>
         </w:rPr>
-        <w:t>Pengelola Jaringan dan Infrastuktur Sistem Informasi (Programmer)</w:t>
-      </w:r>
+        <w:t>bertanda</w:t>
+      </w:r>
+      <w:proofErr w:type="spellEnd"/>
       <w:r>
         <w:rPr>
           <w:rFonts w:ascii="Arial" w:hAnsi="Arial" w:cs="Arial"/>
           <w:sz w:val="24"/>
           <w:szCs w:val="24"/>
         </w:rPr>
-        <w:t xml:space="preserve"> di</w:t>
-      </w:r>
+        <w:t xml:space="preserve"> </w:t>
+      </w:r>
+      <w:proofErr w:type="spellStart"/>
       <w:r>
         <w:rPr>
           <w:rFonts w:ascii="Arial" w:hAnsi="Arial" w:cs="Arial"/>
           <w:sz w:val="24"/>
           <w:szCs w:val="24"/>
         </w:rPr>
-        <w:t xml:space="preserve"> Dinas Penanggulangan dan Penyelamatan Kebakaran Provinsi DKI Jakarta </w:t>
-      </w:r>
+        <w:t>tangan</w:t>
+      </w:r>
+      <w:proofErr w:type="spellEnd"/>
+      <w:r>
+        <w:rPr>
+          <w:rFonts w:ascii="Arial" w:hAnsi="Arial" w:cs="Arial"/>
+          <w:sz w:val="24"/>
+          <w:szCs w:val="24"/>
+        </w:rPr>
+        <w:t xml:space="preserve"> </w:t>
+      </w:r>
+      <w:proofErr w:type="spellStart"/>
+      <w:r>
+        <w:rPr>
+          <w:rFonts w:ascii="Arial" w:hAnsi="Arial" w:cs="Arial"/>
+          <w:sz w:val="24"/>
+          <w:szCs w:val="24"/>
+        </w:rPr>
+        <w:t>disini</w:t>
+      </w:r>
+      <w:proofErr w:type="spellEnd"/>
+      <w:r>
+        <w:rPr>
+          <w:rFonts w:ascii="Arial" w:hAnsi="Arial" w:cs="Arial"/>
+          <w:sz w:val="24"/>
+          <w:szCs w:val="24"/>
+        </w:rPr>
+        <w:t xml:space="preserve"> </w:t>
+      </w:r>
+      <w:proofErr w:type="spellStart"/>
+      <w:r>
+        <w:rPr>
+          <w:rFonts w:ascii="Arial" w:hAnsi="Arial" w:cs="Arial"/>
+          <w:sz w:val="24"/>
+          <w:szCs w:val="24"/>
+        </w:rPr>
+        <w:t>menyatakan</w:t>
+      </w:r>
+      <w:proofErr w:type="spellEnd"/>
+      <w:r>
+        <w:rPr>
+          <w:rFonts w:ascii="Arial" w:hAnsi="Arial" w:cs="Arial"/>
+          <w:sz w:val="24"/>
+          <w:szCs w:val="24"/>
+        </w:rPr>
+        <w:t xml:space="preserve"> </w:t>
+      </w:r>
+      <w:proofErr w:type="spellStart"/>
+      <w:r>
+        <w:rPr>
+          <w:rFonts w:ascii="Arial" w:hAnsi="Arial" w:cs="Arial"/>
+          <w:sz w:val="24"/>
+          <w:szCs w:val="24"/>
+        </w:rPr>
+        <w:t>bahwa</w:t>
+      </w:r>
+      <w:proofErr w:type="spellEnd"/>
+      <w:r>
+        <w:rPr>
+          <w:rFonts w:ascii="Arial" w:hAnsi="Arial" w:cs="Arial"/>
+          <w:sz w:val="24"/>
+          <w:szCs w:val="24"/>
+        </w:rPr>
+        <w:t xml:space="preserve"> </w:t>
+      </w:r>
+      <w:proofErr w:type="spellStart"/>
+      <w:r>
+        <w:rPr>
+          <w:rFonts w:ascii="Arial" w:hAnsi="Arial" w:cs="Arial"/>
+          <w:sz w:val="24"/>
+          <w:szCs w:val="24"/>
+        </w:rPr>
+        <w:t>Laporan</w:t>
+      </w:r>
+      <w:proofErr w:type="spellEnd"/>
+      <w:r>
+        <w:rPr>
+          <w:rFonts w:ascii="Arial" w:hAnsi="Arial" w:cs="Arial"/>
+          <w:sz w:val="24"/>
+          <w:szCs w:val="24"/>
+        </w:rPr>
+        <w:t xml:space="preserve"> </w:t>
+      </w:r>
+      <w:proofErr w:type="spellStart"/>
+      <w:r>
+        <w:rPr>
+          <w:rFonts w:ascii="Arial" w:hAnsi="Arial" w:cs="Arial"/>
+          <w:sz w:val="24"/>
+          <w:szCs w:val="24"/>
+        </w:rPr>
+        <w:t>Bulanan</w:t>
+      </w:r>
+      <w:proofErr w:type="spellEnd"/>
+      <w:r>
+        <w:rPr>
+          <w:rFonts w:ascii="Arial" w:hAnsi="Arial" w:cs="Arial"/>
+          <w:sz w:val="24"/>
+          <w:szCs w:val="24"/>
+        </w:rPr>
+        <w:t xml:space="preserve"> Kinerja </w:t>
+      </w:r>
+      <w:proofErr w:type="spellStart"/>
+      <w:r>
+        <w:rPr>
+          <w:rFonts w:ascii="Arial" w:hAnsi="Arial" w:cs="Arial"/>
+          <w:sz w:val="24"/>
+          <w:szCs w:val="24"/>
+        </w:rPr>
+        <w:t>Pengelola</w:t>
+      </w:r>
+      <w:proofErr w:type="spellEnd"/>
+      <w:r>
+        <w:rPr>
+          <w:rFonts w:ascii="Arial" w:hAnsi="Arial" w:cs="Arial"/>
+          <w:sz w:val="24"/>
+          <w:szCs w:val="24"/>
+        </w:rPr>
+        <w:t xml:space="preserve"> </w:t>
+      </w:r>
+      <w:proofErr w:type="spellStart"/>
+      <w:r>
+        <w:rPr>
+          <w:rFonts w:ascii="Arial" w:hAnsi="Arial" w:cs="Arial"/>
+          <w:sz w:val="24"/>
+          <w:szCs w:val="24"/>
+        </w:rPr>
+        <w:t>Jaringan</w:t>
+      </w:r>
+      <w:proofErr w:type="spellEnd"/>
+      <w:r>
+        <w:rPr>
+          <w:rFonts w:ascii="Arial" w:hAnsi="Arial" w:cs="Arial"/>
+          <w:sz w:val="24"/>
+          <w:szCs w:val="24"/>
+        </w:rPr>
+        <w:t xml:space="preserve"> dan </w:t>
+      </w:r>
+      <w:proofErr w:type="spellStart"/>
+      <w:r>
+        <w:rPr>
+          <w:rFonts w:ascii="Arial" w:hAnsi="Arial" w:cs="Arial"/>
+          <w:sz w:val="24"/>
+          <w:szCs w:val="24"/>
+        </w:rPr>
+        <w:t>Infrastuktur</w:t>
+      </w:r>
+      <w:proofErr w:type="spellEnd"/>
+      <w:r>
+        <w:rPr>
+          <w:rFonts w:ascii="Arial" w:hAnsi="Arial" w:cs="Arial"/>
+          <w:sz w:val="24"/>
+          <w:szCs w:val="24"/>
+        </w:rPr>
+        <w:t xml:space="preserve"> </w:t>
+      </w:r>
+      <w:proofErr w:type="spellStart"/>
+      <w:r>
+        <w:rPr>
+          <w:rFonts w:ascii="Arial" w:hAnsi="Arial" w:cs="Arial"/>
+          <w:sz w:val="24"/>
+          <w:szCs w:val="24"/>
+        </w:rPr>
+        <w:t>Sistem</w:t>
+      </w:r>
+      <w:proofErr w:type="spellEnd"/>
+      <w:r>
+        <w:rPr>
+          <w:rFonts w:ascii="Arial" w:hAnsi="Arial" w:cs="Arial"/>
+          <w:sz w:val="24"/>
+          <w:szCs w:val="24"/>
+        </w:rPr>
+        <w:t xml:space="preserve"> </w:t>
+      </w:r>
+      <w:proofErr w:type="spellStart"/>
+      <w:r>
+        <w:rPr>
+          <w:rFonts w:ascii="Arial" w:hAnsi="Arial" w:cs="Arial"/>
+          <w:sz w:val="24"/>
+          <w:szCs w:val="24"/>
+        </w:rPr>
+        <w:t>Informasi</w:t>
+      </w:r>
+      <w:proofErr w:type="spellEnd"/>
+      <w:r>
+        <w:rPr>
+          <w:rFonts w:ascii="Arial" w:hAnsi="Arial" w:cs="Arial"/>
+          <w:sz w:val="24"/>
+          <w:szCs w:val="24"/>
+        </w:rPr>
+        <w:t xml:space="preserve"> (Programmer)</w:t>
+      </w:r>
+      <w:r>
+        <w:rPr>
+          <w:rFonts w:ascii="Arial" w:hAnsi="Arial" w:cs="Arial"/>
+          <w:sz w:val="24"/>
+          <w:szCs w:val="24"/>
+        </w:rPr>
+        <w:t xml:space="preserve"> di</w:t>
+      </w:r>
+      <w:r>
+        <w:rPr>
+          <w:rFonts w:ascii="Arial" w:hAnsi="Arial" w:cs="Arial"/>
+          <w:sz w:val="24"/>
+          <w:szCs w:val="24"/>
+        </w:rPr>
+        <w:t xml:space="preserve"> Dinas </w:t>
+      </w:r>
+      <w:proofErr w:type="spellStart"/>
+      <w:r>
+        <w:rPr>
+          <w:rFonts w:ascii="Arial" w:hAnsi="Arial" w:cs="Arial"/>
+          <w:sz w:val="24"/>
+          <w:szCs w:val="24"/>
+        </w:rPr>
+        <w:t>Penanggulangan</w:t>
+      </w:r>
+      <w:proofErr w:type="spellEnd"/>
+      <w:r>
+        <w:rPr>
+          <w:rFonts w:ascii="Arial" w:hAnsi="Arial" w:cs="Arial"/>
+          <w:sz w:val="24"/>
+          <w:szCs w:val="24"/>
+        </w:rPr>
+        <w:t xml:space="preserve"> dan </w:t>
+      </w:r>
+      <w:proofErr w:type="spellStart"/>
+      <w:r>
+        <w:rPr>
+          <w:rFonts w:ascii="Arial" w:hAnsi="Arial" w:cs="Arial"/>
+          <w:sz w:val="24"/>
+          <w:szCs w:val="24"/>
+        </w:rPr>
+        <w:t>Penyelamatan</w:t>
+      </w:r>
+      <w:proofErr w:type="spellEnd"/>
+      <w:r>
+        <w:rPr>
+          <w:rFonts w:ascii="Arial" w:hAnsi="Arial" w:cs="Arial"/>
+          <w:sz w:val="24"/>
+          <w:szCs w:val="24"/>
+        </w:rPr>
+        <w:t xml:space="preserve"> </w:t>
+      </w:r>
+      <w:proofErr w:type="spellStart"/>
+      <w:r>
+        <w:rPr>
+          <w:rFonts w:ascii="Arial" w:hAnsi="Arial" w:cs="Arial"/>
+          <w:sz w:val="24"/>
+          <w:szCs w:val="24"/>
+        </w:rPr>
+        <w:t>Kebakaran</w:t>
+      </w:r>
+      <w:proofErr w:type="spellEnd"/>
+      <w:r>
+        <w:rPr>
+          <w:rFonts w:ascii="Arial" w:hAnsi="Arial" w:cs="Arial"/>
+          <w:sz w:val="24"/>
+          <w:szCs w:val="24"/>
+        </w:rPr>
+        <w:t xml:space="preserve"> </w:t>
+      </w:r>
+      <w:proofErr w:type="spellStart"/>
+      <w:r>
+        <w:rPr>
+          <w:rFonts w:ascii="Arial" w:hAnsi="Arial" w:cs="Arial"/>
+          <w:sz w:val="24"/>
+          <w:szCs w:val="24"/>
+        </w:rPr>
+        <w:t>Provinsi</w:t>
+      </w:r>
+      <w:proofErr w:type="spellEnd"/>
+      <w:r>
+        <w:rPr>
+          <w:rFonts w:ascii="Arial" w:hAnsi="Arial" w:cs="Arial"/>
+          <w:sz w:val="24"/>
+          <w:szCs w:val="24"/>
+        </w:rPr>
+        <w:t xml:space="preserve"> DKI Jakarta </w:t>
+      </w:r>
+      <w:proofErr w:type="spellStart"/>
       <w:r>
         <w:rPr>
           <w:rFonts w:ascii="Arial" w:hAnsi="Arial" w:cs="Arial"/>
@@ -6661,8 +9369,9 @@
           <w:sz w:val="24"/>
           <w:szCs w:val="24"/>
         </w:rPr>
-        <w:t xml:space="preserve">Bulan </w:t>
-      </w:r>
+        <w:t>Bulan</w:t>
+      </w:r>
+      <w:proofErr w:type="spellEnd"/>
       <w:r>
         <w:rPr>
           <w:rFonts w:ascii="Arial" w:hAnsi="Arial" w:cs="Arial"/>
@@ -6671,31 +9380,39 @@
           <w:sz w:val="24"/>
           <w:szCs w:val="24"/>
         </w:rPr>
-        <w:t>${bulan}</w:t>
-      </w:r>
-      <w:r>
-        <w:rPr>
-          <w:rFonts w:ascii="Arial" w:hAnsi="Arial" w:cs="Arial"/>
+        <w:t xml:space="preserve"> </w:t>
+      </w:r>
+      <w:r>
+        <w:rPr>
+          <w:rFonts w:ascii="Arial" w:hAnsi="Arial" w:cs="Arial"/>
+          <w:b/>
+          <w:bCs/>
           <w:sz w:val="24"/>
           <w:szCs w:val="24"/>
         </w:rPr>
-        <w:t xml:space="preserve"> </w:t>
-      </w:r>
-      <w:r>
-        <w:rPr>
-          <w:rFonts w:ascii="Arial" w:hAnsi="Arial" w:cs="Arial"/>
+        <w:t>${</w:t>
+      </w:r>
+      <w:proofErr w:type="spellStart"/>
+      <w:r>
+        <w:rPr>
+          <w:rFonts w:ascii="Arial" w:hAnsi="Arial" w:cs="Arial"/>
+          <w:b/>
+          <w:bCs/>
           <w:sz w:val="24"/>
           <w:szCs w:val="24"/>
         </w:rPr>
-        <w:t xml:space="preserve">Tahun </w:t>
-      </w:r>
-      <w:r>
-        <w:rPr>
-          <w:rFonts w:ascii="Arial" w:hAnsi="Arial" w:cs="Arial"/>
+        <w:t>bulan</w:t>
+      </w:r>
+      <w:proofErr w:type="spellEnd"/>
+      <w:r>
+        <w:rPr>
+          <w:rFonts w:ascii="Arial" w:hAnsi="Arial" w:cs="Arial"/>
+          <w:b/>
+          <w:bCs/>
           <w:sz w:val="24"/>
           <w:szCs w:val="24"/>
         </w:rPr>
-        <w:t>${tahun}</w:t>
+        <w:t>}</w:t>
       </w:r>
       <w:r>
         <w:rPr>
@@ -6703,23 +9420,373 @@
           <w:sz w:val="24"/>
           <w:szCs w:val="24"/>
         </w:rPr>
-        <w:t xml:space="preserve"> adalah benar karya saya sendiri, dan saya tidak melakukan penjiplakan atau </w:t>
-      </w:r>
+        <w:t xml:space="preserve"> </w:t>
+      </w:r>
+      <w:proofErr w:type="spellStart"/>
       <w:r>
         <w:rPr>
           <w:rFonts w:ascii="Arial" w:hAnsi="Arial" w:cs="Arial"/>
           <w:sz w:val="24"/>
           <w:szCs w:val="24"/>
         </w:rPr>
-        <w:t>t</w:t>
-      </w:r>
+        <w:t>Tahun</w:t>
+      </w:r>
+      <w:proofErr w:type="spellEnd"/>
       <w:r>
         <w:rPr>
           <w:rFonts w:ascii="Arial" w:hAnsi="Arial" w:cs="Arial"/>
           <w:sz w:val="24"/>
           <w:szCs w:val="24"/>
         </w:rPr>
-        <w:t xml:space="preserve">indakan yang tidak sesuai dengan etika dan ketentuan yang berlaku. </w:t>
+        <w:t xml:space="preserve"> </w:t>
+      </w:r>
+      <w:r>
+        <w:rPr>
+          <w:rFonts w:ascii="Arial" w:hAnsi="Arial" w:cs="Arial"/>
+          <w:sz w:val="24"/>
+          <w:szCs w:val="24"/>
+        </w:rPr>
+        <w:t>${</w:t>
+      </w:r>
+      <w:proofErr w:type="spellStart"/>
+      <w:r>
+        <w:rPr>
+          <w:rFonts w:ascii="Arial" w:hAnsi="Arial" w:cs="Arial"/>
+          <w:sz w:val="24"/>
+          <w:szCs w:val="24"/>
+        </w:rPr>
+        <w:t>tahun</w:t>
+      </w:r>
+      <w:proofErr w:type="spellEnd"/>
+      <w:r>
+        <w:rPr>
+          <w:rFonts w:ascii="Arial" w:hAnsi="Arial" w:cs="Arial"/>
+          <w:sz w:val="24"/>
+          <w:szCs w:val="24"/>
+        </w:rPr>
+        <w:t>}</w:t>
+      </w:r>
+      <w:r>
+        <w:rPr>
+          <w:rFonts w:ascii="Arial" w:hAnsi="Arial" w:cs="Arial"/>
+          <w:sz w:val="24"/>
+          <w:szCs w:val="24"/>
+        </w:rPr>
+        <w:t xml:space="preserve"> </w:t>
+      </w:r>
+      <w:proofErr w:type="spellStart"/>
+      <w:r>
+        <w:rPr>
+          <w:rFonts w:ascii="Arial" w:hAnsi="Arial" w:cs="Arial"/>
+          <w:sz w:val="24"/>
+          <w:szCs w:val="24"/>
+        </w:rPr>
+        <w:t>adalah</w:t>
+      </w:r>
+      <w:proofErr w:type="spellEnd"/>
+      <w:r>
+        <w:rPr>
+          <w:rFonts w:ascii="Arial" w:hAnsi="Arial" w:cs="Arial"/>
+          <w:sz w:val="24"/>
+          <w:szCs w:val="24"/>
+        </w:rPr>
+        <w:t xml:space="preserve"> </w:t>
+      </w:r>
+      <w:proofErr w:type="spellStart"/>
+      <w:r>
+        <w:rPr>
+          <w:rFonts w:ascii="Arial" w:hAnsi="Arial" w:cs="Arial"/>
+          <w:sz w:val="24"/>
+          <w:szCs w:val="24"/>
+        </w:rPr>
+        <w:t>benar</w:t>
+      </w:r>
+      <w:proofErr w:type="spellEnd"/>
+      <w:r>
+        <w:rPr>
+          <w:rFonts w:ascii="Arial" w:hAnsi="Arial" w:cs="Arial"/>
+          <w:sz w:val="24"/>
+          <w:szCs w:val="24"/>
+        </w:rPr>
+        <w:t xml:space="preserve"> </w:t>
+      </w:r>
+      <w:proofErr w:type="spellStart"/>
+      <w:r>
+        <w:rPr>
+          <w:rFonts w:ascii="Arial" w:hAnsi="Arial" w:cs="Arial"/>
+          <w:sz w:val="24"/>
+          <w:szCs w:val="24"/>
+        </w:rPr>
+        <w:t>karya</w:t>
+      </w:r>
+      <w:proofErr w:type="spellEnd"/>
+      <w:r>
+        <w:rPr>
+          <w:rFonts w:ascii="Arial" w:hAnsi="Arial" w:cs="Arial"/>
+          <w:sz w:val="24"/>
+          <w:szCs w:val="24"/>
+        </w:rPr>
+        <w:t xml:space="preserve"> </w:t>
+      </w:r>
+      <w:proofErr w:type="spellStart"/>
+      <w:r>
+        <w:rPr>
+          <w:rFonts w:ascii="Arial" w:hAnsi="Arial" w:cs="Arial"/>
+          <w:sz w:val="24"/>
+          <w:szCs w:val="24"/>
+        </w:rPr>
+        <w:t>saya</w:t>
+      </w:r>
+      <w:proofErr w:type="spellEnd"/>
+      <w:r>
+        <w:rPr>
+          <w:rFonts w:ascii="Arial" w:hAnsi="Arial" w:cs="Arial"/>
+          <w:sz w:val="24"/>
+          <w:szCs w:val="24"/>
+        </w:rPr>
+        <w:t xml:space="preserve"> </w:t>
+      </w:r>
+      <w:proofErr w:type="spellStart"/>
+      <w:r>
+        <w:rPr>
+          <w:rFonts w:ascii="Arial" w:hAnsi="Arial" w:cs="Arial"/>
+          <w:sz w:val="24"/>
+          <w:szCs w:val="24"/>
+        </w:rPr>
+        <w:t>sendiri</w:t>
+      </w:r>
+      <w:proofErr w:type="spellEnd"/>
+      <w:r>
+        <w:rPr>
+          <w:rFonts w:ascii="Arial" w:hAnsi="Arial" w:cs="Arial"/>
+          <w:sz w:val="24"/>
+          <w:szCs w:val="24"/>
+        </w:rPr>
+        <w:t xml:space="preserve">, dan </w:t>
+      </w:r>
+      <w:proofErr w:type="spellStart"/>
+      <w:r>
+        <w:rPr>
+          <w:rFonts w:ascii="Arial" w:hAnsi="Arial" w:cs="Arial"/>
+          <w:sz w:val="24"/>
+          <w:szCs w:val="24"/>
+        </w:rPr>
+        <w:t>saya</w:t>
+      </w:r>
+      <w:proofErr w:type="spellEnd"/>
+      <w:r>
+        <w:rPr>
+          <w:rFonts w:ascii="Arial" w:hAnsi="Arial" w:cs="Arial"/>
+          <w:sz w:val="24"/>
+          <w:szCs w:val="24"/>
+        </w:rPr>
+        <w:t xml:space="preserve"> </w:t>
+      </w:r>
+      <w:proofErr w:type="spellStart"/>
+      <w:r>
+        <w:rPr>
+          <w:rFonts w:ascii="Arial" w:hAnsi="Arial" w:cs="Arial"/>
+          <w:sz w:val="24"/>
+          <w:szCs w:val="24"/>
+        </w:rPr>
+        <w:t>tidak</w:t>
+      </w:r>
+      <w:proofErr w:type="spellEnd"/>
+      <w:r>
+        <w:rPr>
+          <w:rFonts w:ascii="Arial" w:hAnsi="Arial" w:cs="Arial"/>
+          <w:sz w:val="24"/>
+          <w:szCs w:val="24"/>
+        </w:rPr>
+        <w:t xml:space="preserve"> </w:t>
+      </w:r>
+      <w:proofErr w:type="spellStart"/>
+      <w:r>
+        <w:rPr>
+          <w:rFonts w:ascii="Arial" w:hAnsi="Arial" w:cs="Arial"/>
+          <w:sz w:val="24"/>
+          <w:szCs w:val="24"/>
+        </w:rPr>
+        <w:t>melakukan</w:t>
+      </w:r>
+      <w:proofErr w:type="spellEnd"/>
+      <w:r>
+        <w:rPr>
+          <w:rFonts w:ascii="Arial" w:hAnsi="Arial" w:cs="Arial"/>
+          <w:sz w:val="24"/>
+          <w:szCs w:val="24"/>
+        </w:rPr>
+        <w:t xml:space="preserve"> </w:t>
+      </w:r>
+      <w:proofErr w:type="spellStart"/>
+      <w:r>
+        <w:rPr>
+          <w:rFonts w:ascii="Arial" w:hAnsi="Arial" w:cs="Arial"/>
+          <w:sz w:val="24"/>
+          <w:szCs w:val="24"/>
+        </w:rPr>
+        <w:t>penjiplakan</w:t>
+      </w:r>
+      <w:proofErr w:type="spellEnd"/>
+      <w:r>
+        <w:rPr>
+          <w:rFonts w:ascii="Arial" w:hAnsi="Arial" w:cs="Arial"/>
+          <w:sz w:val="24"/>
+          <w:szCs w:val="24"/>
+        </w:rPr>
+        <w:t xml:space="preserve"> </w:t>
+      </w:r>
+      <w:proofErr w:type="spellStart"/>
+      <w:r>
+        <w:rPr>
+          <w:rFonts w:ascii="Arial" w:hAnsi="Arial" w:cs="Arial"/>
+          <w:sz w:val="24"/>
+          <w:szCs w:val="24"/>
+        </w:rPr>
+        <w:t>atau</w:t>
+      </w:r>
+      <w:proofErr w:type="spellEnd"/>
+      <w:r>
+        <w:rPr>
+          <w:rFonts w:ascii="Arial" w:hAnsi="Arial" w:cs="Arial"/>
+          <w:sz w:val="24"/>
+          <w:szCs w:val="24"/>
+        </w:rPr>
+        <w:t xml:space="preserve"> </w:t>
+      </w:r>
+      <w:proofErr w:type="spellStart"/>
+      <w:r>
+        <w:rPr>
+          <w:rFonts w:ascii="Arial" w:hAnsi="Arial" w:cs="Arial"/>
+          <w:sz w:val="24"/>
+          <w:szCs w:val="24"/>
+        </w:rPr>
+        <w:t>t</w:t>
+      </w:r>
+      <w:r>
+        <w:rPr>
+          <w:rFonts w:ascii="Arial" w:hAnsi="Arial" w:cs="Arial"/>
+          <w:sz w:val="24"/>
+          <w:szCs w:val="24"/>
+        </w:rPr>
+        <w:t>indakan</w:t>
+      </w:r>
+      <w:proofErr w:type="spellEnd"/>
+      <w:r>
+        <w:rPr>
+          <w:rFonts w:ascii="Arial" w:hAnsi="Arial" w:cs="Arial"/>
+          <w:sz w:val="24"/>
+          <w:szCs w:val="24"/>
+        </w:rPr>
+        <w:t xml:space="preserve"> yang </w:t>
+      </w:r>
+      <w:proofErr w:type="spellStart"/>
+      <w:r>
+        <w:rPr>
+          <w:rFonts w:ascii="Arial" w:hAnsi="Arial" w:cs="Arial"/>
+          <w:sz w:val="24"/>
+          <w:szCs w:val="24"/>
+        </w:rPr>
+        <w:t>tidak</w:t>
+      </w:r>
+      <w:proofErr w:type="spellEnd"/>
+      <w:r>
+        <w:rPr>
+          <w:rFonts w:ascii="Arial" w:hAnsi="Arial" w:cs="Arial"/>
+          <w:sz w:val="24"/>
+          <w:szCs w:val="24"/>
+        </w:rPr>
+        <w:t xml:space="preserve"> </w:t>
+      </w:r>
+      <w:proofErr w:type="spellStart"/>
+      <w:r>
+        <w:rPr>
+          <w:rFonts w:ascii="Arial" w:hAnsi="Arial" w:cs="Arial"/>
+          <w:sz w:val="24"/>
+          <w:szCs w:val="24"/>
+        </w:rPr>
+        <w:t>sesuai</w:t>
+      </w:r>
+      <w:proofErr w:type="spellEnd"/>
+      <w:r>
+        <w:rPr>
+          <w:rFonts w:ascii="Arial" w:hAnsi="Arial" w:cs="Arial"/>
+          <w:sz w:val="24"/>
+          <w:szCs w:val="24"/>
+        </w:rPr>
+        <w:t xml:space="preserve"> </w:t>
+      </w:r>
+      <w:proofErr w:type="spellStart"/>
+      <w:r>
+        <w:rPr>
+          <w:rFonts w:ascii="Arial" w:hAnsi="Arial" w:cs="Arial"/>
+          <w:sz w:val="24"/>
+          <w:szCs w:val="24"/>
+        </w:rPr>
+        <w:t>dengan</w:t>
+      </w:r>
+      <w:proofErr w:type="spellEnd"/>
+      <w:r>
+        <w:rPr>
+          <w:rFonts w:ascii="Arial" w:hAnsi="Arial" w:cs="Arial"/>
+          <w:sz w:val="24"/>
+          <w:szCs w:val="24"/>
+        </w:rPr>
+        <w:t xml:space="preserve"> </w:t>
+      </w:r>
+      <w:proofErr w:type="spellStart"/>
+      <w:r>
+        <w:rPr>
+          <w:rFonts w:ascii="Arial" w:hAnsi="Arial" w:cs="Arial"/>
+          <w:sz w:val="24"/>
+          <w:szCs w:val="24"/>
+        </w:rPr>
+        <w:t>etika</w:t>
+      </w:r>
+      <w:proofErr w:type="spellEnd"/>
+      <w:r>
+        <w:rPr>
+          <w:rFonts w:ascii="Arial" w:hAnsi="Arial" w:cs="Arial"/>
+          <w:sz w:val="24"/>
+          <w:szCs w:val="24"/>
+        </w:rPr>
+        <w:t xml:space="preserve"> dan </w:t>
+      </w:r>
+      <w:proofErr w:type="spellStart"/>
+      <w:r>
+        <w:rPr>
+          <w:rFonts w:ascii="Arial" w:hAnsi="Arial" w:cs="Arial"/>
+          <w:sz w:val="24"/>
+          <w:szCs w:val="24"/>
+        </w:rPr>
+        <w:t>ketentuan</w:t>
+      </w:r>
+      <w:proofErr w:type="spellEnd"/>
+      <w:r>
+        <w:rPr>
+          <w:rFonts w:ascii="Arial" w:hAnsi="Arial" w:cs="Arial"/>
+          <w:sz w:val="24"/>
+          <w:szCs w:val="24"/>
+        </w:rPr>
+        <w:t xml:space="preserve"> yang </w:t>
+      </w:r>
+      <w:proofErr w:type="spellStart"/>
+      <w:r>
+        <w:rPr>
+          <w:rFonts w:ascii="Arial" w:hAnsi="Arial" w:cs="Arial"/>
+          <w:sz w:val="24"/>
+          <w:szCs w:val="24"/>
+        </w:rPr>
+        <w:t>berlaku</w:t>
+      </w:r>
+      <w:proofErr w:type="spellEnd"/>
+      <w:r>
+        <w:rPr>
+          <w:rFonts w:ascii="Arial" w:hAnsi="Arial" w:cs="Arial"/>
+          <w:sz w:val="24"/>
+          <w:szCs w:val="24"/>
+        </w:rPr>
+        <w:t xml:space="preserve">. </w:t>
       </w:r>
     </w:p>
     <w:p>
@@ -6734,29 +9801,535 @@
           <w:szCs w:val="24"/>
         </w:rPr>
       </w:pPr>
+      <w:proofErr w:type="spellStart"/>
       <w:r>
         <w:rPr>
           <w:rFonts w:ascii="Arial" w:hAnsi="Arial" w:cs="Arial"/>
           <w:sz w:val="24"/>
           <w:szCs w:val="24"/>
         </w:rPr>
-        <w:t>Demikian laporan bulan</w:t>
-      </w:r>
+        <w:t>Demikian</w:t>
+      </w:r>
+      <w:proofErr w:type="spellEnd"/>
       <w:r>
         <w:rPr>
           <w:rFonts w:ascii="Arial" w:hAnsi="Arial" w:cs="Arial"/>
           <w:sz w:val="24"/>
           <w:szCs w:val="24"/>
         </w:rPr>
-        <w:t>an</w:t>
-      </w:r>
+        <w:t xml:space="preserve"> </w:t>
+      </w:r>
+      <w:proofErr w:type="spellStart"/>
       <w:r>
         <w:rPr>
           <w:rFonts w:ascii="Arial" w:hAnsi="Arial" w:cs="Arial"/>
           <w:sz w:val="24"/>
           <w:szCs w:val="24"/>
         </w:rPr>
-        <w:t xml:space="preserve"> ini saya buat sebagai bentuk pertanggungjawaban saya sebagai Tenaga Ahli dan untuk digunakan sebagaimana mestinya. Atas perhatian dan kerja sama saya ucapkan terima kasih. Semoga laporan ini berguna untuk semua pihak.</w:t>
+        <w:t>laporan</w:t>
+      </w:r>
+      <w:proofErr w:type="spellEnd"/>
+      <w:r>
+        <w:rPr>
+          <w:rFonts w:ascii="Arial" w:hAnsi="Arial" w:cs="Arial"/>
+          <w:sz w:val="24"/>
+          <w:szCs w:val="24"/>
+        </w:rPr>
+        <w:t xml:space="preserve"> </w:t>
+      </w:r>
+      <w:proofErr w:type="spellStart"/>
+      <w:r>
+        <w:rPr>
+          <w:rFonts w:ascii="Arial" w:hAnsi="Arial" w:cs="Arial"/>
+          <w:sz w:val="24"/>
+          <w:szCs w:val="24"/>
+        </w:rPr>
+        <w:t>bulan</w:t>
+      </w:r>
+      <w:r>
+        <w:rPr>
+          <w:rFonts w:ascii="Arial" w:hAnsi="Arial" w:cs="Arial"/>
+          <w:sz w:val="24"/>
+          <w:szCs w:val="24"/>
+        </w:rPr>
+        <w:t>an</w:t>
+      </w:r>
+      <w:proofErr w:type="spellEnd"/>
+      <w:r>
+        <w:rPr>
+          <w:rFonts w:ascii="Arial" w:hAnsi="Arial" w:cs="Arial"/>
+          <w:sz w:val="24"/>
+          <w:szCs w:val="24"/>
+        </w:rPr>
+        <w:t xml:space="preserve"> </w:t>
+      </w:r>
+      <w:proofErr w:type="spellStart"/>
+      <w:r>
+        <w:rPr>
+          <w:rFonts w:ascii="Arial" w:hAnsi="Arial" w:cs="Arial"/>
+          <w:sz w:val="24"/>
+          <w:szCs w:val="24"/>
+        </w:rPr>
+        <w:t>ini</w:t>
+      </w:r>
+      <w:proofErr w:type="spellEnd"/>
+      <w:r>
+        <w:rPr>
+          <w:rFonts w:ascii="Arial" w:hAnsi="Arial" w:cs="Arial"/>
+          <w:sz w:val="24"/>
+          <w:szCs w:val="24"/>
+        </w:rPr>
+        <w:t xml:space="preserve"> </w:t>
+      </w:r>
+      <w:proofErr w:type="spellStart"/>
+      <w:r>
+        <w:rPr>
+          <w:rFonts w:ascii="Arial" w:hAnsi="Arial" w:cs="Arial"/>
+          <w:sz w:val="24"/>
+          <w:szCs w:val="24"/>
+        </w:rPr>
+        <w:t>saya</w:t>
+      </w:r>
+      <w:proofErr w:type="spellEnd"/>
+      <w:r>
+        <w:rPr>
+          <w:rFonts w:ascii="Arial" w:hAnsi="Arial" w:cs="Arial"/>
+          <w:sz w:val="24"/>
+          <w:szCs w:val="24"/>
+        </w:rPr>
+        <w:t xml:space="preserve"> </w:t>
+      </w:r>
+      <w:proofErr w:type="spellStart"/>
+      <w:r>
+        <w:rPr>
+          <w:rFonts w:ascii="Arial" w:hAnsi="Arial" w:cs="Arial"/>
+          <w:sz w:val="24"/>
+          <w:szCs w:val="24"/>
+        </w:rPr>
+        <w:t>buat</w:t>
+      </w:r>
+      <w:proofErr w:type="spellEnd"/>
+      <w:r>
+        <w:rPr>
+          <w:rFonts w:ascii="Arial" w:hAnsi="Arial" w:cs="Arial"/>
+          <w:sz w:val="24"/>
+          <w:szCs w:val="24"/>
+        </w:rPr>
+        <w:t xml:space="preserve"> </w:t>
+      </w:r>
+      <w:proofErr w:type="spellStart"/>
+      <w:r>
+        <w:rPr>
+          <w:rFonts w:ascii="Arial" w:hAnsi="Arial" w:cs="Arial"/>
+          <w:sz w:val="24"/>
+          <w:szCs w:val="24"/>
+        </w:rPr>
+        <w:t>sebagai</w:t>
+      </w:r>
+      <w:proofErr w:type="spellEnd"/>
+      <w:r>
+        <w:rPr>
+          <w:rFonts w:ascii="Arial" w:hAnsi="Arial" w:cs="Arial"/>
+          <w:sz w:val="24"/>
+          <w:szCs w:val="24"/>
+        </w:rPr>
+        <w:t xml:space="preserve"> </w:t>
+      </w:r>
+      <w:proofErr w:type="spellStart"/>
+      <w:r>
+        <w:rPr>
+          <w:rFonts w:ascii="Arial" w:hAnsi="Arial" w:cs="Arial"/>
+          <w:sz w:val="24"/>
+          <w:szCs w:val="24"/>
+        </w:rPr>
+        <w:t>bentuk</w:t>
+      </w:r>
+      <w:proofErr w:type="spellEnd"/>
+      <w:r>
+        <w:rPr>
+          <w:rFonts w:ascii="Arial" w:hAnsi="Arial" w:cs="Arial"/>
+          <w:sz w:val="24"/>
+          <w:szCs w:val="24"/>
+        </w:rPr>
+        <w:t xml:space="preserve"> </w:t>
+      </w:r>
+      <w:proofErr w:type="spellStart"/>
+      <w:r>
+        <w:rPr>
+          <w:rFonts w:ascii="Arial" w:hAnsi="Arial" w:cs="Arial"/>
+          <w:sz w:val="24"/>
+          <w:szCs w:val="24"/>
+        </w:rPr>
+        <w:t>pertanggungjawaban</w:t>
+      </w:r>
+      <w:proofErr w:type="spellEnd"/>
+      <w:r>
+        <w:rPr>
+          <w:rFonts w:ascii="Arial" w:hAnsi="Arial" w:cs="Arial"/>
+          <w:sz w:val="24"/>
+          <w:szCs w:val="24"/>
+        </w:rPr>
+        <w:t xml:space="preserve"> </w:t>
+      </w:r>
+      <w:proofErr w:type="spellStart"/>
+      <w:r>
+        <w:rPr>
+          <w:rFonts w:ascii="Arial" w:hAnsi="Arial" w:cs="Arial"/>
+          <w:sz w:val="24"/>
+          <w:szCs w:val="24"/>
+        </w:rPr>
+        <w:t>saya</w:t>
+      </w:r>
+      <w:proofErr w:type="spellEnd"/>
+      <w:r>
+        <w:rPr>
+          <w:rFonts w:ascii="Arial" w:hAnsi="Arial" w:cs="Arial"/>
+          <w:sz w:val="24"/>
+          <w:szCs w:val="24"/>
+        </w:rPr>
+        <w:t xml:space="preserve"> </w:t>
+      </w:r>
+      <w:proofErr w:type="spellStart"/>
+      <w:r>
+        <w:rPr>
+          <w:rFonts w:ascii="Arial" w:hAnsi="Arial" w:cs="Arial"/>
+          <w:sz w:val="24"/>
+          <w:szCs w:val="24"/>
+        </w:rPr>
+        <w:t>sebagai</w:t>
+      </w:r>
+      <w:proofErr w:type="spellEnd"/>
+      <w:r>
+        <w:rPr>
+          <w:rFonts w:ascii="Arial" w:hAnsi="Arial" w:cs="Arial"/>
+          <w:sz w:val="24"/>
+          <w:szCs w:val="24"/>
+        </w:rPr>
+        <w:t xml:space="preserve"> Tenaga Ahli dan </w:t>
+      </w:r>
+      <w:proofErr w:type="spellStart"/>
+      <w:r>
+        <w:rPr>
+          <w:rFonts w:ascii="Arial" w:hAnsi="Arial" w:cs="Arial"/>
+          <w:sz w:val="24"/>
+          <w:szCs w:val="24"/>
+        </w:rPr>
+        <w:t>untuk</w:t>
+      </w:r>
+      <w:proofErr w:type="spellEnd"/>
+      <w:r>
+        <w:rPr>
+          <w:rFonts w:ascii="Arial" w:hAnsi="Arial" w:cs="Arial"/>
+          <w:sz w:val="24"/>
+          <w:szCs w:val="24"/>
+        </w:rPr>
+        <w:t xml:space="preserve"> </w:t>
+      </w:r>
+      <w:proofErr w:type="spellStart"/>
+      <w:r>
+        <w:rPr>
+          <w:rFonts w:ascii="Arial" w:hAnsi="Arial" w:cs="Arial"/>
+          <w:sz w:val="24"/>
+          <w:szCs w:val="24"/>
+        </w:rPr>
+        <w:t>digunakan</w:t>
+      </w:r>
+      <w:proofErr w:type="spellEnd"/>
+      <w:r>
+        <w:rPr>
+          <w:rFonts w:ascii="Arial" w:hAnsi="Arial" w:cs="Arial"/>
+          <w:sz w:val="24"/>
+          <w:szCs w:val="24"/>
+        </w:rPr>
+        <w:t xml:space="preserve"> </w:t>
+      </w:r>
+      <w:proofErr w:type="spellStart"/>
+      <w:r>
+        <w:rPr>
+          <w:rFonts w:ascii="Arial" w:hAnsi="Arial" w:cs="Arial"/>
+          <w:sz w:val="24"/>
+          <w:szCs w:val="24"/>
+        </w:rPr>
+        <w:t>sebagaimana</w:t>
+      </w:r>
+      <w:proofErr w:type="spellEnd"/>
+      <w:r>
+        <w:rPr>
+          <w:rFonts w:ascii="Arial" w:hAnsi="Arial" w:cs="Arial"/>
+          <w:sz w:val="24"/>
+          <w:szCs w:val="24"/>
+        </w:rPr>
+        <w:t xml:space="preserve"> </w:t>
+      </w:r>
+      <w:proofErr w:type="spellStart"/>
+      <w:r>
+        <w:rPr>
+          <w:rFonts w:ascii="Arial" w:hAnsi="Arial" w:cs="Arial"/>
+          <w:sz w:val="24"/>
+          <w:szCs w:val="24"/>
+        </w:rPr>
+        <w:t>mestinya</w:t>
+      </w:r>
+      <w:proofErr w:type="spellEnd"/>
+      <w:r>
+        <w:rPr>
+          <w:rFonts w:ascii="Arial" w:hAnsi="Arial" w:cs="Arial"/>
+          <w:sz w:val="24"/>
+          <w:szCs w:val="24"/>
+        </w:rPr>
+        <w:t xml:space="preserve">. Atas </w:t>
+      </w:r>
+      <w:proofErr w:type="spellStart"/>
+      <w:r>
+        <w:rPr>
+          <w:rFonts w:ascii="Arial" w:hAnsi="Arial" w:cs="Arial"/>
+          <w:sz w:val="24"/>
+          <w:szCs w:val="24"/>
+        </w:rPr>
+        <w:t>perhatian</w:t>
+      </w:r>
+      <w:proofErr w:type="spellEnd"/>
+      <w:r>
+        <w:rPr>
+          <w:rFonts w:ascii="Arial" w:hAnsi="Arial" w:cs="Arial"/>
+          <w:sz w:val="24"/>
+          <w:szCs w:val="24"/>
+        </w:rPr>
+        <w:t xml:space="preserve"> dan </w:t>
+      </w:r>
+      <w:proofErr w:type="spellStart"/>
+      <w:r>
+        <w:rPr>
+          <w:rFonts w:ascii="Arial" w:hAnsi="Arial" w:cs="Arial"/>
+          <w:sz w:val="24"/>
+          <w:szCs w:val="24"/>
+        </w:rPr>
+        <w:t>kerja</w:t>
+      </w:r>
+      <w:proofErr w:type="spellEnd"/>
+      <w:r>
+        <w:rPr>
+          <w:rFonts w:ascii="Arial" w:hAnsi="Arial" w:cs="Arial"/>
+          <w:sz w:val="24"/>
+          <w:szCs w:val="24"/>
+        </w:rPr>
+        <w:t xml:space="preserve"> </w:t>
+      </w:r>
+      <w:proofErr w:type="spellStart"/>
+      <w:r>
+        <w:rPr>
+          <w:rFonts w:ascii="Arial" w:hAnsi="Arial" w:cs="Arial"/>
+          <w:sz w:val="24"/>
+          <w:szCs w:val="24"/>
+        </w:rPr>
+        <w:t>sama</w:t>
+      </w:r>
+      <w:proofErr w:type="spellEnd"/>
+      <w:r>
+        <w:rPr>
+          <w:rFonts w:ascii="Arial" w:hAnsi="Arial" w:cs="Arial"/>
+          <w:sz w:val="24"/>
+          <w:szCs w:val="24"/>
+        </w:rPr>
+        <w:t xml:space="preserve"> </w:t>
+      </w:r>
+      <w:proofErr w:type="spellStart"/>
+      <w:r>
+        <w:rPr>
+          <w:rFonts w:ascii="Arial" w:hAnsi="Arial" w:cs="Arial"/>
+          <w:sz w:val="24"/>
+          <w:szCs w:val="24"/>
+        </w:rPr>
+        <w:t>saya</w:t>
+      </w:r>
+      <w:proofErr w:type="spellEnd"/>
+      <w:r>
+        <w:rPr>
+          <w:rFonts w:ascii="Arial" w:hAnsi="Arial" w:cs="Arial"/>
+          <w:sz w:val="24"/>
+          <w:szCs w:val="24"/>
+        </w:rPr>
+        <w:t xml:space="preserve"> </w:t>
+      </w:r>
+      <w:proofErr w:type="spellStart"/>
+      <w:r>
+        <w:rPr>
+          <w:rFonts w:ascii="Arial" w:hAnsi="Arial" w:cs="Arial"/>
+          <w:sz w:val="24"/>
+          <w:szCs w:val="24"/>
+        </w:rPr>
+        <w:t>ucapkan</w:t>
+      </w:r>
+      <w:proofErr w:type="spellEnd"/>
+      <w:r>
+        <w:rPr>
+          <w:rFonts w:ascii="Arial" w:hAnsi="Arial" w:cs="Arial"/>
+          <w:sz w:val="24"/>
+          <w:szCs w:val="24"/>
+        </w:rPr>
+        <w:t xml:space="preserve"> </w:t>
+      </w:r>
+      <w:proofErr w:type="spellStart"/>
+      <w:r>
+        <w:rPr>
+          <w:rFonts w:ascii="Arial" w:hAnsi="Arial" w:cs="Arial"/>
+          <w:sz w:val="24"/>
+          <w:szCs w:val="24"/>
+        </w:rPr>
+        <w:t>terima</w:t>
+      </w:r>
+      <w:proofErr w:type="spellEnd"/>
+      <w:r>
+        <w:rPr>
+          <w:rFonts w:ascii="Arial" w:hAnsi="Arial" w:cs="Arial"/>
+          <w:sz w:val="24"/>
+          <w:szCs w:val="24"/>
+        </w:rPr>
+        <w:t xml:space="preserve"> </w:t>
+      </w:r>
+      <w:proofErr w:type="spellStart"/>
+      <w:r>
+        <w:rPr>
+          <w:rFonts w:ascii="Arial" w:hAnsi="Arial" w:cs="Arial"/>
+          <w:sz w:val="24"/>
+          <w:szCs w:val="24"/>
+        </w:rPr>
+        <w:t>kasih</w:t>
+      </w:r>
+      <w:proofErr w:type="spellEnd"/>
+      <w:r>
+        <w:rPr>
+          <w:rFonts w:ascii="Arial" w:hAnsi="Arial" w:cs="Arial"/>
+          <w:sz w:val="24"/>
+          <w:szCs w:val="24"/>
+        </w:rPr>
+        <w:t xml:space="preserve">. </w:t>
+      </w:r>
+      <w:proofErr w:type="spellStart"/>
+      <w:r>
+        <w:rPr>
+          <w:rFonts w:ascii="Arial" w:hAnsi="Arial" w:cs="Arial"/>
+          <w:sz w:val="24"/>
+          <w:szCs w:val="24"/>
+        </w:rPr>
+        <w:t>Semoga</w:t>
+      </w:r>
+      <w:proofErr w:type="spellEnd"/>
+      <w:r>
+        <w:rPr>
+          <w:rFonts w:ascii="Arial" w:hAnsi="Arial" w:cs="Arial"/>
+          <w:sz w:val="24"/>
+          <w:szCs w:val="24"/>
+        </w:rPr>
+        <w:t xml:space="preserve"> </w:t>
+      </w:r>
+      <w:proofErr w:type="spellStart"/>
+      <w:r>
+        <w:rPr>
+          <w:rFonts w:ascii="Arial" w:hAnsi="Arial" w:cs="Arial"/>
+          <w:sz w:val="24"/>
+          <w:szCs w:val="24"/>
+        </w:rPr>
+        <w:t>laporan</w:t>
+      </w:r>
+      <w:proofErr w:type="spellEnd"/>
+      <w:r>
+        <w:rPr>
+          <w:rFonts w:ascii="Arial" w:hAnsi="Arial" w:cs="Arial"/>
+          <w:sz w:val="24"/>
+          <w:szCs w:val="24"/>
+        </w:rPr>
+        <w:t xml:space="preserve"> </w:t>
+      </w:r>
+      <w:proofErr w:type="spellStart"/>
+      <w:r>
+        <w:rPr>
+          <w:rFonts w:ascii="Arial" w:hAnsi="Arial" w:cs="Arial"/>
+          <w:sz w:val="24"/>
+          <w:szCs w:val="24"/>
+        </w:rPr>
+        <w:t>ini</w:t>
+      </w:r>
+      <w:proofErr w:type="spellEnd"/>
+      <w:r>
+        <w:rPr>
+          <w:rFonts w:ascii="Arial" w:hAnsi="Arial" w:cs="Arial"/>
+          <w:sz w:val="24"/>
+          <w:szCs w:val="24"/>
+        </w:rPr>
+        <w:t xml:space="preserve"> </w:t>
+      </w:r>
+      <w:proofErr w:type="spellStart"/>
+      <w:r>
+        <w:rPr>
+          <w:rFonts w:ascii="Arial" w:hAnsi="Arial" w:cs="Arial"/>
+          <w:sz w:val="24"/>
+          <w:szCs w:val="24"/>
+        </w:rPr>
+        <w:t>berguna</w:t>
+      </w:r>
+      <w:proofErr w:type="spellEnd"/>
+      <w:r>
+        <w:rPr>
+          <w:rFonts w:ascii="Arial" w:hAnsi="Arial" w:cs="Arial"/>
+          <w:sz w:val="24"/>
+          <w:szCs w:val="24"/>
+        </w:rPr>
+        <w:t xml:space="preserve"> </w:t>
+      </w:r>
+      <w:proofErr w:type="spellStart"/>
+      <w:r>
+        <w:rPr>
+          <w:rFonts w:ascii="Arial" w:hAnsi="Arial" w:cs="Arial"/>
+          <w:sz w:val="24"/>
+          <w:szCs w:val="24"/>
+        </w:rPr>
+        <w:t>untuk</w:t>
+      </w:r>
+      <w:proofErr w:type="spellEnd"/>
+      <w:r>
+        <w:rPr>
+          <w:rFonts w:ascii="Arial" w:hAnsi="Arial" w:cs="Arial"/>
+          <w:sz w:val="24"/>
+          <w:szCs w:val="24"/>
+        </w:rPr>
+        <w:t xml:space="preserve"> </w:t>
+      </w:r>
+      <w:proofErr w:type="spellStart"/>
+      <w:r>
+        <w:rPr>
+          <w:rFonts w:ascii="Arial" w:hAnsi="Arial" w:cs="Arial"/>
+          <w:sz w:val="24"/>
+          <w:szCs w:val="24"/>
+        </w:rPr>
+        <w:t>semua</w:t>
+      </w:r>
+      <w:proofErr w:type="spellEnd"/>
+      <w:r>
+        <w:rPr>
+          <w:rFonts w:ascii="Arial" w:hAnsi="Arial" w:cs="Arial"/>
+          <w:sz w:val="24"/>
+          <w:szCs w:val="24"/>
+        </w:rPr>
+        <w:t xml:space="preserve"> </w:t>
+      </w:r>
+      <w:proofErr w:type="spellStart"/>
+      <w:r>
+        <w:rPr>
+          <w:rFonts w:ascii="Arial" w:hAnsi="Arial" w:cs="Arial"/>
+          <w:sz w:val="24"/>
+          <w:szCs w:val="24"/>
+        </w:rPr>
+        <w:t>pihak</w:t>
+      </w:r>
+      <w:proofErr w:type="spellEnd"/>
+      <w:r>
+        <w:rPr>
+          <w:rFonts w:ascii="Arial" w:hAnsi="Arial" w:cs="Arial"/>
+          <w:sz w:val="24"/>
+          <w:szCs w:val="24"/>
+        </w:rPr>
+        <w:t>.</w:t>
       </w:r>
     </w:p>
     <w:p>
@@ -6853,7 +10426,23 @@
                                 <w:color w:val="000000" w:themeColor="text1"/>
                                 <w:sz w:val="24"/>
                               </w:rPr>
-                              <w:t>${tanggal_laporan}</w:t>
+                              <w:t>${</w:t>
+                            </w:r>
+                            <w:proofErr w:type="spellStart"/>
+                            <w:r>
+                              <w:rPr>
+                                <w:color w:val="000000" w:themeColor="text1"/>
+                                <w:sz w:val="24"/>
+                              </w:rPr>
+                              <w:t>tanggal_laporan</w:t>
+                            </w:r>
+                            <w:proofErr w:type="spellEnd"/>
+                            <w:r>
+                              <w:rPr>
+                                <w:color w:val="000000" w:themeColor="text1"/>
+                                <w:sz w:val="24"/>
+                              </w:rPr>
+                              <w:t>}</w:t>
                             </w:r>
                           </w:p>
                           <w:p>
@@ -6870,7 +10459,23 @@
                                 <w:color w:val="000000" w:themeColor="text1"/>
                                 <w:sz w:val="24"/>
                               </w:rPr>
-                              <w:t>${jabatan}</w:t>
+                              <w:t>${</w:t>
+                            </w:r>
+                            <w:proofErr w:type="spellStart"/>
+                            <w:r>
+                              <w:rPr>
+                                <w:color w:val="000000" w:themeColor="text1"/>
+                                <w:sz w:val="24"/>
+                              </w:rPr>
+                              <w:t>jabatan</w:t>
+                            </w:r>
+                            <w:proofErr w:type="spellEnd"/>
+                            <w:r>
+                              <w:rPr>
+                                <w:color w:val="000000" w:themeColor="text1"/>
+                                <w:sz w:val="24"/>
+                              </w:rPr>
+                              <w:t>}</w:t>
                             </w:r>
                             <w:r>
                               <w:rPr>
@@ -6934,7 +10539,23 @@
                                 <w:color w:val="000000" w:themeColor="text1"/>
                                 <w:sz w:val="24"/>
                               </w:rPr>
-                              <w:t>${nama_pegawai}</w:t>
+                              <w:t>${</w:t>
+                            </w:r>
+                            <w:proofErr w:type="spellStart"/>
+                            <w:r>
+                              <w:rPr>
+                                <w:color w:val="000000" w:themeColor="text1"/>
+                                <w:sz w:val="24"/>
+                              </w:rPr>
+                              <w:t>nama_pegawai</w:t>
+                            </w:r>
+                            <w:proofErr w:type="spellEnd"/>
+                            <w:r>
+                              <w:rPr>
+                                <w:color w:val="000000" w:themeColor="text1"/>
+                                <w:sz w:val="24"/>
+                              </w:rPr>
+                              <w:t>}</w:t>
                             </w:r>
                           </w:p>
                           <w:p>
@@ -6958,7 +10579,23 @@
                                 <w:color w:val="000000" w:themeColor="text1"/>
                                 <w:sz w:val="24"/>
                               </w:rPr>
-                              <w:t>${nik}</w:t>
+                              <w:t>${</w:t>
+                            </w:r>
+                            <w:proofErr w:type="spellStart"/>
+                            <w:r>
+                              <w:rPr>
+                                <w:color w:val="000000" w:themeColor="text1"/>
+                                <w:sz w:val="24"/>
+                              </w:rPr>
+                              <w:t>nik</w:t>
+                            </w:r>
+                            <w:proofErr w:type="spellEnd"/>
+                            <w:r>
+                              <w:rPr>
+                                <w:color w:val="000000" w:themeColor="text1"/>
+                                <w:sz w:val="24"/>
+                              </w:rPr>
+                              <w:t>}</w:t>
                             </w:r>
                           </w:p>
                           <w:p>
@@ -7042,7 +10679,23 @@
                           <w:color w:val="000000" w:themeColor="text1"/>
                           <w:sz w:val="24"/>
                         </w:rPr>
-                        <w:t>${tanggal_laporan}</w:t>
+                        <w:t>${</w:t>
+                      </w:r>
+                      <w:proofErr w:type="spellStart"/>
+                      <w:r>
+                        <w:rPr>
+                          <w:color w:val="000000" w:themeColor="text1"/>
+                          <w:sz w:val="24"/>
+                        </w:rPr>
+                        <w:t>tanggal_laporan</w:t>
+                      </w:r>
+                      <w:proofErr w:type="spellEnd"/>
+                      <w:r>
+                        <w:rPr>
+                          <w:color w:val="000000" w:themeColor="text1"/>
+                          <w:sz w:val="24"/>
+                        </w:rPr>
+                        <w:t>}</w:t>
                       </w:r>
                     </w:p>
                     <w:p>
@@ -7059,7 +10712,23 @@
                           <w:color w:val="000000" w:themeColor="text1"/>
                           <w:sz w:val="24"/>
                         </w:rPr>
-                        <w:t>${jabatan}</w:t>
+                        <w:t>${</w:t>
+                      </w:r>
+                      <w:proofErr w:type="spellStart"/>
+                      <w:r>
+                        <w:rPr>
+                          <w:color w:val="000000" w:themeColor="text1"/>
+                          <w:sz w:val="24"/>
+                        </w:rPr>
+                        <w:t>jabatan</w:t>
+                      </w:r>
+                      <w:proofErr w:type="spellEnd"/>
+                      <w:r>
+                        <w:rPr>
+                          <w:color w:val="000000" w:themeColor="text1"/>
+                          <w:sz w:val="24"/>
+                        </w:rPr>
+                        <w:t>}</w:t>
                       </w:r>
                       <w:r>
                         <w:rPr>
@@ -7123,7 +10792,23 @@
                           <w:color w:val="000000" w:themeColor="text1"/>
                           <w:sz w:val="24"/>
                         </w:rPr>
-                        <w:t>${nama_pegawai}</w:t>
+                        <w:t>${</w:t>
+                      </w:r>
+                      <w:proofErr w:type="spellStart"/>
+                      <w:r>
+                        <w:rPr>
+                          <w:color w:val="000000" w:themeColor="text1"/>
+                          <w:sz w:val="24"/>
+                        </w:rPr>
+                        <w:t>nama_pegawai</w:t>
+                      </w:r>
+                      <w:proofErr w:type="spellEnd"/>
+                      <w:r>
+                        <w:rPr>
+                          <w:color w:val="000000" w:themeColor="text1"/>
+                          <w:sz w:val="24"/>
+                        </w:rPr>
+                        <w:t>}</w:t>
                       </w:r>
                     </w:p>
                     <w:p>
@@ -7147,7 +10832,23 @@
                           <w:color w:val="000000" w:themeColor="text1"/>
                           <w:sz w:val="24"/>
                         </w:rPr>
-                        <w:t>${nik}</w:t>
+                        <w:t>${</w:t>
+                      </w:r>
+                      <w:proofErr w:type="spellStart"/>
+                      <w:r>
+                        <w:rPr>
+                          <w:color w:val="000000" w:themeColor="text1"/>
+                          <w:sz w:val="24"/>
+                        </w:rPr>
+                        <w:t>nik</w:t>
+                      </w:r>
+                      <w:proofErr w:type="spellEnd"/>
+                      <w:r>
+                        <w:rPr>
+                          <w:color w:val="000000" w:themeColor="text1"/>
+                          <w:sz w:val="24"/>
+                        </w:rPr>
+                        <w:t>}</w:t>
                       </w:r>
                     </w:p>
                     <w:p>
@@ -7249,12 +10950,21 @@
                                 <w:sz w:val="24"/>
                               </w:rPr>
                             </w:pPr>
+                            <w:proofErr w:type="spellStart"/>
                             <w:r>
                               <w:rPr>
                                 <w:color w:val="000000" w:themeColor="text1"/>
                                 <w:sz w:val="24"/>
                               </w:rPr>
-                              <w:t>Mengetahui,</w:t>
+                              <w:t>Mengetahui</w:t>
+                            </w:r>
+                            <w:proofErr w:type="spellEnd"/>
+                            <w:r>
+                              <w:rPr>
+                                <w:color w:val="000000" w:themeColor="text1"/>
+                                <w:sz w:val="24"/>
+                              </w:rPr>
+                              <w:t>,</w:t>
                             </w:r>
                           </w:p>
                           <w:p>
@@ -7266,13 +10976,47 @@
                                 <w:sz w:val="24"/>
                               </w:rPr>
                             </w:pPr>
+                            <w:proofErr w:type="spellStart"/>
                             <w:r>
                               <w:rPr>
                                 <w:color w:val="000000" w:themeColor="text1"/>
                                 <w:sz w:val="24"/>
                               </w:rPr>
-                              <w:t>Pejabat Pelaksana Teknis Kegiatan</w:t>
+                              <w:t>Pejabat</w:t>
                             </w:r>
+                            <w:proofErr w:type="spellEnd"/>
+                            <w:r>
+                              <w:rPr>
+                                <w:color w:val="000000" w:themeColor="text1"/>
+                                <w:sz w:val="24"/>
+                              </w:rPr>
+                              <w:t xml:space="preserve"> </w:t>
+                            </w:r>
+                            <w:proofErr w:type="spellStart"/>
+                            <w:r>
+                              <w:rPr>
+                                <w:color w:val="000000" w:themeColor="text1"/>
+                                <w:sz w:val="24"/>
+                              </w:rPr>
+                              <w:t>Pelaksana</w:t>
+                            </w:r>
+                            <w:proofErr w:type="spellEnd"/>
+                            <w:r>
+                              <w:rPr>
+                                <w:color w:val="000000" w:themeColor="text1"/>
+                                <w:sz w:val="24"/>
+                              </w:rPr>
+                              <w:t xml:space="preserve"> Teknis </w:t>
+                            </w:r>
+                            <w:proofErr w:type="spellStart"/>
+                            <w:r>
+                              <w:rPr>
+                                <w:color w:val="000000" w:themeColor="text1"/>
+                                <w:sz w:val="24"/>
+                              </w:rPr>
+                              <w:t>Kegiatan</w:t>
+                            </w:r>
+                            <w:proofErr w:type="spellEnd"/>
                             <w:r>
                               <w:rPr>
                                 <w:color w:val="000000" w:themeColor="text1"/>
@@ -7339,7 +11083,27 @@
                                 <w:sz w:val="24"/>
                                 <w:szCs w:val="24"/>
                               </w:rPr>
-                              <w:t>${nama_pejabat}</w:t>
+                              <w:t>${</w:t>
+                            </w:r>
+                            <w:proofErr w:type="spellStart"/>
+                            <w:r>
+                              <w:rPr>
+                                <w:rFonts w:ascii="Calibri" w:hAnsi="Calibri" w:cs="Calibri"/>
+                                <w:color w:val="000000" w:themeColor="text1"/>
+                                <w:sz w:val="24"/>
+                                <w:szCs w:val="24"/>
+                              </w:rPr>
+                              <w:t>nama_pejabat</w:t>
+                            </w:r>
+                            <w:proofErr w:type="spellEnd"/>
+                            <w:r>
+                              <w:rPr>
+                                <w:rFonts w:ascii="Calibri" w:hAnsi="Calibri" w:cs="Calibri"/>
+                                <w:color w:val="000000" w:themeColor="text1"/>
+                                <w:sz w:val="24"/>
+                                <w:szCs w:val="24"/>
+                              </w:rPr>
+                              <w:t>}</w:t>
                             </w:r>
                           </w:p>
                           <w:p>
@@ -7370,7 +11134,27 @@
                                 <w:sz w:val="24"/>
                                 <w:szCs w:val="24"/>
                               </w:rPr>
-                              <w:t>${nip_pejabat}</w:t>
+                              <w:t>${</w:t>
+                            </w:r>
+                            <w:proofErr w:type="spellStart"/>
+                            <w:r>
+                              <w:rPr>
+                                <w:rFonts w:ascii="Calibri" w:hAnsi="Calibri" w:cs="Calibri"/>
+                                <w:color w:val="000000" w:themeColor="text1"/>
+                                <w:sz w:val="24"/>
+                                <w:szCs w:val="24"/>
+                              </w:rPr>
+                              <w:t>nip_pejabat</w:t>
+                            </w:r>
+                            <w:proofErr w:type="spellEnd"/>
+                            <w:r>
+                              <w:rPr>
+                                <w:rFonts w:ascii="Calibri" w:hAnsi="Calibri" w:cs="Calibri"/>
+                                <w:color w:val="000000" w:themeColor="text1"/>
+                                <w:sz w:val="24"/>
+                                <w:szCs w:val="24"/>
+                              </w:rPr>
+                              <w:t>}</w:t>
                             </w:r>
                           </w:p>
                           <w:p>
@@ -7416,12 +11200,21 @@
                           <w:sz w:val="24"/>
                         </w:rPr>
                       </w:pPr>
+                      <w:proofErr w:type="spellStart"/>
                       <w:r>
                         <w:rPr>
                           <w:color w:val="000000" w:themeColor="text1"/>
                           <w:sz w:val="24"/>
                         </w:rPr>
-                        <w:t>Mengetahui,</w:t>
+                        <w:t>Mengetahui</w:t>
+                      </w:r>
+                      <w:proofErr w:type="spellEnd"/>
+                      <w:r>
+                        <w:rPr>
+                          <w:color w:val="000000" w:themeColor="text1"/>
+                          <w:sz w:val="24"/>
+                        </w:rPr>
+                        <w:t>,</w:t>
                       </w:r>
                     </w:p>
                     <w:p>
@@ -7433,13 +11226,47 @@
                           <w:sz w:val="24"/>
                         </w:rPr>
                       </w:pPr>
+                      <w:proofErr w:type="spellStart"/>
                       <w:r>
                         <w:rPr>
                           <w:color w:val="000000" w:themeColor="text1"/>
                           <w:sz w:val="24"/>
                         </w:rPr>
-                        <w:t>Pejabat Pelaksana Teknis Kegiatan</w:t>
+                        <w:t>Pejabat</w:t>
                       </w:r>
+                      <w:proofErr w:type="spellEnd"/>
+                      <w:r>
+                        <w:rPr>
+                          <w:color w:val="000000" w:themeColor="text1"/>
+                          <w:sz w:val="24"/>
+                        </w:rPr>
+                        <w:t xml:space="preserve"> </w:t>
+                      </w:r>
+                      <w:proofErr w:type="spellStart"/>
+                      <w:r>
+                        <w:rPr>
+                          <w:color w:val="000000" w:themeColor="text1"/>
+                          <w:sz w:val="24"/>
+                        </w:rPr>
+                        <w:t>Pelaksana</w:t>
+                      </w:r>
+                      <w:proofErr w:type="spellEnd"/>
+                      <w:r>
+                        <w:rPr>
+                          <w:color w:val="000000" w:themeColor="text1"/>
+                          <w:sz w:val="24"/>
+                        </w:rPr>
+                        <w:t xml:space="preserve"> Teknis </w:t>
+                      </w:r>
+                      <w:proofErr w:type="spellStart"/>
+                      <w:r>
+                        <w:rPr>
+                          <w:color w:val="000000" w:themeColor="text1"/>
+                          <w:sz w:val="24"/>
+                        </w:rPr>
+                        <w:t>Kegiatan</w:t>
+                      </w:r>
+                      <w:proofErr w:type="spellEnd"/>
                       <w:r>
                         <w:rPr>
                           <w:color w:val="000000" w:themeColor="text1"/>
@@ -7506,7 +11333,27 @@
                           <w:sz w:val="24"/>
                           <w:szCs w:val="24"/>
                         </w:rPr>
-                        <w:t>${nama_pejabat}</w:t>
+                        <w:t>${</w:t>
+                      </w:r>
+                      <w:proofErr w:type="spellStart"/>
+                      <w:r>
+                        <w:rPr>
+                          <w:rFonts w:ascii="Calibri" w:hAnsi="Calibri" w:cs="Calibri"/>
+                          <w:color w:val="000000" w:themeColor="text1"/>
+                          <w:sz w:val="24"/>
+                          <w:szCs w:val="24"/>
+                        </w:rPr>
+                        <w:t>nama_pejabat</w:t>
+                      </w:r>
+                      <w:proofErr w:type="spellEnd"/>
+                      <w:r>
+                        <w:rPr>
+                          <w:rFonts w:ascii="Calibri" w:hAnsi="Calibri" w:cs="Calibri"/>
+                          <w:color w:val="000000" w:themeColor="text1"/>
+                          <w:sz w:val="24"/>
+                          <w:szCs w:val="24"/>
+                        </w:rPr>
+                        <w:t>}</w:t>
                       </w:r>
                     </w:p>
                     <w:p>
@@ -7537,7 +11384,27 @@
                           <w:sz w:val="24"/>
                           <w:szCs w:val="24"/>
                         </w:rPr>
-                        <w:t>${nip_pejabat}</w:t>
+                        <w:t>${</w:t>
+                      </w:r>
+                      <w:proofErr w:type="spellStart"/>
+                      <w:r>
+                        <w:rPr>
+                          <w:rFonts w:ascii="Calibri" w:hAnsi="Calibri" w:cs="Calibri"/>
+                          <w:color w:val="000000" w:themeColor="text1"/>
+                          <w:sz w:val="24"/>
+                          <w:szCs w:val="24"/>
+                        </w:rPr>
+                        <w:t>nip_pejabat</w:t>
+                      </w:r>
+                      <w:proofErr w:type="spellEnd"/>
+                      <w:r>
+                        <w:rPr>
+                          <w:rFonts w:ascii="Calibri" w:hAnsi="Calibri" w:cs="Calibri"/>
+                          <w:color w:val="000000" w:themeColor="text1"/>
+                          <w:sz w:val="24"/>
+                          <w:szCs w:val="24"/>
+                        </w:rPr>
+                        <w:t>}</w:t>
                       </w:r>
                     </w:p>
                     <w:p>
@@ -7659,7 +11526,7 @@
         <v:path o:extrusionok="f" gradientshapeok="t" o:connecttype="rect"/>
         <o:lock v:ext="edit" aspectratio="t"/>
       </v:shapetype>
-      <v:shape id="_x0000_i1225" type="#_x0000_t75" style="width:11.25pt;height:11.25pt" o:bullet="t">
+      <v:shape id="_x0000_i1055" type="#_x0000_t75" style="width:11.25pt;height:11.25pt" o:bullet="t">
         <v:imagedata r:id="rId1" o:title="msoEDAB"/>
       </v:shape>
     </w:pict>
@@ -7840,6 +11707,95 @@
     </w:lvl>
   </w:abstractNum>
   <w:abstractNum w:abstractNumId="2" w15:restartNumberingAfterBreak="0">
+    <w:nsid w:val="0FEB6C29"/>
+    <w:multiLevelType w:val="hybridMultilevel"/>
+    <w:tmpl w:val="FF5E49C6"/>
+    <w:lvl w:ilvl="0" w:tplc="1AB4DB34">
+      <w:start w:val="1"/>
+      <w:numFmt w:val="lowerLetter"/>
+      <w:lvlText w:val="%1."/>
+      <w:lvlJc w:val="left"/>
+      <w:pPr>
+        <w:ind w:left="1800" w:hanging="360"/>
+      </w:pPr>
+      <w:rPr>
+        <w:rFonts w:hint="default"/>
+      </w:rPr>
+    </w:lvl>
+    <w:lvl w:ilvl="1" w:tplc="38090019" w:tentative="1">
+      <w:start w:val="1"/>
+      <w:numFmt w:val="lowerLetter"/>
+      <w:lvlText w:val="%2."/>
+      <w:lvlJc w:val="left"/>
+      <w:pPr>
+        <w:ind w:left="2520" w:hanging="360"/>
+      </w:pPr>
+    </w:lvl>
+    <w:lvl w:ilvl="2" w:tplc="3809001B" w:tentative="1">
+      <w:start w:val="1"/>
+      <w:numFmt w:val="lowerRoman"/>
+      <w:lvlText w:val="%3."/>
+      <w:lvlJc w:val="right"/>
+      <w:pPr>
+        <w:ind w:left="3240" w:hanging="180"/>
+      </w:pPr>
+    </w:lvl>
+    <w:lvl w:ilvl="3" w:tplc="3809000F" w:tentative="1">
+      <w:start w:val="1"/>
+      <w:numFmt w:val="decimal"/>
+      <w:lvlText w:val="%4."/>
+      <w:lvlJc w:val="left"/>
+      <w:pPr>
+        <w:ind w:left="3960" w:hanging="360"/>
+      </w:pPr>
+    </w:lvl>
+    <w:lvl w:ilvl="4" w:tplc="38090019" w:tentative="1">
+      <w:start w:val="1"/>
+      <w:numFmt w:val="lowerLetter"/>
+      <w:lvlText w:val="%5."/>
+      <w:lvlJc w:val="left"/>
+      <w:pPr>
+        <w:ind w:left="4680" w:hanging="360"/>
+      </w:pPr>
+    </w:lvl>
+    <w:lvl w:ilvl="5" w:tplc="3809001B" w:tentative="1">
+      <w:start w:val="1"/>
+      <w:numFmt w:val="lowerRoman"/>
+      <w:lvlText w:val="%6."/>
+      <w:lvlJc w:val="right"/>
+      <w:pPr>
+        <w:ind w:left="5400" w:hanging="180"/>
+      </w:pPr>
+    </w:lvl>
+    <w:lvl w:ilvl="6" w:tplc="3809000F" w:tentative="1">
+      <w:start w:val="1"/>
+      <w:numFmt w:val="decimal"/>
+      <w:lvlText w:val="%7."/>
+      <w:lvlJc w:val="left"/>
+      <w:pPr>
+        <w:ind w:left="6120" w:hanging="360"/>
+      </w:pPr>
+    </w:lvl>
+    <w:lvl w:ilvl="7" w:tplc="38090019" w:tentative="1">
+      <w:start w:val="1"/>
+      <w:numFmt w:val="lowerLetter"/>
+      <w:lvlText w:val="%8."/>
+      <w:lvlJc w:val="left"/>
+      <w:pPr>
+        <w:ind w:left="6840" w:hanging="360"/>
+      </w:pPr>
+    </w:lvl>
+    <w:lvl w:ilvl="8" w:tplc="3809001B" w:tentative="1">
+      <w:start w:val="1"/>
+      <w:numFmt w:val="lowerRoman"/>
+      <w:lvlText w:val="%9."/>
+      <w:lvlJc w:val="right"/>
+      <w:pPr>
+        <w:ind w:left="7560" w:hanging="180"/>
+      </w:pPr>
+    </w:lvl>
+  </w:abstractNum>
+  <w:abstractNum w:abstractNumId="3" w15:restartNumberingAfterBreak="0">
     <w:nsid w:val="13985C46"/>
     <w:multiLevelType w:val="hybridMultilevel"/>
     <w:tmpl w:val="96748254"/>
@@ -7953,7 +11909,7 @@
       </w:rPr>
     </w:lvl>
   </w:abstractNum>
-  <w:abstractNum w:abstractNumId="3" w15:restartNumberingAfterBreak="0">
+  <w:abstractNum w:abstractNumId="4" w15:restartNumberingAfterBreak="0">
     <w:nsid w:val="1482775B"/>
     <w:multiLevelType w:val="multilevel"/>
     <w:tmpl w:val="0EBA3C40"/>
@@ -8048,7 +12004,7 @@
       </w:pPr>
     </w:lvl>
   </w:abstractNum>
-  <w:abstractNum w:abstractNumId="4" w15:restartNumberingAfterBreak="0">
+  <w:abstractNum w:abstractNumId="5" w15:restartNumberingAfterBreak="0">
     <w:nsid w:val="1B4553F7"/>
     <w:multiLevelType w:val="hybridMultilevel"/>
     <w:tmpl w:val="555AE736"/>
@@ -8140,7 +12096,7 @@
       </w:pPr>
     </w:lvl>
   </w:abstractNum>
-  <w:abstractNum w:abstractNumId="5" w15:restartNumberingAfterBreak="0">
+  <w:abstractNum w:abstractNumId="6" w15:restartNumberingAfterBreak="0">
     <w:nsid w:val="20673D0A"/>
     <w:multiLevelType w:val="hybridMultilevel"/>
     <w:tmpl w:val="F8266EAE"/>
@@ -8253,7 +12209,7 @@
       </w:rPr>
     </w:lvl>
   </w:abstractNum>
-  <w:abstractNum w:abstractNumId="6" w15:restartNumberingAfterBreak="0">
+  <w:abstractNum w:abstractNumId="7" w15:restartNumberingAfterBreak="0">
     <w:nsid w:val="228458B6"/>
     <w:multiLevelType w:val="hybridMultilevel"/>
     <w:tmpl w:val="E8BAB63C"/>
@@ -8366,7 +12322,7 @@
       </w:rPr>
     </w:lvl>
   </w:abstractNum>
-  <w:abstractNum w:abstractNumId="7" w15:restartNumberingAfterBreak="0">
+  <w:abstractNum w:abstractNumId="8" w15:restartNumberingAfterBreak="0">
     <w:nsid w:val="2B40720A"/>
     <w:multiLevelType w:val="hybridMultilevel"/>
     <w:tmpl w:val="FE12ADE4"/>
@@ -8455,7 +12411,7 @@
       </w:pPr>
     </w:lvl>
   </w:abstractNum>
-  <w:abstractNum w:abstractNumId="8" w15:restartNumberingAfterBreak="0">
+  <w:abstractNum w:abstractNumId="9" w15:restartNumberingAfterBreak="0">
     <w:nsid w:val="2D0B38AE"/>
     <w:multiLevelType w:val="hybridMultilevel"/>
     <w:tmpl w:val="3BFCAED4"/>
@@ -8541,7 +12497,7 @@
       </w:pPr>
     </w:lvl>
   </w:abstractNum>
-  <w:abstractNum w:abstractNumId="9" w15:restartNumberingAfterBreak="0">
+  <w:abstractNum w:abstractNumId="10" w15:restartNumberingAfterBreak="0">
     <w:nsid w:val="33E91F6A"/>
     <w:multiLevelType w:val="hybridMultilevel"/>
     <w:tmpl w:val="FE12ADE4"/>
@@ -8630,7 +12586,7 @@
       </w:pPr>
     </w:lvl>
   </w:abstractNum>
-  <w:abstractNum w:abstractNumId="10" w15:restartNumberingAfterBreak="0">
+  <w:abstractNum w:abstractNumId="11" w15:restartNumberingAfterBreak="0">
     <w:nsid w:val="3574582F"/>
     <w:multiLevelType w:val="hybridMultilevel"/>
     <w:tmpl w:val="B63A5942"/>
@@ -8743,7 +12699,7 @@
       </w:rPr>
     </w:lvl>
   </w:abstractNum>
-  <w:abstractNum w:abstractNumId="11" w15:restartNumberingAfterBreak="0">
+  <w:abstractNum w:abstractNumId="12" w15:restartNumberingAfterBreak="0">
     <w:nsid w:val="39246061"/>
     <w:multiLevelType w:val="hybridMultilevel"/>
     <w:tmpl w:val="96B4DC40"/>
@@ -8832,7 +12788,7 @@
       </w:pPr>
     </w:lvl>
   </w:abstractNum>
-  <w:abstractNum w:abstractNumId="12" w15:restartNumberingAfterBreak="0">
+  <w:abstractNum w:abstractNumId="13" w15:restartNumberingAfterBreak="0">
     <w:nsid w:val="3D6509BE"/>
     <w:multiLevelType w:val="multilevel"/>
     <w:tmpl w:val="15281AF8"/>
@@ -8946,7 +12902,7 @@
       </w:pPr>
     </w:lvl>
   </w:abstractNum>
-  <w:abstractNum w:abstractNumId="13" w15:restartNumberingAfterBreak="0">
+  <w:abstractNum w:abstractNumId="14" w15:restartNumberingAfterBreak="0">
     <w:nsid w:val="3DF34588"/>
     <w:multiLevelType w:val="hybridMultilevel"/>
     <w:tmpl w:val="FE12ADE4"/>
@@ -9035,7 +12991,7 @@
       </w:pPr>
     </w:lvl>
   </w:abstractNum>
-  <w:abstractNum w:abstractNumId="14" w15:restartNumberingAfterBreak="0">
+  <w:abstractNum w:abstractNumId="15" w15:restartNumberingAfterBreak="0">
     <w:nsid w:val="3F5C636F"/>
     <w:multiLevelType w:val="hybridMultilevel"/>
     <w:tmpl w:val="C2BC35B4"/>
@@ -9148,7 +13104,7 @@
       </w:rPr>
     </w:lvl>
   </w:abstractNum>
-  <w:abstractNum w:abstractNumId="15" w15:restartNumberingAfterBreak="0">
+  <w:abstractNum w:abstractNumId="16" w15:restartNumberingAfterBreak="0">
     <w:nsid w:val="449E26A6"/>
     <w:multiLevelType w:val="hybridMultilevel"/>
     <w:tmpl w:val="EC26111C"/>
@@ -9234,7 +13190,7 @@
       </w:pPr>
     </w:lvl>
   </w:abstractNum>
-  <w:abstractNum w:abstractNumId="16" w15:restartNumberingAfterBreak="0">
+  <w:abstractNum w:abstractNumId="17" w15:restartNumberingAfterBreak="0">
     <w:nsid w:val="48B16D32"/>
     <w:multiLevelType w:val="multilevel"/>
     <w:tmpl w:val="6170711A"/>
@@ -9347,7 +13303,7 @@
       </w:pPr>
     </w:lvl>
   </w:abstractNum>
-  <w:abstractNum w:abstractNumId="17" w15:restartNumberingAfterBreak="0">
+  <w:abstractNum w:abstractNumId="18" w15:restartNumberingAfterBreak="0">
     <w:nsid w:val="48BB7E6B"/>
     <w:multiLevelType w:val="hybridMultilevel"/>
     <w:tmpl w:val="5C58041C"/>
@@ -9433,7 +13389,7 @@
       </w:pPr>
     </w:lvl>
   </w:abstractNum>
-  <w:abstractNum w:abstractNumId="18" w15:restartNumberingAfterBreak="0">
+  <w:abstractNum w:abstractNumId="19" w15:restartNumberingAfterBreak="0">
     <w:nsid w:val="4BEB3898"/>
     <w:multiLevelType w:val="hybridMultilevel"/>
     <w:tmpl w:val="A80EB12A"/>
@@ -9519,7 +13475,7 @@
       </w:pPr>
     </w:lvl>
   </w:abstractNum>
-  <w:abstractNum w:abstractNumId="19" w15:restartNumberingAfterBreak="0">
+  <w:abstractNum w:abstractNumId="20" w15:restartNumberingAfterBreak="0">
     <w:nsid w:val="4FD85279"/>
     <w:multiLevelType w:val="hybridMultilevel"/>
     <w:tmpl w:val="FE12ADE4"/>
@@ -9608,7 +13564,7 @@
       </w:pPr>
     </w:lvl>
   </w:abstractNum>
-  <w:abstractNum w:abstractNumId="20" w15:restartNumberingAfterBreak="0">
+  <w:abstractNum w:abstractNumId="21" w15:restartNumberingAfterBreak="0">
     <w:nsid w:val="57DA1FE0"/>
     <w:multiLevelType w:val="hybridMultilevel"/>
     <w:tmpl w:val="0ED8DC74"/>
@@ -9721,7 +13677,7 @@
       </w:rPr>
     </w:lvl>
   </w:abstractNum>
-  <w:abstractNum w:abstractNumId="21" w15:restartNumberingAfterBreak="0">
+  <w:abstractNum w:abstractNumId="22" w15:restartNumberingAfterBreak="0">
     <w:nsid w:val="5F336A4C"/>
     <w:multiLevelType w:val="multilevel"/>
     <w:tmpl w:val="56463D50"/>
@@ -9810,7 +13766,7 @@
       </w:pPr>
     </w:lvl>
   </w:abstractNum>
-  <w:abstractNum w:abstractNumId="22" w15:restartNumberingAfterBreak="0">
+  <w:abstractNum w:abstractNumId="23" w15:restartNumberingAfterBreak="0">
     <w:nsid w:val="61217C8A"/>
     <w:multiLevelType w:val="hybridMultilevel"/>
     <w:tmpl w:val="06A660C0"/>
@@ -9923,7 +13879,7 @@
       </w:rPr>
     </w:lvl>
   </w:abstractNum>
-  <w:abstractNum w:abstractNumId="23" w15:restartNumberingAfterBreak="0">
+  <w:abstractNum w:abstractNumId="24" w15:restartNumberingAfterBreak="0">
     <w:nsid w:val="63353BCB"/>
     <w:multiLevelType w:val="hybridMultilevel"/>
     <w:tmpl w:val="9EA6B3C4"/>
@@ -10009,7 +13965,7 @@
       </w:pPr>
     </w:lvl>
   </w:abstractNum>
-  <w:abstractNum w:abstractNumId="24" w15:restartNumberingAfterBreak="0">
+  <w:abstractNum w:abstractNumId="25" w15:restartNumberingAfterBreak="0">
     <w:nsid w:val="6A602327"/>
     <w:multiLevelType w:val="hybridMultilevel"/>
     <w:tmpl w:val="4BDA43D0"/>
@@ -10098,7 +14054,7 @@
       </w:pPr>
     </w:lvl>
   </w:abstractNum>
-  <w:abstractNum w:abstractNumId="25" w15:restartNumberingAfterBreak="0">
+  <w:abstractNum w:abstractNumId="26" w15:restartNumberingAfterBreak="0">
     <w:nsid w:val="6C1B0C2E"/>
     <w:multiLevelType w:val="hybridMultilevel"/>
     <w:tmpl w:val="555AE736"/>
@@ -10190,7 +14146,7 @@
       </w:pPr>
     </w:lvl>
   </w:abstractNum>
-  <w:abstractNum w:abstractNumId="26" w15:restartNumberingAfterBreak="0">
+  <w:abstractNum w:abstractNumId="27" w15:restartNumberingAfterBreak="0">
     <w:nsid w:val="6CCF0A75"/>
     <w:multiLevelType w:val="multilevel"/>
     <w:tmpl w:val="A38A5F88"/>
@@ -10306,7 +14262,7 @@
       </w:pPr>
     </w:lvl>
   </w:abstractNum>
-  <w:abstractNum w:abstractNumId="27" w15:restartNumberingAfterBreak="0">
+  <w:abstractNum w:abstractNumId="28" w15:restartNumberingAfterBreak="0">
     <w:nsid w:val="6D0650E9"/>
     <w:multiLevelType w:val="hybridMultilevel"/>
     <w:tmpl w:val="923C9954"/>
@@ -10392,7 +14348,7 @@
       </w:pPr>
     </w:lvl>
   </w:abstractNum>
-  <w:abstractNum w:abstractNumId="28" w15:restartNumberingAfterBreak="0">
+  <w:abstractNum w:abstractNumId="29" w15:restartNumberingAfterBreak="0">
     <w:nsid w:val="719B1726"/>
     <w:multiLevelType w:val="hybridMultilevel"/>
     <w:tmpl w:val="3E3AC672"/>
@@ -10506,7 +14462,7 @@
       </w:rPr>
     </w:lvl>
   </w:abstractNum>
-  <w:abstractNum w:abstractNumId="29" w15:restartNumberingAfterBreak="0">
+  <w:abstractNum w:abstractNumId="30" w15:restartNumberingAfterBreak="0">
     <w:nsid w:val="739566C1"/>
     <w:multiLevelType w:val="hybridMultilevel"/>
     <w:tmpl w:val="FE12ADE4"/>
@@ -10595,7 +14551,7 @@
       </w:pPr>
     </w:lvl>
   </w:abstractNum>
-  <w:abstractNum w:abstractNumId="30" w15:restartNumberingAfterBreak="0">
+  <w:abstractNum w:abstractNumId="31" w15:restartNumberingAfterBreak="0">
     <w:nsid w:val="73F66C71"/>
     <w:multiLevelType w:val="hybridMultilevel"/>
     <w:tmpl w:val="0276B29E"/>
@@ -10709,7 +14665,7 @@
       </w:rPr>
     </w:lvl>
   </w:abstractNum>
-  <w:abstractNum w:abstractNumId="31" w15:restartNumberingAfterBreak="0">
+  <w:abstractNum w:abstractNumId="32" w15:restartNumberingAfterBreak="0">
     <w:nsid w:val="75D37541"/>
     <w:multiLevelType w:val="hybridMultilevel"/>
     <w:tmpl w:val="01E85974"/>
@@ -10795,7 +14751,7 @@
       </w:pPr>
     </w:lvl>
   </w:abstractNum>
-  <w:abstractNum w:abstractNumId="32" w15:restartNumberingAfterBreak="0">
+  <w:abstractNum w:abstractNumId="33" w15:restartNumberingAfterBreak="0">
     <w:nsid w:val="79A16E3B"/>
     <w:multiLevelType w:val="hybridMultilevel"/>
     <w:tmpl w:val="29FE58C6"/>
@@ -10881,7 +14837,7 @@
       </w:pPr>
     </w:lvl>
   </w:abstractNum>
-  <w:abstractNum w:abstractNumId="33" w15:restartNumberingAfterBreak="0">
+  <w:abstractNum w:abstractNumId="34" w15:restartNumberingAfterBreak="0">
     <w:nsid w:val="7C4F2EB9"/>
     <w:multiLevelType w:val="hybridMultilevel"/>
     <w:tmpl w:val="4A2AAB3E"/>
@@ -10995,7 +14951,7 @@
       </w:rPr>
     </w:lvl>
   </w:abstractNum>
-  <w:abstractNum w:abstractNumId="34" w15:restartNumberingAfterBreak="0">
+  <w:abstractNum w:abstractNumId="35" w15:restartNumberingAfterBreak="0">
     <w:nsid w:val="7DEE7A1D"/>
     <w:multiLevelType w:val="hybridMultilevel"/>
     <w:tmpl w:val="FE327F8E"/>
@@ -11109,70 +15065,70 @@
     </w:lvl>
   </w:abstractNum>
   <w:num w:numId="1">
+    <w:abstractNumId w:val="4"/>
+  </w:num>
+  <w:num w:numId="2">
     <w:abstractNumId w:val="3"/>
   </w:num>
-  <w:num w:numId="2">
-    <w:abstractNumId w:val="2"/>
-  </w:num>
   <w:num w:numId="3">
-    <w:abstractNumId w:val="12"/>
+    <w:abstractNumId w:val="13"/>
   </w:num>
   <w:num w:numId="4">
-    <w:abstractNumId w:val="19"/>
+    <w:abstractNumId w:val="20"/>
   </w:num>
   <w:num w:numId="5">
-    <w:abstractNumId w:val="20"/>
+    <w:abstractNumId w:val="21"/>
   </w:num>
   <w:num w:numId="6">
+    <w:abstractNumId w:val="11"/>
+  </w:num>
+  <w:num w:numId="7">
+    <w:abstractNumId w:val="23"/>
+  </w:num>
+  <w:num w:numId="8">
+    <w:abstractNumId w:val="6"/>
+  </w:num>
+  <w:num w:numId="9">
+    <w:abstractNumId w:val="34"/>
+  </w:num>
+  <w:num w:numId="10">
+    <w:abstractNumId w:val="16"/>
+  </w:num>
+  <w:num w:numId="11">
+    <w:abstractNumId w:val="7"/>
+  </w:num>
+  <w:num w:numId="12">
+    <w:abstractNumId w:val="4"/>
+  </w:num>
+  <w:num w:numId="13">
+    <w:abstractNumId w:val="17"/>
+  </w:num>
+  <w:num w:numId="14">
+    <w:abstractNumId w:val="27"/>
+  </w:num>
+  <w:num w:numId="15">
+    <w:abstractNumId w:val="14"/>
+  </w:num>
+  <w:num w:numId="16">
     <w:abstractNumId w:val="10"/>
   </w:num>
-  <w:num w:numId="7">
-    <w:abstractNumId w:val="22"/>
-  </w:num>
-  <w:num w:numId="8">
-    <w:abstractNumId w:val="5"/>
-  </w:num>
-  <w:num w:numId="9">
-    <w:abstractNumId w:val="33"/>
-  </w:num>
-  <w:num w:numId="10">
-    <w:abstractNumId w:val="15"/>
-  </w:num>
-  <w:num w:numId="11">
-    <w:abstractNumId w:val="6"/>
-  </w:num>
-  <w:num w:numId="12">
-    <w:abstractNumId w:val="3"/>
-  </w:num>
-  <w:num w:numId="13">
-    <w:abstractNumId w:val="16"/>
-  </w:num>
-  <w:num w:numId="14">
-    <w:abstractNumId w:val="26"/>
-  </w:num>
-  <w:num w:numId="15">
-    <w:abstractNumId w:val="13"/>
-  </w:num>
-  <w:num w:numId="16">
-    <w:abstractNumId w:val="9"/>
-  </w:num>
   <w:num w:numId="17">
-    <w:abstractNumId w:val="28"/>
+    <w:abstractNumId w:val="29"/>
   </w:num>
   <w:num w:numId="18">
+    <w:abstractNumId w:val="31"/>
+  </w:num>
+  <w:num w:numId="19">
     <w:abstractNumId w:val="30"/>
   </w:num>
-  <w:num w:numId="19">
-    <w:abstractNumId w:val="29"/>
-  </w:num>
   <w:num w:numId="20">
-    <w:abstractNumId w:val="7"/>
+    <w:abstractNumId w:val="8"/>
   </w:num>
   <w:num w:numId="21">
-    <w:abstractNumId w:val="34"/>
+    <w:abstractNumId w:val="35"/>
   </w:num>
   <w:num w:numId="22">
-    <w:abstractNumId w:val="19"/>
+    <w:abstractNumId w:val="20"/>
     <w:lvlOverride w:ilvl="0">
       <w:startOverride w:val="1"/>
     </w:lvlOverride>
@@ -11205,34 +15161,34 @@
     <w:abstractNumId w:val="0"/>
   </w:num>
   <w:num w:numId="24">
-    <w:abstractNumId w:val="25"/>
+    <w:abstractNumId w:val="26"/>
   </w:num>
   <w:num w:numId="25">
-    <w:abstractNumId w:val="23"/>
+    <w:abstractNumId w:val="24"/>
   </w:num>
   <w:num w:numId="26">
     <w:abstractNumId w:val="1"/>
   </w:num>
   <w:num w:numId="27">
-    <w:abstractNumId w:val="32"/>
+    <w:abstractNumId w:val="33"/>
   </w:num>
   <w:num w:numId="28">
-    <w:abstractNumId w:val="24"/>
+    <w:abstractNumId w:val="25"/>
   </w:num>
   <w:num w:numId="29">
-    <w:abstractNumId w:val="18"/>
+    <w:abstractNumId w:val="19"/>
   </w:num>
   <w:num w:numId="30">
-    <w:abstractNumId w:val="21"/>
+    <w:abstractNumId w:val="22"/>
   </w:num>
   <w:num w:numId="31">
-    <w:abstractNumId w:val="4"/>
+    <w:abstractNumId w:val="5"/>
   </w:num>
   <w:num w:numId="32">
-    <w:abstractNumId w:val="14"/>
+    <w:abstractNumId w:val="15"/>
   </w:num>
   <w:num w:numId="33">
-    <w:abstractNumId w:val="11"/>
+    <w:abstractNumId w:val="12"/>
     <w:lvlOverride w:ilvl="0">
       <w:startOverride w:val="1"/>
     </w:lvlOverride>
@@ -11260,13 +15216,13 @@
     </w:lvlOverride>
   </w:num>
   <w:num w:numId="34">
-    <w:abstractNumId w:val="11"/>
+    <w:abstractNumId w:val="12"/>
   </w:num>
   <w:num w:numId="35">
-    <w:abstractNumId w:val="31"/>
+    <w:abstractNumId w:val="32"/>
   </w:num>
   <w:num w:numId="36">
-    <w:abstractNumId w:val="17"/>
+    <w:abstractNumId w:val="18"/>
     <w:lvlOverride w:ilvl="0">
       <w:startOverride w:val="1"/>
     </w:lvlOverride>
@@ -11296,7 +15252,7 @@
     </w:lvlOverride>
   </w:num>
   <w:num w:numId="37">
-    <w:abstractNumId w:val="8"/>
+    <w:abstractNumId w:val="9"/>
     <w:lvlOverride w:ilvl="0">
       <w:startOverride w:val="1"/>
     </w:lvlOverride>
@@ -11326,7 +15282,7 @@
     </w:lvlOverride>
   </w:num>
   <w:num w:numId="38">
-    <w:abstractNumId w:val="27"/>
+    <w:abstractNumId w:val="28"/>
     <w:lvlOverride w:ilvl="0">
       <w:startOverride w:val="1"/>
     </w:lvlOverride>
@@ -11354,6 +15310,9 @@
     <w:lvlOverride w:ilvl="8">
       <w:startOverride w:val="1"/>
     </w:lvlOverride>
+  </w:num>
+  <w:num w:numId="39">
+    <w:abstractNumId w:val="2"/>
   </w:num>
 </w:numbering>
 </file>

--- a/resources/templates/template_laporan.docx
+++ b/resources/templates/template_laporan.docx
@@ -3948,7 +3948,7 @@
                   </wp:anchor>
                 </w:drawing>
               </mc:Choice>
-              <mc:Fallback xmlns:w16du="http://schemas.microsoft.com/office/word/2023/wordml/word16du" xmlns:oel="http://schemas.microsoft.com/office/2019/extlst">
+              <mc:Fallback xmlns:oel="http://schemas.microsoft.com/office/2019/extlst" xmlns:w16du="http://schemas.microsoft.com/office/word/2023/wordml/word16du">
                 <w:pict>
                   <v:group w14:anchorId="14F2871A" id="Group 4" o:spid="_x0000_s1026" style="position:absolute;margin-left:-48.2pt;margin-top:-28.35pt;width:168pt;height:789.5pt;z-index:-251657216;mso-height-relative:margin" coordsize="21336,91257" o:gfxdata="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">
                     <v:rect id="Rectangle 2" o:spid="_x0000_s1027" style="position:absolute;width:1945;height:91257;visibility:visible;mso-wrap-style:square;v-text-anchor:middle" o:gfxdata="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" fillcolor="#44546a [3215]" stroked="f" strokeweight="1pt"/>
@@ -5089,7 +5089,25 @@
                                     <w:sz w:val="24"/>
                                     <w:szCs w:val="20"/>
                                   </w:rPr>
-                                  <w:t>Fax. 6338402, 6340527 Website : pemadam.jakarta.go.id</w:t>
+                                  <w:t xml:space="preserve">Fax. 6338402, 6340527 </w:t>
+                                </w:r>
+                                <w:proofErr w:type="gramStart"/>
+                                <w:r>
+                                  <w:rPr>
+                                    <w:b/>
+                                    <w:sz w:val="24"/>
+                                    <w:szCs w:val="20"/>
+                                  </w:rPr>
+                                  <w:t>Website :</w:t>
+                                </w:r>
+                                <w:proofErr w:type="gramEnd"/>
+                                <w:r>
+                                  <w:rPr>
+                                    <w:b/>
+                                    <w:sz w:val="24"/>
+                                    <w:szCs w:val="20"/>
+                                  </w:rPr>
+                                  <w:t xml:space="preserve"> pemadam.jakarta.go.id</w:t>
                                 </w:r>
                               </w:p>
                             </w:txbxContent>
@@ -8304,6 +8322,7 @@
         </w:rPr>
       </w:pPr>
       <w:proofErr w:type="spellStart"/>
+      <w:proofErr w:type="gramStart"/>
       <w:r>
         <w:rPr>
           <w:rFonts w:ascii="Arial" w:hAnsi="Arial" w:cs="Arial"/>
@@ -8321,6 +8340,7 @@
         </w:rPr>
         <w:t xml:space="preserve"> :</w:t>
       </w:r>
+      <w:proofErr w:type="gramEnd"/>
       <w:r>
         <w:rPr>
           <w:rFonts w:ascii="Arial" w:hAnsi="Arial" w:cs="Arial"/>
@@ -9180,97 +9200,33 @@
           <w:sz w:val="24"/>
           <w:szCs w:val="24"/>
         </w:rPr>
-        <w:t xml:space="preserve"> Kinerja </w:t>
-      </w:r>
-      <w:proofErr w:type="spellStart"/>
+        <w:t xml:space="preserve"> Kinerja</w:t>
+      </w:r>
       <w:r>
         <w:rPr>
           <w:rFonts w:ascii="Arial" w:hAnsi="Arial" w:cs="Arial"/>
           <w:sz w:val="24"/>
           <w:szCs w:val="24"/>
         </w:rPr>
-        <w:t>Pengelola</w:t>
-      </w:r>
-      <w:proofErr w:type="spellEnd"/>
+        <w:t xml:space="preserve"> ${</w:t>
+      </w:r>
+      <w:proofErr w:type="spellStart"/>
       <w:r>
         <w:rPr>
           <w:rFonts w:ascii="Arial" w:hAnsi="Arial" w:cs="Arial"/>
           <w:sz w:val="24"/>
           <w:szCs w:val="24"/>
         </w:rPr>
-        <w:t xml:space="preserve"> </w:t>
-      </w:r>
-      <w:proofErr w:type="spellStart"/>
+        <w:t>nama_kontrak</w:t>
+      </w:r>
+      <w:proofErr w:type="spellEnd"/>
       <w:r>
         <w:rPr>
           <w:rFonts w:ascii="Arial" w:hAnsi="Arial" w:cs="Arial"/>
           <w:sz w:val="24"/>
           <w:szCs w:val="24"/>
         </w:rPr>
-        <w:t>Jaringan</w:t>
-      </w:r>
-      <w:proofErr w:type="spellEnd"/>
-      <w:r>
-        <w:rPr>
-          <w:rFonts w:ascii="Arial" w:hAnsi="Arial" w:cs="Arial"/>
-          <w:sz w:val="24"/>
-          <w:szCs w:val="24"/>
-        </w:rPr>
-        <w:t xml:space="preserve"> dan </w:t>
-      </w:r>
-      <w:proofErr w:type="spellStart"/>
-      <w:r>
-        <w:rPr>
-          <w:rFonts w:ascii="Arial" w:hAnsi="Arial" w:cs="Arial"/>
-          <w:sz w:val="24"/>
-          <w:szCs w:val="24"/>
-        </w:rPr>
-        <w:t>Infrastuktur</w:t>
-      </w:r>
-      <w:proofErr w:type="spellEnd"/>
-      <w:r>
-        <w:rPr>
-          <w:rFonts w:ascii="Arial" w:hAnsi="Arial" w:cs="Arial"/>
-          <w:sz w:val="24"/>
-          <w:szCs w:val="24"/>
-        </w:rPr>
-        <w:t xml:space="preserve"> </w:t>
-      </w:r>
-      <w:proofErr w:type="spellStart"/>
-      <w:r>
-        <w:rPr>
-          <w:rFonts w:ascii="Arial" w:hAnsi="Arial" w:cs="Arial"/>
-          <w:sz w:val="24"/>
-          <w:szCs w:val="24"/>
-        </w:rPr>
-        <w:t>Sistem</w:t>
-      </w:r>
-      <w:proofErr w:type="spellEnd"/>
-      <w:r>
-        <w:rPr>
-          <w:rFonts w:ascii="Arial" w:hAnsi="Arial" w:cs="Arial"/>
-          <w:sz w:val="24"/>
-          <w:szCs w:val="24"/>
-        </w:rPr>
-        <w:t xml:space="preserve"> </w:t>
-      </w:r>
-      <w:proofErr w:type="spellStart"/>
-      <w:r>
-        <w:rPr>
-          <w:rFonts w:ascii="Arial" w:hAnsi="Arial" w:cs="Arial"/>
-          <w:sz w:val="24"/>
-          <w:szCs w:val="24"/>
-        </w:rPr>
-        <w:t>Informasi</w:t>
-      </w:r>
-      <w:proofErr w:type="spellEnd"/>
-      <w:r>
-        <w:rPr>
-          <w:rFonts w:ascii="Arial" w:hAnsi="Arial" w:cs="Arial"/>
-          <w:sz w:val="24"/>
-          <w:szCs w:val="24"/>
-        </w:rPr>
-        <w:t xml:space="preserve"> (Programmer)</w:t>
+        <w:t>}</w:t>
       </w:r>
       <w:r>
         <w:rPr>
